--- a/docs/Market_Research_PG_Models_2026-05-08.docx
+++ b/docs/Market_Research_PG_Models_2026-05-08.docx
@@ -10083,7 +10083,7 @@
           <w:sz w:val="26"/>
           <w:szCs w:val="26"/>
         </w:rPr>
-        <w:t xml:space="preserve">Week 1: Public Info 수집</w:t>
+        <w:t xml:space="preserve">Week 1: Public Info 수집 (자체 리서치)</w:t>
       </w:r>
     </w:p>
     <w:p>
@@ -10119,7 +10119,7 @@
           <w:sz w:val="20"/>
           <w:szCs w:val="20"/>
         </w:rPr>
-        <w:t xml:space="preserve">[ ] 산업 보고서 검색 (PhocusWright, Skift 등)</w:t>
+        <w:t xml:space="preserve">[ ] 공급사 공개 자료 / 블로그 / 보도자료 분석</w:t>
       </w:r>
     </w:p>
     <w:p>
@@ -11202,7 +11202,48 @@
           <w:sz w:val="20"/>
           <w:szCs w:val="20"/>
         </w:rPr>
-        <w:t xml:space="preserve">: 외부 리포트 구매 비용 (PhocusWright 약 $5,000 / Skift Research 약 $3,000)</w:t>
+        <w:t xml:space="preserve">: </w:t>
+      </w:r>
+      <w:r>
+        <w:rPr>
+          <w:rFonts w:ascii="Malgun Gothic" w:cs="Malgun Gothic" w:eastAsia="Malgun Gothic" w:hAnsi="Malgun Gothic"/>
+          <w:b/>
+          <w:bCs/>
+          <w:sz w:val="20"/>
+          <w:szCs w:val="20"/>
+        </w:rPr>
+        <w:t xml:space="preserve">$0 — 자체 리서치만 진행</w:t>
+      </w:r>
+      <w:r>
+        <w:rPr>
+          <w:rFonts w:ascii="Malgun Gothic" w:cs="Malgun Gothic" w:eastAsia="Malgun Gothic" w:hAnsi="Malgun Gothic"/>
+          <w:sz w:val="20"/>
+          <w:szCs w:val="20"/>
+        </w:rPr>
+        <w:t xml:space="preserve"> (외부 리포트 구매 X)</w:t>
+      </w:r>
+    </w:p>
+    <w:p>
+      <w:pPr>
+        <w:spacing w:after="80"/>
+      </w:pPr>
+      <w:r>
+        <w:rPr>
+          <w:rFonts w:ascii="Malgun Gothic" w:cs="Malgun Gothic" w:eastAsia="Malgun Gothic" w:hAnsi="Malgun Gothic"/>
+          <w:b/>
+          <w:bCs/>
+          <w:sz w:val="20"/>
+          <w:szCs w:val="20"/>
+        </w:rPr>
+        <w:t xml:space="preserve">방식</w:t>
+      </w:r>
+      <w:r>
+        <w:rPr>
+          <w:rFonts w:ascii="Malgun Gothic" w:cs="Malgun Gothic" w:eastAsia="Malgun Gothic" w:hAnsi="Malgun Gothic"/>
+          <w:sz w:val="20"/>
+          <w:szCs w:val="20"/>
+        </w:rPr>
+        <w:t xml:space="preserve">: 공급사 공식 자료 + 영업팀 컨택 + OP 인터뷰 + 인보이스 샘플 분석</w:t>
       </w:r>
     </w:p>
     <w:p>

--- a/docs/Market_Research_PG_Models_2026-05-08.docx
+++ b/docs/Market_Research_PG_Models_2026-05-08.docx
@@ -10959,6 +10959,6829 @@
           <w:szCs w:val="20"/>
         </w:rPr>
         <w:t xml:space="preserve">"결제수수료는 가격에 포함" (Ratehawk) vs "별도 청구" (TBO) 명시 방식</w:t>
+      </w:r>
+    </w:p>
+    <w:p>
+      <w:r>
+        <w:t xml:space="preserve"/>
+      </w:r>
+    </w:p>
+    <w:p>
+      <w:pPr>
+        <w:pBdr>
+          <w:bottom w:val="single" w:color="999999" w:sz="6" w:space="1"/>
+        </w:pBdr>
+        <w:spacing w:after="100" w:before="100"/>
+      </w:pPr>
+      <w:r>
+        <w:t xml:space="preserve"/>
+      </w:r>
+    </w:p>
+    <w:p>
+      <w:r>
+        <w:t xml:space="preserve"/>
+      </w:r>
+    </w:p>
+    <w:p>
+      <w:pPr>
+        <w:pStyle w:val="Heading2"/>
+        <w:spacing w:after="150" w:before="300"/>
+      </w:pPr>
+      <w:r>
+        <w:rPr>
+          <w:rFonts w:ascii="Malgun Gothic" w:cs="Malgun Gothic" w:eastAsia="Malgun Gothic" w:hAnsi="Malgun Gothic"/>
+          <w:b/>
+          <w:bCs/>
+          <w:sz w:val="30"/>
+          <w:szCs w:val="30"/>
+        </w:rPr>
+        <w:t xml:space="preserve">💳 비-PG 결제 방식 리서치 (Non-PG Payment Methods)</w:t>
+      </w:r>
+    </w:p>
+    <w:p>
+      <w:r>
+        <w:t xml:space="preserve"/>
+      </w:r>
+    </w:p>
+    <w:p>
+      <w:pPr>
+        <w:spacing w:after="80"/>
+      </w:pPr>
+      <w:r>
+        <w:rPr>
+          <w:rFonts w:ascii="Malgun Gothic" w:cs="Malgun Gothic" w:eastAsia="Malgun Gothic" w:hAnsi="Malgun Gothic"/>
+          <w:sz w:val="20"/>
+          <w:szCs w:val="20"/>
+        </w:rPr>
+        <w:t xml:space="preserve">PG 사(카드 결제)는 수수료 3.5~4%로 마진 압박. </w:t>
+      </w:r>
+      <w:r>
+        <w:rPr>
+          <w:rFonts w:ascii="Malgun Gothic" w:cs="Malgun Gothic" w:eastAsia="Malgun Gothic" w:hAnsi="Malgun Gothic"/>
+          <w:b/>
+          <w:bCs/>
+          <w:sz w:val="20"/>
+          <w:szCs w:val="20"/>
+        </w:rPr>
+        <w:t xml:space="preserve">PG 외 결제 방식</w:t>
+      </w:r>
+      <w:r>
+        <w:rPr>
+          <w:rFonts w:ascii="Malgun Gothic" w:cs="Malgun Gothic" w:eastAsia="Malgun Gothic" w:hAnsi="Malgun Gothic"/>
+          <w:sz w:val="20"/>
+          <w:szCs w:val="20"/>
+        </w:rPr>
+        <w:t xml:space="preserve">도 리서치 대상.</w:t>
+      </w:r>
+    </w:p>
+    <w:p>
+      <w:r>
+        <w:t xml:space="preserve"/>
+      </w:r>
+    </w:p>
+    <w:p>
+      <w:pPr>
+        <w:pStyle w:val="Heading3"/>
+        <w:spacing w:after="120" w:before="240"/>
+      </w:pPr>
+      <w:r>
+        <w:rPr>
+          <w:rFonts w:ascii="Malgun Gothic" w:cs="Malgun Gothic" w:eastAsia="Malgun Gothic" w:hAnsi="Malgun Gothic"/>
+          <w:b/>
+          <w:bCs/>
+          <w:sz w:val="26"/>
+          <w:szCs w:val="26"/>
+        </w:rPr>
+        <w:t xml:space="preserve">카테고리별 결제 수단 (15종)</w:t>
+      </w:r>
+    </w:p>
+    <w:p>
+      <w:r>
+        <w:t xml:space="preserve"/>
+      </w:r>
+    </w:p>
+    <w:p>
+      <w:pPr>
+        <w:pStyle w:val="Heading4"/>
+        <w:spacing w:after="100" w:before="200"/>
+      </w:pPr>
+      <w:r>
+        <w:rPr>
+          <w:rFonts w:ascii="Malgun Gothic" w:cs="Malgun Gothic" w:eastAsia="Malgun Gothic" w:hAnsi="Malgun Gothic"/>
+          <w:b/>
+          <w:bCs/>
+          <w:sz w:val="22"/>
+          <w:szCs w:val="22"/>
+        </w:rPr>
+        <w:t xml:space="preserve">1. 송금 / 은행 기반 (Bank-based)</w:t>
+      </w:r>
+    </w:p>
+    <w:p>
+      <w:r>
+        <w:t xml:space="preserve"/>
+      </w:r>
+    </w:p>
+    <w:tbl>
+      <w:tblPr>
+        <w:tblW w:type="dxa" w:w="9360"/>
+        <w:tblBorders>
+          <w:top w:val="single" w:color="auto" w:sz="4"/>
+          <w:left w:val="single" w:color="auto" w:sz="4"/>
+          <w:bottom w:val="single" w:color="auto" w:sz="4"/>
+          <w:right w:val="single" w:color="auto" w:sz="4"/>
+          <w:insideH w:val="single" w:color="auto" w:sz="4"/>
+          <w:insideV w:val="single" w:color="auto" w:sz="4"/>
+        </w:tblBorders>
+      </w:tblPr>
+      <w:tblGrid>
+        <w:gridCol w:w="2340"/>
+        <w:gridCol w:w="2340"/>
+        <w:gridCol w:w="2340"/>
+        <w:gridCol w:w="2340"/>
+      </w:tblGrid>
+      <w:tr>
+        <w:trPr>
+          <w:tblHeader/>
+        </w:trPr>
+        <w:tc>
+          <w:tcPr>
+            <w:tcW w:type="dxa" w:w="2340"/>
+            <w:tcBorders>
+              <w:top w:val="single" w:color="BFBFBF" w:sz="4"/>
+              <w:left w:val="single" w:color="BFBFBF" w:sz="4"/>
+              <w:bottom w:val="single" w:color="BFBFBF" w:sz="4"/>
+              <w:right w:val="single" w:color="BFBFBF" w:sz="4"/>
+            </w:tcBorders>
+            <w:shd w:fill="D5E8F0" w:val="clear"/>
+            <w:tcMar>
+              <w:top w:type="dxa" w:w="80"/>
+              <w:left w:type="dxa" w:w="120"/>
+              <w:bottom w:type="dxa" w:w="80"/>
+              <w:right w:type="dxa" w:w="120"/>
+            </w:tcMar>
+          </w:tcPr>
+          <w:p>
+            <w:r>
+              <w:rPr>
+                <w:b/>
+                <w:bCs/>
+              </w:rPr>
+            </w:r>
+          </w:p>
+        </w:tc>
+        <w:tc>
+          <w:tcPr>
+            <w:tcW w:type="dxa" w:w="2340"/>
+            <w:tcBorders>
+              <w:top w:val="single" w:color="BFBFBF" w:sz="4"/>
+              <w:left w:val="single" w:color="BFBFBF" w:sz="4"/>
+              <w:bottom w:val="single" w:color="BFBFBF" w:sz="4"/>
+              <w:right w:val="single" w:color="BFBFBF" w:sz="4"/>
+            </w:tcBorders>
+            <w:shd w:fill="D5E8F0" w:val="clear"/>
+            <w:tcMar>
+              <w:top w:type="dxa" w:w="80"/>
+              <w:left w:type="dxa" w:w="120"/>
+              <w:bottom w:type="dxa" w:w="80"/>
+              <w:right w:type="dxa" w:w="120"/>
+            </w:tcMar>
+          </w:tcPr>
+          <w:p>
+            <w:r>
+              <w:rPr>
+                <w:b/>
+                <w:bCs/>
+              </w:rPr>
+            </w:r>
+          </w:p>
+        </w:tc>
+        <w:tc>
+          <w:tcPr>
+            <w:tcW w:type="dxa" w:w="2340"/>
+            <w:tcBorders>
+              <w:top w:val="single" w:color="BFBFBF" w:sz="4"/>
+              <w:left w:val="single" w:color="BFBFBF" w:sz="4"/>
+              <w:bottom w:val="single" w:color="BFBFBF" w:sz="4"/>
+              <w:right w:val="single" w:color="BFBFBF" w:sz="4"/>
+            </w:tcBorders>
+            <w:shd w:fill="D5E8F0" w:val="clear"/>
+            <w:tcMar>
+              <w:top w:type="dxa" w:w="80"/>
+              <w:left w:type="dxa" w:w="120"/>
+              <w:bottom w:type="dxa" w:w="80"/>
+              <w:right w:type="dxa" w:w="120"/>
+            </w:tcMar>
+          </w:tcPr>
+          <w:p>
+            <w:r>
+              <w:rPr>
+                <w:b/>
+                <w:bCs/>
+              </w:rPr>
+            </w:r>
+          </w:p>
+        </w:tc>
+        <w:tc>
+          <w:tcPr>
+            <w:tcW w:type="dxa" w:w="2340"/>
+            <w:tcBorders>
+              <w:top w:val="single" w:color="BFBFBF" w:sz="4"/>
+              <w:left w:val="single" w:color="BFBFBF" w:sz="4"/>
+              <w:bottom w:val="single" w:color="BFBFBF" w:sz="4"/>
+              <w:right w:val="single" w:color="BFBFBF" w:sz="4"/>
+            </w:tcBorders>
+            <w:shd w:fill="D5E8F0" w:val="clear"/>
+            <w:tcMar>
+              <w:top w:type="dxa" w:w="80"/>
+              <w:left w:type="dxa" w:w="120"/>
+              <w:bottom w:type="dxa" w:w="80"/>
+              <w:right w:type="dxa" w:w="120"/>
+            </w:tcMar>
+          </w:tcPr>
+          <w:p>
+            <w:r>
+              <w:rPr>
+                <w:b/>
+                <w:bCs/>
+              </w:rPr>
+            </w:r>
+          </w:p>
+        </w:tc>
+      </w:tr>
+      <w:tr>
+        <w:tc>
+          <w:tcPr>
+            <w:tcW w:type="dxa" w:w="2340"/>
+            <w:tcBorders>
+              <w:top w:val="single" w:color="BFBFBF" w:sz="4"/>
+              <w:left w:val="single" w:color="BFBFBF" w:sz="4"/>
+              <w:bottom w:val="single" w:color="BFBFBF" w:sz="4"/>
+              <w:right w:val="single" w:color="BFBFBF" w:sz="4"/>
+            </w:tcBorders>
+            <w:tcMar>
+              <w:top w:type="dxa" w:w="80"/>
+              <w:left w:type="dxa" w:w="120"/>
+              <w:bottom w:type="dxa" w:w="80"/>
+              <w:right w:type="dxa" w:w="120"/>
+            </w:tcMar>
+          </w:tcPr>
+          <w:p>
+            <w:r>
+              <w:rPr>
+                <w:rFonts w:ascii="Malgun Gothic" w:cs="Malgun Gothic" w:eastAsia="Malgun Gothic" w:hAnsi="Malgun Gothic"/>
+                <w:b/>
+                <w:bCs/>
+                <w:sz w:val="20"/>
+                <w:szCs w:val="20"/>
+              </w:rPr>
+              <w:t xml:space="preserve">국내 송금 (계좌이체)</w:t>
+            </w:r>
+          </w:p>
+        </w:tc>
+        <w:tc>
+          <w:tcPr>
+            <w:tcW w:type="dxa" w:w="2340"/>
+            <w:tcBorders>
+              <w:top w:val="single" w:color="BFBFBF" w:sz="4"/>
+              <w:left w:val="single" w:color="BFBFBF" w:sz="4"/>
+              <w:bottom w:val="single" w:color="BFBFBF" w:sz="4"/>
+              <w:right w:val="single" w:color="BFBFBF" w:sz="4"/>
+            </w:tcBorders>
+            <w:tcMar>
+              <w:top w:type="dxa" w:w="80"/>
+              <w:left w:type="dxa" w:w="120"/>
+              <w:bottom w:type="dxa" w:w="80"/>
+              <w:right w:type="dxa" w:w="120"/>
+            </w:tcMar>
+          </w:tcPr>
+          <w:p>
+            <w:r>
+              <w:rPr>
+                <w:rFonts w:ascii="Malgun Gothic" w:cs="Malgun Gothic" w:eastAsia="Malgun Gothic" w:hAnsi="Malgun Gothic"/>
+                <w:sz w:val="20"/>
+                <w:szCs w:val="20"/>
+              </w:rPr>
+              <w:t xml:space="preserve">~$1 (정액)</w:t>
+            </w:r>
+          </w:p>
+        </w:tc>
+        <w:tc>
+          <w:tcPr>
+            <w:tcW w:type="dxa" w:w="2340"/>
+            <w:tcBorders>
+              <w:top w:val="single" w:color="BFBFBF" w:sz="4"/>
+              <w:left w:val="single" w:color="BFBFBF" w:sz="4"/>
+              <w:bottom w:val="single" w:color="BFBFBF" w:sz="4"/>
+              <w:right w:val="single" w:color="BFBFBF" w:sz="4"/>
+            </w:tcBorders>
+            <w:tcMar>
+              <w:top w:type="dxa" w:w="80"/>
+              <w:left w:type="dxa" w:w="120"/>
+              <w:bottom w:type="dxa" w:w="80"/>
+              <w:right w:type="dxa" w:w="120"/>
+            </w:tcMar>
+          </w:tcPr>
+          <w:p>
+            <w:r>
+              <w:rPr>
+                <w:rFonts w:ascii="Malgun Gothic" w:cs="Malgun Gothic" w:eastAsia="Malgun Gothic" w:hAnsi="Malgun Gothic"/>
+                <w:sz w:val="20"/>
+                <w:szCs w:val="20"/>
+              </w:rPr>
+              <w:t xml:space="preserve">즉시</w:t>
+            </w:r>
+          </w:p>
+        </w:tc>
+        <w:tc>
+          <w:tcPr>
+            <w:tcW w:type="dxa" w:w="2340"/>
+            <w:tcBorders>
+              <w:top w:val="single" w:color="BFBFBF" w:sz="4"/>
+              <w:left w:val="single" w:color="BFBFBF" w:sz="4"/>
+              <w:bottom w:val="single" w:color="BFBFBF" w:sz="4"/>
+              <w:right w:val="single" w:color="BFBFBF" w:sz="4"/>
+            </w:tcBorders>
+            <w:tcMar>
+              <w:top w:type="dxa" w:w="80"/>
+              <w:left w:type="dxa" w:w="120"/>
+              <w:bottom w:type="dxa" w:w="80"/>
+              <w:right w:type="dxa" w:w="120"/>
+            </w:tcMar>
+          </w:tcPr>
+          <w:p>
+            <w:r>
+              <w:rPr>
+                <w:rFonts w:ascii="Malgun Gothic" w:cs="Malgun Gothic" w:eastAsia="Malgun Gothic" w:hAnsi="Malgun Gothic"/>
+                <w:sz w:val="20"/>
+                <w:szCs w:val="20"/>
+              </w:rPr>
+              <w:t xml:space="preserve">한국 표준, 비용 거의 0</w:t>
+            </w:r>
+          </w:p>
+        </w:tc>
+      </w:tr>
+      <w:tr>
+        <w:tc>
+          <w:tcPr>
+            <w:tcW w:type="dxa" w:w="2340"/>
+            <w:tcBorders>
+              <w:top w:val="single" w:color="BFBFBF" w:sz="4"/>
+              <w:left w:val="single" w:color="BFBFBF" w:sz="4"/>
+              <w:bottom w:val="single" w:color="BFBFBF" w:sz="4"/>
+              <w:right w:val="single" w:color="BFBFBF" w:sz="4"/>
+            </w:tcBorders>
+            <w:tcMar>
+              <w:top w:type="dxa" w:w="80"/>
+              <w:left w:type="dxa" w:w="120"/>
+              <w:bottom w:type="dxa" w:w="80"/>
+              <w:right w:type="dxa" w:w="120"/>
+            </w:tcMar>
+          </w:tcPr>
+          <w:p>
+            <w:r>
+              <w:rPr>
+                <w:rFonts w:ascii="Malgun Gothic" w:cs="Malgun Gothic" w:eastAsia="Malgun Gothic" w:hAnsi="Malgun Gothic"/>
+                <w:b/>
+                <w:bCs/>
+                <w:sz w:val="20"/>
+                <w:szCs w:val="20"/>
+              </w:rPr>
+              <w:t xml:space="preserve">가상계좌 (Virtual Account)</w:t>
+            </w:r>
+          </w:p>
+        </w:tc>
+        <w:tc>
+          <w:tcPr>
+            <w:tcW w:type="dxa" w:w="2340"/>
+            <w:tcBorders>
+              <w:top w:val="single" w:color="BFBFBF" w:sz="4"/>
+              <w:left w:val="single" w:color="BFBFBF" w:sz="4"/>
+              <w:bottom w:val="single" w:color="BFBFBF" w:sz="4"/>
+              <w:right w:val="single" w:color="BFBFBF" w:sz="4"/>
+            </w:tcBorders>
+            <w:tcMar>
+              <w:top w:type="dxa" w:w="80"/>
+              <w:left w:type="dxa" w:w="120"/>
+              <w:bottom w:type="dxa" w:w="80"/>
+              <w:right w:type="dxa" w:w="120"/>
+            </w:tcMar>
+          </w:tcPr>
+          <w:p>
+            <w:r>
+              <w:rPr>
+                <w:rFonts w:ascii="Malgun Gothic" w:cs="Malgun Gothic" w:eastAsia="Malgun Gothic" w:hAnsi="Malgun Gothic"/>
+                <w:sz w:val="20"/>
+                <w:szCs w:val="20"/>
+              </w:rPr>
+              <w:t xml:space="preserve">0.5~1%</w:t>
+            </w:r>
+          </w:p>
+        </w:tc>
+        <w:tc>
+          <w:tcPr>
+            <w:tcW w:type="dxa" w:w="2340"/>
+            <w:tcBorders>
+              <w:top w:val="single" w:color="BFBFBF" w:sz="4"/>
+              <w:left w:val="single" w:color="BFBFBF" w:sz="4"/>
+              <w:bottom w:val="single" w:color="BFBFBF" w:sz="4"/>
+              <w:right w:val="single" w:color="BFBFBF" w:sz="4"/>
+            </w:tcBorders>
+            <w:tcMar>
+              <w:top w:type="dxa" w:w="80"/>
+              <w:left w:type="dxa" w:w="120"/>
+              <w:bottom w:type="dxa" w:w="80"/>
+              <w:right w:type="dxa" w:w="120"/>
+            </w:tcMar>
+          </w:tcPr>
+          <w:p>
+            <w:r>
+              <w:rPr>
+                <w:rFonts w:ascii="Malgun Gothic" w:cs="Malgun Gothic" w:eastAsia="Malgun Gothic" w:hAnsi="Malgun Gothic"/>
+                <w:sz w:val="20"/>
+                <w:szCs w:val="20"/>
+              </w:rPr>
+              <w:t xml:space="preserve">즉시</w:t>
+            </w:r>
+          </w:p>
+        </w:tc>
+        <w:tc>
+          <w:tcPr>
+            <w:tcW w:type="dxa" w:w="2340"/>
+            <w:tcBorders>
+              <w:top w:val="single" w:color="BFBFBF" w:sz="4"/>
+              <w:left w:val="single" w:color="BFBFBF" w:sz="4"/>
+              <w:bottom w:val="single" w:color="BFBFBF" w:sz="4"/>
+              <w:right w:val="single" w:color="BFBFBF" w:sz="4"/>
+            </w:tcBorders>
+            <w:tcMar>
+              <w:top w:type="dxa" w:w="80"/>
+              <w:left w:type="dxa" w:w="120"/>
+              <w:bottom w:type="dxa" w:w="80"/>
+              <w:right w:type="dxa" w:w="120"/>
+            </w:tcMar>
+          </w:tcPr>
+          <w:p>
+            <w:r>
+              <w:rPr>
+                <w:rFonts w:ascii="Malgun Gothic" w:cs="Malgun Gothic" w:eastAsia="Malgun Gothic" w:hAnsi="Malgun Gothic"/>
+                <w:sz w:val="20"/>
+                <w:szCs w:val="20"/>
+              </w:rPr>
+              <w:t xml:space="preserve">한국·일본 B2B 표준, 자동 매칭</w:t>
+            </w:r>
+          </w:p>
+        </w:tc>
+      </w:tr>
+      <w:tr>
+        <w:tc>
+          <w:tcPr>
+            <w:tcW w:type="dxa" w:w="2340"/>
+            <w:tcBorders>
+              <w:top w:val="single" w:color="BFBFBF" w:sz="4"/>
+              <w:left w:val="single" w:color="BFBFBF" w:sz="4"/>
+              <w:bottom w:val="single" w:color="BFBFBF" w:sz="4"/>
+              <w:right w:val="single" w:color="BFBFBF" w:sz="4"/>
+            </w:tcBorders>
+            <w:tcMar>
+              <w:top w:type="dxa" w:w="80"/>
+              <w:left w:type="dxa" w:w="120"/>
+              <w:bottom w:type="dxa" w:w="80"/>
+              <w:right w:type="dxa" w:w="120"/>
+            </w:tcMar>
+          </w:tcPr>
+          <w:p>
+            <w:r>
+              <w:rPr>
+                <w:rFonts w:ascii="Malgun Gothic" w:cs="Malgun Gothic" w:eastAsia="Malgun Gothic" w:hAnsi="Malgun Gothic"/>
+                <w:b/>
+                <w:bCs/>
+                <w:sz w:val="20"/>
+                <w:szCs w:val="20"/>
+              </w:rPr>
+              <w:t xml:space="preserve">SWIFT Wire Transfer</w:t>
+            </w:r>
+          </w:p>
+        </w:tc>
+        <w:tc>
+          <w:tcPr>
+            <w:tcW w:type="dxa" w:w="2340"/>
+            <w:tcBorders>
+              <w:top w:val="single" w:color="BFBFBF" w:sz="4"/>
+              <w:left w:val="single" w:color="BFBFBF" w:sz="4"/>
+              <w:bottom w:val="single" w:color="BFBFBF" w:sz="4"/>
+              <w:right w:val="single" w:color="BFBFBF" w:sz="4"/>
+            </w:tcBorders>
+            <w:tcMar>
+              <w:top w:type="dxa" w:w="80"/>
+              <w:left w:type="dxa" w:w="120"/>
+              <w:bottom w:type="dxa" w:w="80"/>
+              <w:right w:type="dxa" w:w="120"/>
+            </w:tcMar>
+          </w:tcPr>
+          <w:p>
+            <w:r>
+              <w:rPr>
+                <w:rFonts w:ascii="Malgun Gothic" w:cs="Malgun Gothic" w:eastAsia="Malgun Gothic" w:hAnsi="Malgun Gothic"/>
+                <w:sz w:val="20"/>
+                <w:szCs w:val="20"/>
+              </w:rPr>
+              <w:t xml:space="preserve">$25~50 + 0.1%</w:t>
+            </w:r>
+          </w:p>
+        </w:tc>
+        <w:tc>
+          <w:tcPr>
+            <w:tcW w:type="dxa" w:w="2340"/>
+            <w:tcBorders>
+              <w:top w:val="single" w:color="BFBFBF" w:sz="4"/>
+              <w:left w:val="single" w:color="BFBFBF" w:sz="4"/>
+              <w:bottom w:val="single" w:color="BFBFBF" w:sz="4"/>
+              <w:right w:val="single" w:color="BFBFBF" w:sz="4"/>
+            </w:tcBorders>
+            <w:tcMar>
+              <w:top w:type="dxa" w:w="80"/>
+              <w:left w:type="dxa" w:w="120"/>
+              <w:bottom w:type="dxa" w:w="80"/>
+              <w:right w:type="dxa" w:w="120"/>
+            </w:tcMar>
+          </w:tcPr>
+          <w:p>
+            <w:r>
+              <w:rPr>
+                <w:rFonts w:ascii="Malgun Gothic" w:cs="Malgun Gothic" w:eastAsia="Malgun Gothic" w:hAnsi="Malgun Gothic"/>
+                <w:sz w:val="20"/>
+                <w:szCs w:val="20"/>
+              </w:rPr>
+              <w:t xml:space="preserve">1~3 영업일</w:t>
+            </w:r>
+          </w:p>
+        </w:tc>
+        <w:tc>
+          <w:tcPr>
+            <w:tcW w:type="dxa" w:w="2340"/>
+            <w:tcBorders>
+              <w:top w:val="single" w:color="BFBFBF" w:sz="4"/>
+              <w:left w:val="single" w:color="BFBFBF" w:sz="4"/>
+              <w:bottom w:val="single" w:color="BFBFBF" w:sz="4"/>
+              <w:right w:val="single" w:color="BFBFBF" w:sz="4"/>
+            </w:tcBorders>
+            <w:tcMar>
+              <w:top w:type="dxa" w:w="80"/>
+              <w:left w:type="dxa" w:w="120"/>
+              <w:bottom w:type="dxa" w:w="80"/>
+              <w:right w:type="dxa" w:w="120"/>
+            </w:tcMar>
+          </w:tcPr>
+          <w:p>
+            <w:r>
+              <w:rPr>
+                <w:rFonts w:ascii="Malgun Gothic" w:cs="Malgun Gothic" w:eastAsia="Malgun Gothic" w:hAnsi="Malgun Gothic"/>
+                <w:sz w:val="20"/>
+                <w:szCs w:val="20"/>
+              </w:rPr>
+              <w:t xml:space="preserve">국제 송금, 큰 금액 적합</w:t>
+            </w:r>
+          </w:p>
+        </w:tc>
+      </w:tr>
+      <w:tr>
+        <w:tc>
+          <w:tcPr>
+            <w:tcW w:type="dxa" w:w="2340"/>
+            <w:tcBorders>
+              <w:top w:val="single" w:color="BFBFBF" w:sz="4"/>
+              <w:left w:val="single" w:color="BFBFBF" w:sz="4"/>
+              <w:bottom w:val="single" w:color="BFBFBF" w:sz="4"/>
+              <w:right w:val="single" w:color="BFBFBF" w:sz="4"/>
+            </w:tcBorders>
+            <w:tcMar>
+              <w:top w:type="dxa" w:w="80"/>
+              <w:left w:type="dxa" w:w="120"/>
+              <w:bottom w:type="dxa" w:w="80"/>
+              <w:right w:type="dxa" w:w="120"/>
+            </w:tcMar>
+          </w:tcPr>
+          <w:p>
+            <w:r>
+              <w:rPr>
+                <w:rFonts w:ascii="Malgun Gothic" w:cs="Malgun Gothic" w:eastAsia="Malgun Gothic" w:hAnsi="Malgun Gothic"/>
+                <w:b/>
+                <w:bCs/>
+                <w:sz w:val="20"/>
+                <w:szCs w:val="20"/>
+              </w:rPr>
+              <w:t xml:space="preserve">SEPA (유럽 자동이체)</w:t>
+            </w:r>
+          </w:p>
+        </w:tc>
+        <w:tc>
+          <w:tcPr>
+            <w:tcW w:type="dxa" w:w="2340"/>
+            <w:tcBorders>
+              <w:top w:val="single" w:color="BFBFBF" w:sz="4"/>
+              <w:left w:val="single" w:color="BFBFBF" w:sz="4"/>
+              <w:bottom w:val="single" w:color="BFBFBF" w:sz="4"/>
+              <w:right w:val="single" w:color="BFBFBF" w:sz="4"/>
+            </w:tcBorders>
+            <w:tcMar>
+              <w:top w:type="dxa" w:w="80"/>
+              <w:left w:type="dxa" w:w="120"/>
+              <w:bottom w:type="dxa" w:w="80"/>
+              <w:right w:type="dxa" w:w="120"/>
+            </w:tcMar>
+          </w:tcPr>
+          <w:p>
+            <w:r>
+              <w:rPr>
+                <w:rFonts w:ascii="Malgun Gothic" w:cs="Malgun Gothic" w:eastAsia="Malgun Gothic" w:hAnsi="Malgun Gothic"/>
+                <w:sz w:val="20"/>
+                <w:szCs w:val="20"/>
+              </w:rPr>
+              <w:t xml:space="preserve">$0~5</w:t>
+            </w:r>
+          </w:p>
+        </w:tc>
+        <w:tc>
+          <w:tcPr>
+            <w:tcW w:type="dxa" w:w="2340"/>
+            <w:tcBorders>
+              <w:top w:val="single" w:color="BFBFBF" w:sz="4"/>
+              <w:left w:val="single" w:color="BFBFBF" w:sz="4"/>
+              <w:bottom w:val="single" w:color="BFBFBF" w:sz="4"/>
+              <w:right w:val="single" w:color="BFBFBF" w:sz="4"/>
+            </w:tcBorders>
+            <w:tcMar>
+              <w:top w:type="dxa" w:w="80"/>
+              <w:left w:type="dxa" w:w="120"/>
+              <w:bottom w:type="dxa" w:w="80"/>
+              <w:right w:type="dxa" w:w="120"/>
+            </w:tcMar>
+          </w:tcPr>
+          <w:p>
+            <w:r>
+              <w:rPr>
+                <w:rFonts w:ascii="Malgun Gothic" w:cs="Malgun Gothic" w:eastAsia="Malgun Gothic" w:hAnsi="Malgun Gothic"/>
+                <w:sz w:val="20"/>
+                <w:szCs w:val="20"/>
+              </w:rPr>
+              <w:t xml:space="preserve">1 영업일</w:t>
+            </w:r>
+          </w:p>
+        </w:tc>
+        <w:tc>
+          <w:tcPr>
+            <w:tcW w:type="dxa" w:w="2340"/>
+            <w:tcBorders>
+              <w:top w:val="single" w:color="BFBFBF" w:sz="4"/>
+              <w:left w:val="single" w:color="BFBFBF" w:sz="4"/>
+              <w:bottom w:val="single" w:color="BFBFBF" w:sz="4"/>
+              <w:right w:val="single" w:color="BFBFBF" w:sz="4"/>
+            </w:tcBorders>
+            <w:tcMar>
+              <w:top w:type="dxa" w:w="80"/>
+              <w:left w:type="dxa" w:w="120"/>
+              <w:bottom w:type="dxa" w:w="80"/>
+              <w:right w:type="dxa" w:w="120"/>
+            </w:tcMar>
+          </w:tcPr>
+          <w:p>
+            <w:r>
+              <w:rPr>
+                <w:rFonts w:ascii="Malgun Gothic" w:cs="Malgun Gothic" w:eastAsia="Malgun Gothic" w:hAnsi="Malgun Gothic"/>
+                <w:sz w:val="20"/>
+                <w:szCs w:val="20"/>
+              </w:rPr>
+              <w:t xml:space="preserve">유럽 거점 시 활용</w:t>
+            </w:r>
+          </w:p>
+        </w:tc>
+      </w:tr>
+      <w:tr>
+        <w:tc>
+          <w:tcPr>
+            <w:tcW w:type="dxa" w:w="2340"/>
+            <w:tcBorders>
+              <w:top w:val="single" w:color="BFBFBF" w:sz="4"/>
+              <w:left w:val="single" w:color="BFBFBF" w:sz="4"/>
+              <w:bottom w:val="single" w:color="BFBFBF" w:sz="4"/>
+              <w:right w:val="single" w:color="BFBFBF" w:sz="4"/>
+            </w:tcBorders>
+            <w:tcMar>
+              <w:top w:type="dxa" w:w="80"/>
+              <w:left w:type="dxa" w:w="120"/>
+              <w:bottom w:type="dxa" w:w="80"/>
+              <w:right w:type="dxa" w:w="120"/>
+            </w:tcMar>
+          </w:tcPr>
+          <w:p>
+            <w:r>
+              <w:rPr>
+                <w:rFonts w:ascii="Malgun Gothic" w:cs="Malgun Gothic" w:eastAsia="Malgun Gothic" w:hAnsi="Malgun Gothic"/>
+                <w:b/>
+                <w:bCs/>
+                <w:sz w:val="20"/>
+                <w:szCs w:val="20"/>
+              </w:rPr>
+              <w:t xml:space="preserve">Direct Debit / ACH</w:t>
+            </w:r>
+          </w:p>
+        </w:tc>
+        <w:tc>
+          <w:tcPr>
+            <w:tcW w:type="dxa" w:w="2340"/>
+            <w:tcBorders>
+              <w:top w:val="single" w:color="BFBFBF" w:sz="4"/>
+              <w:left w:val="single" w:color="BFBFBF" w:sz="4"/>
+              <w:bottom w:val="single" w:color="BFBFBF" w:sz="4"/>
+              <w:right w:val="single" w:color="BFBFBF" w:sz="4"/>
+            </w:tcBorders>
+            <w:tcMar>
+              <w:top w:type="dxa" w:w="80"/>
+              <w:left w:type="dxa" w:w="120"/>
+              <w:bottom w:type="dxa" w:w="80"/>
+              <w:right w:type="dxa" w:w="120"/>
+            </w:tcMar>
+          </w:tcPr>
+          <w:p>
+            <w:r>
+              <w:rPr>
+                <w:rFonts w:ascii="Malgun Gothic" w:cs="Malgun Gothic" w:eastAsia="Malgun Gothic" w:hAnsi="Malgun Gothic"/>
+                <w:sz w:val="20"/>
+                <w:szCs w:val="20"/>
+              </w:rPr>
+              <w:t xml:space="preserve">0.5~1%</w:t>
+            </w:r>
+          </w:p>
+        </w:tc>
+        <w:tc>
+          <w:tcPr>
+            <w:tcW w:type="dxa" w:w="2340"/>
+            <w:tcBorders>
+              <w:top w:val="single" w:color="BFBFBF" w:sz="4"/>
+              <w:left w:val="single" w:color="BFBFBF" w:sz="4"/>
+              <w:bottom w:val="single" w:color="BFBFBF" w:sz="4"/>
+              <w:right w:val="single" w:color="BFBFBF" w:sz="4"/>
+            </w:tcBorders>
+            <w:tcMar>
+              <w:top w:type="dxa" w:w="80"/>
+              <w:left w:type="dxa" w:w="120"/>
+              <w:bottom w:type="dxa" w:w="80"/>
+              <w:right w:type="dxa" w:w="120"/>
+            </w:tcMar>
+          </w:tcPr>
+          <w:p>
+            <w:r>
+              <w:rPr>
+                <w:rFonts w:ascii="Malgun Gothic" w:cs="Malgun Gothic" w:eastAsia="Malgun Gothic" w:hAnsi="Malgun Gothic"/>
+                <w:sz w:val="20"/>
+                <w:szCs w:val="20"/>
+              </w:rPr>
+              <w:t xml:space="preserve">1~3일</w:t>
+            </w:r>
+          </w:p>
+        </w:tc>
+        <w:tc>
+          <w:tcPr>
+            <w:tcW w:type="dxa" w:w="2340"/>
+            <w:tcBorders>
+              <w:top w:val="single" w:color="BFBFBF" w:sz="4"/>
+              <w:left w:val="single" w:color="BFBFBF" w:sz="4"/>
+              <w:bottom w:val="single" w:color="BFBFBF" w:sz="4"/>
+              <w:right w:val="single" w:color="BFBFBF" w:sz="4"/>
+            </w:tcBorders>
+            <w:tcMar>
+              <w:top w:type="dxa" w:w="80"/>
+              <w:left w:type="dxa" w:w="120"/>
+              <w:bottom w:type="dxa" w:w="80"/>
+              <w:right w:type="dxa" w:w="120"/>
+            </w:tcMar>
+          </w:tcPr>
+          <w:p>
+            <w:r>
+              <w:rPr>
+                <w:rFonts w:ascii="Malgun Gothic" w:cs="Malgun Gothic" w:eastAsia="Malgun Gothic" w:hAnsi="Malgun Gothic"/>
+                <w:sz w:val="20"/>
+                <w:szCs w:val="20"/>
+              </w:rPr>
+              <w:t xml:space="preserve">미국 표준 자동이체</w:t>
+            </w:r>
+          </w:p>
+        </w:tc>
+      </w:tr>
+    </w:tbl>
+    <w:p>
+      <w:r>
+        <w:t xml:space="preserve"/>
+      </w:r>
+    </w:p>
+    <w:p>
+      <w:r>
+        <w:t xml:space="preserve"/>
+      </w:r>
+    </w:p>
+    <w:p>
+      <w:pPr>
+        <w:spacing w:after="80"/>
+      </w:pPr>
+      <w:r>
+        <w:rPr>
+          <w:rFonts w:ascii="Malgun Gothic" w:cs="Malgun Gothic" w:eastAsia="Malgun Gothic" w:hAnsi="Malgun Gothic"/>
+          <w:b/>
+          <w:bCs/>
+          <w:sz w:val="20"/>
+          <w:szCs w:val="20"/>
+        </w:rPr>
+        <w:t xml:space="preserve">DOTBIZ 적용성</w:t>
+      </w:r>
+      <w:r>
+        <w:rPr>
+          <w:rFonts w:ascii="Malgun Gothic" w:cs="Malgun Gothic" w:eastAsia="Malgun Gothic" w:hAnsi="Malgun Gothic"/>
+          <w:sz w:val="20"/>
+          <w:szCs w:val="20"/>
+        </w:rPr>
+        <w:t xml:space="preserve">: ⭐⭐⭐⭐⭐ — 한국·일본 시장 가상계좌 표준 채택 권장</w:t>
+      </w:r>
+    </w:p>
+    <w:p>
+      <w:r>
+        <w:t xml:space="preserve"/>
+      </w:r>
+    </w:p>
+    <w:p>
+      <w:pPr>
+        <w:pStyle w:val="Heading4"/>
+        <w:spacing w:after="100" w:before="200"/>
+      </w:pPr>
+      <w:r>
+        <w:rPr>
+          <w:rFonts w:ascii="Malgun Gothic" w:cs="Malgun Gothic" w:eastAsia="Malgun Gothic" w:hAnsi="Malgun Gothic"/>
+          <w:b/>
+          <w:bCs/>
+          <w:sz w:val="22"/>
+          <w:szCs w:val="22"/>
+        </w:rPr>
+        <w:t xml:space="preserve">2. 신용 / 후불 (Credit-based)</w:t>
+      </w:r>
+    </w:p>
+    <w:p>
+      <w:r>
+        <w:t xml:space="preserve"/>
+      </w:r>
+    </w:p>
+    <w:tbl>
+      <w:tblPr>
+        <w:tblW w:type="dxa" w:w="9360"/>
+        <w:tblBorders>
+          <w:top w:val="single" w:color="auto" w:sz="4"/>
+          <w:left w:val="single" w:color="auto" w:sz="4"/>
+          <w:bottom w:val="single" w:color="auto" w:sz="4"/>
+          <w:right w:val="single" w:color="auto" w:sz="4"/>
+          <w:insideH w:val="single" w:color="auto" w:sz="4"/>
+          <w:insideV w:val="single" w:color="auto" w:sz="4"/>
+        </w:tblBorders>
+      </w:tblPr>
+      <w:tblGrid>
+        <w:gridCol w:w="2340"/>
+        <w:gridCol w:w="2340"/>
+        <w:gridCol w:w="2340"/>
+        <w:gridCol w:w="2340"/>
+      </w:tblGrid>
+      <w:tr>
+        <w:trPr>
+          <w:tblHeader/>
+        </w:trPr>
+        <w:tc>
+          <w:tcPr>
+            <w:tcW w:type="dxa" w:w="2340"/>
+            <w:tcBorders>
+              <w:top w:val="single" w:color="BFBFBF" w:sz="4"/>
+              <w:left w:val="single" w:color="BFBFBF" w:sz="4"/>
+              <w:bottom w:val="single" w:color="BFBFBF" w:sz="4"/>
+              <w:right w:val="single" w:color="BFBFBF" w:sz="4"/>
+            </w:tcBorders>
+            <w:shd w:fill="D5E8F0" w:val="clear"/>
+            <w:tcMar>
+              <w:top w:type="dxa" w:w="80"/>
+              <w:left w:type="dxa" w:w="120"/>
+              <w:bottom w:type="dxa" w:w="80"/>
+              <w:right w:type="dxa" w:w="120"/>
+            </w:tcMar>
+          </w:tcPr>
+          <w:p>
+            <w:r>
+              <w:rPr>
+                <w:b/>
+                <w:bCs/>
+              </w:rPr>
+            </w:r>
+          </w:p>
+        </w:tc>
+        <w:tc>
+          <w:tcPr>
+            <w:tcW w:type="dxa" w:w="2340"/>
+            <w:tcBorders>
+              <w:top w:val="single" w:color="BFBFBF" w:sz="4"/>
+              <w:left w:val="single" w:color="BFBFBF" w:sz="4"/>
+              <w:bottom w:val="single" w:color="BFBFBF" w:sz="4"/>
+              <w:right w:val="single" w:color="BFBFBF" w:sz="4"/>
+            </w:tcBorders>
+            <w:shd w:fill="D5E8F0" w:val="clear"/>
+            <w:tcMar>
+              <w:top w:type="dxa" w:w="80"/>
+              <w:left w:type="dxa" w:w="120"/>
+              <w:bottom w:type="dxa" w:w="80"/>
+              <w:right w:type="dxa" w:w="120"/>
+            </w:tcMar>
+          </w:tcPr>
+          <w:p>
+            <w:r>
+              <w:rPr>
+                <w:b/>
+                <w:bCs/>
+              </w:rPr>
+            </w:r>
+          </w:p>
+        </w:tc>
+        <w:tc>
+          <w:tcPr>
+            <w:tcW w:type="dxa" w:w="2340"/>
+            <w:tcBorders>
+              <w:top w:val="single" w:color="BFBFBF" w:sz="4"/>
+              <w:left w:val="single" w:color="BFBFBF" w:sz="4"/>
+              <w:bottom w:val="single" w:color="BFBFBF" w:sz="4"/>
+              <w:right w:val="single" w:color="BFBFBF" w:sz="4"/>
+            </w:tcBorders>
+            <w:shd w:fill="D5E8F0" w:val="clear"/>
+            <w:tcMar>
+              <w:top w:type="dxa" w:w="80"/>
+              <w:left w:type="dxa" w:w="120"/>
+              <w:bottom w:type="dxa" w:w="80"/>
+              <w:right w:type="dxa" w:w="120"/>
+            </w:tcMar>
+          </w:tcPr>
+          <w:p>
+            <w:r>
+              <w:rPr>
+                <w:b/>
+                <w:bCs/>
+              </w:rPr>
+            </w:r>
+          </w:p>
+        </w:tc>
+        <w:tc>
+          <w:tcPr>
+            <w:tcW w:type="dxa" w:w="2340"/>
+            <w:tcBorders>
+              <w:top w:val="single" w:color="BFBFBF" w:sz="4"/>
+              <w:left w:val="single" w:color="BFBFBF" w:sz="4"/>
+              <w:bottom w:val="single" w:color="BFBFBF" w:sz="4"/>
+              <w:right w:val="single" w:color="BFBFBF" w:sz="4"/>
+            </w:tcBorders>
+            <w:shd w:fill="D5E8F0" w:val="clear"/>
+            <w:tcMar>
+              <w:top w:type="dxa" w:w="80"/>
+              <w:left w:type="dxa" w:w="120"/>
+              <w:bottom w:type="dxa" w:w="80"/>
+              <w:right w:type="dxa" w:w="120"/>
+            </w:tcMar>
+          </w:tcPr>
+          <w:p>
+            <w:r>
+              <w:rPr>
+                <w:b/>
+                <w:bCs/>
+              </w:rPr>
+            </w:r>
+          </w:p>
+        </w:tc>
+      </w:tr>
+      <w:tr>
+        <w:tc>
+          <w:tcPr>
+            <w:tcW w:type="dxa" w:w="2340"/>
+            <w:tcBorders>
+              <w:top w:val="single" w:color="BFBFBF" w:sz="4"/>
+              <w:left w:val="single" w:color="BFBFBF" w:sz="4"/>
+              <w:bottom w:val="single" w:color="BFBFBF" w:sz="4"/>
+              <w:right w:val="single" w:color="BFBFBF" w:sz="4"/>
+            </w:tcBorders>
+            <w:tcMar>
+              <w:top w:type="dxa" w:w="80"/>
+              <w:left w:type="dxa" w:w="120"/>
+              <w:bottom w:type="dxa" w:w="80"/>
+              <w:right w:type="dxa" w:w="120"/>
+            </w:tcMar>
+          </w:tcPr>
+          <w:p>
+            <w:r>
+              <w:rPr>
+                <w:rFonts w:ascii="Malgun Gothic" w:cs="Malgun Gothic" w:eastAsia="Malgun Gothic" w:hAnsi="Malgun Gothic"/>
+                <w:b/>
+                <w:bCs/>
+                <w:sz w:val="20"/>
+                <w:szCs w:val="20"/>
+              </w:rPr>
+              <w:t xml:space="preserve">Open Account (Net-30)</w:t>
+            </w:r>
+          </w:p>
+        </w:tc>
+        <w:tc>
+          <w:tcPr>
+            <w:tcW w:type="dxa" w:w="2340"/>
+            <w:tcBorders>
+              <w:top w:val="single" w:color="BFBFBF" w:sz="4"/>
+              <w:left w:val="single" w:color="BFBFBF" w:sz="4"/>
+              <w:bottom w:val="single" w:color="BFBFBF" w:sz="4"/>
+              <w:right w:val="single" w:color="BFBFBF" w:sz="4"/>
+            </w:tcBorders>
+            <w:tcMar>
+              <w:top w:type="dxa" w:w="80"/>
+              <w:left w:type="dxa" w:w="120"/>
+              <w:bottom w:type="dxa" w:w="80"/>
+              <w:right w:type="dxa" w:w="120"/>
+            </w:tcMar>
+          </w:tcPr>
+          <w:p>
+            <w:r>
+              <w:rPr>
+                <w:rFonts w:ascii="Malgun Gothic" w:cs="Malgun Gothic" w:eastAsia="Malgun Gothic" w:hAnsi="Malgun Gothic"/>
+                <w:sz w:val="20"/>
+                <w:szCs w:val="20"/>
+              </w:rPr>
+              <w:t xml:space="preserve">0%</w:t>
+            </w:r>
+          </w:p>
+        </w:tc>
+        <w:tc>
+          <w:tcPr>
+            <w:tcW w:type="dxa" w:w="2340"/>
+            <w:tcBorders>
+              <w:top w:val="single" w:color="BFBFBF" w:sz="4"/>
+              <w:left w:val="single" w:color="BFBFBF" w:sz="4"/>
+              <w:bottom w:val="single" w:color="BFBFBF" w:sz="4"/>
+              <w:right w:val="single" w:color="BFBFBF" w:sz="4"/>
+            </w:tcBorders>
+            <w:tcMar>
+              <w:top w:type="dxa" w:w="80"/>
+              <w:left w:type="dxa" w:w="120"/>
+              <w:bottom w:type="dxa" w:w="80"/>
+              <w:right w:type="dxa" w:w="120"/>
+            </w:tcMar>
+          </w:tcPr>
+          <w:p>
+            <w:r>
+              <w:rPr>
+                <w:rFonts w:ascii="Malgun Gothic" w:cs="Malgun Gothic" w:eastAsia="Malgun Gothic" w:hAnsi="Malgun Gothic"/>
+                <w:sz w:val="20"/>
+                <w:szCs w:val="20"/>
+              </w:rPr>
+              <w:t xml:space="preserve">회수 리스크</w:t>
+            </w:r>
+          </w:p>
+        </w:tc>
+        <w:tc>
+          <w:tcPr>
+            <w:tcW w:type="dxa" w:w="2340"/>
+            <w:tcBorders>
+              <w:top w:val="single" w:color="BFBFBF" w:sz="4"/>
+              <w:left w:val="single" w:color="BFBFBF" w:sz="4"/>
+              <w:bottom w:val="single" w:color="BFBFBF" w:sz="4"/>
+              <w:right w:val="single" w:color="BFBFBF" w:sz="4"/>
+            </w:tcBorders>
+            <w:tcMar>
+              <w:top w:type="dxa" w:w="80"/>
+              <w:left w:type="dxa" w:w="120"/>
+              <w:bottom w:type="dxa" w:w="80"/>
+              <w:right w:type="dxa" w:w="120"/>
+            </w:tcMar>
+          </w:tcPr>
+          <w:p>
+            <w:r>
+              <w:rPr>
+                <w:rFonts w:ascii="Malgun Gothic" w:cs="Malgun Gothic" w:eastAsia="Malgun Gothic" w:hAnsi="Malgun Gothic"/>
+                <w:sz w:val="20"/>
+                <w:szCs w:val="20"/>
+              </w:rPr>
+              <w:t xml:space="preserve">DOTBIZ POSTPAY 표준</w:t>
+            </w:r>
+          </w:p>
+        </w:tc>
+      </w:tr>
+      <w:tr>
+        <w:tc>
+          <w:tcPr>
+            <w:tcW w:type="dxa" w:w="2340"/>
+            <w:tcBorders>
+              <w:top w:val="single" w:color="BFBFBF" w:sz="4"/>
+              <w:left w:val="single" w:color="BFBFBF" w:sz="4"/>
+              <w:bottom w:val="single" w:color="BFBFBF" w:sz="4"/>
+              <w:right w:val="single" w:color="BFBFBF" w:sz="4"/>
+            </w:tcBorders>
+            <w:tcMar>
+              <w:top w:type="dxa" w:w="80"/>
+              <w:left w:type="dxa" w:w="120"/>
+              <w:bottom w:type="dxa" w:w="80"/>
+              <w:right w:type="dxa" w:w="120"/>
+            </w:tcMar>
+          </w:tcPr>
+          <w:p>
+            <w:r>
+              <w:rPr>
+                <w:rFonts w:ascii="Malgun Gothic" w:cs="Malgun Gothic" w:eastAsia="Malgun Gothic" w:hAnsi="Malgun Gothic"/>
+                <w:b/>
+                <w:bCs/>
+                <w:sz w:val="20"/>
+                <w:szCs w:val="20"/>
+              </w:rPr>
+              <w:t xml:space="preserve">Trade Credit Insurance</w:t>
+            </w:r>
+          </w:p>
+        </w:tc>
+        <w:tc>
+          <w:tcPr>
+            <w:tcW w:type="dxa" w:w="2340"/>
+            <w:tcBorders>
+              <w:top w:val="single" w:color="BFBFBF" w:sz="4"/>
+              <w:left w:val="single" w:color="BFBFBF" w:sz="4"/>
+              <w:bottom w:val="single" w:color="BFBFBF" w:sz="4"/>
+              <w:right w:val="single" w:color="BFBFBF" w:sz="4"/>
+            </w:tcBorders>
+            <w:tcMar>
+              <w:top w:type="dxa" w:w="80"/>
+              <w:left w:type="dxa" w:w="120"/>
+              <w:bottom w:type="dxa" w:w="80"/>
+              <w:right w:type="dxa" w:w="120"/>
+            </w:tcMar>
+          </w:tcPr>
+          <w:p>
+            <w:r>
+              <w:rPr>
+                <w:rFonts w:ascii="Malgun Gothic" w:cs="Malgun Gothic" w:eastAsia="Malgun Gothic" w:hAnsi="Malgun Gothic"/>
+                <w:sz w:val="20"/>
+                <w:szCs w:val="20"/>
+              </w:rPr>
+              <w:t xml:space="preserve">0.2~0.5%</w:t>
+            </w:r>
+          </w:p>
+        </w:tc>
+        <w:tc>
+          <w:tcPr>
+            <w:tcW w:type="dxa" w:w="2340"/>
+            <w:tcBorders>
+              <w:top w:val="single" w:color="BFBFBF" w:sz="4"/>
+              <w:left w:val="single" w:color="BFBFBF" w:sz="4"/>
+              <w:bottom w:val="single" w:color="BFBFBF" w:sz="4"/>
+              <w:right w:val="single" w:color="BFBFBF" w:sz="4"/>
+            </w:tcBorders>
+            <w:tcMar>
+              <w:top w:type="dxa" w:w="80"/>
+              <w:left w:type="dxa" w:w="120"/>
+              <w:bottom w:type="dxa" w:w="80"/>
+              <w:right w:type="dxa" w:w="120"/>
+            </w:tcMar>
+          </w:tcPr>
+          <w:p>
+            <w:r>
+              <w:rPr>
+                <w:rFonts w:ascii="Malgun Gothic" w:cs="Malgun Gothic" w:eastAsia="Malgun Gothic" w:hAnsi="Malgun Gothic"/>
+                <w:sz w:val="20"/>
+                <w:szCs w:val="20"/>
+              </w:rPr>
+              <w:t xml:space="preserve">부도 보장</w:t>
+            </w:r>
+          </w:p>
+        </w:tc>
+        <w:tc>
+          <w:tcPr>
+            <w:tcW w:type="dxa" w:w="2340"/>
+            <w:tcBorders>
+              <w:top w:val="single" w:color="BFBFBF" w:sz="4"/>
+              <w:left w:val="single" w:color="BFBFBF" w:sz="4"/>
+              <w:bottom w:val="single" w:color="BFBFBF" w:sz="4"/>
+              <w:right w:val="single" w:color="BFBFBF" w:sz="4"/>
+            </w:tcBorders>
+            <w:tcMar>
+              <w:top w:type="dxa" w:w="80"/>
+              <w:left w:type="dxa" w:w="120"/>
+              <w:bottom w:type="dxa" w:w="80"/>
+              <w:right w:type="dxa" w:w="120"/>
+            </w:tcMar>
+          </w:tcPr>
+          <w:p>
+            <w:r>
+              <w:rPr>
+                <w:rFonts w:ascii="Malgun Gothic" w:cs="Malgun Gothic" w:eastAsia="Malgun Gothic" w:hAnsi="Malgun Gothic"/>
+                <w:sz w:val="20"/>
+                <w:szCs w:val="20"/>
+              </w:rPr>
+              <w:t xml:space="preserve">보험사 (Atradius, Coface 등)</w:t>
+            </w:r>
+          </w:p>
+        </w:tc>
+      </w:tr>
+      <w:tr>
+        <w:tc>
+          <w:tcPr>
+            <w:tcW w:type="dxa" w:w="2340"/>
+            <w:tcBorders>
+              <w:top w:val="single" w:color="BFBFBF" w:sz="4"/>
+              <w:left w:val="single" w:color="BFBFBF" w:sz="4"/>
+              <w:bottom w:val="single" w:color="BFBFBF" w:sz="4"/>
+              <w:right w:val="single" w:color="BFBFBF" w:sz="4"/>
+            </w:tcBorders>
+            <w:tcMar>
+              <w:top w:type="dxa" w:w="80"/>
+              <w:left w:type="dxa" w:w="120"/>
+              <w:bottom w:type="dxa" w:w="80"/>
+              <w:right w:type="dxa" w:w="120"/>
+            </w:tcMar>
+          </w:tcPr>
+          <w:p>
+            <w:r>
+              <w:rPr>
+                <w:rFonts w:ascii="Malgun Gothic" w:cs="Malgun Gothic" w:eastAsia="Malgun Gothic" w:hAnsi="Malgun Gothic"/>
+                <w:b/>
+                <w:bCs/>
+                <w:sz w:val="20"/>
+                <w:szCs w:val="20"/>
+              </w:rPr>
+              <w:t xml:space="preserve">B2B BNPL</w:t>
+            </w:r>
+          </w:p>
+        </w:tc>
+        <w:tc>
+          <w:tcPr>
+            <w:tcW w:type="dxa" w:w="2340"/>
+            <w:tcBorders>
+              <w:top w:val="single" w:color="BFBFBF" w:sz="4"/>
+              <w:left w:val="single" w:color="BFBFBF" w:sz="4"/>
+              <w:bottom w:val="single" w:color="BFBFBF" w:sz="4"/>
+              <w:right w:val="single" w:color="BFBFBF" w:sz="4"/>
+            </w:tcBorders>
+            <w:tcMar>
+              <w:top w:type="dxa" w:w="80"/>
+              <w:left w:type="dxa" w:w="120"/>
+              <w:bottom w:type="dxa" w:w="80"/>
+              <w:right w:type="dxa" w:w="120"/>
+            </w:tcMar>
+          </w:tcPr>
+          <w:p>
+            <w:r>
+              <w:rPr>
+                <w:rFonts w:ascii="Malgun Gothic" w:cs="Malgun Gothic" w:eastAsia="Malgun Gothic" w:hAnsi="Malgun Gothic"/>
+                <w:sz w:val="20"/>
+                <w:szCs w:val="20"/>
+              </w:rPr>
+              <w:t xml:space="preserve">1~3%</w:t>
+            </w:r>
+          </w:p>
+        </w:tc>
+        <w:tc>
+          <w:tcPr>
+            <w:tcW w:type="dxa" w:w="2340"/>
+            <w:tcBorders>
+              <w:top w:val="single" w:color="BFBFBF" w:sz="4"/>
+              <w:left w:val="single" w:color="BFBFBF" w:sz="4"/>
+              <w:bottom w:val="single" w:color="BFBFBF" w:sz="4"/>
+              <w:right w:val="single" w:color="BFBFBF" w:sz="4"/>
+            </w:tcBorders>
+            <w:tcMar>
+              <w:top w:type="dxa" w:w="80"/>
+              <w:left w:type="dxa" w:w="120"/>
+              <w:bottom w:type="dxa" w:w="80"/>
+              <w:right w:type="dxa" w:w="120"/>
+            </w:tcMar>
+          </w:tcPr>
+          <w:p>
+            <w:r>
+              <w:rPr>
+                <w:rFonts w:ascii="Malgun Gothic" w:cs="Malgun Gothic" w:eastAsia="Malgun Gothic" w:hAnsi="Malgun Gothic"/>
+                <w:sz w:val="20"/>
+                <w:szCs w:val="20"/>
+              </w:rPr>
+              <w:t xml:space="preserve">공급사 보장</w:t>
+            </w:r>
+          </w:p>
+        </w:tc>
+        <w:tc>
+          <w:tcPr>
+            <w:tcW w:type="dxa" w:w="2340"/>
+            <w:tcBorders>
+              <w:top w:val="single" w:color="BFBFBF" w:sz="4"/>
+              <w:left w:val="single" w:color="BFBFBF" w:sz="4"/>
+              <w:bottom w:val="single" w:color="BFBFBF" w:sz="4"/>
+              <w:right w:val="single" w:color="BFBFBF" w:sz="4"/>
+            </w:tcBorders>
+            <w:tcMar>
+              <w:top w:type="dxa" w:w="80"/>
+              <w:left w:type="dxa" w:w="120"/>
+              <w:bottom w:type="dxa" w:w="80"/>
+              <w:right w:type="dxa" w:w="120"/>
+            </w:tcMar>
+          </w:tcPr>
+          <w:p>
+            <w:r>
+              <w:rPr>
+                <w:rFonts w:ascii="Malgun Gothic" w:cs="Malgun Gothic" w:eastAsia="Malgun Gothic" w:hAnsi="Malgun Gothic"/>
+                <w:sz w:val="20"/>
+                <w:szCs w:val="20"/>
+              </w:rPr>
+              <w:t xml:space="preserve">Hokodo, Resolve, Tabby (B2B)</w:t>
+            </w:r>
+          </w:p>
+        </w:tc>
+      </w:tr>
+      <w:tr>
+        <w:tc>
+          <w:tcPr>
+            <w:tcW w:type="dxa" w:w="2340"/>
+            <w:tcBorders>
+              <w:top w:val="single" w:color="BFBFBF" w:sz="4"/>
+              <w:left w:val="single" w:color="BFBFBF" w:sz="4"/>
+              <w:bottom w:val="single" w:color="BFBFBF" w:sz="4"/>
+              <w:right w:val="single" w:color="BFBFBF" w:sz="4"/>
+            </w:tcBorders>
+            <w:tcMar>
+              <w:top w:type="dxa" w:w="80"/>
+              <w:left w:type="dxa" w:w="120"/>
+              <w:bottom w:type="dxa" w:w="80"/>
+              <w:right w:type="dxa" w:w="120"/>
+            </w:tcMar>
+          </w:tcPr>
+          <w:p>
+            <w:r>
+              <w:rPr>
+                <w:rFonts w:ascii="Malgun Gothic" w:cs="Malgun Gothic" w:eastAsia="Malgun Gothic" w:hAnsi="Malgun Gothic"/>
+                <w:b/>
+                <w:bCs/>
+                <w:sz w:val="20"/>
+                <w:szCs w:val="20"/>
+              </w:rPr>
+              <w:t xml:space="preserve">Factoring (매출채권 매입)</w:t>
+            </w:r>
+          </w:p>
+        </w:tc>
+        <w:tc>
+          <w:tcPr>
+            <w:tcW w:type="dxa" w:w="2340"/>
+            <w:tcBorders>
+              <w:top w:val="single" w:color="BFBFBF" w:sz="4"/>
+              <w:left w:val="single" w:color="BFBFBF" w:sz="4"/>
+              <w:bottom w:val="single" w:color="BFBFBF" w:sz="4"/>
+              <w:right w:val="single" w:color="BFBFBF" w:sz="4"/>
+            </w:tcBorders>
+            <w:tcMar>
+              <w:top w:type="dxa" w:w="80"/>
+              <w:left w:type="dxa" w:w="120"/>
+              <w:bottom w:type="dxa" w:w="80"/>
+              <w:right w:type="dxa" w:w="120"/>
+            </w:tcMar>
+          </w:tcPr>
+          <w:p>
+            <w:r>
+              <w:rPr>
+                <w:rFonts w:ascii="Malgun Gothic" w:cs="Malgun Gothic" w:eastAsia="Malgun Gothic" w:hAnsi="Malgun Gothic"/>
+                <w:sz w:val="20"/>
+                <w:szCs w:val="20"/>
+              </w:rPr>
+              <w:t xml:space="preserve">1~3%</w:t>
+            </w:r>
+          </w:p>
+        </w:tc>
+        <w:tc>
+          <w:tcPr>
+            <w:tcW w:type="dxa" w:w="2340"/>
+            <w:tcBorders>
+              <w:top w:val="single" w:color="BFBFBF" w:sz="4"/>
+              <w:left w:val="single" w:color="BFBFBF" w:sz="4"/>
+              <w:bottom w:val="single" w:color="BFBFBF" w:sz="4"/>
+              <w:right w:val="single" w:color="BFBFBF" w:sz="4"/>
+            </w:tcBorders>
+            <w:tcMar>
+              <w:top w:type="dxa" w:w="80"/>
+              <w:left w:type="dxa" w:w="120"/>
+              <w:bottom w:type="dxa" w:w="80"/>
+              <w:right w:type="dxa" w:w="120"/>
+            </w:tcMar>
+          </w:tcPr>
+          <w:p>
+            <w:r>
+              <w:rPr>
+                <w:rFonts w:ascii="Malgun Gothic" w:cs="Malgun Gothic" w:eastAsia="Malgun Gothic" w:hAnsi="Malgun Gothic"/>
+                <w:sz w:val="20"/>
+                <w:szCs w:val="20"/>
+              </w:rPr>
+              <w:t xml:space="preserve">즉시 현금화</w:t>
+            </w:r>
+          </w:p>
+        </w:tc>
+        <w:tc>
+          <w:tcPr>
+            <w:tcW w:type="dxa" w:w="2340"/>
+            <w:tcBorders>
+              <w:top w:val="single" w:color="BFBFBF" w:sz="4"/>
+              <w:left w:val="single" w:color="BFBFBF" w:sz="4"/>
+              <w:bottom w:val="single" w:color="BFBFBF" w:sz="4"/>
+              <w:right w:val="single" w:color="BFBFBF" w:sz="4"/>
+            </w:tcBorders>
+            <w:tcMar>
+              <w:top w:type="dxa" w:w="80"/>
+              <w:left w:type="dxa" w:w="120"/>
+              <w:bottom w:type="dxa" w:w="80"/>
+              <w:right w:type="dxa" w:w="120"/>
+            </w:tcMar>
+          </w:tcPr>
+          <w:p>
+            <w:r>
+              <w:rPr>
+                <w:rFonts w:ascii="Malgun Gothic" w:cs="Malgun Gothic" w:eastAsia="Malgun Gothic" w:hAnsi="Malgun Gothic"/>
+                <w:sz w:val="20"/>
+                <w:szCs w:val="20"/>
+              </w:rPr>
+              <w:t xml:space="preserve">미수금을 팩토링사가 매입</w:t>
+            </w:r>
+          </w:p>
+        </w:tc>
+      </w:tr>
+      <w:tr>
+        <w:tc>
+          <w:tcPr>
+            <w:tcW w:type="dxa" w:w="2340"/>
+            <w:tcBorders>
+              <w:top w:val="single" w:color="BFBFBF" w:sz="4"/>
+              <w:left w:val="single" w:color="BFBFBF" w:sz="4"/>
+              <w:bottom w:val="single" w:color="BFBFBF" w:sz="4"/>
+              <w:right w:val="single" w:color="BFBFBF" w:sz="4"/>
+            </w:tcBorders>
+            <w:tcMar>
+              <w:top w:type="dxa" w:w="80"/>
+              <w:left w:type="dxa" w:w="120"/>
+              <w:bottom w:type="dxa" w:w="80"/>
+              <w:right w:type="dxa" w:w="120"/>
+            </w:tcMar>
+          </w:tcPr>
+          <w:p>
+            <w:r>
+              <w:rPr>
+                <w:rFonts w:ascii="Malgun Gothic" w:cs="Malgun Gothic" w:eastAsia="Malgun Gothic" w:hAnsi="Malgun Gothic"/>
+                <w:b/>
+                <w:bCs/>
+                <w:sz w:val="20"/>
+                <w:szCs w:val="20"/>
+              </w:rPr>
+              <w:t xml:space="preserve">Invoice Financing</w:t>
+            </w:r>
+          </w:p>
+        </w:tc>
+        <w:tc>
+          <w:tcPr>
+            <w:tcW w:type="dxa" w:w="2340"/>
+            <w:tcBorders>
+              <w:top w:val="single" w:color="BFBFBF" w:sz="4"/>
+              <w:left w:val="single" w:color="BFBFBF" w:sz="4"/>
+              <w:bottom w:val="single" w:color="BFBFBF" w:sz="4"/>
+              <w:right w:val="single" w:color="BFBFBF" w:sz="4"/>
+            </w:tcBorders>
+            <w:tcMar>
+              <w:top w:type="dxa" w:w="80"/>
+              <w:left w:type="dxa" w:w="120"/>
+              <w:bottom w:type="dxa" w:w="80"/>
+              <w:right w:type="dxa" w:w="120"/>
+            </w:tcMar>
+          </w:tcPr>
+          <w:p>
+            <w:r>
+              <w:rPr>
+                <w:rFonts w:ascii="Malgun Gothic" w:cs="Malgun Gothic" w:eastAsia="Malgun Gothic" w:hAnsi="Malgun Gothic"/>
+                <w:sz w:val="20"/>
+                <w:szCs w:val="20"/>
+              </w:rPr>
+              <w:t xml:space="preserve">0.5~2%</w:t>
+            </w:r>
+          </w:p>
+        </w:tc>
+        <w:tc>
+          <w:tcPr>
+            <w:tcW w:type="dxa" w:w="2340"/>
+            <w:tcBorders>
+              <w:top w:val="single" w:color="BFBFBF" w:sz="4"/>
+              <w:left w:val="single" w:color="BFBFBF" w:sz="4"/>
+              <w:bottom w:val="single" w:color="BFBFBF" w:sz="4"/>
+              <w:right w:val="single" w:color="BFBFBF" w:sz="4"/>
+            </w:tcBorders>
+            <w:tcMar>
+              <w:top w:type="dxa" w:w="80"/>
+              <w:left w:type="dxa" w:w="120"/>
+              <w:bottom w:type="dxa" w:w="80"/>
+              <w:right w:type="dxa" w:w="120"/>
+            </w:tcMar>
+          </w:tcPr>
+          <w:p>
+            <w:r>
+              <w:rPr>
+                <w:rFonts w:ascii="Malgun Gothic" w:cs="Malgun Gothic" w:eastAsia="Malgun Gothic" w:hAnsi="Malgun Gothic"/>
+                <w:sz w:val="20"/>
+                <w:szCs w:val="20"/>
+              </w:rPr>
+              <w:t xml:space="preserve">운영자금</w:t>
+            </w:r>
+          </w:p>
+        </w:tc>
+        <w:tc>
+          <w:tcPr>
+            <w:tcW w:type="dxa" w:w="2340"/>
+            <w:tcBorders>
+              <w:top w:val="single" w:color="BFBFBF" w:sz="4"/>
+              <w:left w:val="single" w:color="BFBFBF" w:sz="4"/>
+              <w:bottom w:val="single" w:color="BFBFBF" w:sz="4"/>
+              <w:right w:val="single" w:color="BFBFBF" w:sz="4"/>
+            </w:tcBorders>
+            <w:tcMar>
+              <w:top w:type="dxa" w:w="80"/>
+              <w:left w:type="dxa" w:w="120"/>
+              <w:bottom w:type="dxa" w:w="80"/>
+              <w:right w:type="dxa" w:w="120"/>
+            </w:tcMar>
+          </w:tcPr>
+          <w:p>
+            <w:r>
+              <w:rPr>
+                <w:rFonts w:ascii="Malgun Gothic" w:cs="Malgun Gothic" w:eastAsia="Malgun Gothic" w:hAnsi="Malgun Gothic"/>
+                <w:sz w:val="20"/>
+                <w:szCs w:val="20"/>
+              </w:rPr>
+              <w:t xml:space="preserve">미수금 담보 대출</w:t>
+            </w:r>
+          </w:p>
+        </w:tc>
+      </w:tr>
+    </w:tbl>
+    <w:p>
+      <w:r>
+        <w:t xml:space="preserve"/>
+      </w:r>
+    </w:p>
+    <w:p>
+      <w:r>
+        <w:t xml:space="preserve"/>
+      </w:r>
+    </w:p>
+    <w:p>
+      <w:pPr>
+        <w:spacing w:after="80"/>
+      </w:pPr>
+      <w:r>
+        <w:rPr>
+          <w:rFonts w:ascii="Malgun Gothic" w:cs="Malgun Gothic" w:eastAsia="Malgun Gothic" w:hAnsi="Malgun Gothic"/>
+          <w:b/>
+          <w:bCs/>
+          <w:sz w:val="20"/>
+          <w:szCs w:val="20"/>
+        </w:rPr>
+        <w:t xml:space="preserve">DOTBIZ 적용성</w:t>
+      </w:r>
+      <w:r>
+        <w:rPr>
+          <w:rFonts w:ascii="Malgun Gothic" w:cs="Malgun Gothic" w:eastAsia="Malgun Gothic" w:hAnsi="Malgun Gothic"/>
+          <w:sz w:val="20"/>
+          <w:szCs w:val="20"/>
+        </w:rPr>
+        <w:t xml:space="preserve">: ⭐⭐⭐⭐ — Trade Credit Insurance + Factoring으로 AR 리스크 분산 가능</w:t>
+      </w:r>
+    </w:p>
+    <w:p>
+      <w:r>
+        <w:t xml:space="preserve"/>
+      </w:r>
+    </w:p>
+    <w:p>
+      <w:pPr>
+        <w:pStyle w:val="Heading4"/>
+        <w:spacing w:after="100" w:before="200"/>
+      </w:pPr>
+      <w:r>
+        <w:rPr>
+          <w:rFonts w:ascii="Malgun Gothic" w:cs="Malgun Gothic" w:eastAsia="Malgun Gothic" w:hAnsi="Malgun Gothic"/>
+          <w:b/>
+          <w:bCs/>
+          <w:sz w:val="22"/>
+          <w:szCs w:val="22"/>
+        </w:rPr>
+        <w:t xml:space="preserve">3. 담보 / 보증 (Collateral-based)</w:t>
+      </w:r>
+    </w:p>
+    <w:p>
+      <w:r>
+        <w:t xml:space="preserve"/>
+      </w:r>
+    </w:p>
+    <w:tbl>
+      <w:tblPr>
+        <w:tblW w:type="dxa" w:w="9360"/>
+        <w:tblBorders>
+          <w:top w:val="single" w:color="auto" w:sz="4"/>
+          <w:left w:val="single" w:color="auto" w:sz="4"/>
+          <w:bottom w:val="single" w:color="auto" w:sz="4"/>
+          <w:right w:val="single" w:color="auto" w:sz="4"/>
+          <w:insideH w:val="single" w:color="auto" w:sz="4"/>
+          <w:insideV w:val="single" w:color="auto" w:sz="4"/>
+        </w:tblBorders>
+      </w:tblPr>
+      <w:tblGrid>
+        <w:gridCol w:w="2340"/>
+        <w:gridCol w:w="2340"/>
+        <w:gridCol w:w="2340"/>
+        <w:gridCol w:w="2340"/>
+      </w:tblGrid>
+      <w:tr>
+        <w:trPr>
+          <w:tblHeader/>
+        </w:trPr>
+        <w:tc>
+          <w:tcPr>
+            <w:tcW w:type="dxa" w:w="2340"/>
+            <w:tcBorders>
+              <w:top w:val="single" w:color="BFBFBF" w:sz="4"/>
+              <w:left w:val="single" w:color="BFBFBF" w:sz="4"/>
+              <w:bottom w:val="single" w:color="BFBFBF" w:sz="4"/>
+              <w:right w:val="single" w:color="BFBFBF" w:sz="4"/>
+            </w:tcBorders>
+            <w:shd w:fill="D5E8F0" w:val="clear"/>
+            <w:tcMar>
+              <w:top w:type="dxa" w:w="80"/>
+              <w:left w:type="dxa" w:w="120"/>
+              <w:bottom w:type="dxa" w:w="80"/>
+              <w:right w:type="dxa" w:w="120"/>
+            </w:tcMar>
+          </w:tcPr>
+          <w:p>
+            <w:r>
+              <w:rPr>
+                <w:b/>
+                <w:bCs/>
+              </w:rPr>
+            </w:r>
+          </w:p>
+        </w:tc>
+        <w:tc>
+          <w:tcPr>
+            <w:tcW w:type="dxa" w:w="2340"/>
+            <w:tcBorders>
+              <w:top w:val="single" w:color="BFBFBF" w:sz="4"/>
+              <w:left w:val="single" w:color="BFBFBF" w:sz="4"/>
+              <w:bottom w:val="single" w:color="BFBFBF" w:sz="4"/>
+              <w:right w:val="single" w:color="BFBFBF" w:sz="4"/>
+            </w:tcBorders>
+            <w:shd w:fill="D5E8F0" w:val="clear"/>
+            <w:tcMar>
+              <w:top w:type="dxa" w:w="80"/>
+              <w:left w:type="dxa" w:w="120"/>
+              <w:bottom w:type="dxa" w:w="80"/>
+              <w:right w:type="dxa" w:w="120"/>
+            </w:tcMar>
+          </w:tcPr>
+          <w:p>
+            <w:r>
+              <w:rPr>
+                <w:b/>
+                <w:bCs/>
+              </w:rPr>
+            </w:r>
+          </w:p>
+        </w:tc>
+        <w:tc>
+          <w:tcPr>
+            <w:tcW w:type="dxa" w:w="2340"/>
+            <w:tcBorders>
+              <w:top w:val="single" w:color="BFBFBF" w:sz="4"/>
+              <w:left w:val="single" w:color="BFBFBF" w:sz="4"/>
+              <w:bottom w:val="single" w:color="BFBFBF" w:sz="4"/>
+              <w:right w:val="single" w:color="BFBFBF" w:sz="4"/>
+            </w:tcBorders>
+            <w:shd w:fill="D5E8F0" w:val="clear"/>
+            <w:tcMar>
+              <w:top w:type="dxa" w:w="80"/>
+              <w:left w:type="dxa" w:w="120"/>
+              <w:bottom w:type="dxa" w:w="80"/>
+              <w:right w:type="dxa" w:w="120"/>
+            </w:tcMar>
+          </w:tcPr>
+          <w:p>
+            <w:r>
+              <w:rPr>
+                <w:b/>
+                <w:bCs/>
+              </w:rPr>
+            </w:r>
+          </w:p>
+        </w:tc>
+        <w:tc>
+          <w:tcPr>
+            <w:tcW w:type="dxa" w:w="2340"/>
+            <w:tcBorders>
+              <w:top w:val="single" w:color="BFBFBF" w:sz="4"/>
+              <w:left w:val="single" w:color="BFBFBF" w:sz="4"/>
+              <w:bottom w:val="single" w:color="BFBFBF" w:sz="4"/>
+              <w:right w:val="single" w:color="BFBFBF" w:sz="4"/>
+            </w:tcBorders>
+            <w:shd w:fill="D5E8F0" w:val="clear"/>
+            <w:tcMar>
+              <w:top w:type="dxa" w:w="80"/>
+              <w:left w:type="dxa" w:w="120"/>
+              <w:bottom w:type="dxa" w:w="80"/>
+              <w:right w:type="dxa" w:w="120"/>
+            </w:tcMar>
+          </w:tcPr>
+          <w:p>
+            <w:r>
+              <w:rPr>
+                <w:b/>
+                <w:bCs/>
+              </w:rPr>
+            </w:r>
+          </w:p>
+        </w:tc>
+      </w:tr>
+      <w:tr>
+        <w:tc>
+          <w:tcPr>
+            <w:tcW w:type="dxa" w:w="2340"/>
+            <w:tcBorders>
+              <w:top w:val="single" w:color="BFBFBF" w:sz="4"/>
+              <w:left w:val="single" w:color="BFBFBF" w:sz="4"/>
+              <w:bottom w:val="single" w:color="BFBFBF" w:sz="4"/>
+              <w:right w:val="single" w:color="BFBFBF" w:sz="4"/>
+            </w:tcBorders>
+            <w:tcMar>
+              <w:top w:type="dxa" w:w="80"/>
+              <w:left w:type="dxa" w:w="120"/>
+              <w:bottom w:type="dxa" w:w="80"/>
+              <w:right w:type="dxa" w:w="120"/>
+            </w:tcMar>
+          </w:tcPr>
+          <w:p>
+            <w:r>
+              <w:rPr>
+                <w:rFonts w:ascii="Malgun Gothic" w:cs="Malgun Gothic" w:eastAsia="Malgun Gothic" w:hAnsi="Malgun Gothic"/>
+                <w:b/>
+                <w:bCs/>
+                <w:sz w:val="20"/>
+                <w:szCs w:val="20"/>
+              </w:rPr>
+              <w:t xml:space="preserve">Bank Guarantee (은행 보증서)</w:t>
+            </w:r>
+          </w:p>
+        </w:tc>
+        <w:tc>
+          <w:tcPr>
+            <w:tcW w:type="dxa" w:w="2340"/>
+            <w:tcBorders>
+              <w:top w:val="single" w:color="BFBFBF" w:sz="4"/>
+              <w:left w:val="single" w:color="BFBFBF" w:sz="4"/>
+              <w:bottom w:val="single" w:color="BFBFBF" w:sz="4"/>
+              <w:right w:val="single" w:color="BFBFBF" w:sz="4"/>
+            </w:tcBorders>
+            <w:tcMar>
+              <w:top w:type="dxa" w:w="80"/>
+              <w:left w:type="dxa" w:w="120"/>
+              <w:bottom w:type="dxa" w:w="80"/>
+              <w:right w:type="dxa" w:w="120"/>
+            </w:tcMar>
+          </w:tcPr>
+          <w:p>
+            <w:r>
+              <w:rPr>
+                <w:rFonts w:ascii="Malgun Gothic" w:cs="Malgun Gothic" w:eastAsia="Malgun Gothic" w:hAnsi="Malgun Gothic"/>
+                <w:sz w:val="20"/>
+                <w:szCs w:val="20"/>
+              </w:rPr>
+              <w:t xml:space="preserve">1~2%/년</w:t>
+            </w:r>
+          </w:p>
+        </w:tc>
+        <w:tc>
+          <w:tcPr>
+            <w:tcW w:type="dxa" w:w="2340"/>
+            <w:tcBorders>
+              <w:top w:val="single" w:color="BFBFBF" w:sz="4"/>
+              <w:left w:val="single" w:color="BFBFBF" w:sz="4"/>
+              <w:bottom w:val="single" w:color="BFBFBF" w:sz="4"/>
+              <w:right w:val="single" w:color="BFBFBF" w:sz="4"/>
+            </w:tcBorders>
+            <w:tcMar>
+              <w:top w:type="dxa" w:w="80"/>
+              <w:left w:type="dxa" w:w="120"/>
+              <w:bottom w:type="dxa" w:w="80"/>
+              <w:right w:type="dxa" w:w="120"/>
+            </w:tcMar>
+          </w:tcPr>
+          <w:p>
+            <w:r>
+              <w:rPr>
+                <w:rFonts w:ascii="Malgun Gothic" w:cs="Malgun Gothic" w:eastAsia="Malgun Gothic" w:hAnsi="Malgun Gothic"/>
+                <w:sz w:val="20"/>
+                <w:szCs w:val="20"/>
+              </w:rPr>
+              <w:t xml:space="preserve">부도 차단</w:t>
+            </w:r>
+          </w:p>
+        </w:tc>
+        <w:tc>
+          <w:tcPr>
+            <w:tcW w:type="dxa" w:w="2340"/>
+            <w:tcBorders>
+              <w:top w:val="single" w:color="BFBFBF" w:sz="4"/>
+              <w:left w:val="single" w:color="BFBFBF" w:sz="4"/>
+              <w:bottom w:val="single" w:color="BFBFBF" w:sz="4"/>
+              <w:right w:val="single" w:color="BFBFBF" w:sz="4"/>
+            </w:tcBorders>
+            <w:tcMar>
+              <w:top w:type="dxa" w:w="80"/>
+              <w:left w:type="dxa" w:w="120"/>
+              <w:bottom w:type="dxa" w:w="80"/>
+              <w:right w:type="dxa" w:w="120"/>
+            </w:tcMar>
+          </w:tcPr>
+          <w:p>
+            <w:r>
+              <w:rPr>
+                <w:rFonts w:ascii="Malgun Gothic" w:cs="Malgun Gothic" w:eastAsia="Malgun Gothic" w:hAnsi="Malgun Gothic"/>
+                <w:sz w:val="20"/>
+                <w:szCs w:val="20"/>
+              </w:rPr>
+              <w:t xml:space="preserve">Hotelbeds 표준</w:t>
+            </w:r>
+          </w:p>
+        </w:tc>
+      </w:tr>
+      <w:tr>
+        <w:tc>
+          <w:tcPr>
+            <w:tcW w:type="dxa" w:w="2340"/>
+            <w:tcBorders>
+              <w:top w:val="single" w:color="BFBFBF" w:sz="4"/>
+              <w:left w:val="single" w:color="BFBFBF" w:sz="4"/>
+              <w:bottom w:val="single" w:color="BFBFBF" w:sz="4"/>
+              <w:right w:val="single" w:color="BFBFBF" w:sz="4"/>
+            </w:tcBorders>
+            <w:tcMar>
+              <w:top w:type="dxa" w:w="80"/>
+              <w:left w:type="dxa" w:w="120"/>
+              <w:bottom w:type="dxa" w:w="80"/>
+              <w:right w:type="dxa" w:w="120"/>
+            </w:tcMar>
+          </w:tcPr>
+          <w:p>
+            <w:r>
+              <w:rPr>
+                <w:rFonts w:ascii="Malgun Gothic" w:cs="Malgun Gothic" w:eastAsia="Malgun Gothic" w:hAnsi="Malgun Gothic"/>
+                <w:b/>
+                <w:bCs/>
+                <w:sz w:val="20"/>
+                <w:szCs w:val="20"/>
+              </w:rPr>
+              <w:t xml:space="preserve">Letter of Credit (LC, 신용장)</w:t>
+            </w:r>
+          </w:p>
+        </w:tc>
+        <w:tc>
+          <w:tcPr>
+            <w:tcW w:type="dxa" w:w="2340"/>
+            <w:tcBorders>
+              <w:top w:val="single" w:color="BFBFBF" w:sz="4"/>
+              <w:left w:val="single" w:color="BFBFBF" w:sz="4"/>
+              <w:bottom w:val="single" w:color="BFBFBF" w:sz="4"/>
+              <w:right w:val="single" w:color="BFBFBF" w:sz="4"/>
+            </w:tcBorders>
+            <w:tcMar>
+              <w:top w:type="dxa" w:w="80"/>
+              <w:left w:type="dxa" w:w="120"/>
+              <w:bottom w:type="dxa" w:w="80"/>
+              <w:right w:type="dxa" w:w="120"/>
+            </w:tcMar>
+          </w:tcPr>
+          <w:p>
+            <w:r>
+              <w:rPr>
+                <w:rFonts w:ascii="Malgun Gothic" w:cs="Malgun Gothic" w:eastAsia="Malgun Gothic" w:hAnsi="Malgun Gothic"/>
+                <w:sz w:val="20"/>
+                <w:szCs w:val="20"/>
+              </w:rPr>
+              <w:t xml:space="preserve">0.5~1%</w:t>
+            </w:r>
+          </w:p>
+        </w:tc>
+        <w:tc>
+          <w:tcPr>
+            <w:tcW w:type="dxa" w:w="2340"/>
+            <w:tcBorders>
+              <w:top w:val="single" w:color="BFBFBF" w:sz="4"/>
+              <w:left w:val="single" w:color="BFBFBF" w:sz="4"/>
+              <w:bottom w:val="single" w:color="BFBFBF" w:sz="4"/>
+              <w:right w:val="single" w:color="BFBFBF" w:sz="4"/>
+            </w:tcBorders>
+            <w:tcMar>
+              <w:top w:type="dxa" w:w="80"/>
+              <w:left w:type="dxa" w:w="120"/>
+              <w:bottom w:type="dxa" w:w="80"/>
+              <w:right w:type="dxa" w:w="120"/>
+            </w:tcMar>
+          </w:tcPr>
+          <w:p>
+            <w:r>
+              <w:rPr>
+                <w:rFonts w:ascii="Malgun Gothic" w:cs="Malgun Gothic" w:eastAsia="Malgun Gothic" w:hAnsi="Malgun Gothic"/>
+                <w:sz w:val="20"/>
+                <w:szCs w:val="20"/>
+              </w:rPr>
+              <w:t xml:space="preserve">무역 결제</w:t>
+            </w:r>
+          </w:p>
+        </w:tc>
+        <w:tc>
+          <w:tcPr>
+            <w:tcW w:type="dxa" w:w="2340"/>
+            <w:tcBorders>
+              <w:top w:val="single" w:color="BFBFBF" w:sz="4"/>
+              <w:left w:val="single" w:color="BFBFBF" w:sz="4"/>
+              <w:bottom w:val="single" w:color="BFBFBF" w:sz="4"/>
+              <w:right w:val="single" w:color="BFBFBF" w:sz="4"/>
+            </w:tcBorders>
+            <w:tcMar>
+              <w:top w:type="dxa" w:w="80"/>
+              <w:left w:type="dxa" w:w="120"/>
+              <w:bottom w:type="dxa" w:w="80"/>
+              <w:right w:type="dxa" w:w="120"/>
+            </w:tcMar>
+          </w:tcPr>
+          <w:p>
+            <w:r>
+              <w:rPr>
+                <w:rFonts w:ascii="Malgun Gothic" w:cs="Malgun Gothic" w:eastAsia="Malgun Gothic" w:hAnsi="Malgun Gothic"/>
+                <w:sz w:val="20"/>
+                <w:szCs w:val="20"/>
+              </w:rPr>
+              <w:t xml:space="preserve">대형 글로벌 거래</w:t>
+            </w:r>
+          </w:p>
+        </w:tc>
+      </w:tr>
+      <w:tr>
+        <w:tc>
+          <w:tcPr>
+            <w:tcW w:type="dxa" w:w="2340"/>
+            <w:tcBorders>
+              <w:top w:val="single" w:color="BFBFBF" w:sz="4"/>
+              <w:left w:val="single" w:color="BFBFBF" w:sz="4"/>
+              <w:bottom w:val="single" w:color="BFBFBF" w:sz="4"/>
+              <w:right w:val="single" w:color="BFBFBF" w:sz="4"/>
+            </w:tcBorders>
+            <w:tcMar>
+              <w:top w:type="dxa" w:w="80"/>
+              <w:left w:type="dxa" w:w="120"/>
+              <w:bottom w:type="dxa" w:w="80"/>
+              <w:right w:type="dxa" w:w="120"/>
+            </w:tcMar>
+          </w:tcPr>
+          <w:p>
+            <w:r>
+              <w:rPr>
+                <w:rFonts w:ascii="Malgun Gothic" w:cs="Malgun Gothic" w:eastAsia="Malgun Gothic" w:hAnsi="Malgun Gothic"/>
+                <w:b/>
+                <w:bCs/>
+                <w:sz w:val="20"/>
+                <w:szCs w:val="20"/>
+              </w:rPr>
+              <w:t xml:space="preserve">Escrow (에스크로)</w:t>
+            </w:r>
+          </w:p>
+        </w:tc>
+        <w:tc>
+          <w:tcPr>
+            <w:tcW w:type="dxa" w:w="2340"/>
+            <w:tcBorders>
+              <w:top w:val="single" w:color="BFBFBF" w:sz="4"/>
+              <w:left w:val="single" w:color="BFBFBF" w:sz="4"/>
+              <w:bottom w:val="single" w:color="BFBFBF" w:sz="4"/>
+              <w:right w:val="single" w:color="BFBFBF" w:sz="4"/>
+            </w:tcBorders>
+            <w:tcMar>
+              <w:top w:type="dxa" w:w="80"/>
+              <w:left w:type="dxa" w:w="120"/>
+              <w:bottom w:type="dxa" w:w="80"/>
+              <w:right w:type="dxa" w:w="120"/>
+            </w:tcMar>
+          </w:tcPr>
+          <w:p>
+            <w:r>
+              <w:rPr>
+                <w:rFonts w:ascii="Malgun Gothic" w:cs="Malgun Gothic" w:eastAsia="Malgun Gothic" w:hAnsi="Malgun Gothic"/>
+                <w:sz w:val="20"/>
+                <w:szCs w:val="20"/>
+              </w:rPr>
+              <w:t xml:space="preserve">0.5~2%</w:t>
+            </w:r>
+          </w:p>
+        </w:tc>
+        <w:tc>
+          <w:tcPr>
+            <w:tcW w:type="dxa" w:w="2340"/>
+            <w:tcBorders>
+              <w:top w:val="single" w:color="BFBFBF" w:sz="4"/>
+              <w:left w:val="single" w:color="BFBFBF" w:sz="4"/>
+              <w:bottom w:val="single" w:color="BFBFBF" w:sz="4"/>
+              <w:right w:val="single" w:color="BFBFBF" w:sz="4"/>
+            </w:tcBorders>
+            <w:tcMar>
+              <w:top w:type="dxa" w:w="80"/>
+              <w:left w:type="dxa" w:w="120"/>
+              <w:bottom w:type="dxa" w:w="80"/>
+              <w:right w:type="dxa" w:w="120"/>
+            </w:tcMar>
+          </w:tcPr>
+          <w:p>
+            <w:r>
+              <w:rPr>
+                <w:rFonts w:ascii="Malgun Gothic" w:cs="Malgun Gothic" w:eastAsia="Malgun Gothic" w:hAnsi="Malgun Gothic"/>
+                <w:sz w:val="20"/>
+                <w:szCs w:val="20"/>
+              </w:rPr>
+              <w:t xml:space="preserve">신뢰 보장</w:t>
+            </w:r>
+          </w:p>
+        </w:tc>
+        <w:tc>
+          <w:tcPr>
+            <w:tcW w:type="dxa" w:w="2340"/>
+            <w:tcBorders>
+              <w:top w:val="single" w:color="BFBFBF" w:sz="4"/>
+              <w:left w:val="single" w:color="BFBFBF" w:sz="4"/>
+              <w:bottom w:val="single" w:color="BFBFBF" w:sz="4"/>
+              <w:right w:val="single" w:color="BFBFBF" w:sz="4"/>
+            </w:tcBorders>
+            <w:tcMar>
+              <w:top w:type="dxa" w:w="80"/>
+              <w:left w:type="dxa" w:w="120"/>
+              <w:bottom w:type="dxa" w:w="80"/>
+              <w:right w:type="dxa" w:w="120"/>
+            </w:tcMar>
+          </w:tcPr>
+          <w:p>
+            <w:r>
+              <w:rPr>
+                <w:rFonts w:ascii="Malgun Gothic" w:cs="Malgun Gothic" w:eastAsia="Malgun Gothic" w:hAnsi="Malgun Gothic"/>
+                <w:sz w:val="20"/>
+                <w:szCs w:val="20"/>
+              </w:rPr>
+              <w:t xml:space="preserve">양사 합의 시</w:t>
+            </w:r>
+          </w:p>
+        </w:tc>
+      </w:tr>
+      <w:tr>
+        <w:tc>
+          <w:tcPr>
+            <w:tcW w:type="dxa" w:w="2340"/>
+            <w:tcBorders>
+              <w:top w:val="single" w:color="BFBFBF" w:sz="4"/>
+              <w:left w:val="single" w:color="BFBFBF" w:sz="4"/>
+              <w:bottom w:val="single" w:color="BFBFBF" w:sz="4"/>
+              <w:right w:val="single" w:color="BFBFBF" w:sz="4"/>
+            </w:tcBorders>
+            <w:tcMar>
+              <w:top w:type="dxa" w:w="80"/>
+              <w:left w:type="dxa" w:w="120"/>
+              <w:bottom w:type="dxa" w:w="80"/>
+              <w:right w:type="dxa" w:w="120"/>
+            </w:tcMar>
+          </w:tcPr>
+          <w:p>
+            <w:r>
+              <w:rPr>
+                <w:rFonts w:ascii="Malgun Gothic" w:cs="Malgun Gothic" w:eastAsia="Malgun Gothic" w:hAnsi="Malgun Gothic"/>
+                <w:b/>
+                <w:bCs/>
+                <w:sz w:val="20"/>
+                <w:szCs w:val="20"/>
+              </w:rPr>
+              <w:t xml:space="preserve">Performance Bond</w:t>
+            </w:r>
+          </w:p>
+        </w:tc>
+        <w:tc>
+          <w:tcPr>
+            <w:tcW w:type="dxa" w:w="2340"/>
+            <w:tcBorders>
+              <w:top w:val="single" w:color="BFBFBF" w:sz="4"/>
+              <w:left w:val="single" w:color="BFBFBF" w:sz="4"/>
+              <w:bottom w:val="single" w:color="BFBFBF" w:sz="4"/>
+              <w:right w:val="single" w:color="BFBFBF" w:sz="4"/>
+            </w:tcBorders>
+            <w:tcMar>
+              <w:top w:type="dxa" w:w="80"/>
+              <w:left w:type="dxa" w:w="120"/>
+              <w:bottom w:type="dxa" w:w="80"/>
+              <w:right w:type="dxa" w:w="120"/>
+            </w:tcMar>
+          </w:tcPr>
+          <w:p>
+            <w:r>
+              <w:rPr>
+                <w:rFonts w:ascii="Malgun Gothic" w:cs="Malgun Gothic" w:eastAsia="Malgun Gothic" w:hAnsi="Malgun Gothic"/>
+                <w:sz w:val="20"/>
+                <w:szCs w:val="20"/>
+              </w:rPr>
+              <w:t xml:space="preserve">1~2%/년</w:t>
+            </w:r>
+          </w:p>
+        </w:tc>
+        <w:tc>
+          <w:tcPr>
+            <w:tcW w:type="dxa" w:w="2340"/>
+            <w:tcBorders>
+              <w:top w:val="single" w:color="BFBFBF" w:sz="4"/>
+              <w:left w:val="single" w:color="BFBFBF" w:sz="4"/>
+              <w:bottom w:val="single" w:color="BFBFBF" w:sz="4"/>
+              <w:right w:val="single" w:color="BFBFBF" w:sz="4"/>
+            </w:tcBorders>
+            <w:tcMar>
+              <w:top w:type="dxa" w:w="80"/>
+              <w:left w:type="dxa" w:w="120"/>
+              <w:bottom w:type="dxa" w:w="80"/>
+              <w:right w:type="dxa" w:w="120"/>
+            </w:tcMar>
+          </w:tcPr>
+          <w:p>
+            <w:r>
+              <w:rPr>
+                <w:rFonts w:ascii="Malgun Gothic" w:cs="Malgun Gothic" w:eastAsia="Malgun Gothic" w:hAnsi="Malgun Gothic"/>
+                <w:sz w:val="20"/>
+                <w:szCs w:val="20"/>
+              </w:rPr>
+              <w:t xml:space="preserve">이행 보증</w:t>
+            </w:r>
+          </w:p>
+        </w:tc>
+        <w:tc>
+          <w:tcPr>
+            <w:tcW w:type="dxa" w:w="2340"/>
+            <w:tcBorders>
+              <w:top w:val="single" w:color="BFBFBF" w:sz="4"/>
+              <w:left w:val="single" w:color="BFBFBF" w:sz="4"/>
+              <w:bottom w:val="single" w:color="BFBFBF" w:sz="4"/>
+              <w:right w:val="single" w:color="BFBFBF" w:sz="4"/>
+            </w:tcBorders>
+            <w:tcMar>
+              <w:top w:type="dxa" w:w="80"/>
+              <w:left w:type="dxa" w:w="120"/>
+              <w:bottom w:type="dxa" w:w="80"/>
+              <w:right w:type="dxa" w:w="120"/>
+            </w:tcMar>
+          </w:tcPr>
+          <w:p>
+            <w:r>
+              <w:rPr>
+                <w:rFonts w:ascii="Malgun Gothic" w:cs="Malgun Gothic" w:eastAsia="Malgun Gothic" w:hAnsi="Malgun Gothic"/>
+                <w:sz w:val="20"/>
+                <w:szCs w:val="20"/>
+              </w:rPr>
+              <w:t xml:space="preserve">대규모 그룹 예약</w:t>
+            </w:r>
+          </w:p>
+        </w:tc>
+      </w:tr>
+    </w:tbl>
+    <w:p>
+      <w:r>
+        <w:t xml:space="preserve"/>
+      </w:r>
+    </w:p>
+    <w:p>
+      <w:r>
+        <w:t xml:space="preserve"/>
+      </w:r>
+    </w:p>
+    <w:p>
+      <w:pPr>
+        <w:spacing w:after="80"/>
+      </w:pPr>
+      <w:r>
+        <w:rPr>
+          <w:rFonts w:ascii="Malgun Gothic" w:cs="Malgun Gothic" w:eastAsia="Malgun Gothic" w:hAnsi="Malgun Gothic"/>
+          <w:b/>
+          <w:bCs/>
+          <w:sz w:val="20"/>
+          <w:szCs w:val="20"/>
+        </w:rPr>
+        <w:t xml:space="preserve">DOTBIZ 적용성</w:t>
+      </w:r>
+      <w:r>
+        <w:rPr>
+          <w:rFonts w:ascii="Malgun Gothic" w:cs="Malgun Gothic" w:eastAsia="Malgun Gothic" w:hAnsi="Malgun Gothic"/>
+          <w:sz w:val="20"/>
+          <w:szCs w:val="20"/>
+        </w:rPr>
+        <w:t xml:space="preserve">: ⭐⭐⭐⭐ — 디포짓 6종에 이미 포함, </w:t>
+      </w:r>
+      <w:r>
+        <w:rPr>
+          <w:rFonts w:ascii="Malgun Gothic" w:cs="Malgun Gothic" w:eastAsia="Malgun Gothic" w:hAnsi="Malgun Gothic"/>
+          <w:b/>
+          <w:bCs/>
+          <w:sz w:val="20"/>
+          <w:szCs w:val="20"/>
+        </w:rPr>
+        <w:t xml:space="preserve">No Deposit 대안</w:t>
+      </w:r>
+      <w:r>
+        <w:rPr>
+          <w:rFonts w:ascii="Malgun Gothic" w:cs="Malgun Gothic" w:eastAsia="Malgun Gothic" w:hAnsi="Malgun Gothic"/>
+          <w:sz w:val="20"/>
+          <w:szCs w:val="20"/>
+        </w:rPr>
+        <w:t xml:space="preserve">으로 강화 가능</w:t>
+      </w:r>
+    </w:p>
+    <w:p>
+      <w:r>
+        <w:t xml:space="preserve"/>
+      </w:r>
+    </w:p>
+    <w:p>
+      <w:pPr>
+        <w:pStyle w:val="Heading4"/>
+        <w:spacing w:after="100" w:before="200"/>
+      </w:pPr>
+      <w:r>
+        <w:rPr>
+          <w:rFonts w:ascii="Malgun Gothic" w:cs="Malgun Gothic" w:eastAsia="Malgun Gothic" w:hAnsi="Malgun Gothic"/>
+          <w:b/>
+          <w:bCs/>
+          <w:sz w:val="22"/>
+          <w:szCs w:val="22"/>
+        </w:rPr>
+        <w:t xml:space="preserve">4. 예치 / 충전 (Pre-funded)</w:t>
+      </w:r>
+    </w:p>
+    <w:p>
+      <w:r>
+        <w:t xml:space="preserve"/>
+      </w:r>
+    </w:p>
+    <w:tbl>
+      <w:tblPr>
+        <w:tblW w:type="dxa" w:w="9360"/>
+        <w:tblBorders>
+          <w:top w:val="single" w:color="auto" w:sz="4"/>
+          <w:left w:val="single" w:color="auto" w:sz="4"/>
+          <w:bottom w:val="single" w:color="auto" w:sz="4"/>
+          <w:right w:val="single" w:color="auto" w:sz="4"/>
+          <w:insideH w:val="single" w:color="auto" w:sz="4"/>
+          <w:insideV w:val="single" w:color="auto" w:sz="4"/>
+        </w:tblBorders>
+      </w:tblPr>
+      <w:tblGrid>
+        <w:gridCol w:w="2340"/>
+        <w:gridCol w:w="2340"/>
+        <w:gridCol w:w="2340"/>
+        <w:gridCol w:w="2340"/>
+      </w:tblGrid>
+      <w:tr>
+        <w:trPr>
+          <w:tblHeader/>
+        </w:trPr>
+        <w:tc>
+          <w:tcPr>
+            <w:tcW w:type="dxa" w:w="2340"/>
+            <w:tcBorders>
+              <w:top w:val="single" w:color="BFBFBF" w:sz="4"/>
+              <w:left w:val="single" w:color="BFBFBF" w:sz="4"/>
+              <w:bottom w:val="single" w:color="BFBFBF" w:sz="4"/>
+              <w:right w:val="single" w:color="BFBFBF" w:sz="4"/>
+            </w:tcBorders>
+            <w:shd w:fill="D5E8F0" w:val="clear"/>
+            <w:tcMar>
+              <w:top w:type="dxa" w:w="80"/>
+              <w:left w:type="dxa" w:w="120"/>
+              <w:bottom w:type="dxa" w:w="80"/>
+              <w:right w:type="dxa" w:w="120"/>
+            </w:tcMar>
+          </w:tcPr>
+          <w:p>
+            <w:r>
+              <w:rPr>
+                <w:b/>
+                <w:bCs/>
+              </w:rPr>
+            </w:r>
+          </w:p>
+        </w:tc>
+        <w:tc>
+          <w:tcPr>
+            <w:tcW w:type="dxa" w:w="2340"/>
+            <w:tcBorders>
+              <w:top w:val="single" w:color="BFBFBF" w:sz="4"/>
+              <w:left w:val="single" w:color="BFBFBF" w:sz="4"/>
+              <w:bottom w:val="single" w:color="BFBFBF" w:sz="4"/>
+              <w:right w:val="single" w:color="BFBFBF" w:sz="4"/>
+            </w:tcBorders>
+            <w:shd w:fill="D5E8F0" w:val="clear"/>
+            <w:tcMar>
+              <w:top w:type="dxa" w:w="80"/>
+              <w:left w:type="dxa" w:w="120"/>
+              <w:bottom w:type="dxa" w:w="80"/>
+              <w:right w:type="dxa" w:w="120"/>
+            </w:tcMar>
+          </w:tcPr>
+          <w:p>
+            <w:r>
+              <w:rPr>
+                <w:b/>
+                <w:bCs/>
+              </w:rPr>
+            </w:r>
+          </w:p>
+        </w:tc>
+        <w:tc>
+          <w:tcPr>
+            <w:tcW w:type="dxa" w:w="2340"/>
+            <w:tcBorders>
+              <w:top w:val="single" w:color="BFBFBF" w:sz="4"/>
+              <w:left w:val="single" w:color="BFBFBF" w:sz="4"/>
+              <w:bottom w:val="single" w:color="BFBFBF" w:sz="4"/>
+              <w:right w:val="single" w:color="BFBFBF" w:sz="4"/>
+            </w:tcBorders>
+            <w:shd w:fill="D5E8F0" w:val="clear"/>
+            <w:tcMar>
+              <w:top w:type="dxa" w:w="80"/>
+              <w:left w:type="dxa" w:w="120"/>
+              <w:bottom w:type="dxa" w:w="80"/>
+              <w:right w:type="dxa" w:w="120"/>
+            </w:tcMar>
+          </w:tcPr>
+          <w:p>
+            <w:r>
+              <w:rPr>
+                <w:b/>
+                <w:bCs/>
+              </w:rPr>
+            </w:r>
+          </w:p>
+        </w:tc>
+        <w:tc>
+          <w:tcPr>
+            <w:tcW w:type="dxa" w:w="2340"/>
+            <w:tcBorders>
+              <w:top w:val="single" w:color="BFBFBF" w:sz="4"/>
+              <w:left w:val="single" w:color="BFBFBF" w:sz="4"/>
+              <w:bottom w:val="single" w:color="BFBFBF" w:sz="4"/>
+              <w:right w:val="single" w:color="BFBFBF" w:sz="4"/>
+            </w:tcBorders>
+            <w:shd w:fill="D5E8F0" w:val="clear"/>
+            <w:tcMar>
+              <w:top w:type="dxa" w:w="80"/>
+              <w:left w:type="dxa" w:w="120"/>
+              <w:bottom w:type="dxa" w:w="80"/>
+              <w:right w:type="dxa" w:w="120"/>
+            </w:tcMar>
+          </w:tcPr>
+          <w:p>
+            <w:r>
+              <w:rPr>
+                <w:b/>
+                <w:bCs/>
+              </w:rPr>
+            </w:r>
+          </w:p>
+        </w:tc>
+      </w:tr>
+      <w:tr>
+        <w:tc>
+          <w:tcPr>
+            <w:tcW w:type="dxa" w:w="2340"/>
+            <w:tcBorders>
+              <w:top w:val="single" w:color="BFBFBF" w:sz="4"/>
+              <w:left w:val="single" w:color="BFBFBF" w:sz="4"/>
+              <w:bottom w:val="single" w:color="BFBFBF" w:sz="4"/>
+              <w:right w:val="single" w:color="BFBFBF" w:sz="4"/>
+            </w:tcBorders>
+            <w:tcMar>
+              <w:top w:type="dxa" w:w="80"/>
+              <w:left w:type="dxa" w:w="120"/>
+              <w:bottom w:type="dxa" w:w="80"/>
+              <w:right w:type="dxa" w:w="120"/>
+            </w:tcMar>
+          </w:tcPr>
+          <w:p>
+            <w:r>
+              <w:rPr>
+                <w:rFonts w:ascii="Malgun Gothic" w:cs="Malgun Gothic" w:eastAsia="Malgun Gothic" w:hAnsi="Malgun Gothic"/>
+                <w:b/>
+                <w:bCs/>
+                <w:sz w:val="20"/>
+                <w:szCs w:val="20"/>
+              </w:rPr>
+              <w:t xml:space="preserve">Pre-funded Wallet (충전식)</w:t>
+            </w:r>
+          </w:p>
+        </w:tc>
+        <w:tc>
+          <w:tcPr>
+            <w:tcW w:type="dxa" w:w="2340"/>
+            <w:tcBorders>
+              <w:top w:val="single" w:color="BFBFBF" w:sz="4"/>
+              <w:left w:val="single" w:color="BFBFBF" w:sz="4"/>
+              <w:bottom w:val="single" w:color="BFBFBF" w:sz="4"/>
+              <w:right w:val="single" w:color="BFBFBF" w:sz="4"/>
+            </w:tcBorders>
+            <w:tcMar>
+              <w:top w:type="dxa" w:w="80"/>
+              <w:left w:type="dxa" w:w="120"/>
+              <w:bottom w:type="dxa" w:w="80"/>
+              <w:right w:type="dxa" w:w="120"/>
+            </w:tcMar>
+          </w:tcPr>
+          <w:p>
+            <w:r>
+              <w:rPr>
+                <w:rFonts w:ascii="Malgun Gothic" w:cs="Malgun Gothic" w:eastAsia="Malgun Gothic" w:hAnsi="Malgun Gothic"/>
+                <w:sz w:val="20"/>
+                <w:szCs w:val="20"/>
+              </w:rPr>
+              <w:t xml:space="preserve">0%</w:t>
+            </w:r>
+          </w:p>
+        </w:tc>
+        <w:tc>
+          <w:tcPr>
+            <w:tcW w:type="dxa" w:w="2340"/>
+            <w:tcBorders>
+              <w:top w:val="single" w:color="BFBFBF" w:sz="4"/>
+              <w:left w:val="single" w:color="BFBFBF" w:sz="4"/>
+              <w:bottom w:val="single" w:color="BFBFBF" w:sz="4"/>
+              <w:right w:val="single" w:color="BFBFBF" w:sz="4"/>
+            </w:tcBorders>
+            <w:tcMar>
+              <w:top w:type="dxa" w:w="80"/>
+              <w:left w:type="dxa" w:w="120"/>
+              <w:bottom w:type="dxa" w:w="80"/>
+              <w:right w:type="dxa" w:w="120"/>
+            </w:tcMar>
+          </w:tcPr>
+          <w:p>
+            <w:r>
+              <w:rPr>
+                <w:rFonts w:ascii="Malgun Gothic" w:cs="Malgun Gothic" w:eastAsia="Malgun Gothic" w:hAnsi="Malgun Gothic"/>
+                <w:sz w:val="20"/>
+                <w:szCs w:val="20"/>
+              </w:rPr>
+              <w:t xml:space="preserve">결제 즉시</w:t>
+            </w:r>
+          </w:p>
+        </w:tc>
+        <w:tc>
+          <w:tcPr>
+            <w:tcW w:type="dxa" w:w="2340"/>
+            <w:tcBorders>
+              <w:top w:val="single" w:color="BFBFBF" w:sz="4"/>
+              <w:left w:val="single" w:color="BFBFBF" w:sz="4"/>
+              <w:bottom w:val="single" w:color="BFBFBF" w:sz="4"/>
+              <w:right w:val="single" w:color="BFBFBF" w:sz="4"/>
+            </w:tcBorders>
+            <w:tcMar>
+              <w:top w:type="dxa" w:w="80"/>
+              <w:left w:type="dxa" w:w="120"/>
+              <w:bottom w:type="dxa" w:w="80"/>
+              <w:right w:type="dxa" w:w="120"/>
+            </w:tcMar>
+          </w:tcPr>
+          <w:p>
+            <w:r>
+              <w:rPr>
+                <w:rFonts w:ascii="Malgun Gothic" w:cs="Malgun Gothic" w:eastAsia="Malgun Gothic" w:hAnsi="Malgun Gothic"/>
+                <w:sz w:val="20"/>
+                <w:szCs w:val="20"/>
+              </w:rPr>
+              <w:t xml:space="preserve">DOTBIZ Floating Deposit과 동일 패턴</w:t>
+            </w:r>
+          </w:p>
+        </w:tc>
+      </w:tr>
+      <w:tr>
+        <w:tc>
+          <w:tcPr>
+            <w:tcW w:type="dxa" w:w="2340"/>
+            <w:tcBorders>
+              <w:top w:val="single" w:color="BFBFBF" w:sz="4"/>
+              <w:left w:val="single" w:color="BFBFBF" w:sz="4"/>
+              <w:bottom w:val="single" w:color="BFBFBF" w:sz="4"/>
+              <w:right w:val="single" w:color="BFBFBF" w:sz="4"/>
+            </w:tcBorders>
+            <w:tcMar>
+              <w:top w:type="dxa" w:w="80"/>
+              <w:left w:type="dxa" w:w="120"/>
+              <w:bottom w:type="dxa" w:w="80"/>
+              <w:right w:type="dxa" w:w="120"/>
+            </w:tcMar>
+          </w:tcPr>
+          <w:p>
+            <w:r>
+              <w:rPr>
+                <w:rFonts w:ascii="Malgun Gothic" w:cs="Malgun Gothic" w:eastAsia="Malgun Gothic" w:hAnsi="Malgun Gothic"/>
+                <w:b/>
+                <w:bCs/>
+                <w:sz w:val="20"/>
+                <w:szCs w:val="20"/>
+              </w:rPr>
+              <w:t xml:space="preserve">Top-up Credit (선충전)</w:t>
+            </w:r>
+          </w:p>
+        </w:tc>
+        <w:tc>
+          <w:tcPr>
+            <w:tcW w:type="dxa" w:w="2340"/>
+            <w:tcBorders>
+              <w:top w:val="single" w:color="BFBFBF" w:sz="4"/>
+              <w:left w:val="single" w:color="BFBFBF" w:sz="4"/>
+              <w:bottom w:val="single" w:color="BFBFBF" w:sz="4"/>
+              <w:right w:val="single" w:color="BFBFBF" w:sz="4"/>
+            </w:tcBorders>
+            <w:tcMar>
+              <w:top w:type="dxa" w:w="80"/>
+              <w:left w:type="dxa" w:w="120"/>
+              <w:bottom w:type="dxa" w:w="80"/>
+              <w:right w:type="dxa" w:w="120"/>
+            </w:tcMar>
+          </w:tcPr>
+          <w:p>
+            <w:r>
+              <w:rPr>
+                <w:rFonts w:ascii="Malgun Gothic" w:cs="Malgun Gothic" w:eastAsia="Malgun Gothic" w:hAnsi="Malgun Gothic"/>
+                <w:sz w:val="20"/>
+                <w:szCs w:val="20"/>
+              </w:rPr>
+              <w:t xml:space="preserve">0~1%</w:t>
+            </w:r>
+          </w:p>
+        </w:tc>
+        <w:tc>
+          <w:tcPr>
+            <w:tcW w:type="dxa" w:w="2340"/>
+            <w:tcBorders>
+              <w:top w:val="single" w:color="BFBFBF" w:sz="4"/>
+              <w:left w:val="single" w:color="BFBFBF" w:sz="4"/>
+              <w:bottom w:val="single" w:color="BFBFBF" w:sz="4"/>
+              <w:right w:val="single" w:color="BFBFBF" w:sz="4"/>
+            </w:tcBorders>
+            <w:tcMar>
+              <w:top w:type="dxa" w:w="80"/>
+              <w:left w:type="dxa" w:w="120"/>
+              <w:bottom w:type="dxa" w:w="80"/>
+              <w:right w:type="dxa" w:w="120"/>
+            </w:tcMar>
+          </w:tcPr>
+          <w:p>
+            <w:r>
+              <w:rPr>
+                <w:rFonts w:ascii="Malgun Gothic" w:cs="Malgun Gothic" w:eastAsia="Malgun Gothic" w:hAnsi="Malgun Gothic"/>
+                <w:sz w:val="20"/>
+                <w:szCs w:val="20"/>
+              </w:rPr>
+              <w:t xml:space="preserve">할인 인센티브 가능</w:t>
+            </w:r>
+          </w:p>
+        </w:tc>
+        <w:tc>
+          <w:tcPr>
+            <w:tcW w:type="dxa" w:w="2340"/>
+            <w:tcBorders>
+              <w:top w:val="single" w:color="BFBFBF" w:sz="4"/>
+              <w:left w:val="single" w:color="BFBFBF" w:sz="4"/>
+              <w:bottom w:val="single" w:color="BFBFBF" w:sz="4"/>
+              <w:right w:val="single" w:color="BFBFBF" w:sz="4"/>
+            </w:tcBorders>
+            <w:tcMar>
+              <w:top w:type="dxa" w:w="80"/>
+              <w:left w:type="dxa" w:w="120"/>
+              <w:bottom w:type="dxa" w:w="80"/>
+              <w:right w:type="dxa" w:w="120"/>
+            </w:tcMar>
+          </w:tcPr>
+          <w:p>
+            <w:r>
+              <w:rPr>
+                <w:rFonts w:ascii="Malgun Gothic" w:cs="Malgun Gothic" w:eastAsia="Malgun Gothic" w:hAnsi="Malgun Gothic"/>
+                <w:sz w:val="20"/>
+                <w:szCs w:val="20"/>
+              </w:rPr>
+              <w:t xml:space="preserve">"$1만 충전 시 5% 보너스" 식</w:t>
+            </w:r>
+          </w:p>
+        </w:tc>
+      </w:tr>
+      <w:tr>
+        <w:tc>
+          <w:tcPr>
+            <w:tcW w:type="dxa" w:w="2340"/>
+            <w:tcBorders>
+              <w:top w:val="single" w:color="BFBFBF" w:sz="4"/>
+              <w:left w:val="single" w:color="BFBFBF" w:sz="4"/>
+              <w:bottom w:val="single" w:color="BFBFBF" w:sz="4"/>
+              <w:right w:val="single" w:color="BFBFBF" w:sz="4"/>
+            </w:tcBorders>
+            <w:tcMar>
+              <w:top w:type="dxa" w:w="80"/>
+              <w:left w:type="dxa" w:w="120"/>
+              <w:bottom w:type="dxa" w:w="80"/>
+              <w:right w:type="dxa" w:w="120"/>
+            </w:tcMar>
+          </w:tcPr>
+          <w:p>
+            <w:r>
+              <w:rPr>
+                <w:rFonts w:ascii="Malgun Gothic" w:cs="Malgun Gothic" w:eastAsia="Malgun Gothic" w:hAnsi="Malgun Gothic"/>
+                <w:b/>
+                <w:bCs/>
+                <w:sz w:val="20"/>
+                <w:szCs w:val="20"/>
+              </w:rPr>
+              <w:t xml:space="preserve">Virtual Card (가상카드)</w:t>
+            </w:r>
+          </w:p>
+        </w:tc>
+        <w:tc>
+          <w:tcPr>
+            <w:tcW w:type="dxa" w:w="2340"/>
+            <w:tcBorders>
+              <w:top w:val="single" w:color="BFBFBF" w:sz="4"/>
+              <w:left w:val="single" w:color="BFBFBF" w:sz="4"/>
+              <w:bottom w:val="single" w:color="BFBFBF" w:sz="4"/>
+              <w:right w:val="single" w:color="BFBFBF" w:sz="4"/>
+            </w:tcBorders>
+            <w:tcMar>
+              <w:top w:type="dxa" w:w="80"/>
+              <w:left w:type="dxa" w:w="120"/>
+              <w:bottom w:type="dxa" w:w="80"/>
+              <w:right w:type="dxa" w:w="120"/>
+            </w:tcMar>
+          </w:tcPr>
+          <w:p>
+            <w:r>
+              <w:rPr>
+                <w:rFonts w:ascii="Malgun Gothic" w:cs="Malgun Gothic" w:eastAsia="Malgun Gothic" w:hAnsi="Malgun Gothic"/>
+                <w:sz w:val="20"/>
+                <w:szCs w:val="20"/>
+              </w:rPr>
+              <w:t xml:space="preserve">1~2%</w:t>
+            </w:r>
+          </w:p>
+        </w:tc>
+        <w:tc>
+          <w:tcPr>
+            <w:tcW w:type="dxa" w:w="2340"/>
+            <w:tcBorders>
+              <w:top w:val="single" w:color="BFBFBF" w:sz="4"/>
+              <w:left w:val="single" w:color="BFBFBF" w:sz="4"/>
+              <w:bottom w:val="single" w:color="BFBFBF" w:sz="4"/>
+              <w:right w:val="single" w:color="BFBFBF" w:sz="4"/>
+            </w:tcBorders>
+            <w:tcMar>
+              <w:top w:type="dxa" w:w="80"/>
+              <w:left w:type="dxa" w:w="120"/>
+              <w:bottom w:type="dxa" w:w="80"/>
+              <w:right w:type="dxa" w:w="120"/>
+            </w:tcMar>
+          </w:tcPr>
+          <w:p>
+            <w:r>
+              <w:rPr>
+                <w:rFonts w:ascii="Malgun Gothic" w:cs="Malgun Gothic" w:eastAsia="Malgun Gothic" w:hAnsi="Malgun Gothic"/>
+                <w:sz w:val="20"/>
+                <w:szCs w:val="20"/>
+              </w:rPr>
+              <w:t xml:space="preserve">일회용 카드 발급</w:t>
+            </w:r>
+          </w:p>
+        </w:tc>
+        <w:tc>
+          <w:tcPr>
+            <w:tcW w:type="dxa" w:w="2340"/>
+            <w:tcBorders>
+              <w:top w:val="single" w:color="BFBFBF" w:sz="4"/>
+              <w:left w:val="single" w:color="BFBFBF" w:sz="4"/>
+              <w:bottom w:val="single" w:color="BFBFBF" w:sz="4"/>
+              <w:right w:val="single" w:color="BFBFBF" w:sz="4"/>
+            </w:tcBorders>
+            <w:tcMar>
+              <w:top w:type="dxa" w:w="80"/>
+              <w:left w:type="dxa" w:w="120"/>
+              <w:bottom w:type="dxa" w:w="80"/>
+              <w:right w:type="dxa" w:w="120"/>
+            </w:tcMar>
+          </w:tcPr>
+          <w:p>
+            <w:r>
+              <w:rPr>
+                <w:rFonts w:ascii="Malgun Gothic" w:cs="Malgun Gothic" w:eastAsia="Malgun Gothic" w:hAnsi="Malgun Gothic"/>
+                <w:sz w:val="20"/>
+                <w:szCs w:val="20"/>
+              </w:rPr>
+              <w:t xml:space="preserve">DOTBIZ→공급사 카드 분리</w:t>
+            </w:r>
+          </w:p>
+        </w:tc>
+      </w:tr>
+    </w:tbl>
+    <w:p>
+      <w:r>
+        <w:t xml:space="preserve"/>
+      </w:r>
+    </w:p>
+    <w:p>
+      <w:r>
+        <w:t xml:space="preserve"/>
+      </w:r>
+    </w:p>
+    <w:p>
+      <w:pPr>
+        <w:spacing w:after="80"/>
+      </w:pPr>
+      <w:r>
+        <w:rPr>
+          <w:rFonts w:ascii="Malgun Gothic" w:cs="Malgun Gothic" w:eastAsia="Malgun Gothic" w:hAnsi="Malgun Gothic"/>
+          <w:b/>
+          <w:bCs/>
+          <w:sz w:val="20"/>
+          <w:szCs w:val="20"/>
+        </w:rPr>
+        <w:t xml:space="preserve">DOTBIZ 적용성</w:t>
+      </w:r>
+      <w:r>
+        <w:rPr>
+          <w:rFonts w:ascii="Malgun Gothic" w:cs="Malgun Gothic" w:eastAsia="Malgun Gothic" w:hAnsi="Malgun Gothic"/>
+          <w:sz w:val="20"/>
+          <w:szCs w:val="20"/>
+        </w:rPr>
+        <w:t xml:space="preserve">: ⭐⭐⭐⭐⭐ — </w:t>
+      </w:r>
+      <w:r>
+        <w:rPr>
+          <w:rFonts w:ascii="Malgun Gothic" w:cs="Malgun Gothic" w:eastAsia="Malgun Gothic" w:hAnsi="Malgun Gothic"/>
+          <w:b/>
+          <w:bCs/>
+          <w:sz w:val="20"/>
+          <w:szCs w:val="20"/>
+        </w:rPr>
+        <w:t xml:space="preserve">Top-up Credit 인센티브 모델</w:t>
+      </w:r>
+      <w:r>
+        <w:rPr>
+          <w:rFonts w:ascii="Malgun Gothic" w:cs="Malgun Gothic" w:eastAsia="Malgun Gothic" w:hAnsi="Malgun Gothic"/>
+          <w:sz w:val="20"/>
+          <w:szCs w:val="20"/>
+        </w:rPr>
+        <w:t xml:space="preserve"> 추가 검토 가치 큼</w:t>
+      </w:r>
+    </w:p>
+    <w:p>
+      <w:r>
+        <w:t xml:space="preserve"/>
+      </w:r>
+    </w:p>
+    <w:p>
+      <w:pPr>
+        <w:pStyle w:val="Heading4"/>
+        <w:spacing w:after="100" w:before="200"/>
+      </w:pPr>
+      <w:r>
+        <w:rPr>
+          <w:rFonts w:ascii="Malgun Gothic" w:cs="Malgun Gothic" w:eastAsia="Malgun Gothic" w:hAnsi="Malgun Gothic"/>
+          <w:b/>
+          <w:bCs/>
+          <w:sz w:val="22"/>
+          <w:szCs w:val="22"/>
+        </w:rPr>
+        <w:t xml:space="preserve">5. 신규/대안 결제 (Alternative)</w:t>
+      </w:r>
+    </w:p>
+    <w:p>
+      <w:r>
+        <w:t xml:space="preserve"/>
+      </w:r>
+    </w:p>
+    <w:tbl>
+      <w:tblPr>
+        <w:tblW w:type="dxa" w:w="9360"/>
+        <w:tblBorders>
+          <w:top w:val="single" w:color="auto" w:sz="4"/>
+          <w:left w:val="single" w:color="auto" w:sz="4"/>
+          <w:bottom w:val="single" w:color="auto" w:sz="4"/>
+          <w:right w:val="single" w:color="auto" w:sz="4"/>
+          <w:insideH w:val="single" w:color="auto" w:sz="4"/>
+          <w:insideV w:val="single" w:color="auto" w:sz="4"/>
+        </w:tblBorders>
+      </w:tblPr>
+      <w:tblGrid>
+        <w:gridCol w:w="2340"/>
+        <w:gridCol w:w="2340"/>
+        <w:gridCol w:w="2340"/>
+        <w:gridCol w:w="2340"/>
+      </w:tblGrid>
+      <w:tr>
+        <w:trPr>
+          <w:tblHeader/>
+        </w:trPr>
+        <w:tc>
+          <w:tcPr>
+            <w:tcW w:type="dxa" w:w="2340"/>
+            <w:tcBorders>
+              <w:top w:val="single" w:color="BFBFBF" w:sz="4"/>
+              <w:left w:val="single" w:color="BFBFBF" w:sz="4"/>
+              <w:bottom w:val="single" w:color="BFBFBF" w:sz="4"/>
+              <w:right w:val="single" w:color="BFBFBF" w:sz="4"/>
+            </w:tcBorders>
+            <w:shd w:fill="D5E8F0" w:val="clear"/>
+            <w:tcMar>
+              <w:top w:type="dxa" w:w="80"/>
+              <w:left w:type="dxa" w:w="120"/>
+              <w:bottom w:type="dxa" w:w="80"/>
+              <w:right w:type="dxa" w:w="120"/>
+            </w:tcMar>
+          </w:tcPr>
+          <w:p>
+            <w:r>
+              <w:rPr>
+                <w:b/>
+                <w:bCs/>
+              </w:rPr>
+            </w:r>
+          </w:p>
+        </w:tc>
+        <w:tc>
+          <w:tcPr>
+            <w:tcW w:type="dxa" w:w="2340"/>
+            <w:tcBorders>
+              <w:top w:val="single" w:color="BFBFBF" w:sz="4"/>
+              <w:left w:val="single" w:color="BFBFBF" w:sz="4"/>
+              <w:bottom w:val="single" w:color="BFBFBF" w:sz="4"/>
+              <w:right w:val="single" w:color="BFBFBF" w:sz="4"/>
+            </w:tcBorders>
+            <w:shd w:fill="D5E8F0" w:val="clear"/>
+            <w:tcMar>
+              <w:top w:type="dxa" w:w="80"/>
+              <w:left w:type="dxa" w:w="120"/>
+              <w:bottom w:type="dxa" w:w="80"/>
+              <w:right w:type="dxa" w:w="120"/>
+            </w:tcMar>
+          </w:tcPr>
+          <w:p>
+            <w:r>
+              <w:rPr>
+                <w:b/>
+                <w:bCs/>
+              </w:rPr>
+            </w:r>
+          </w:p>
+        </w:tc>
+        <w:tc>
+          <w:tcPr>
+            <w:tcW w:type="dxa" w:w="2340"/>
+            <w:tcBorders>
+              <w:top w:val="single" w:color="BFBFBF" w:sz="4"/>
+              <w:left w:val="single" w:color="BFBFBF" w:sz="4"/>
+              <w:bottom w:val="single" w:color="BFBFBF" w:sz="4"/>
+              <w:right w:val="single" w:color="BFBFBF" w:sz="4"/>
+            </w:tcBorders>
+            <w:shd w:fill="D5E8F0" w:val="clear"/>
+            <w:tcMar>
+              <w:top w:type="dxa" w:w="80"/>
+              <w:left w:type="dxa" w:w="120"/>
+              <w:bottom w:type="dxa" w:w="80"/>
+              <w:right w:type="dxa" w:w="120"/>
+            </w:tcMar>
+          </w:tcPr>
+          <w:p>
+            <w:r>
+              <w:rPr>
+                <w:b/>
+                <w:bCs/>
+              </w:rPr>
+            </w:r>
+          </w:p>
+        </w:tc>
+        <w:tc>
+          <w:tcPr>
+            <w:tcW w:type="dxa" w:w="2340"/>
+            <w:tcBorders>
+              <w:top w:val="single" w:color="BFBFBF" w:sz="4"/>
+              <w:left w:val="single" w:color="BFBFBF" w:sz="4"/>
+              <w:bottom w:val="single" w:color="BFBFBF" w:sz="4"/>
+              <w:right w:val="single" w:color="BFBFBF" w:sz="4"/>
+            </w:tcBorders>
+            <w:shd w:fill="D5E8F0" w:val="clear"/>
+            <w:tcMar>
+              <w:top w:type="dxa" w:w="80"/>
+              <w:left w:type="dxa" w:w="120"/>
+              <w:bottom w:type="dxa" w:w="80"/>
+              <w:right w:type="dxa" w:w="120"/>
+            </w:tcMar>
+          </w:tcPr>
+          <w:p>
+            <w:r>
+              <w:rPr>
+                <w:b/>
+                <w:bCs/>
+              </w:rPr>
+            </w:r>
+          </w:p>
+        </w:tc>
+      </w:tr>
+      <w:tr>
+        <w:tc>
+          <w:tcPr>
+            <w:tcW w:type="dxa" w:w="2340"/>
+            <w:tcBorders>
+              <w:top w:val="single" w:color="BFBFBF" w:sz="4"/>
+              <w:left w:val="single" w:color="BFBFBF" w:sz="4"/>
+              <w:bottom w:val="single" w:color="BFBFBF" w:sz="4"/>
+              <w:right w:val="single" w:color="BFBFBF" w:sz="4"/>
+            </w:tcBorders>
+            <w:tcMar>
+              <w:top w:type="dxa" w:w="80"/>
+              <w:left w:type="dxa" w:w="120"/>
+              <w:bottom w:type="dxa" w:w="80"/>
+              <w:right w:type="dxa" w:w="120"/>
+            </w:tcMar>
+          </w:tcPr>
+          <w:p>
+            <w:r>
+              <w:rPr>
+                <w:rFonts w:ascii="Malgun Gothic" w:cs="Malgun Gothic" w:eastAsia="Malgun Gothic" w:hAnsi="Malgun Gothic"/>
+                <w:b/>
+                <w:bCs/>
+                <w:sz w:val="20"/>
+                <w:szCs w:val="20"/>
+              </w:rPr>
+              <w:t xml:space="preserve">Alipay / WeChat Pay</w:t>
+            </w:r>
+          </w:p>
+        </w:tc>
+        <w:tc>
+          <w:tcPr>
+            <w:tcW w:type="dxa" w:w="2340"/>
+            <w:tcBorders>
+              <w:top w:val="single" w:color="BFBFBF" w:sz="4"/>
+              <w:left w:val="single" w:color="BFBFBF" w:sz="4"/>
+              <w:bottom w:val="single" w:color="BFBFBF" w:sz="4"/>
+              <w:right w:val="single" w:color="BFBFBF" w:sz="4"/>
+            </w:tcBorders>
+            <w:tcMar>
+              <w:top w:type="dxa" w:w="80"/>
+              <w:left w:type="dxa" w:w="120"/>
+              <w:bottom w:type="dxa" w:w="80"/>
+              <w:right w:type="dxa" w:w="120"/>
+            </w:tcMar>
+          </w:tcPr>
+          <w:p>
+            <w:r>
+              <w:rPr>
+                <w:rFonts w:ascii="Malgun Gothic" w:cs="Malgun Gothic" w:eastAsia="Malgun Gothic" w:hAnsi="Malgun Gothic"/>
+                <w:sz w:val="20"/>
+                <w:szCs w:val="20"/>
+              </w:rPr>
+              <w:t xml:space="preserve">1~2%</w:t>
+            </w:r>
+          </w:p>
+        </w:tc>
+        <w:tc>
+          <w:tcPr>
+            <w:tcW w:type="dxa" w:w="2340"/>
+            <w:tcBorders>
+              <w:top w:val="single" w:color="BFBFBF" w:sz="4"/>
+              <w:left w:val="single" w:color="BFBFBF" w:sz="4"/>
+              <w:bottom w:val="single" w:color="BFBFBF" w:sz="4"/>
+              <w:right w:val="single" w:color="BFBFBF" w:sz="4"/>
+            </w:tcBorders>
+            <w:tcMar>
+              <w:top w:type="dxa" w:w="80"/>
+              <w:left w:type="dxa" w:w="120"/>
+              <w:bottom w:type="dxa" w:w="80"/>
+              <w:right w:type="dxa" w:w="120"/>
+            </w:tcMar>
+          </w:tcPr>
+          <w:p>
+            <w:r>
+              <w:rPr>
+                <w:rFonts w:ascii="Malgun Gothic" w:cs="Malgun Gothic" w:eastAsia="Malgun Gothic" w:hAnsi="Malgun Gothic"/>
+                <w:sz w:val="20"/>
+                <w:szCs w:val="20"/>
+              </w:rPr>
+              <w:t xml:space="preserve">중국 표준</w:t>
+            </w:r>
+          </w:p>
+        </w:tc>
+        <w:tc>
+          <w:tcPr>
+            <w:tcW w:type="dxa" w:w="2340"/>
+            <w:tcBorders>
+              <w:top w:val="single" w:color="BFBFBF" w:sz="4"/>
+              <w:left w:val="single" w:color="BFBFBF" w:sz="4"/>
+              <w:bottom w:val="single" w:color="BFBFBF" w:sz="4"/>
+              <w:right w:val="single" w:color="BFBFBF" w:sz="4"/>
+            </w:tcBorders>
+            <w:tcMar>
+              <w:top w:type="dxa" w:w="80"/>
+              <w:left w:type="dxa" w:w="120"/>
+              <w:bottom w:type="dxa" w:w="80"/>
+              <w:right w:type="dxa" w:w="120"/>
+            </w:tcMar>
+          </w:tcPr>
+          <w:p>
+            <w:r>
+              <w:rPr>
+                <w:rFonts w:ascii="Malgun Gothic" w:cs="Malgun Gothic" w:eastAsia="Malgun Gothic" w:hAnsi="Malgun Gothic"/>
+                <w:sz w:val="20"/>
+                <w:szCs w:val="20"/>
+              </w:rPr>
+              <w:t xml:space="preserve">Trip.com Trade 활용</w:t>
+            </w:r>
+          </w:p>
+        </w:tc>
+      </w:tr>
+      <w:tr>
+        <w:tc>
+          <w:tcPr>
+            <w:tcW w:type="dxa" w:w="2340"/>
+            <w:tcBorders>
+              <w:top w:val="single" w:color="BFBFBF" w:sz="4"/>
+              <w:left w:val="single" w:color="BFBFBF" w:sz="4"/>
+              <w:bottom w:val="single" w:color="BFBFBF" w:sz="4"/>
+              <w:right w:val="single" w:color="BFBFBF" w:sz="4"/>
+            </w:tcBorders>
+            <w:tcMar>
+              <w:top w:type="dxa" w:w="80"/>
+              <w:left w:type="dxa" w:w="120"/>
+              <w:bottom w:type="dxa" w:w="80"/>
+              <w:right w:type="dxa" w:w="120"/>
+            </w:tcMar>
+          </w:tcPr>
+          <w:p>
+            <w:r>
+              <w:rPr>
+                <w:rFonts w:ascii="Malgun Gothic" w:cs="Malgun Gothic" w:eastAsia="Malgun Gothic" w:hAnsi="Malgun Gothic"/>
+                <w:b/>
+                <w:bCs/>
+                <w:sz w:val="20"/>
+                <w:szCs w:val="20"/>
+              </w:rPr>
+              <w:t xml:space="preserve">PayNow (싱가포르)</w:t>
+            </w:r>
+          </w:p>
+        </w:tc>
+        <w:tc>
+          <w:tcPr>
+            <w:tcW w:type="dxa" w:w="2340"/>
+            <w:tcBorders>
+              <w:top w:val="single" w:color="BFBFBF" w:sz="4"/>
+              <w:left w:val="single" w:color="BFBFBF" w:sz="4"/>
+              <w:bottom w:val="single" w:color="BFBFBF" w:sz="4"/>
+              <w:right w:val="single" w:color="BFBFBF" w:sz="4"/>
+            </w:tcBorders>
+            <w:tcMar>
+              <w:top w:type="dxa" w:w="80"/>
+              <w:left w:type="dxa" w:w="120"/>
+              <w:bottom w:type="dxa" w:w="80"/>
+              <w:right w:type="dxa" w:w="120"/>
+            </w:tcMar>
+          </w:tcPr>
+          <w:p>
+            <w:r>
+              <w:rPr>
+                <w:rFonts w:ascii="Malgun Gothic" w:cs="Malgun Gothic" w:eastAsia="Malgun Gothic" w:hAnsi="Malgun Gothic"/>
+                <w:sz w:val="20"/>
+                <w:szCs w:val="20"/>
+              </w:rPr>
+              <w:t xml:space="preserve">0%</w:t>
+            </w:r>
+          </w:p>
+        </w:tc>
+        <w:tc>
+          <w:tcPr>
+            <w:tcW w:type="dxa" w:w="2340"/>
+            <w:tcBorders>
+              <w:top w:val="single" w:color="BFBFBF" w:sz="4"/>
+              <w:left w:val="single" w:color="BFBFBF" w:sz="4"/>
+              <w:bottom w:val="single" w:color="BFBFBF" w:sz="4"/>
+              <w:right w:val="single" w:color="BFBFBF" w:sz="4"/>
+            </w:tcBorders>
+            <w:tcMar>
+              <w:top w:type="dxa" w:w="80"/>
+              <w:left w:type="dxa" w:w="120"/>
+              <w:bottom w:type="dxa" w:w="80"/>
+              <w:right w:type="dxa" w:w="120"/>
+            </w:tcMar>
+          </w:tcPr>
+          <w:p>
+            <w:r>
+              <w:rPr>
+                <w:rFonts w:ascii="Malgun Gothic" w:cs="Malgun Gothic" w:eastAsia="Malgun Gothic" w:hAnsi="Malgun Gothic"/>
+                <w:sz w:val="20"/>
+                <w:szCs w:val="20"/>
+              </w:rPr>
+              <w:t xml:space="preserve">싱가포르</w:t>
+            </w:r>
+          </w:p>
+        </w:tc>
+        <w:tc>
+          <w:tcPr>
+            <w:tcW w:type="dxa" w:w="2340"/>
+            <w:tcBorders>
+              <w:top w:val="single" w:color="BFBFBF" w:sz="4"/>
+              <w:left w:val="single" w:color="BFBFBF" w:sz="4"/>
+              <w:bottom w:val="single" w:color="BFBFBF" w:sz="4"/>
+              <w:right w:val="single" w:color="BFBFBF" w:sz="4"/>
+            </w:tcBorders>
+            <w:tcMar>
+              <w:top w:type="dxa" w:w="80"/>
+              <w:left w:type="dxa" w:w="120"/>
+              <w:bottom w:type="dxa" w:w="80"/>
+              <w:right w:type="dxa" w:w="120"/>
+            </w:tcMar>
+          </w:tcPr>
+          <w:p>
+            <w:r>
+              <w:rPr>
+                <w:rFonts w:ascii="Malgun Gothic" w:cs="Malgun Gothic" w:eastAsia="Malgun Gothic" w:hAnsi="Malgun Gothic"/>
+                <w:sz w:val="20"/>
+                <w:szCs w:val="20"/>
+              </w:rPr>
+              <w:t xml:space="preserve">QR 즉시 송금</w:t>
+            </w:r>
+          </w:p>
+        </w:tc>
+      </w:tr>
+      <w:tr>
+        <w:tc>
+          <w:tcPr>
+            <w:tcW w:type="dxa" w:w="2340"/>
+            <w:tcBorders>
+              <w:top w:val="single" w:color="BFBFBF" w:sz="4"/>
+              <w:left w:val="single" w:color="BFBFBF" w:sz="4"/>
+              <w:bottom w:val="single" w:color="BFBFBF" w:sz="4"/>
+              <w:right w:val="single" w:color="BFBFBF" w:sz="4"/>
+            </w:tcBorders>
+            <w:tcMar>
+              <w:top w:type="dxa" w:w="80"/>
+              <w:left w:type="dxa" w:w="120"/>
+              <w:bottom w:type="dxa" w:w="80"/>
+              <w:right w:type="dxa" w:w="120"/>
+            </w:tcMar>
+          </w:tcPr>
+          <w:p>
+            <w:r>
+              <w:rPr>
+                <w:rFonts w:ascii="Malgun Gothic" w:cs="Malgun Gothic" w:eastAsia="Malgun Gothic" w:hAnsi="Malgun Gothic"/>
+                <w:b/>
+                <w:bCs/>
+                <w:sz w:val="20"/>
+                <w:szCs w:val="20"/>
+              </w:rPr>
+              <w:t xml:space="preserve">UPI (인도)</w:t>
+            </w:r>
+          </w:p>
+        </w:tc>
+        <w:tc>
+          <w:tcPr>
+            <w:tcW w:type="dxa" w:w="2340"/>
+            <w:tcBorders>
+              <w:top w:val="single" w:color="BFBFBF" w:sz="4"/>
+              <w:left w:val="single" w:color="BFBFBF" w:sz="4"/>
+              <w:bottom w:val="single" w:color="BFBFBF" w:sz="4"/>
+              <w:right w:val="single" w:color="BFBFBF" w:sz="4"/>
+            </w:tcBorders>
+            <w:tcMar>
+              <w:top w:type="dxa" w:w="80"/>
+              <w:left w:type="dxa" w:w="120"/>
+              <w:bottom w:type="dxa" w:w="80"/>
+              <w:right w:type="dxa" w:w="120"/>
+            </w:tcMar>
+          </w:tcPr>
+          <w:p>
+            <w:r>
+              <w:rPr>
+                <w:rFonts w:ascii="Malgun Gothic" w:cs="Malgun Gothic" w:eastAsia="Malgun Gothic" w:hAnsi="Malgun Gothic"/>
+                <w:sz w:val="20"/>
+                <w:szCs w:val="20"/>
+              </w:rPr>
+              <w:t xml:space="preserve">0%</w:t>
+            </w:r>
+          </w:p>
+        </w:tc>
+        <w:tc>
+          <w:tcPr>
+            <w:tcW w:type="dxa" w:w="2340"/>
+            <w:tcBorders>
+              <w:top w:val="single" w:color="BFBFBF" w:sz="4"/>
+              <w:left w:val="single" w:color="BFBFBF" w:sz="4"/>
+              <w:bottom w:val="single" w:color="BFBFBF" w:sz="4"/>
+              <w:right w:val="single" w:color="BFBFBF" w:sz="4"/>
+            </w:tcBorders>
+            <w:tcMar>
+              <w:top w:type="dxa" w:w="80"/>
+              <w:left w:type="dxa" w:w="120"/>
+              <w:bottom w:type="dxa" w:w="80"/>
+              <w:right w:type="dxa" w:w="120"/>
+            </w:tcMar>
+          </w:tcPr>
+          <w:p>
+            <w:r>
+              <w:rPr>
+                <w:rFonts w:ascii="Malgun Gothic" w:cs="Malgun Gothic" w:eastAsia="Malgun Gothic" w:hAnsi="Malgun Gothic"/>
+                <w:sz w:val="20"/>
+                <w:szCs w:val="20"/>
+              </w:rPr>
+              <w:t xml:space="preserve">인도</w:t>
+            </w:r>
+          </w:p>
+        </w:tc>
+        <w:tc>
+          <w:tcPr>
+            <w:tcW w:type="dxa" w:w="2340"/>
+            <w:tcBorders>
+              <w:top w:val="single" w:color="BFBFBF" w:sz="4"/>
+              <w:left w:val="single" w:color="BFBFBF" w:sz="4"/>
+              <w:bottom w:val="single" w:color="BFBFBF" w:sz="4"/>
+              <w:right w:val="single" w:color="BFBFBF" w:sz="4"/>
+            </w:tcBorders>
+            <w:tcMar>
+              <w:top w:type="dxa" w:w="80"/>
+              <w:left w:type="dxa" w:w="120"/>
+              <w:bottom w:type="dxa" w:w="80"/>
+              <w:right w:type="dxa" w:w="120"/>
+            </w:tcMar>
+          </w:tcPr>
+          <w:p>
+            <w:r>
+              <w:rPr>
+                <w:rFonts w:ascii="Malgun Gothic" w:cs="Malgun Gothic" w:eastAsia="Malgun Gothic" w:hAnsi="Malgun Gothic"/>
+                <w:sz w:val="20"/>
+                <w:szCs w:val="20"/>
+              </w:rPr>
+              <w:t xml:space="preserve">TBO 활용 가능</w:t>
+            </w:r>
+          </w:p>
+        </w:tc>
+      </w:tr>
+      <w:tr>
+        <w:tc>
+          <w:tcPr>
+            <w:tcW w:type="dxa" w:w="2340"/>
+            <w:tcBorders>
+              <w:top w:val="single" w:color="BFBFBF" w:sz="4"/>
+              <w:left w:val="single" w:color="BFBFBF" w:sz="4"/>
+              <w:bottom w:val="single" w:color="BFBFBF" w:sz="4"/>
+              <w:right w:val="single" w:color="BFBFBF" w:sz="4"/>
+            </w:tcBorders>
+            <w:tcMar>
+              <w:top w:type="dxa" w:w="80"/>
+              <w:left w:type="dxa" w:w="120"/>
+              <w:bottom w:type="dxa" w:w="80"/>
+              <w:right w:type="dxa" w:w="120"/>
+            </w:tcMar>
+          </w:tcPr>
+          <w:p>
+            <w:r>
+              <w:rPr>
+                <w:rFonts w:ascii="Malgun Gothic" w:cs="Malgun Gothic" w:eastAsia="Malgun Gothic" w:hAnsi="Malgun Gothic"/>
+                <w:b/>
+                <w:bCs/>
+                <w:sz w:val="20"/>
+                <w:szCs w:val="20"/>
+              </w:rPr>
+              <w:t xml:space="preserve">Cryptocurrency (USDT/USDC)</w:t>
+            </w:r>
+          </w:p>
+        </w:tc>
+        <w:tc>
+          <w:tcPr>
+            <w:tcW w:type="dxa" w:w="2340"/>
+            <w:tcBorders>
+              <w:top w:val="single" w:color="BFBFBF" w:sz="4"/>
+              <w:left w:val="single" w:color="BFBFBF" w:sz="4"/>
+              <w:bottom w:val="single" w:color="BFBFBF" w:sz="4"/>
+              <w:right w:val="single" w:color="BFBFBF" w:sz="4"/>
+            </w:tcBorders>
+            <w:tcMar>
+              <w:top w:type="dxa" w:w="80"/>
+              <w:left w:type="dxa" w:w="120"/>
+              <w:bottom w:type="dxa" w:w="80"/>
+              <w:right w:type="dxa" w:w="120"/>
+            </w:tcMar>
+          </w:tcPr>
+          <w:p>
+            <w:r>
+              <w:rPr>
+                <w:rFonts w:ascii="Malgun Gothic" w:cs="Malgun Gothic" w:eastAsia="Malgun Gothic" w:hAnsi="Malgun Gothic"/>
+                <w:sz w:val="20"/>
+                <w:szCs w:val="20"/>
+              </w:rPr>
+              <w:t xml:space="preserve">0.1~1%</w:t>
+            </w:r>
+          </w:p>
+        </w:tc>
+        <w:tc>
+          <w:tcPr>
+            <w:tcW w:type="dxa" w:w="2340"/>
+            <w:tcBorders>
+              <w:top w:val="single" w:color="BFBFBF" w:sz="4"/>
+              <w:left w:val="single" w:color="BFBFBF" w:sz="4"/>
+              <w:bottom w:val="single" w:color="BFBFBF" w:sz="4"/>
+              <w:right w:val="single" w:color="BFBFBF" w:sz="4"/>
+            </w:tcBorders>
+            <w:tcMar>
+              <w:top w:type="dxa" w:w="80"/>
+              <w:left w:type="dxa" w:w="120"/>
+              <w:bottom w:type="dxa" w:w="80"/>
+              <w:right w:type="dxa" w:w="120"/>
+            </w:tcMar>
+          </w:tcPr>
+          <w:p>
+            <w:r>
+              <w:rPr>
+                <w:rFonts w:ascii="Malgun Gothic" w:cs="Malgun Gothic" w:eastAsia="Malgun Gothic" w:hAnsi="Malgun Gothic"/>
+                <w:sz w:val="20"/>
+                <w:szCs w:val="20"/>
+              </w:rPr>
+              <w:t xml:space="preserve">신흥/투기</w:t>
+            </w:r>
+          </w:p>
+        </w:tc>
+        <w:tc>
+          <w:tcPr>
+            <w:tcW w:type="dxa" w:w="2340"/>
+            <w:tcBorders>
+              <w:top w:val="single" w:color="BFBFBF" w:sz="4"/>
+              <w:left w:val="single" w:color="BFBFBF" w:sz="4"/>
+              <w:bottom w:val="single" w:color="BFBFBF" w:sz="4"/>
+              <w:right w:val="single" w:color="BFBFBF" w:sz="4"/>
+            </w:tcBorders>
+            <w:tcMar>
+              <w:top w:type="dxa" w:w="80"/>
+              <w:left w:type="dxa" w:w="120"/>
+              <w:bottom w:type="dxa" w:w="80"/>
+              <w:right w:type="dxa" w:w="120"/>
+            </w:tcMar>
+          </w:tcPr>
+          <w:p>
+            <w:r>
+              <w:rPr>
+                <w:rFonts w:ascii="Malgun Gothic" w:cs="Malgun Gothic" w:eastAsia="Malgun Gothic" w:hAnsi="Malgun Gothic"/>
+                <w:sz w:val="20"/>
+                <w:szCs w:val="20"/>
+              </w:rPr>
+              <w:t xml:space="preserve">Travala 등 일부 OTA 채택</w:t>
+            </w:r>
+          </w:p>
+        </w:tc>
+      </w:tr>
+      <w:tr>
+        <w:tc>
+          <w:tcPr>
+            <w:tcW w:type="dxa" w:w="2340"/>
+            <w:tcBorders>
+              <w:top w:val="single" w:color="BFBFBF" w:sz="4"/>
+              <w:left w:val="single" w:color="BFBFBF" w:sz="4"/>
+              <w:bottom w:val="single" w:color="BFBFBF" w:sz="4"/>
+              <w:right w:val="single" w:color="BFBFBF" w:sz="4"/>
+            </w:tcBorders>
+            <w:tcMar>
+              <w:top w:type="dxa" w:w="80"/>
+              <w:left w:type="dxa" w:w="120"/>
+              <w:bottom w:type="dxa" w:w="80"/>
+              <w:right w:type="dxa" w:w="120"/>
+            </w:tcMar>
+          </w:tcPr>
+          <w:p>
+            <w:r>
+              <w:rPr>
+                <w:rFonts w:ascii="Malgun Gothic" w:cs="Malgun Gothic" w:eastAsia="Malgun Gothic" w:hAnsi="Malgun Gothic"/>
+                <w:b/>
+                <w:bCs/>
+                <w:sz w:val="20"/>
+                <w:szCs w:val="20"/>
+              </w:rPr>
+              <w:t xml:space="preserve">B2B Marketplace 결제</w:t>
+            </w:r>
+          </w:p>
+        </w:tc>
+        <w:tc>
+          <w:tcPr>
+            <w:tcW w:type="dxa" w:w="2340"/>
+            <w:tcBorders>
+              <w:top w:val="single" w:color="BFBFBF" w:sz="4"/>
+              <w:left w:val="single" w:color="BFBFBF" w:sz="4"/>
+              <w:bottom w:val="single" w:color="BFBFBF" w:sz="4"/>
+              <w:right w:val="single" w:color="BFBFBF" w:sz="4"/>
+            </w:tcBorders>
+            <w:tcMar>
+              <w:top w:type="dxa" w:w="80"/>
+              <w:left w:type="dxa" w:w="120"/>
+              <w:bottom w:type="dxa" w:w="80"/>
+              <w:right w:type="dxa" w:w="120"/>
+            </w:tcMar>
+          </w:tcPr>
+          <w:p>
+            <w:r>
+              <w:rPr>
+                <w:rFonts w:ascii="Malgun Gothic" w:cs="Malgun Gothic" w:eastAsia="Malgun Gothic" w:hAnsi="Malgun Gothic"/>
+                <w:sz w:val="20"/>
+                <w:szCs w:val="20"/>
+              </w:rPr>
+              <w:t xml:space="preserve">0~2%</w:t>
+            </w:r>
+          </w:p>
+        </w:tc>
+        <w:tc>
+          <w:tcPr>
+            <w:tcW w:type="dxa" w:w="2340"/>
+            <w:tcBorders>
+              <w:top w:val="single" w:color="BFBFBF" w:sz="4"/>
+              <w:left w:val="single" w:color="BFBFBF" w:sz="4"/>
+              <w:bottom w:val="single" w:color="BFBFBF" w:sz="4"/>
+              <w:right w:val="single" w:color="BFBFBF" w:sz="4"/>
+            </w:tcBorders>
+            <w:tcMar>
+              <w:top w:type="dxa" w:w="80"/>
+              <w:left w:type="dxa" w:w="120"/>
+              <w:bottom w:type="dxa" w:w="80"/>
+              <w:right w:type="dxa" w:w="120"/>
+            </w:tcMar>
+          </w:tcPr>
+          <w:p>
+            <w:r>
+              <w:rPr>
+                <w:rFonts w:ascii="Malgun Gothic" w:cs="Malgun Gothic" w:eastAsia="Malgun Gothic" w:hAnsi="Malgun Gothic"/>
+                <w:sz w:val="20"/>
+                <w:szCs w:val="20"/>
+              </w:rPr>
+              <w:t xml:space="preserve">자체 결제망</w:t>
+            </w:r>
+          </w:p>
+        </w:tc>
+        <w:tc>
+          <w:tcPr>
+            <w:tcW w:type="dxa" w:w="2340"/>
+            <w:tcBorders>
+              <w:top w:val="single" w:color="BFBFBF" w:sz="4"/>
+              <w:left w:val="single" w:color="BFBFBF" w:sz="4"/>
+              <w:bottom w:val="single" w:color="BFBFBF" w:sz="4"/>
+              <w:right w:val="single" w:color="BFBFBF" w:sz="4"/>
+            </w:tcBorders>
+            <w:tcMar>
+              <w:top w:type="dxa" w:w="80"/>
+              <w:left w:type="dxa" w:w="120"/>
+              <w:bottom w:type="dxa" w:w="80"/>
+              <w:right w:type="dxa" w:w="120"/>
+            </w:tcMar>
+          </w:tcPr>
+          <w:p>
+            <w:r>
+              <w:rPr>
+                <w:rFonts w:ascii="Malgun Gothic" w:cs="Malgun Gothic" w:eastAsia="Malgun Gothic" w:hAnsi="Malgun Gothic"/>
+                <w:sz w:val="20"/>
+                <w:szCs w:val="20"/>
+              </w:rPr>
+              <w:t xml:space="preserve">Alibaba B2B, JD Worldwide</w:t>
+            </w:r>
+          </w:p>
+        </w:tc>
+      </w:tr>
+    </w:tbl>
+    <w:p>
+      <w:r>
+        <w:t xml:space="preserve"/>
+      </w:r>
+    </w:p>
+    <w:p>
+      <w:r>
+        <w:t xml:space="preserve"/>
+      </w:r>
+    </w:p>
+    <w:p>
+      <w:pPr>
+        <w:spacing w:after="80"/>
+      </w:pPr>
+      <w:r>
+        <w:rPr>
+          <w:rFonts w:ascii="Malgun Gothic" w:cs="Malgun Gothic" w:eastAsia="Malgun Gothic" w:hAnsi="Malgun Gothic"/>
+          <w:b/>
+          <w:bCs/>
+          <w:sz w:val="20"/>
+          <w:szCs w:val="20"/>
+        </w:rPr>
+        <w:t xml:space="preserve">DOTBIZ 적용성</w:t>
+      </w:r>
+      <w:r>
+        <w:rPr>
+          <w:rFonts w:ascii="Malgun Gothic" w:cs="Malgun Gothic" w:eastAsia="Malgun Gothic" w:hAnsi="Malgun Gothic"/>
+          <w:sz w:val="20"/>
+          <w:szCs w:val="20"/>
+        </w:rPr>
+        <w:t xml:space="preserve">:</w:t>
+      </w:r>
+    </w:p>
+    <w:p>
+      <w:pPr>
+        <w:pStyle w:val="ListParagraph"/>
+        <w:numPr>
+          <w:ilvl w:val="0"/>
+          <w:numId w:val="3"/>
+        </w:numPr>
+        <w:spacing w:after="60"/>
+      </w:pPr>
+      <w:r>
+        <w:rPr>
+          <w:rFonts w:ascii="Malgun Gothic" w:cs="Malgun Gothic" w:eastAsia="Malgun Gothic" w:hAnsi="Malgun Gothic"/>
+          <w:sz w:val="20"/>
+          <w:szCs w:val="20"/>
+        </w:rPr>
+        <w:t xml:space="preserve">⭐⭐⭐⭐⭐ Alipay/WeChat (중국) — 필수</w:t>
+      </w:r>
+    </w:p>
+    <w:p>
+      <w:pPr>
+        <w:pStyle w:val="ListParagraph"/>
+        <w:numPr>
+          <w:ilvl w:val="0"/>
+          <w:numId w:val="3"/>
+        </w:numPr>
+        <w:spacing w:after="60"/>
+      </w:pPr>
+      <w:r>
+        <w:rPr>
+          <w:rFonts w:ascii="Malgun Gothic" w:cs="Malgun Gothic" w:eastAsia="Malgun Gothic" w:hAnsi="Malgun Gothic"/>
+          <w:sz w:val="20"/>
+          <w:szCs w:val="20"/>
+        </w:rPr>
+        <w:t xml:space="preserve">⭐⭐⭐ PayNow/UPI (현지) — 시장 진출 시</w:t>
+      </w:r>
+    </w:p>
+    <w:p>
+      <w:pPr>
+        <w:pStyle w:val="ListParagraph"/>
+        <w:numPr>
+          <w:ilvl w:val="0"/>
+          <w:numId w:val="3"/>
+        </w:numPr>
+        <w:spacing w:after="60"/>
+      </w:pPr>
+      <w:r>
+        <w:rPr>
+          <w:rFonts w:ascii="Malgun Gothic" w:cs="Malgun Gothic" w:eastAsia="Malgun Gothic" w:hAnsi="Malgun Gothic"/>
+          <w:sz w:val="20"/>
+          <w:szCs w:val="20"/>
+        </w:rPr>
+        <w:t xml:space="preserve">⭐ Crypto — 현 단계 부적합 (규제 리스크)</w:t>
+      </w:r>
+    </w:p>
+    <w:p>
+      <w:r>
+        <w:t xml:space="preserve"/>
+      </w:r>
+    </w:p>
+    <w:p>
+      <w:pPr>
+        <w:pBdr>
+          <w:bottom w:val="single" w:color="999999" w:sz="6" w:space="1"/>
+        </w:pBdr>
+        <w:spacing w:after="100" w:before="100"/>
+      </w:pPr>
+      <w:r>
+        <w:t xml:space="preserve"/>
+      </w:r>
+    </w:p>
+    <w:p>
+      <w:r>
+        <w:t xml:space="preserve"/>
+      </w:r>
+    </w:p>
+    <w:p>
+      <w:pPr>
+        <w:pStyle w:val="Heading3"/>
+        <w:spacing w:after="120" w:before="240"/>
+      </w:pPr>
+      <w:r>
+        <w:rPr>
+          <w:rFonts w:ascii="Malgun Gothic" w:cs="Malgun Gothic" w:eastAsia="Malgun Gothic" w:hAnsi="Malgun Gothic"/>
+          <w:b/>
+          <w:bCs/>
+          <w:sz w:val="26"/>
+          <w:szCs w:val="26"/>
+        </w:rPr>
+        <w:t xml:space="preserve">📊 결제 방식 종합 비교 (DOTBIZ 관점)</w:t>
+      </w:r>
+    </w:p>
+    <w:p>
+      <w:r>
+        <w:t xml:space="preserve"/>
+      </w:r>
+    </w:p>
+    <w:tbl>
+      <w:tblPr>
+        <w:tblW w:type="dxa" w:w="9360"/>
+        <w:tblBorders>
+          <w:top w:val="single" w:color="auto" w:sz="4"/>
+          <w:left w:val="single" w:color="auto" w:sz="4"/>
+          <w:bottom w:val="single" w:color="auto" w:sz="4"/>
+          <w:right w:val="single" w:color="auto" w:sz="4"/>
+          <w:insideH w:val="single" w:color="auto" w:sz="4"/>
+          <w:insideV w:val="single" w:color="auto" w:sz="4"/>
+        </w:tblBorders>
+      </w:tblPr>
+      <w:tblGrid>
+        <w:gridCol w:w="2340"/>
+        <w:gridCol w:w="2340"/>
+        <w:gridCol w:w="2340"/>
+        <w:gridCol w:w="2340"/>
+      </w:tblGrid>
+      <w:tr>
+        <w:trPr>
+          <w:tblHeader/>
+        </w:trPr>
+        <w:tc>
+          <w:tcPr>
+            <w:tcW w:type="dxa" w:w="2340"/>
+            <w:tcBorders>
+              <w:top w:val="single" w:color="BFBFBF" w:sz="4"/>
+              <w:left w:val="single" w:color="BFBFBF" w:sz="4"/>
+              <w:bottom w:val="single" w:color="BFBFBF" w:sz="4"/>
+              <w:right w:val="single" w:color="BFBFBF" w:sz="4"/>
+            </w:tcBorders>
+            <w:shd w:fill="D5E8F0" w:val="clear"/>
+            <w:tcMar>
+              <w:top w:type="dxa" w:w="80"/>
+              <w:left w:type="dxa" w:w="120"/>
+              <w:bottom w:type="dxa" w:w="80"/>
+              <w:right w:type="dxa" w:w="120"/>
+            </w:tcMar>
+          </w:tcPr>
+          <w:p>
+            <w:r>
+              <w:rPr>
+                <w:b/>
+                <w:bCs/>
+              </w:rPr>
+            </w:r>
+          </w:p>
+        </w:tc>
+        <w:tc>
+          <w:tcPr>
+            <w:tcW w:type="dxa" w:w="2340"/>
+            <w:tcBorders>
+              <w:top w:val="single" w:color="BFBFBF" w:sz="4"/>
+              <w:left w:val="single" w:color="BFBFBF" w:sz="4"/>
+              <w:bottom w:val="single" w:color="BFBFBF" w:sz="4"/>
+              <w:right w:val="single" w:color="BFBFBF" w:sz="4"/>
+            </w:tcBorders>
+            <w:shd w:fill="D5E8F0" w:val="clear"/>
+            <w:tcMar>
+              <w:top w:type="dxa" w:w="80"/>
+              <w:left w:type="dxa" w:w="120"/>
+              <w:bottom w:type="dxa" w:w="80"/>
+              <w:right w:type="dxa" w:w="120"/>
+            </w:tcMar>
+          </w:tcPr>
+          <w:p>
+            <w:r>
+              <w:rPr>
+                <w:b/>
+                <w:bCs/>
+              </w:rPr>
+            </w:r>
+          </w:p>
+        </w:tc>
+        <w:tc>
+          <w:tcPr>
+            <w:tcW w:type="dxa" w:w="2340"/>
+            <w:tcBorders>
+              <w:top w:val="single" w:color="BFBFBF" w:sz="4"/>
+              <w:left w:val="single" w:color="BFBFBF" w:sz="4"/>
+              <w:bottom w:val="single" w:color="BFBFBF" w:sz="4"/>
+              <w:right w:val="single" w:color="BFBFBF" w:sz="4"/>
+            </w:tcBorders>
+            <w:shd w:fill="D5E8F0" w:val="clear"/>
+            <w:tcMar>
+              <w:top w:type="dxa" w:w="80"/>
+              <w:left w:type="dxa" w:w="120"/>
+              <w:bottom w:type="dxa" w:w="80"/>
+              <w:right w:type="dxa" w:w="120"/>
+            </w:tcMar>
+          </w:tcPr>
+          <w:p>
+            <w:r>
+              <w:rPr>
+                <w:b/>
+                <w:bCs/>
+              </w:rPr>
+            </w:r>
+          </w:p>
+        </w:tc>
+        <w:tc>
+          <w:tcPr>
+            <w:tcW w:type="dxa" w:w="2340"/>
+            <w:tcBorders>
+              <w:top w:val="single" w:color="BFBFBF" w:sz="4"/>
+              <w:left w:val="single" w:color="BFBFBF" w:sz="4"/>
+              <w:bottom w:val="single" w:color="BFBFBF" w:sz="4"/>
+              <w:right w:val="single" w:color="BFBFBF" w:sz="4"/>
+            </w:tcBorders>
+            <w:shd w:fill="D5E8F0" w:val="clear"/>
+            <w:tcMar>
+              <w:top w:type="dxa" w:w="80"/>
+              <w:left w:type="dxa" w:w="120"/>
+              <w:bottom w:type="dxa" w:w="80"/>
+              <w:right w:type="dxa" w:w="120"/>
+            </w:tcMar>
+          </w:tcPr>
+          <w:p>
+            <w:r>
+              <w:rPr>
+                <w:b/>
+                <w:bCs/>
+              </w:rPr>
+            </w:r>
+          </w:p>
+        </w:tc>
+      </w:tr>
+      <w:tr>
+        <w:tc>
+          <w:tcPr>
+            <w:tcW w:type="dxa" w:w="2340"/>
+            <w:tcBorders>
+              <w:top w:val="single" w:color="BFBFBF" w:sz="4"/>
+              <w:left w:val="single" w:color="BFBFBF" w:sz="4"/>
+              <w:bottom w:val="single" w:color="BFBFBF" w:sz="4"/>
+              <w:right w:val="single" w:color="BFBFBF" w:sz="4"/>
+            </w:tcBorders>
+            <w:tcMar>
+              <w:top w:type="dxa" w:w="80"/>
+              <w:left w:type="dxa" w:w="120"/>
+              <w:bottom w:type="dxa" w:w="80"/>
+              <w:right w:type="dxa" w:w="120"/>
+            </w:tcMar>
+          </w:tcPr>
+          <w:p>
+            <w:r>
+              <w:rPr>
+                <w:rFonts w:ascii="Malgun Gothic" w:cs="Malgun Gothic" w:eastAsia="Malgun Gothic" w:hAnsi="Malgun Gothic"/>
+                <w:b/>
+                <w:bCs/>
+                <w:sz w:val="20"/>
+                <w:szCs w:val="20"/>
+              </w:rPr>
+              <w:t xml:space="preserve">국내 송금</w:t>
+            </w:r>
+          </w:p>
+        </w:tc>
+        <w:tc>
+          <w:tcPr>
+            <w:tcW w:type="dxa" w:w="2340"/>
+            <w:tcBorders>
+              <w:top w:val="single" w:color="BFBFBF" w:sz="4"/>
+              <w:left w:val="single" w:color="BFBFBF" w:sz="4"/>
+              <w:bottom w:val="single" w:color="BFBFBF" w:sz="4"/>
+              <w:right w:val="single" w:color="BFBFBF" w:sz="4"/>
+            </w:tcBorders>
+            <w:tcMar>
+              <w:top w:type="dxa" w:w="80"/>
+              <w:left w:type="dxa" w:w="120"/>
+              <w:bottom w:type="dxa" w:w="80"/>
+              <w:right w:type="dxa" w:w="120"/>
+            </w:tcMar>
+          </w:tcPr>
+          <w:p>
+            <w:r>
+              <w:rPr>
+                <w:rFonts w:ascii="Malgun Gothic" w:cs="Malgun Gothic" w:eastAsia="Malgun Gothic" w:hAnsi="Malgun Gothic"/>
+                <w:sz w:val="20"/>
+                <w:szCs w:val="20"/>
+              </w:rPr>
+              <w:t xml:space="preserve">~0%</w:t>
+            </w:r>
+          </w:p>
+        </w:tc>
+        <w:tc>
+          <w:tcPr>
+            <w:tcW w:type="dxa" w:w="2340"/>
+            <w:tcBorders>
+              <w:top w:val="single" w:color="BFBFBF" w:sz="4"/>
+              <w:left w:val="single" w:color="BFBFBF" w:sz="4"/>
+              <w:bottom w:val="single" w:color="BFBFBF" w:sz="4"/>
+              <w:right w:val="single" w:color="BFBFBF" w:sz="4"/>
+            </w:tcBorders>
+            <w:tcMar>
+              <w:top w:type="dxa" w:w="80"/>
+              <w:left w:type="dxa" w:w="120"/>
+              <w:bottom w:type="dxa" w:w="80"/>
+              <w:right w:type="dxa" w:w="120"/>
+            </w:tcMar>
+          </w:tcPr>
+          <w:p>
+            <w:r>
+              <w:rPr>
+                <w:rFonts w:ascii="Malgun Gothic" w:cs="Malgun Gothic" w:eastAsia="Malgun Gothic" w:hAnsi="Malgun Gothic"/>
+                <w:sz w:val="20"/>
+                <w:szCs w:val="20"/>
+              </w:rPr>
+              <w:t xml:space="preserve">0</w:t>
+            </w:r>
+          </w:p>
+        </w:tc>
+        <w:tc>
+          <w:tcPr>
+            <w:tcW w:type="dxa" w:w="2340"/>
+            <w:tcBorders>
+              <w:top w:val="single" w:color="BFBFBF" w:sz="4"/>
+              <w:left w:val="single" w:color="BFBFBF" w:sz="4"/>
+              <w:bottom w:val="single" w:color="BFBFBF" w:sz="4"/>
+              <w:right w:val="single" w:color="BFBFBF" w:sz="4"/>
+            </w:tcBorders>
+            <w:tcMar>
+              <w:top w:type="dxa" w:w="80"/>
+              <w:left w:type="dxa" w:w="120"/>
+              <w:bottom w:type="dxa" w:w="80"/>
+              <w:right w:type="dxa" w:w="120"/>
+            </w:tcMar>
+          </w:tcPr>
+          <w:p>
+            <w:r>
+              <w:rPr>
+                <w:rFonts w:ascii="Malgun Gothic" w:cs="Malgun Gothic" w:eastAsia="Malgun Gothic" w:hAnsi="Malgun Gothic"/>
+                <w:sz w:val="20"/>
+                <w:szCs w:val="20"/>
+              </w:rPr>
+              <w:t xml:space="preserve">🟢 이미 운영</w:t>
+            </w:r>
+          </w:p>
+        </w:tc>
+      </w:tr>
+      <w:tr>
+        <w:tc>
+          <w:tcPr>
+            <w:tcW w:type="dxa" w:w="2340"/>
+            <w:tcBorders>
+              <w:top w:val="single" w:color="BFBFBF" w:sz="4"/>
+              <w:left w:val="single" w:color="BFBFBF" w:sz="4"/>
+              <w:bottom w:val="single" w:color="BFBFBF" w:sz="4"/>
+              <w:right w:val="single" w:color="BFBFBF" w:sz="4"/>
+            </w:tcBorders>
+            <w:tcMar>
+              <w:top w:type="dxa" w:w="80"/>
+              <w:left w:type="dxa" w:w="120"/>
+              <w:bottom w:type="dxa" w:w="80"/>
+              <w:right w:type="dxa" w:w="120"/>
+            </w:tcMar>
+          </w:tcPr>
+          <w:p>
+            <w:r>
+              <w:rPr>
+                <w:rFonts w:ascii="Malgun Gothic" w:cs="Malgun Gothic" w:eastAsia="Malgun Gothic" w:hAnsi="Malgun Gothic"/>
+                <w:b/>
+                <w:bCs/>
+                <w:sz w:val="20"/>
+                <w:szCs w:val="20"/>
+              </w:rPr>
+              <w:t xml:space="preserve">가상계좌 (KR/JP)</w:t>
+            </w:r>
+          </w:p>
+        </w:tc>
+        <w:tc>
+          <w:tcPr>
+            <w:tcW w:type="dxa" w:w="2340"/>
+            <w:tcBorders>
+              <w:top w:val="single" w:color="BFBFBF" w:sz="4"/>
+              <w:left w:val="single" w:color="BFBFBF" w:sz="4"/>
+              <w:bottom w:val="single" w:color="BFBFBF" w:sz="4"/>
+              <w:right w:val="single" w:color="BFBFBF" w:sz="4"/>
+            </w:tcBorders>
+            <w:tcMar>
+              <w:top w:type="dxa" w:w="80"/>
+              <w:left w:type="dxa" w:w="120"/>
+              <w:bottom w:type="dxa" w:w="80"/>
+              <w:right w:type="dxa" w:w="120"/>
+            </w:tcMar>
+          </w:tcPr>
+          <w:p>
+            <w:r>
+              <w:rPr>
+                <w:rFonts w:ascii="Malgun Gothic" w:cs="Malgun Gothic" w:eastAsia="Malgun Gothic" w:hAnsi="Malgun Gothic"/>
+                <w:sz w:val="20"/>
+                <w:szCs w:val="20"/>
+              </w:rPr>
+              <w:t xml:space="preserve">0.5~1%</w:t>
+            </w:r>
+          </w:p>
+        </w:tc>
+        <w:tc>
+          <w:tcPr>
+            <w:tcW w:type="dxa" w:w="2340"/>
+            <w:tcBorders>
+              <w:top w:val="single" w:color="BFBFBF" w:sz="4"/>
+              <w:left w:val="single" w:color="BFBFBF" w:sz="4"/>
+              <w:bottom w:val="single" w:color="BFBFBF" w:sz="4"/>
+              <w:right w:val="single" w:color="BFBFBF" w:sz="4"/>
+            </w:tcBorders>
+            <w:tcMar>
+              <w:top w:type="dxa" w:w="80"/>
+              <w:left w:type="dxa" w:w="120"/>
+              <w:bottom w:type="dxa" w:w="80"/>
+              <w:right w:type="dxa" w:w="120"/>
+            </w:tcMar>
+          </w:tcPr>
+          <w:p>
+            <w:r>
+              <w:rPr>
+                <w:rFonts w:ascii="Malgun Gothic" w:cs="Malgun Gothic" w:eastAsia="Malgun Gothic" w:hAnsi="Malgun Gothic"/>
+                <w:sz w:val="20"/>
+                <w:szCs w:val="20"/>
+              </w:rPr>
+              <w:t xml:space="preserve">미미</w:t>
+            </w:r>
+          </w:p>
+        </w:tc>
+        <w:tc>
+          <w:tcPr>
+            <w:tcW w:type="dxa" w:w="2340"/>
+            <w:tcBorders>
+              <w:top w:val="single" w:color="BFBFBF" w:sz="4"/>
+              <w:left w:val="single" w:color="BFBFBF" w:sz="4"/>
+              <w:bottom w:val="single" w:color="BFBFBF" w:sz="4"/>
+              <w:right w:val="single" w:color="BFBFBF" w:sz="4"/>
+            </w:tcBorders>
+            <w:tcMar>
+              <w:top w:type="dxa" w:w="80"/>
+              <w:left w:type="dxa" w:w="120"/>
+              <w:bottom w:type="dxa" w:w="80"/>
+              <w:right w:type="dxa" w:w="120"/>
+            </w:tcMar>
+          </w:tcPr>
+          <w:p>
+            <w:r>
+              <w:rPr>
+                <w:rFonts w:ascii="Malgun Gothic" w:cs="Malgun Gothic" w:eastAsia="Malgun Gothic" w:hAnsi="Malgun Gothic"/>
+                <w:sz w:val="20"/>
+                <w:szCs w:val="20"/>
+              </w:rPr>
+              <w:t xml:space="preserve">🟢 </w:t>
+            </w:r>
+            <w:r>
+              <w:rPr>
+                <w:rFonts w:ascii="Malgun Gothic" w:cs="Malgun Gothic" w:eastAsia="Malgun Gothic" w:hAnsi="Malgun Gothic"/>
+                <w:b/>
+                <w:bCs/>
+                <w:sz w:val="20"/>
+                <w:szCs w:val="20"/>
+              </w:rPr>
+              <w:t xml:space="preserve">즉시 도입</w:t>
+            </w:r>
+          </w:p>
+        </w:tc>
+      </w:tr>
+      <w:tr>
+        <w:tc>
+          <w:tcPr>
+            <w:tcW w:type="dxa" w:w="2340"/>
+            <w:tcBorders>
+              <w:top w:val="single" w:color="BFBFBF" w:sz="4"/>
+              <w:left w:val="single" w:color="BFBFBF" w:sz="4"/>
+              <w:bottom w:val="single" w:color="BFBFBF" w:sz="4"/>
+              <w:right w:val="single" w:color="BFBFBF" w:sz="4"/>
+            </w:tcBorders>
+            <w:tcMar>
+              <w:top w:type="dxa" w:w="80"/>
+              <w:left w:type="dxa" w:w="120"/>
+              <w:bottom w:type="dxa" w:w="80"/>
+              <w:right w:type="dxa" w:w="120"/>
+            </w:tcMar>
+          </w:tcPr>
+          <w:p>
+            <w:r>
+              <w:rPr>
+                <w:rFonts w:ascii="Malgun Gothic" w:cs="Malgun Gothic" w:eastAsia="Malgun Gothic" w:hAnsi="Malgun Gothic"/>
+                <w:b/>
+                <w:bCs/>
+                <w:sz w:val="20"/>
+                <w:szCs w:val="20"/>
+              </w:rPr>
+              <w:t xml:space="preserve">SWIFT Wire</w:t>
+            </w:r>
+          </w:p>
+        </w:tc>
+        <w:tc>
+          <w:tcPr>
+            <w:tcW w:type="dxa" w:w="2340"/>
+            <w:tcBorders>
+              <w:top w:val="single" w:color="BFBFBF" w:sz="4"/>
+              <w:left w:val="single" w:color="BFBFBF" w:sz="4"/>
+              <w:bottom w:val="single" w:color="BFBFBF" w:sz="4"/>
+              <w:right w:val="single" w:color="BFBFBF" w:sz="4"/>
+            </w:tcBorders>
+            <w:tcMar>
+              <w:top w:type="dxa" w:w="80"/>
+              <w:left w:type="dxa" w:w="120"/>
+              <w:bottom w:type="dxa" w:w="80"/>
+              <w:right w:type="dxa" w:w="120"/>
+            </w:tcMar>
+          </w:tcPr>
+          <w:p>
+            <w:r>
+              <w:rPr>
+                <w:rFonts w:ascii="Malgun Gothic" w:cs="Malgun Gothic" w:eastAsia="Malgun Gothic" w:hAnsi="Malgun Gothic"/>
+                <w:sz w:val="20"/>
+                <w:szCs w:val="20"/>
+              </w:rPr>
+              <w:t xml:space="preserve">0.1% + 정액</w:t>
+            </w:r>
+          </w:p>
+        </w:tc>
+        <w:tc>
+          <w:tcPr>
+            <w:tcW w:type="dxa" w:w="2340"/>
+            <w:tcBorders>
+              <w:top w:val="single" w:color="BFBFBF" w:sz="4"/>
+              <w:left w:val="single" w:color="BFBFBF" w:sz="4"/>
+              <w:bottom w:val="single" w:color="BFBFBF" w:sz="4"/>
+              <w:right w:val="single" w:color="BFBFBF" w:sz="4"/>
+            </w:tcBorders>
+            <w:tcMar>
+              <w:top w:type="dxa" w:w="80"/>
+              <w:left w:type="dxa" w:w="120"/>
+              <w:bottom w:type="dxa" w:w="80"/>
+              <w:right w:type="dxa" w:w="120"/>
+            </w:tcMar>
+          </w:tcPr>
+          <w:p>
+            <w:r>
+              <w:rPr>
+                <w:rFonts w:ascii="Malgun Gothic" w:cs="Malgun Gothic" w:eastAsia="Malgun Gothic" w:hAnsi="Malgun Gothic"/>
+                <w:sz w:val="20"/>
+                <w:szCs w:val="20"/>
+              </w:rPr>
+              <w:t xml:space="preserve">0</w:t>
+            </w:r>
+          </w:p>
+        </w:tc>
+        <w:tc>
+          <w:tcPr>
+            <w:tcW w:type="dxa" w:w="2340"/>
+            <w:tcBorders>
+              <w:top w:val="single" w:color="BFBFBF" w:sz="4"/>
+              <w:left w:val="single" w:color="BFBFBF" w:sz="4"/>
+              <w:bottom w:val="single" w:color="BFBFBF" w:sz="4"/>
+              <w:right w:val="single" w:color="BFBFBF" w:sz="4"/>
+            </w:tcBorders>
+            <w:tcMar>
+              <w:top w:type="dxa" w:w="80"/>
+              <w:left w:type="dxa" w:w="120"/>
+              <w:bottom w:type="dxa" w:w="80"/>
+              <w:right w:type="dxa" w:w="120"/>
+            </w:tcMar>
+          </w:tcPr>
+          <w:p>
+            <w:r>
+              <w:rPr>
+                <w:rFonts w:ascii="Malgun Gothic" w:cs="Malgun Gothic" w:eastAsia="Malgun Gothic" w:hAnsi="Malgun Gothic"/>
+                <w:sz w:val="20"/>
+                <w:szCs w:val="20"/>
+              </w:rPr>
+              <w:t xml:space="preserve">🟢 운영 중</w:t>
+            </w:r>
+          </w:p>
+        </w:tc>
+      </w:tr>
+      <w:tr>
+        <w:tc>
+          <w:tcPr>
+            <w:tcW w:type="dxa" w:w="2340"/>
+            <w:tcBorders>
+              <w:top w:val="single" w:color="BFBFBF" w:sz="4"/>
+              <w:left w:val="single" w:color="BFBFBF" w:sz="4"/>
+              <w:bottom w:val="single" w:color="BFBFBF" w:sz="4"/>
+              <w:right w:val="single" w:color="BFBFBF" w:sz="4"/>
+            </w:tcBorders>
+            <w:tcMar>
+              <w:top w:type="dxa" w:w="80"/>
+              <w:left w:type="dxa" w:w="120"/>
+              <w:bottom w:type="dxa" w:w="80"/>
+              <w:right w:type="dxa" w:w="120"/>
+            </w:tcMar>
+          </w:tcPr>
+          <w:p>
+            <w:r>
+              <w:rPr>
+                <w:rFonts w:ascii="Malgun Gothic" w:cs="Malgun Gothic" w:eastAsia="Malgun Gothic" w:hAnsi="Malgun Gothic"/>
+                <w:b/>
+                <w:bCs/>
+                <w:sz w:val="20"/>
+                <w:szCs w:val="20"/>
+              </w:rPr>
+              <w:t xml:space="preserve">Alipay/WeChat</w:t>
+            </w:r>
+          </w:p>
+        </w:tc>
+        <w:tc>
+          <w:tcPr>
+            <w:tcW w:type="dxa" w:w="2340"/>
+            <w:tcBorders>
+              <w:top w:val="single" w:color="BFBFBF" w:sz="4"/>
+              <w:left w:val="single" w:color="BFBFBF" w:sz="4"/>
+              <w:bottom w:val="single" w:color="BFBFBF" w:sz="4"/>
+              <w:right w:val="single" w:color="BFBFBF" w:sz="4"/>
+            </w:tcBorders>
+            <w:tcMar>
+              <w:top w:type="dxa" w:w="80"/>
+              <w:left w:type="dxa" w:w="120"/>
+              <w:bottom w:type="dxa" w:w="80"/>
+              <w:right w:type="dxa" w:w="120"/>
+            </w:tcMar>
+          </w:tcPr>
+          <w:p>
+            <w:r>
+              <w:rPr>
+                <w:rFonts w:ascii="Malgun Gothic" w:cs="Malgun Gothic" w:eastAsia="Malgun Gothic" w:hAnsi="Malgun Gothic"/>
+                <w:sz w:val="20"/>
+                <w:szCs w:val="20"/>
+              </w:rPr>
+              <w:t xml:space="preserve">1~2%</w:t>
+            </w:r>
+          </w:p>
+        </w:tc>
+        <w:tc>
+          <w:tcPr>
+            <w:tcW w:type="dxa" w:w="2340"/>
+            <w:tcBorders>
+              <w:top w:val="single" w:color="BFBFBF" w:sz="4"/>
+              <w:left w:val="single" w:color="BFBFBF" w:sz="4"/>
+              <w:bottom w:val="single" w:color="BFBFBF" w:sz="4"/>
+              <w:right w:val="single" w:color="BFBFBF" w:sz="4"/>
+            </w:tcBorders>
+            <w:tcMar>
+              <w:top w:type="dxa" w:w="80"/>
+              <w:left w:type="dxa" w:w="120"/>
+              <w:bottom w:type="dxa" w:w="80"/>
+              <w:right w:type="dxa" w:w="120"/>
+            </w:tcMar>
+          </w:tcPr>
+          <w:p>
+            <w:r>
+              <w:rPr>
+                <w:rFonts w:ascii="Malgun Gothic" w:cs="Malgun Gothic" w:eastAsia="Malgun Gothic" w:hAnsi="Malgun Gothic"/>
+                <w:sz w:val="20"/>
+                <w:szCs w:val="20"/>
+              </w:rPr>
+              <w:t xml:space="preserve">적음</w:t>
+            </w:r>
+          </w:p>
+        </w:tc>
+        <w:tc>
+          <w:tcPr>
+            <w:tcW w:type="dxa" w:w="2340"/>
+            <w:tcBorders>
+              <w:top w:val="single" w:color="BFBFBF" w:sz="4"/>
+              <w:left w:val="single" w:color="BFBFBF" w:sz="4"/>
+              <w:bottom w:val="single" w:color="BFBFBF" w:sz="4"/>
+              <w:right w:val="single" w:color="BFBFBF" w:sz="4"/>
+            </w:tcBorders>
+            <w:tcMar>
+              <w:top w:type="dxa" w:w="80"/>
+              <w:left w:type="dxa" w:w="120"/>
+              <w:bottom w:type="dxa" w:w="80"/>
+              <w:right w:type="dxa" w:w="120"/>
+            </w:tcMar>
+          </w:tcPr>
+          <w:p>
+            <w:r>
+              <w:rPr>
+                <w:rFonts w:ascii="Malgun Gothic" w:cs="Malgun Gothic" w:eastAsia="Malgun Gothic" w:hAnsi="Malgun Gothic"/>
+                <w:sz w:val="20"/>
+                <w:szCs w:val="20"/>
+              </w:rPr>
+              <w:t xml:space="preserve">🟢 </w:t>
+            </w:r>
+            <w:r>
+              <w:rPr>
+                <w:rFonts w:ascii="Malgun Gothic" w:cs="Malgun Gothic" w:eastAsia="Malgun Gothic" w:hAnsi="Malgun Gothic"/>
+                <w:b/>
+                <w:bCs/>
+                <w:sz w:val="20"/>
+                <w:szCs w:val="20"/>
+              </w:rPr>
+              <w:t xml:space="preserve">중국 진출 필수</w:t>
+            </w:r>
+          </w:p>
+        </w:tc>
+      </w:tr>
+      <w:tr>
+        <w:tc>
+          <w:tcPr>
+            <w:tcW w:type="dxa" w:w="2340"/>
+            <w:tcBorders>
+              <w:top w:val="single" w:color="BFBFBF" w:sz="4"/>
+              <w:left w:val="single" w:color="BFBFBF" w:sz="4"/>
+              <w:bottom w:val="single" w:color="BFBFBF" w:sz="4"/>
+              <w:right w:val="single" w:color="BFBFBF" w:sz="4"/>
+            </w:tcBorders>
+            <w:tcMar>
+              <w:top w:type="dxa" w:w="80"/>
+              <w:left w:type="dxa" w:w="120"/>
+              <w:bottom w:type="dxa" w:w="80"/>
+              <w:right w:type="dxa" w:w="120"/>
+            </w:tcMar>
+          </w:tcPr>
+          <w:p>
+            <w:r>
+              <w:rPr>
+                <w:rFonts w:ascii="Malgun Gothic" w:cs="Malgun Gothic" w:eastAsia="Malgun Gothic" w:hAnsi="Malgun Gothic"/>
+                <w:b/>
+                <w:bCs/>
+                <w:sz w:val="20"/>
+                <w:szCs w:val="20"/>
+              </w:rPr>
+              <w:t xml:space="preserve">Pre-funded Wallet</w:t>
+            </w:r>
+          </w:p>
+        </w:tc>
+        <w:tc>
+          <w:tcPr>
+            <w:tcW w:type="dxa" w:w="2340"/>
+            <w:tcBorders>
+              <w:top w:val="single" w:color="BFBFBF" w:sz="4"/>
+              <w:left w:val="single" w:color="BFBFBF" w:sz="4"/>
+              <w:bottom w:val="single" w:color="BFBFBF" w:sz="4"/>
+              <w:right w:val="single" w:color="BFBFBF" w:sz="4"/>
+            </w:tcBorders>
+            <w:tcMar>
+              <w:top w:type="dxa" w:w="80"/>
+              <w:left w:type="dxa" w:w="120"/>
+              <w:bottom w:type="dxa" w:w="80"/>
+              <w:right w:type="dxa" w:w="120"/>
+            </w:tcMar>
+          </w:tcPr>
+          <w:p>
+            <w:r>
+              <w:rPr>
+                <w:rFonts w:ascii="Malgun Gothic" w:cs="Malgun Gothic" w:eastAsia="Malgun Gothic" w:hAnsi="Malgun Gothic"/>
+                <w:sz w:val="20"/>
+                <w:szCs w:val="20"/>
+              </w:rPr>
+              <w:t xml:space="preserve">0%</w:t>
+            </w:r>
+          </w:p>
+        </w:tc>
+        <w:tc>
+          <w:tcPr>
+            <w:tcW w:type="dxa" w:w="2340"/>
+            <w:tcBorders>
+              <w:top w:val="single" w:color="BFBFBF" w:sz="4"/>
+              <w:left w:val="single" w:color="BFBFBF" w:sz="4"/>
+              <w:bottom w:val="single" w:color="BFBFBF" w:sz="4"/>
+              <w:right w:val="single" w:color="BFBFBF" w:sz="4"/>
+            </w:tcBorders>
+            <w:tcMar>
+              <w:top w:type="dxa" w:w="80"/>
+              <w:left w:type="dxa" w:w="120"/>
+              <w:bottom w:type="dxa" w:w="80"/>
+              <w:right w:type="dxa" w:w="120"/>
+            </w:tcMar>
+          </w:tcPr>
+          <w:p>
+            <w:r>
+              <w:rPr>
+                <w:rFonts w:ascii="Malgun Gothic" w:cs="Malgun Gothic" w:eastAsia="Malgun Gothic" w:hAnsi="Malgun Gothic"/>
+                <w:sz w:val="20"/>
+                <w:szCs w:val="20"/>
+              </w:rPr>
+              <w:t xml:space="preserve">0</w:t>
+            </w:r>
+          </w:p>
+        </w:tc>
+        <w:tc>
+          <w:tcPr>
+            <w:tcW w:type="dxa" w:w="2340"/>
+            <w:tcBorders>
+              <w:top w:val="single" w:color="BFBFBF" w:sz="4"/>
+              <w:left w:val="single" w:color="BFBFBF" w:sz="4"/>
+              <w:bottom w:val="single" w:color="BFBFBF" w:sz="4"/>
+              <w:right w:val="single" w:color="BFBFBF" w:sz="4"/>
+            </w:tcBorders>
+            <w:tcMar>
+              <w:top w:type="dxa" w:w="80"/>
+              <w:left w:type="dxa" w:w="120"/>
+              <w:bottom w:type="dxa" w:w="80"/>
+              <w:right w:type="dxa" w:w="120"/>
+            </w:tcMar>
+          </w:tcPr>
+          <w:p>
+            <w:r>
+              <w:rPr>
+                <w:rFonts w:ascii="Malgun Gothic" w:cs="Malgun Gothic" w:eastAsia="Malgun Gothic" w:hAnsi="Malgun Gothic"/>
+                <w:sz w:val="20"/>
+                <w:szCs w:val="20"/>
+              </w:rPr>
+              <w:t xml:space="preserve">🟢 </w:t>
+            </w:r>
+            <w:r>
+              <w:rPr>
+                <w:rFonts w:ascii="Malgun Gothic" w:cs="Malgun Gothic" w:eastAsia="Malgun Gothic" w:hAnsi="Malgun Gothic"/>
+                <w:b/>
+                <w:bCs/>
+                <w:sz w:val="20"/>
+                <w:szCs w:val="20"/>
+              </w:rPr>
+              <w:t xml:space="preserve">인센티브 모델 도입</w:t>
+            </w:r>
+          </w:p>
+        </w:tc>
+      </w:tr>
+      <w:tr>
+        <w:tc>
+          <w:tcPr>
+            <w:tcW w:type="dxa" w:w="2340"/>
+            <w:tcBorders>
+              <w:top w:val="single" w:color="BFBFBF" w:sz="4"/>
+              <w:left w:val="single" w:color="BFBFBF" w:sz="4"/>
+              <w:bottom w:val="single" w:color="BFBFBF" w:sz="4"/>
+              <w:right w:val="single" w:color="BFBFBF" w:sz="4"/>
+            </w:tcBorders>
+            <w:tcMar>
+              <w:top w:type="dxa" w:w="80"/>
+              <w:left w:type="dxa" w:w="120"/>
+              <w:bottom w:type="dxa" w:w="80"/>
+              <w:right w:type="dxa" w:w="120"/>
+            </w:tcMar>
+          </w:tcPr>
+          <w:p>
+            <w:r>
+              <w:rPr>
+                <w:rFonts w:ascii="Malgun Gothic" w:cs="Malgun Gothic" w:eastAsia="Malgun Gothic" w:hAnsi="Malgun Gothic"/>
+                <w:b/>
+                <w:bCs/>
+                <w:sz w:val="20"/>
+                <w:szCs w:val="20"/>
+              </w:rPr>
+              <w:t xml:space="preserve">B2B BNPL</w:t>
+            </w:r>
+          </w:p>
+        </w:tc>
+        <w:tc>
+          <w:tcPr>
+            <w:tcW w:type="dxa" w:w="2340"/>
+            <w:tcBorders>
+              <w:top w:val="single" w:color="BFBFBF" w:sz="4"/>
+              <w:left w:val="single" w:color="BFBFBF" w:sz="4"/>
+              <w:bottom w:val="single" w:color="BFBFBF" w:sz="4"/>
+              <w:right w:val="single" w:color="BFBFBF" w:sz="4"/>
+            </w:tcBorders>
+            <w:tcMar>
+              <w:top w:type="dxa" w:w="80"/>
+              <w:left w:type="dxa" w:w="120"/>
+              <w:bottom w:type="dxa" w:w="80"/>
+              <w:right w:type="dxa" w:w="120"/>
+            </w:tcMar>
+          </w:tcPr>
+          <w:p>
+            <w:r>
+              <w:rPr>
+                <w:rFonts w:ascii="Malgun Gothic" w:cs="Malgun Gothic" w:eastAsia="Malgun Gothic" w:hAnsi="Malgun Gothic"/>
+                <w:sz w:val="20"/>
+                <w:szCs w:val="20"/>
+              </w:rPr>
+              <w:t xml:space="preserve">1~3%</w:t>
+            </w:r>
+          </w:p>
+        </w:tc>
+        <w:tc>
+          <w:tcPr>
+            <w:tcW w:type="dxa" w:w="2340"/>
+            <w:tcBorders>
+              <w:top w:val="single" w:color="BFBFBF" w:sz="4"/>
+              <w:left w:val="single" w:color="BFBFBF" w:sz="4"/>
+              <w:bottom w:val="single" w:color="BFBFBF" w:sz="4"/>
+              <w:right w:val="single" w:color="BFBFBF" w:sz="4"/>
+            </w:tcBorders>
+            <w:tcMar>
+              <w:top w:type="dxa" w:w="80"/>
+              <w:left w:type="dxa" w:w="120"/>
+              <w:bottom w:type="dxa" w:w="80"/>
+              <w:right w:type="dxa" w:w="120"/>
+            </w:tcMar>
+          </w:tcPr>
+          <w:p>
+            <w:r>
+              <w:rPr>
+                <w:rFonts w:ascii="Malgun Gothic" w:cs="Malgun Gothic" w:eastAsia="Malgun Gothic" w:hAnsi="Malgun Gothic"/>
+                <w:sz w:val="20"/>
+                <w:szCs w:val="20"/>
+              </w:rPr>
+              <w:t xml:space="preserve">보통</w:t>
+            </w:r>
+          </w:p>
+        </w:tc>
+        <w:tc>
+          <w:tcPr>
+            <w:tcW w:type="dxa" w:w="2340"/>
+            <w:tcBorders>
+              <w:top w:val="single" w:color="BFBFBF" w:sz="4"/>
+              <w:left w:val="single" w:color="BFBFBF" w:sz="4"/>
+              <w:bottom w:val="single" w:color="BFBFBF" w:sz="4"/>
+              <w:right w:val="single" w:color="BFBFBF" w:sz="4"/>
+            </w:tcBorders>
+            <w:tcMar>
+              <w:top w:type="dxa" w:w="80"/>
+              <w:left w:type="dxa" w:w="120"/>
+              <w:bottom w:type="dxa" w:w="80"/>
+              <w:right w:type="dxa" w:w="120"/>
+            </w:tcMar>
+          </w:tcPr>
+          <w:p>
+            <w:r>
+              <w:rPr>
+                <w:rFonts w:ascii="Malgun Gothic" w:cs="Malgun Gothic" w:eastAsia="Malgun Gothic" w:hAnsi="Malgun Gothic"/>
+                <w:sz w:val="20"/>
+                <w:szCs w:val="20"/>
+              </w:rPr>
+              <w:t xml:space="preserve">🟡 중장기</w:t>
+            </w:r>
+          </w:p>
+        </w:tc>
+      </w:tr>
+      <w:tr>
+        <w:tc>
+          <w:tcPr>
+            <w:tcW w:type="dxa" w:w="2340"/>
+            <w:tcBorders>
+              <w:top w:val="single" w:color="BFBFBF" w:sz="4"/>
+              <w:left w:val="single" w:color="BFBFBF" w:sz="4"/>
+              <w:bottom w:val="single" w:color="BFBFBF" w:sz="4"/>
+              <w:right w:val="single" w:color="BFBFBF" w:sz="4"/>
+            </w:tcBorders>
+            <w:tcMar>
+              <w:top w:type="dxa" w:w="80"/>
+              <w:left w:type="dxa" w:w="120"/>
+              <w:bottom w:type="dxa" w:w="80"/>
+              <w:right w:type="dxa" w:w="120"/>
+            </w:tcMar>
+          </w:tcPr>
+          <w:p>
+            <w:r>
+              <w:rPr>
+                <w:rFonts w:ascii="Malgun Gothic" w:cs="Malgun Gothic" w:eastAsia="Malgun Gothic" w:hAnsi="Malgun Gothic"/>
+                <w:b/>
+                <w:bCs/>
+                <w:sz w:val="20"/>
+                <w:szCs w:val="20"/>
+              </w:rPr>
+              <w:t xml:space="preserve">Trade Credit Insurance</w:t>
+            </w:r>
+          </w:p>
+        </w:tc>
+        <w:tc>
+          <w:tcPr>
+            <w:tcW w:type="dxa" w:w="2340"/>
+            <w:tcBorders>
+              <w:top w:val="single" w:color="BFBFBF" w:sz="4"/>
+              <w:left w:val="single" w:color="BFBFBF" w:sz="4"/>
+              <w:bottom w:val="single" w:color="BFBFBF" w:sz="4"/>
+              <w:right w:val="single" w:color="BFBFBF" w:sz="4"/>
+            </w:tcBorders>
+            <w:tcMar>
+              <w:top w:type="dxa" w:w="80"/>
+              <w:left w:type="dxa" w:w="120"/>
+              <w:bottom w:type="dxa" w:w="80"/>
+              <w:right w:type="dxa" w:w="120"/>
+            </w:tcMar>
+          </w:tcPr>
+          <w:p>
+            <w:r>
+              <w:rPr>
+                <w:rFonts w:ascii="Malgun Gothic" w:cs="Malgun Gothic" w:eastAsia="Malgun Gothic" w:hAnsi="Malgun Gothic"/>
+                <w:sz w:val="20"/>
+                <w:szCs w:val="20"/>
+              </w:rPr>
+              <w:t xml:space="preserve">0.2~0.5%</w:t>
+            </w:r>
+          </w:p>
+        </w:tc>
+        <w:tc>
+          <w:tcPr>
+            <w:tcW w:type="dxa" w:w="2340"/>
+            <w:tcBorders>
+              <w:top w:val="single" w:color="BFBFBF" w:sz="4"/>
+              <w:left w:val="single" w:color="BFBFBF" w:sz="4"/>
+              <w:bottom w:val="single" w:color="BFBFBF" w:sz="4"/>
+              <w:right w:val="single" w:color="BFBFBF" w:sz="4"/>
+            </w:tcBorders>
+            <w:tcMar>
+              <w:top w:type="dxa" w:w="80"/>
+              <w:left w:type="dxa" w:w="120"/>
+              <w:bottom w:type="dxa" w:w="80"/>
+              <w:right w:type="dxa" w:w="120"/>
+            </w:tcMar>
+          </w:tcPr>
+          <w:p>
+            <w:r>
+              <w:rPr>
+                <w:rFonts w:ascii="Malgun Gothic" w:cs="Malgun Gothic" w:eastAsia="Malgun Gothic" w:hAnsi="Malgun Gothic"/>
+                <w:sz w:val="20"/>
+                <w:szCs w:val="20"/>
+              </w:rPr>
+              <w:t xml:space="preserve">적음</w:t>
+            </w:r>
+          </w:p>
+        </w:tc>
+        <w:tc>
+          <w:tcPr>
+            <w:tcW w:type="dxa" w:w="2340"/>
+            <w:tcBorders>
+              <w:top w:val="single" w:color="BFBFBF" w:sz="4"/>
+              <w:left w:val="single" w:color="BFBFBF" w:sz="4"/>
+              <w:bottom w:val="single" w:color="BFBFBF" w:sz="4"/>
+              <w:right w:val="single" w:color="BFBFBF" w:sz="4"/>
+            </w:tcBorders>
+            <w:tcMar>
+              <w:top w:type="dxa" w:w="80"/>
+              <w:left w:type="dxa" w:w="120"/>
+              <w:bottom w:type="dxa" w:w="80"/>
+              <w:right w:type="dxa" w:w="120"/>
+            </w:tcMar>
+          </w:tcPr>
+          <w:p>
+            <w:r>
+              <w:rPr>
+                <w:rFonts w:ascii="Malgun Gothic" w:cs="Malgun Gothic" w:eastAsia="Malgun Gothic" w:hAnsi="Malgun Gothic"/>
+                <w:sz w:val="20"/>
+                <w:szCs w:val="20"/>
+              </w:rPr>
+              <w:t xml:space="preserve">🟡 No Deposit 대안</w:t>
+            </w:r>
+          </w:p>
+        </w:tc>
+      </w:tr>
+      <w:tr>
+        <w:tc>
+          <w:tcPr>
+            <w:tcW w:type="dxa" w:w="2340"/>
+            <w:tcBorders>
+              <w:top w:val="single" w:color="BFBFBF" w:sz="4"/>
+              <w:left w:val="single" w:color="BFBFBF" w:sz="4"/>
+              <w:bottom w:val="single" w:color="BFBFBF" w:sz="4"/>
+              <w:right w:val="single" w:color="BFBFBF" w:sz="4"/>
+            </w:tcBorders>
+            <w:tcMar>
+              <w:top w:type="dxa" w:w="80"/>
+              <w:left w:type="dxa" w:w="120"/>
+              <w:bottom w:type="dxa" w:w="80"/>
+              <w:right w:type="dxa" w:w="120"/>
+            </w:tcMar>
+          </w:tcPr>
+          <w:p>
+            <w:r>
+              <w:rPr>
+                <w:rFonts w:ascii="Malgun Gothic" w:cs="Malgun Gothic" w:eastAsia="Malgun Gothic" w:hAnsi="Malgun Gothic"/>
+                <w:b/>
+                <w:bCs/>
+                <w:sz w:val="20"/>
+                <w:szCs w:val="20"/>
+              </w:rPr>
+              <w:t xml:space="preserve">Factoring</w:t>
+            </w:r>
+          </w:p>
+        </w:tc>
+        <w:tc>
+          <w:tcPr>
+            <w:tcW w:type="dxa" w:w="2340"/>
+            <w:tcBorders>
+              <w:top w:val="single" w:color="BFBFBF" w:sz="4"/>
+              <w:left w:val="single" w:color="BFBFBF" w:sz="4"/>
+              <w:bottom w:val="single" w:color="BFBFBF" w:sz="4"/>
+              <w:right w:val="single" w:color="BFBFBF" w:sz="4"/>
+            </w:tcBorders>
+            <w:tcMar>
+              <w:top w:type="dxa" w:w="80"/>
+              <w:left w:type="dxa" w:w="120"/>
+              <w:bottom w:type="dxa" w:w="80"/>
+              <w:right w:type="dxa" w:w="120"/>
+            </w:tcMar>
+          </w:tcPr>
+          <w:p>
+            <w:r>
+              <w:rPr>
+                <w:rFonts w:ascii="Malgun Gothic" w:cs="Malgun Gothic" w:eastAsia="Malgun Gothic" w:hAnsi="Malgun Gothic"/>
+                <w:sz w:val="20"/>
+                <w:szCs w:val="20"/>
+              </w:rPr>
+              <w:t xml:space="preserve">1~3%</w:t>
+            </w:r>
+          </w:p>
+        </w:tc>
+        <w:tc>
+          <w:tcPr>
+            <w:tcW w:type="dxa" w:w="2340"/>
+            <w:tcBorders>
+              <w:top w:val="single" w:color="BFBFBF" w:sz="4"/>
+              <w:left w:val="single" w:color="BFBFBF" w:sz="4"/>
+              <w:bottom w:val="single" w:color="BFBFBF" w:sz="4"/>
+              <w:right w:val="single" w:color="BFBFBF" w:sz="4"/>
+            </w:tcBorders>
+            <w:tcMar>
+              <w:top w:type="dxa" w:w="80"/>
+              <w:left w:type="dxa" w:w="120"/>
+              <w:bottom w:type="dxa" w:w="80"/>
+              <w:right w:type="dxa" w:w="120"/>
+            </w:tcMar>
+          </w:tcPr>
+          <w:p>
+            <w:r>
+              <w:rPr>
+                <w:rFonts w:ascii="Malgun Gothic" w:cs="Malgun Gothic" w:eastAsia="Malgun Gothic" w:hAnsi="Malgun Gothic"/>
+                <w:sz w:val="20"/>
+                <w:szCs w:val="20"/>
+              </w:rPr>
+              <w:t xml:space="preserve">보통</w:t>
+            </w:r>
+          </w:p>
+        </w:tc>
+        <w:tc>
+          <w:tcPr>
+            <w:tcW w:type="dxa" w:w="2340"/>
+            <w:tcBorders>
+              <w:top w:val="single" w:color="BFBFBF" w:sz="4"/>
+              <w:left w:val="single" w:color="BFBFBF" w:sz="4"/>
+              <w:bottom w:val="single" w:color="BFBFBF" w:sz="4"/>
+              <w:right w:val="single" w:color="BFBFBF" w:sz="4"/>
+            </w:tcBorders>
+            <w:tcMar>
+              <w:top w:type="dxa" w:w="80"/>
+              <w:left w:type="dxa" w:w="120"/>
+              <w:bottom w:type="dxa" w:w="80"/>
+              <w:right w:type="dxa" w:w="120"/>
+            </w:tcMar>
+          </w:tcPr>
+          <w:p>
+            <w:r>
+              <w:rPr>
+                <w:rFonts w:ascii="Malgun Gothic" w:cs="Malgun Gothic" w:eastAsia="Malgun Gothic" w:hAnsi="Malgun Gothic"/>
+                <w:sz w:val="20"/>
+                <w:szCs w:val="20"/>
+              </w:rPr>
+              <w:t xml:space="preserve">🟡 운영자금 필요 시</w:t>
+            </w:r>
+          </w:p>
+        </w:tc>
+      </w:tr>
+      <w:tr>
+        <w:tc>
+          <w:tcPr>
+            <w:tcW w:type="dxa" w:w="2340"/>
+            <w:tcBorders>
+              <w:top w:val="single" w:color="BFBFBF" w:sz="4"/>
+              <w:left w:val="single" w:color="BFBFBF" w:sz="4"/>
+              <w:bottom w:val="single" w:color="BFBFBF" w:sz="4"/>
+              <w:right w:val="single" w:color="BFBFBF" w:sz="4"/>
+            </w:tcBorders>
+            <w:tcMar>
+              <w:top w:type="dxa" w:w="80"/>
+              <w:left w:type="dxa" w:w="120"/>
+              <w:bottom w:type="dxa" w:w="80"/>
+              <w:right w:type="dxa" w:w="120"/>
+            </w:tcMar>
+          </w:tcPr>
+          <w:p>
+            <w:r>
+              <w:rPr>
+                <w:rFonts w:ascii="Malgun Gothic" w:cs="Malgun Gothic" w:eastAsia="Malgun Gothic" w:hAnsi="Malgun Gothic"/>
+                <w:b/>
+                <w:bCs/>
+                <w:sz w:val="20"/>
+                <w:szCs w:val="20"/>
+              </w:rPr>
+              <w:t xml:space="preserve">Bank Guarantee</w:t>
+            </w:r>
+          </w:p>
+        </w:tc>
+        <w:tc>
+          <w:tcPr>
+            <w:tcW w:type="dxa" w:w="2340"/>
+            <w:tcBorders>
+              <w:top w:val="single" w:color="BFBFBF" w:sz="4"/>
+              <w:left w:val="single" w:color="BFBFBF" w:sz="4"/>
+              <w:bottom w:val="single" w:color="BFBFBF" w:sz="4"/>
+              <w:right w:val="single" w:color="BFBFBF" w:sz="4"/>
+            </w:tcBorders>
+            <w:tcMar>
+              <w:top w:type="dxa" w:w="80"/>
+              <w:left w:type="dxa" w:w="120"/>
+              <w:bottom w:type="dxa" w:w="80"/>
+              <w:right w:type="dxa" w:w="120"/>
+            </w:tcMar>
+          </w:tcPr>
+          <w:p>
+            <w:r>
+              <w:rPr>
+                <w:rFonts w:ascii="Malgun Gothic" w:cs="Malgun Gothic" w:eastAsia="Malgun Gothic" w:hAnsi="Malgun Gothic"/>
+                <w:sz w:val="20"/>
+                <w:szCs w:val="20"/>
+              </w:rPr>
+              <w:t xml:space="preserve">1~2%/년</w:t>
+            </w:r>
+          </w:p>
+        </w:tc>
+        <w:tc>
+          <w:tcPr>
+            <w:tcW w:type="dxa" w:w="2340"/>
+            <w:tcBorders>
+              <w:top w:val="single" w:color="BFBFBF" w:sz="4"/>
+              <w:left w:val="single" w:color="BFBFBF" w:sz="4"/>
+              <w:bottom w:val="single" w:color="BFBFBF" w:sz="4"/>
+              <w:right w:val="single" w:color="BFBFBF" w:sz="4"/>
+            </w:tcBorders>
+            <w:tcMar>
+              <w:top w:type="dxa" w:w="80"/>
+              <w:left w:type="dxa" w:w="120"/>
+              <w:bottom w:type="dxa" w:w="80"/>
+              <w:right w:type="dxa" w:w="120"/>
+            </w:tcMar>
+          </w:tcPr>
+          <w:p>
+            <w:r>
+              <w:rPr>
+                <w:rFonts w:ascii="Malgun Gothic" w:cs="Malgun Gothic" w:eastAsia="Malgun Gothic" w:hAnsi="Malgun Gothic"/>
+                <w:sz w:val="20"/>
+                <w:szCs w:val="20"/>
+              </w:rPr>
+              <w:t xml:space="preserve">적음</w:t>
+            </w:r>
+          </w:p>
+        </w:tc>
+        <w:tc>
+          <w:tcPr>
+            <w:tcW w:type="dxa" w:w="2340"/>
+            <w:tcBorders>
+              <w:top w:val="single" w:color="BFBFBF" w:sz="4"/>
+              <w:left w:val="single" w:color="BFBFBF" w:sz="4"/>
+              <w:bottom w:val="single" w:color="BFBFBF" w:sz="4"/>
+              <w:right w:val="single" w:color="BFBFBF" w:sz="4"/>
+            </w:tcBorders>
+            <w:tcMar>
+              <w:top w:type="dxa" w:w="80"/>
+              <w:left w:type="dxa" w:w="120"/>
+              <w:bottom w:type="dxa" w:w="80"/>
+              <w:right w:type="dxa" w:w="120"/>
+            </w:tcMar>
+          </w:tcPr>
+          <w:p>
+            <w:r>
+              <w:rPr>
+                <w:rFonts w:ascii="Malgun Gothic" w:cs="Malgun Gothic" w:eastAsia="Malgun Gothic" w:hAnsi="Malgun Gothic"/>
+                <w:sz w:val="20"/>
+                <w:szCs w:val="20"/>
+              </w:rPr>
+              <w:t xml:space="preserve">🟢 이미 6종에 포함</w:t>
+            </w:r>
+          </w:p>
+        </w:tc>
+      </w:tr>
+      <w:tr>
+        <w:tc>
+          <w:tcPr>
+            <w:tcW w:type="dxa" w:w="2340"/>
+            <w:tcBorders>
+              <w:top w:val="single" w:color="BFBFBF" w:sz="4"/>
+              <w:left w:val="single" w:color="BFBFBF" w:sz="4"/>
+              <w:bottom w:val="single" w:color="BFBFBF" w:sz="4"/>
+              <w:right w:val="single" w:color="BFBFBF" w:sz="4"/>
+            </w:tcBorders>
+            <w:tcMar>
+              <w:top w:type="dxa" w:w="80"/>
+              <w:left w:type="dxa" w:w="120"/>
+              <w:bottom w:type="dxa" w:w="80"/>
+              <w:right w:type="dxa" w:w="120"/>
+            </w:tcMar>
+          </w:tcPr>
+          <w:p>
+            <w:r>
+              <w:rPr>
+                <w:rFonts w:ascii="Malgun Gothic" w:cs="Malgun Gothic" w:eastAsia="Malgun Gothic" w:hAnsi="Malgun Gothic"/>
+                <w:b/>
+                <w:bCs/>
+                <w:sz w:val="20"/>
+                <w:szCs w:val="20"/>
+              </w:rPr>
+              <w:t xml:space="preserve">국제 카드 (Global PG)</w:t>
+            </w:r>
+          </w:p>
+        </w:tc>
+        <w:tc>
+          <w:tcPr>
+            <w:tcW w:type="dxa" w:w="2340"/>
+            <w:tcBorders>
+              <w:top w:val="single" w:color="BFBFBF" w:sz="4"/>
+              <w:left w:val="single" w:color="BFBFBF" w:sz="4"/>
+              <w:bottom w:val="single" w:color="BFBFBF" w:sz="4"/>
+              <w:right w:val="single" w:color="BFBFBF" w:sz="4"/>
+            </w:tcBorders>
+            <w:tcMar>
+              <w:top w:type="dxa" w:w="80"/>
+              <w:left w:type="dxa" w:w="120"/>
+              <w:bottom w:type="dxa" w:w="80"/>
+              <w:right w:type="dxa" w:w="120"/>
+            </w:tcMar>
+          </w:tcPr>
+          <w:p>
+            <w:r>
+              <w:rPr>
+                <w:rFonts w:ascii="Malgun Gothic" w:cs="Malgun Gothic" w:eastAsia="Malgun Gothic" w:hAnsi="Malgun Gothic"/>
+                <w:sz w:val="20"/>
+                <w:szCs w:val="20"/>
+              </w:rPr>
+              <w:t xml:space="preserve">3.5~4%</w:t>
+            </w:r>
+          </w:p>
+        </w:tc>
+        <w:tc>
+          <w:tcPr>
+            <w:tcW w:type="dxa" w:w="2340"/>
+            <w:tcBorders>
+              <w:top w:val="single" w:color="BFBFBF" w:sz="4"/>
+              <w:left w:val="single" w:color="BFBFBF" w:sz="4"/>
+              <w:bottom w:val="single" w:color="BFBFBF" w:sz="4"/>
+              <w:right w:val="single" w:color="BFBFBF" w:sz="4"/>
+            </w:tcBorders>
+            <w:tcMar>
+              <w:top w:type="dxa" w:w="80"/>
+              <w:left w:type="dxa" w:w="120"/>
+              <w:bottom w:type="dxa" w:w="80"/>
+              <w:right w:type="dxa" w:w="120"/>
+            </w:tcMar>
+          </w:tcPr>
+          <w:p>
+            <w:r>
+              <w:rPr>
+                <w:rFonts w:ascii="Malgun Gothic" w:cs="Malgun Gothic" w:eastAsia="Malgun Gothic" w:hAnsi="Malgun Gothic"/>
+                <w:b/>
+                <w:bCs/>
+                <w:sz w:val="20"/>
+                <w:szCs w:val="20"/>
+              </w:rPr>
+              <w:t xml:space="preserve">큰 압박</w:t>
+            </w:r>
+          </w:p>
+        </w:tc>
+        <w:tc>
+          <w:tcPr>
+            <w:tcW w:type="dxa" w:w="2340"/>
+            <w:tcBorders>
+              <w:top w:val="single" w:color="BFBFBF" w:sz="4"/>
+              <w:left w:val="single" w:color="BFBFBF" w:sz="4"/>
+              <w:bottom w:val="single" w:color="BFBFBF" w:sz="4"/>
+              <w:right w:val="single" w:color="BFBFBF" w:sz="4"/>
+            </w:tcBorders>
+            <w:tcMar>
+              <w:top w:type="dxa" w:w="80"/>
+              <w:left w:type="dxa" w:w="120"/>
+              <w:bottom w:type="dxa" w:w="80"/>
+              <w:right w:type="dxa" w:w="120"/>
+            </w:tcMar>
+          </w:tcPr>
+          <w:p>
+            <w:r>
+              <w:rPr>
+                <w:rFonts w:ascii="Malgun Gothic" w:cs="Malgun Gothic" w:eastAsia="Malgun Gothic" w:hAnsi="Malgun Gothic"/>
+                <w:sz w:val="20"/>
+                <w:szCs w:val="20"/>
+              </w:rPr>
+              <w:t xml:space="preserve">🔴 최후 수단</w:t>
+            </w:r>
+          </w:p>
+        </w:tc>
+      </w:tr>
+      <w:tr>
+        <w:tc>
+          <w:tcPr>
+            <w:tcW w:type="dxa" w:w="2340"/>
+            <w:tcBorders>
+              <w:top w:val="single" w:color="BFBFBF" w:sz="4"/>
+              <w:left w:val="single" w:color="BFBFBF" w:sz="4"/>
+              <w:bottom w:val="single" w:color="BFBFBF" w:sz="4"/>
+              <w:right w:val="single" w:color="BFBFBF" w:sz="4"/>
+            </w:tcBorders>
+            <w:tcMar>
+              <w:top w:type="dxa" w:w="80"/>
+              <w:left w:type="dxa" w:w="120"/>
+              <w:bottom w:type="dxa" w:w="80"/>
+              <w:right w:type="dxa" w:w="120"/>
+            </w:tcMar>
+          </w:tcPr>
+          <w:p>
+            <w:r>
+              <w:rPr>
+                <w:rFonts w:ascii="Malgun Gothic" w:cs="Malgun Gothic" w:eastAsia="Malgun Gothic" w:hAnsi="Malgun Gothic"/>
+                <w:b/>
+                <w:bCs/>
+                <w:sz w:val="20"/>
+                <w:szCs w:val="20"/>
+              </w:rPr>
+              <w:t xml:space="preserve">Local PG (한국 Toss 등)</w:t>
+            </w:r>
+          </w:p>
+        </w:tc>
+        <w:tc>
+          <w:tcPr>
+            <w:tcW w:type="dxa" w:w="2340"/>
+            <w:tcBorders>
+              <w:top w:val="single" w:color="BFBFBF" w:sz="4"/>
+              <w:left w:val="single" w:color="BFBFBF" w:sz="4"/>
+              <w:bottom w:val="single" w:color="BFBFBF" w:sz="4"/>
+              <w:right w:val="single" w:color="BFBFBF" w:sz="4"/>
+            </w:tcBorders>
+            <w:tcMar>
+              <w:top w:type="dxa" w:w="80"/>
+              <w:left w:type="dxa" w:w="120"/>
+              <w:bottom w:type="dxa" w:w="80"/>
+              <w:right w:type="dxa" w:w="120"/>
+            </w:tcMar>
+          </w:tcPr>
+          <w:p>
+            <w:r>
+              <w:rPr>
+                <w:rFonts w:ascii="Malgun Gothic" w:cs="Malgun Gothic" w:eastAsia="Malgun Gothic" w:hAnsi="Malgun Gothic"/>
+                <w:sz w:val="20"/>
+                <w:szCs w:val="20"/>
+              </w:rPr>
+              <w:t xml:space="preserve">1.5~2.5%</w:t>
+            </w:r>
+          </w:p>
+        </w:tc>
+        <w:tc>
+          <w:tcPr>
+            <w:tcW w:type="dxa" w:w="2340"/>
+            <w:tcBorders>
+              <w:top w:val="single" w:color="BFBFBF" w:sz="4"/>
+              <w:left w:val="single" w:color="BFBFBF" w:sz="4"/>
+              <w:bottom w:val="single" w:color="BFBFBF" w:sz="4"/>
+              <w:right w:val="single" w:color="BFBFBF" w:sz="4"/>
+            </w:tcBorders>
+            <w:tcMar>
+              <w:top w:type="dxa" w:w="80"/>
+              <w:left w:type="dxa" w:w="120"/>
+              <w:bottom w:type="dxa" w:w="80"/>
+              <w:right w:type="dxa" w:w="120"/>
+            </w:tcMar>
+          </w:tcPr>
+          <w:p>
+            <w:r>
+              <w:rPr>
+                <w:rFonts w:ascii="Malgun Gothic" w:cs="Malgun Gothic" w:eastAsia="Malgun Gothic" w:hAnsi="Malgun Gothic"/>
+                <w:sz w:val="20"/>
+                <w:szCs w:val="20"/>
+              </w:rPr>
+              <w:t xml:space="preserve">적음</w:t>
+            </w:r>
+          </w:p>
+        </w:tc>
+        <w:tc>
+          <w:tcPr>
+            <w:tcW w:type="dxa" w:w="2340"/>
+            <w:tcBorders>
+              <w:top w:val="single" w:color="BFBFBF" w:sz="4"/>
+              <w:left w:val="single" w:color="BFBFBF" w:sz="4"/>
+              <w:bottom w:val="single" w:color="BFBFBF" w:sz="4"/>
+              <w:right w:val="single" w:color="BFBFBF" w:sz="4"/>
+            </w:tcBorders>
+            <w:tcMar>
+              <w:top w:type="dxa" w:w="80"/>
+              <w:left w:type="dxa" w:w="120"/>
+              <w:bottom w:type="dxa" w:w="80"/>
+              <w:right w:type="dxa" w:w="120"/>
+            </w:tcMar>
+          </w:tcPr>
+          <w:p>
+            <w:r>
+              <w:rPr>
+                <w:rFonts w:ascii="Malgun Gothic" w:cs="Malgun Gothic" w:eastAsia="Malgun Gothic" w:hAnsi="Malgun Gothic"/>
+                <w:sz w:val="20"/>
+                <w:szCs w:val="20"/>
+              </w:rPr>
+              <w:t xml:space="preserve">🟢 </w:t>
+            </w:r>
+            <w:r>
+              <w:rPr>
+                <w:rFonts w:ascii="Malgun Gothic" w:cs="Malgun Gothic" w:eastAsia="Malgun Gothic" w:hAnsi="Malgun Gothic"/>
+                <w:b/>
+                <w:bCs/>
+                <w:sz w:val="20"/>
+                <w:szCs w:val="20"/>
+              </w:rPr>
+              <w:t xml:space="preserve">국가별 도입</w:t>
+            </w:r>
+          </w:p>
+        </w:tc>
+      </w:tr>
+      <w:tr>
+        <w:tc>
+          <w:tcPr>
+            <w:tcW w:type="dxa" w:w="2340"/>
+            <w:tcBorders>
+              <w:top w:val="single" w:color="BFBFBF" w:sz="4"/>
+              <w:left w:val="single" w:color="BFBFBF" w:sz="4"/>
+              <w:bottom w:val="single" w:color="BFBFBF" w:sz="4"/>
+              <w:right w:val="single" w:color="BFBFBF" w:sz="4"/>
+            </w:tcBorders>
+            <w:tcMar>
+              <w:top w:type="dxa" w:w="80"/>
+              <w:left w:type="dxa" w:w="120"/>
+              <w:bottom w:type="dxa" w:w="80"/>
+              <w:right w:type="dxa" w:w="120"/>
+            </w:tcMar>
+          </w:tcPr>
+          <w:p>
+            <w:r>
+              <w:rPr>
+                <w:rFonts w:ascii="Malgun Gothic" w:cs="Malgun Gothic" w:eastAsia="Malgun Gothic" w:hAnsi="Malgun Gothic"/>
+                <w:b/>
+                <w:bCs/>
+                <w:sz w:val="20"/>
+                <w:szCs w:val="20"/>
+              </w:rPr>
+              <w:t xml:space="preserve">Cryptocurrency</w:t>
+            </w:r>
+          </w:p>
+        </w:tc>
+        <w:tc>
+          <w:tcPr>
+            <w:tcW w:type="dxa" w:w="2340"/>
+            <w:tcBorders>
+              <w:top w:val="single" w:color="BFBFBF" w:sz="4"/>
+              <w:left w:val="single" w:color="BFBFBF" w:sz="4"/>
+              <w:bottom w:val="single" w:color="BFBFBF" w:sz="4"/>
+              <w:right w:val="single" w:color="BFBFBF" w:sz="4"/>
+            </w:tcBorders>
+            <w:tcMar>
+              <w:top w:type="dxa" w:w="80"/>
+              <w:left w:type="dxa" w:w="120"/>
+              <w:bottom w:type="dxa" w:w="80"/>
+              <w:right w:type="dxa" w:w="120"/>
+            </w:tcMar>
+          </w:tcPr>
+          <w:p>
+            <w:r>
+              <w:rPr>
+                <w:rFonts w:ascii="Malgun Gothic" w:cs="Malgun Gothic" w:eastAsia="Malgun Gothic" w:hAnsi="Malgun Gothic"/>
+                <w:sz w:val="20"/>
+                <w:szCs w:val="20"/>
+              </w:rPr>
+              <w:t xml:space="preserve">0.1~1%</w:t>
+            </w:r>
+          </w:p>
+        </w:tc>
+        <w:tc>
+          <w:tcPr>
+            <w:tcW w:type="dxa" w:w="2340"/>
+            <w:tcBorders>
+              <w:top w:val="single" w:color="BFBFBF" w:sz="4"/>
+              <w:left w:val="single" w:color="BFBFBF" w:sz="4"/>
+              <w:bottom w:val="single" w:color="BFBFBF" w:sz="4"/>
+              <w:right w:val="single" w:color="BFBFBF" w:sz="4"/>
+            </w:tcBorders>
+            <w:tcMar>
+              <w:top w:type="dxa" w:w="80"/>
+              <w:left w:type="dxa" w:w="120"/>
+              <w:bottom w:type="dxa" w:w="80"/>
+              <w:right w:type="dxa" w:w="120"/>
+            </w:tcMar>
+          </w:tcPr>
+          <w:p>
+            <w:r>
+              <w:rPr>
+                <w:rFonts w:ascii="Malgun Gothic" w:cs="Malgun Gothic" w:eastAsia="Malgun Gothic" w:hAnsi="Malgun Gothic"/>
+                <w:sz w:val="20"/>
+                <w:szCs w:val="20"/>
+              </w:rPr>
+              <w:t xml:space="preserve">적음</w:t>
+            </w:r>
+          </w:p>
+        </w:tc>
+        <w:tc>
+          <w:tcPr>
+            <w:tcW w:type="dxa" w:w="2340"/>
+            <w:tcBorders>
+              <w:top w:val="single" w:color="BFBFBF" w:sz="4"/>
+              <w:left w:val="single" w:color="BFBFBF" w:sz="4"/>
+              <w:bottom w:val="single" w:color="BFBFBF" w:sz="4"/>
+              <w:right w:val="single" w:color="BFBFBF" w:sz="4"/>
+            </w:tcBorders>
+            <w:tcMar>
+              <w:top w:type="dxa" w:w="80"/>
+              <w:left w:type="dxa" w:w="120"/>
+              <w:bottom w:type="dxa" w:w="80"/>
+              <w:right w:type="dxa" w:w="120"/>
+            </w:tcMar>
+          </w:tcPr>
+          <w:p>
+            <w:r>
+              <w:rPr>
+                <w:rFonts w:ascii="Malgun Gothic" w:cs="Malgun Gothic" w:eastAsia="Malgun Gothic" w:hAnsi="Malgun Gothic"/>
+                <w:sz w:val="20"/>
+                <w:szCs w:val="20"/>
+              </w:rPr>
+              <w:t xml:space="preserve">🔴 규제 리스크</w:t>
+            </w:r>
+          </w:p>
+        </w:tc>
+      </w:tr>
+    </w:tbl>
+    <w:p>
+      <w:r>
+        <w:t xml:space="preserve"/>
+      </w:r>
+    </w:p>
+    <w:p>
+      <w:r>
+        <w:t xml:space="preserve"/>
+      </w:r>
+    </w:p>
+    <w:p>
+      <w:pPr>
+        <w:pBdr>
+          <w:bottom w:val="single" w:color="999999" w:sz="6" w:space="1"/>
+        </w:pBdr>
+        <w:spacing w:after="100" w:before="100"/>
+      </w:pPr>
+      <w:r>
+        <w:t xml:space="preserve"/>
+      </w:r>
+    </w:p>
+    <w:p>
+      <w:r>
+        <w:t xml:space="preserve"/>
+      </w:r>
+    </w:p>
+    <w:p>
+      <w:pPr>
+        <w:pStyle w:val="Heading3"/>
+        <w:spacing w:after="120" w:before="240"/>
+      </w:pPr>
+      <w:r>
+        <w:rPr>
+          <w:rFonts w:ascii="Malgun Gothic" w:cs="Malgun Gothic" w:eastAsia="Malgun Gothic" w:hAnsi="Malgun Gothic"/>
+          <w:b/>
+          <w:bCs/>
+          <w:sz w:val="26"/>
+          <w:szCs w:val="26"/>
+        </w:rPr>
+        <w:t xml:space="preserve">🎯 DOTBIZ 결제 방식 우선순위 (권장)</w:t>
+      </w:r>
+    </w:p>
+    <w:p>
+      <w:r>
+        <w:t xml:space="preserve"/>
+      </w:r>
+    </w:p>
+    <w:p>
+      <w:pPr>
+        <w:pStyle w:val="Heading4"/>
+        <w:spacing w:after="100" w:before="200"/>
+      </w:pPr>
+      <w:r>
+        <w:rPr>
+          <w:rFonts w:ascii="Malgun Gothic" w:cs="Malgun Gothic" w:eastAsia="Malgun Gothic" w:hAnsi="Malgun Gothic"/>
+          <w:b/>
+          <w:bCs/>
+          <w:sz w:val="22"/>
+          <w:szCs w:val="22"/>
+        </w:rPr>
+        <w:t xml:space="preserve">Phase 1: 즉시 (1개월)</w:t>
+      </w:r>
+    </w:p>
+    <w:p>
+      <w:pPr>
+        <w:pStyle w:val="ListParagraph"/>
+        <w:numPr>
+          <w:ilvl w:val="0"/>
+          <w:numId w:val="2"/>
+        </w:numPr>
+        <w:spacing w:after="60"/>
+      </w:pPr>
+      <w:r>
+        <w:rPr>
+          <w:rFonts w:ascii="Malgun Gothic" w:cs="Malgun Gothic" w:eastAsia="Malgun Gothic" w:hAnsi="Malgun Gothic"/>
+          <w:sz w:val="20"/>
+          <w:szCs w:val="20"/>
+        </w:rPr>
+        <w:t xml:space="preserve">✅ </w:t>
+      </w:r>
+      <w:r>
+        <w:rPr>
+          <w:rFonts w:ascii="Malgun Gothic" w:cs="Malgun Gothic" w:eastAsia="Malgun Gothic" w:hAnsi="Malgun Gothic"/>
+          <w:b/>
+          <w:bCs/>
+          <w:sz w:val="20"/>
+          <w:szCs w:val="20"/>
+        </w:rPr>
+        <w:t xml:space="preserve">국내 송금</w:t>
+      </w:r>
+      <w:r>
+        <w:rPr>
+          <w:rFonts w:ascii="Malgun Gothic" w:cs="Malgun Gothic" w:eastAsia="Malgun Gothic" w:hAnsi="Malgun Gothic"/>
+          <w:sz w:val="20"/>
+          <w:szCs w:val="20"/>
+        </w:rPr>
+        <w:t xml:space="preserve"> (이미 운영) — POSTPAY 표준</w:t>
+      </w:r>
+    </w:p>
+    <w:p>
+      <w:pPr>
+        <w:pStyle w:val="ListParagraph"/>
+        <w:numPr>
+          <w:ilvl w:val="0"/>
+          <w:numId w:val="2"/>
+        </w:numPr>
+        <w:spacing w:after="60"/>
+      </w:pPr>
+      <w:r>
+        <w:rPr>
+          <w:rFonts w:ascii="Malgun Gothic" w:cs="Malgun Gothic" w:eastAsia="Malgun Gothic" w:hAnsi="Malgun Gothic"/>
+          <w:sz w:val="20"/>
+          <w:szCs w:val="20"/>
+        </w:rPr>
+        <w:t xml:space="preserve">✅ </w:t>
+      </w:r>
+      <w:r>
+        <w:rPr>
+          <w:rFonts w:ascii="Malgun Gothic" w:cs="Malgun Gothic" w:eastAsia="Malgun Gothic" w:hAnsi="Malgun Gothic"/>
+          <w:b/>
+          <w:bCs/>
+          <w:sz w:val="20"/>
+          <w:szCs w:val="20"/>
+        </w:rPr>
+        <w:t xml:space="preserve">SWIFT Wire</w:t>
+      </w:r>
+      <w:r>
+        <w:rPr>
+          <w:rFonts w:ascii="Malgun Gothic" w:cs="Malgun Gothic" w:eastAsia="Malgun Gothic" w:hAnsi="Malgun Gothic"/>
+          <w:sz w:val="20"/>
+          <w:szCs w:val="20"/>
+        </w:rPr>
+        <w:t xml:space="preserve"> (이미 운영) — 국제 송금</w:t>
+      </w:r>
+    </w:p>
+    <w:p>
+      <w:pPr>
+        <w:pStyle w:val="ListParagraph"/>
+        <w:numPr>
+          <w:ilvl w:val="0"/>
+          <w:numId w:val="2"/>
+        </w:numPr>
+        <w:spacing w:after="60"/>
+      </w:pPr>
+      <w:r>
+        <w:rPr>
+          <w:rFonts w:ascii="Malgun Gothic" w:cs="Malgun Gothic" w:eastAsia="Malgun Gothic" w:hAnsi="Malgun Gothic"/>
+          <w:sz w:val="20"/>
+          <w:szCs w:val="20"/>
+        </w:rPr>
+        <w:t xml:space="preserve">🆕 </w:t>
+      </w:r>
+      <w:r>
+        <w:rPr>
+          <w:rFonts w:ascii="Malgun Gothic" w:cs="Malgun Gothic" w:eastAsia="Malgun Gothic" w:hAnsi="Malgun Gothic"/>
+          <w:b/>
+          <w:bCs/>
+          <w:sz w:val="20"/>
+          <w:szCs w:val="20"/>
+        </w:rPr>
+        <w:t xml:space="preserve">가상계좌 (KR/JP)</w:t>
+      </w:r>
+      <w:r>
+        <w:rPr>
+          <w:rFonts w:ascii="Malgun Gothic" w:cs="Malgun Gothic" w:eastAsia="Malgun Gothic" w:hAnsi="Malgun Gothic"/>
+          <w:sz w:val="20"/>
+          <w:szCs w:val="20"/>
+        </w:rPr>
+        <w:t xml:space="preserve"> — 한국·일본 OP 대상, 0.5~1%</w:t>
+      </w:r>
+    </w:p>
+    <w:p>
+      <w:pPr>
+        <w:pStyle w:val="ListParagraph"/>
+        <w:numPr>
+          <w:ilvl w:val="0"/>
+          <w:numId w:val="2"/>
+        </w:numPr>
+        <w:spacing w:after="60"/>
+      </w:pPr>
+      <w:r>
+        <w:rPr>
+          <w:rFonts w:ascii="Malgun Gothic" w:cs="Malgun Gothic" w:eastAsia="Malgun Gothic" w:hAnsi="Malgun Gothic"/>
+          <w:sz w:val="20"/>
+          <w:szCs w:val="20"/>
+        </w:rPr>
+        <w:t xml:space="preserve">🆕 </w:t>
+      </w:r>
+      <w:r>
+        <w:rPr>
+          <w:rFonts w:ascii="Malgun Gothic" w:cs="Malgun Gothic" w:eastAsia="Malgun Gothic" w:hAnsi="Malgun Gothic"/>
+          <w:b/>
+          <w:bCs/>
+          <w:sz w:val="20"/>
+          <w:szCs w:val="20"/>
+        </w:rPr>
+        <w:t xml:space="preserve">Pre-funded Wallet 인센티브</w:t>
+      </w:r>
+      <w:r>
+        <w:rPr>
+          <w:rFonts w:ascii="Malgun Gothic" w:cs="Malgun Gothic" w:eastAsia="Malgun Gothic" w:hAnsi="Malgun Gothic"/>
+          <w:sz w:val="20"/>
+          <w:szCs w:val="20"/>
+        </w:rPr>
+        <w:t xml:space="preserve"> — "충전 시 보너스 ELS" 모델</w:t>
+      </w:r>
+    </w:p>
+    <w:p>
+      <w:r>
+        <w:t xml:space="preserve"/>
+      </w:r>
+    </w:p>
+    <w:p>
+      <w:pPr>
+        <w:pStyle w:val="Heading4"/>
+        <w:spacing w:after="100" w:before="200"/>
+      </w:pPr>
+      <w:r>
+        <w:rPr>
+          <w:rFonts w:ascii="Malgun Gothic" w:cs="Malgun Gothic" w:eastAsia="Malgun Gothic" w:hAnsi="Malgun Gothic"/>
+          <w:b/>
+          <w:bCs/>
+          <w:sz w:val="22"/>
+          <w:szCs w:val="22"/>
+        </w:rPr>
+        <w:t xml:space="preserve">Phase 2: 단기 (3개월)</w:t>
+      </w:r>
+    </w:p>
+    <w:p>
+      <w:pPr>
+        <w:pStyle w:val="ListParagraph"/>
+        <w:numPr>
+          <w:ilvl w:val="0"/>
+          <w:numId w:val="2"/>
+        </w:numPr>
+        <w:spacing w:after="60"/>
+      </w:pPr>
+      <w:r>
+        <w:rPr>
+          <w:rFonts w:ascii="Malgun Gothic" w:cs="Malgun Gothic" w:eastAsia="Malgun Gothic" w:hAnsi="Malgun Gothic"/>
+          <w:sz w:val="20"/>
+          <w:szCs w:val="20"/>
+        </w:rPr>
+        <w:t xml:space="preserve">🆕 </w:t>
+      </w:r>
+      <w:r>
+        <w:rPr>
+          <w:rFonts w:ascii="Malgun Gothic" w:cs="Malgun Gothic" w:eastAsia="Malgun Gothic" w:hAnsi="Malgun Gothic"/>
+          <w:b/>
+          <w:bCs/>
+          <w:sz w:val="20"/>
+          <w:szCs w:val="20"/>
+        </w:rPr>
+        <w:t xml:space="preserve">Alipay/WeChat Pay</w:t>
+      </w:r>
+      <w:r>
+        <w:rPr>
+          <w:rFonts w:ascii="Malgun Gothic" w:cs="Malgun Gothic" w:eastAsia="Malgun Gothic" w:hAnsi="Malgun Gothic"/>
+          <w:sz w:val="20"/>
+          <w:szCs w:val="20"/>
+        </w:rPr>
+        <w:t xml:space="preserve"> — 중국 OP 진출 시 필수</w:t>
+      </w:r>
+    </w:p>
+    <w:p>
+      <w:pPr>
+        <w:pStyle w:val="ListParagraph"/>
+        <w:numPr>
+          <w:ilvl w:val="0"/>
+          <w:numId w:val="2"/>
+        </w:numPr>
+        <w:spacing w:after="60"/>
+      </w:pPr>
+      <w:r>
+        <w:rPr>
+          <w:rFonts w:ascii="Malgun Gothic" w:cs="Malgun Gothic" w:eastAsia="Malgun Gothic" w:hAnsi="Malgun Gothic"/>
+          <w:sz w:val="20"/>
+          <w:szCs w:val="20"/>
+        </w:rPr>
+        <w:t xml:space="preserve">🆕 </w:t>
+      </w:r>
+      <w:r>
+        <w:rPr>
+          <w:rFonts w:ascii="Malgun Gothic" w:cs="Malgun Gothic" w:eastAsia="Malgun Gothic" w:hAnsi="Malgun Gothic"/>
+          <w:b/>
+          <w:bCs/>
+          <w:sz w:val="20"/>
+          <w:szCs w:val="20"/>
+        </w:rPr>
+        <w:t xml:space="preserve">Local PG (한국 Toss/KCP)</w:t>
+      </w:r>
+      <w:r>
+        <w:rPr>
+          <w:rFonts w:ascii="Malgun Gothic" w:cs="Malgun Gothic" w:eastAsia="Malgun Gothic" w:hAnsi="Malgun Gothic"/>
+          <w:sz w:val="20"/>
+          <w:szCs w:val="20"/>
+        </w:rPr>
+        <w:t xml:space="preserve"> — 카드 결제 1.5~2%로 절감</w:t>
+      </w:r>
+    </w:p>
+    <w:p>
+      <w:pPr>
+        <w:pStyle w:val="ListParagraph"/>
+        <w:numPr>
+          <w:ilvl w:val="0"/>
+          <w:numId w:val="2"/>
+        </w:numPr>
+        <w:spacing w:after="60"/>
+      </w:pPr>
+      <w:r>
+        <w:rPr>
+          <w:rFonts w:ascii="Malgun Gothic" w:cs="Malgun Gothic" w:eastAsia="Malgun Gothic" w:hAnsi="Malgun Gothic"/>
+          <w:sz w:val="20"/>
+          <w:szCs w:val="20"/>
+        </w:rPr>
+        <w:t xml:space="preserve">🆕 </w:t>
+      </w:r>
+      <w:r>
+        <w:rPr>
+          <w:rFonts w:ascii="Malgun Gothic" w:cs="Malgun Gothic" w:eastAsia="Malgun Gothic" w:hAnsi="Malgun Gothic"/>
+          <w:b/>
+          <w:bCs/>
+          <w:sz w:val="20"/>
+          <w:szCs w:val="20"/>
+        </w:rPr>
+        <w:t xml:space="preserve">Trade Credit Insurance</w:t>
+      </w:r>
+      <w:r>
+        <w:rPr>
+          <w:rFonts w:ascii="Malgun Gothic" w:cs="Malgun Gothic" w:eastAsia="Malgun Gothic" w:hAnsi="Malgun Gothic"/>
+          <w:sz w:val="20"/>
+          <w:szCs w:val="20"/>
+        </w:rPr>
+        <w:t xml:space="preserve"> — No Deposit 대안</w:t>
+      </w:r>
+    </w:p>
+    <w:p>
+      <w:r>
+        <w:t xml:space="preserve"/>
+      </w:r>
+    </w:p>
+    <w:p>
+      <w:pPr>
+        <w:pStyle w:val="Heading4"/>
+        <w:spacing w:after="100" w:before="200"/>
+      </w:pPr>
+      <w:r>
+        <w:rPr>
+          <w:rFonts w:ascii="Malgun Gothic" w:cs="Malgun Gothic" w:eastAsia="Malgun Gothic" w:hAnsi="Malgun Gothic"/>
+          <w:b/>
+          <w:bCs/>
+          <w:sz w:val="22"/>
+          <w:szCs w:val="22"/>
+        </w:rPr>
+        <w:t xml:space="preserve">Phase 3: 중기 (6개월~)</w:t>
+      </w:r>
+    </w:p>
+    <w:p>
+      <w:pPr>
+        <w:pStyle w:val="ListParagraph"/>
+        <w:numPr>
+          <w:ilvl w:val="0"/>
+          <w:numId w:val="2"/>
+        </w:numPr>
+        <w:spacing w:after="60"/>
+      </w:pPr>
+      <w:r>
+        <w:rPr>
+          <w:rFonts w:ascii="Malgun Gothic" w:cs="Malgun Gothic" w:eastAsia="Malgun Gothic" w:hAnsi="Malgun Gothic"/>
+          <w:sz w:val="20"/>
+          <w:szCs w:val="20"/>
+        </w:rPr>
+        <w:t xml:space="preserve">🆕 </w:t>
+      </w:r>
+      <w:r>
+        <w:rPr>
+          <w:rFonts w:ascii="Malgun Gothic" w:cs="Malgun Gothic" w:eastAsia="Malgun Gothic" w:hAnsi="Malgun Gothic"/>
+          <w:b/>
+          <w:bCs/>
+          <w:sz w:val="20"/>
+          <w:szCs w:val="20"/>
+        </w:rPr>
+        <w:t xml:space="preserve">B2B BNPL (Hokodo 등)</w:t>
+      </w:r>
+      <w:r>
+        <w:rPr>
+          <w:rFonts w:ascii="Malgun Gothic" w:cs="Malgun Gothic" w:eastAsia="Malgun Gothic" w:hAnsi="Malgun Gothic"/>
+          <w:sz w:val="20"/>
+          <w:szCs w:val="20"/>
+        </w:rPr>
+        <w:t xml:space="preserve"> — 신용 한도 보완</w:t>
+      </w:r>
+    </w:p>
+    <w:p>
+      <w:pPr>
+        <w:pStyle w:val="ListParagraph"/>
+        <w:numPr>
+          <w:ilvl w:val="0"/>
+          <w:numId w:val="2"/>
+        </w:numPr>
+        <w:spacing w:after="60"/>
+      </w:pPr>
+      <w:r>
+        <w:rPr>
+          <w:rFonts w:ascii="Malgun Gothic" w:cs="Malgun Gothic" w:eastAsia="Malgun Gothic" w:hAnsi="Malgun Gothic"/>
+          <w:sz w:val="20"/>
+          <w:szCs w:val="20"/>
+        </w:rPr>
+        <w:t xml:space="preserve">🆕 </w:t>
+      </w:r>
+      <w:r>
+        <w:rPr>
+          <w:rFonts w:ascii="Malgun Gothic" w:cs="Malgun Gothic" w:eastAsia="Malgun Gothic" w:hAnsi="Malgun Gothic"/>
+          <w:b/>
+          <w:bCs/>
+          <w:sz w:val="20"/>
+          <w:szCs w:val="20"/>
+        </w:rPr>
+        <w:t xml:space="preserve">Factoring</w:t>
+      </w:r>
+      <w:r>
+        <w:rPr>
+          <w:rFonts w:ascii="Malgun Gothic" w:cs="Malgun Gothic" w:eastAsia="Malgun Gothic" w:hAnsi="Malgun Gothic"/>
+          <w:sz w:val="20"/>
+          <w:szCs w:val="20"/>
+        </w:rPr>
+        <w:t xml:space="preserve"> — 운영자금 필요 시</w:t>
+      </w:r>
+    </w:p>
+    <w:p>
+      <w:pPr>
+        <w:pStyle w:val="ListParagraph"/>
+        <w:numPr>
+          <w:ilvl w:val="0"/>
+          <w:numId w:val="2"/>
+        </w:numPr>
+        <w:spacing w:after="60"/>
+      </w:pPr>
+      <w:r>
+        <w:rPr>
+          <w:rFonts w:ascii="Malgun Gothic" w:cs="Malgun Gothic" w:eastAsia="Malgun Gothic" w:hAnsi="Malgun Gothic"/>
+          <w:sz w:val="20"/>
+          <w:szCs w:val="20"/>
+        </w:rPr>
+        <w:t xml:space="preserve">🆕 </w:t>
+      </w:r>
+      <w:r>
+        <w:rPr>
+          <w:rFonts w:ascii="Malgun Gothic" w:cs="Malgun Gothic" w:eastAsia="Malgun Gothic" w:hAnsi="Malgun Gothic"/>
+          <w:b/>
+          <w:bCs/>
+          <w:sz w:val="20"/>
+          <w:szCs w:val="20"/>
+        </w:rPr>
+        <w:t xml:space="preserve">국가별 Local PG 확대</w:t>
+      </w:r>
+      <w:r>
+        <w:rPr>
+          <w:rFonts w:ascii="Malgun Gothic" w:cs="Malgun Gothic" w:eastAsia="Malgun Gothic" w:hAnsi="Malgun Gothic"/>
+          <w:sz w:val="20"/>
+          <w:szCs w:val="20"/>
+        </w:rPr>
+        <w:t xml:space="preserve"> — 일본·중국·베트남·싱가포르</w:t>
+      </w:r>
+    </w:p>
+    <w:p>
+      <w:r>
+        <w:t xml:space="preserve"/>
+      </w:r>
+    </w:p>
+    <w:p>
+      <w:pPr>
+        <w:pStyle w:val="Heading4"/>
+        <w:spacing w:after="100" w:before="200"/>
+      </w:pPr>
+      <w:r>
+        <w:rPr>
+          <w:rFonts w:ascii="Malgun Gothic" w:cs="Malgun Gothic" w:eastAsia="Malgun Gothic" w:hAnsi="Malgun Gothic"/>
+          <w:b/>
+          <w:bCs/>
+          <w:sz w:val="22"/>
+          <w:szCs w:val="22"/>
+        </w:rPr>
+        <w:t xml:space="preserve">Phase 4: 장기 검토</w:t>
+      </w:r>
+    </w:p>
+    <w:p>
+      <w:pPr>
+        <w:pStyle w:val="ListParagraph"/>
+        <w:numPr>
+          <w:ilvl w:val="0"/>
+          <w:numId w:val="2"/>
+        </w:numPr>
+        <w:spacing w:after="60"/>
+      </w:pPr>
+      <w:r>
+        <w:rPr>
+          <w:rFonts w:ascii="Malgun Gothic" w:cs="Malgun Gothic" w:eastAsia="Malgun Gothic" w:hAnsi="Malgun Gothic"/>
+          <w:sz w:val="20"/>
+          <w:szCs w:val="20"/>
+        </w:rPr>
+        <w:t xml:space="preserve">❓ </w:t>
+      </w:r>
+      <w:r>
+        <w:rPr>
+          <w:rFonts w:ascii="Malgun Gothic" w:cs="Malgun Gothic" w:eastAsia="Malgun Gothic" w:hAnsi="Malgun Gothic"/>
+          <w:b/>
+          <w:bCs/>
+          <w:sz w:val="20"/>
+          <w:szCs w:val="20"/>
+        </w:rPr>
+        <w:t xml:space="preserve">Cryptocurrency (USDT)</w:t>
+      </w:r>
+      <w:r>
+        <w:rPr>
+          <w:rFonts w:ascii="Malgun Gothic" w:cs="Malgun Gothic" w:eastAsia="Malgun Gothic" w:hAnsi="Malgun Gothic"/>
+          <w:sz w:val="20"/>
+          <w:szCs w:val="20"/>
+        </w:rPr>
+        <w:t xml:space="preserve"> — 규제 안정화 후</w:t>
+      </w:r>
+    </w:p>
+    <w:p>
+      <w:pPr>
+        <w:pStyle w:val="ListParagraph"/>
+        <w:numPr>
+          <w:ilvl w:val="0"/>
+          <w:numId w:val="2"/>
+        </w:numPr>
+        <w:spacing w:after="60"/>
+      </w:pPr>
+      <w:r>
+        <w:rPr>
+          <w:rFonts w:ascii="Malgun Gothic" w:cs="Malgun Gothic" w:eastAsia="Malgun Gothic" w:hAnsi="Malgun Gothic"/>
+          <w:sz w:val="20"/>
+          <w:szCs w:val="20"/>
+        </w:rPr>
+        <w:t xml:space="preserve">❓ </w:t>
+      </w:r>
+      <w:r>
+        <w:rPr>
+          <w:rFonts w:ascii="Malgun Gothic" w:cs="Malgun Gothic" w:eastAsia="Malgun Gothic" w:hAnsi="Malgun Gothic"/>
+          <w:b/>
+          <w:bCs/>
+          <w:sz w:val="20"/>
+          <w:szCs w:val="20"/>
+        </w:rPr>
+        <w:t xml:space="preserve">PayNow/UPI</w:t>
+      </w:r>
+      <w:r>
+        <w:rPr>
+          <w:rFonts w:ascii="Malgun Gothic" w:cs="Malgun Gothic" w:eastAsia="Malgun Gothic" w:hAnsi="Malgun Gothic"/>
+          <w:sz w:val="20"/>
+          <w:szCs w:val="20"/>
+        </w:rPr>
+        <w:t xml:space="preserve"> — 시장 진출 시</w:t>
+      </w:r>
+    </w:p>
+    <w:p>
+      <w:r>
+        <w:t xml:space="preserve"/>
+      </w:r>
+    </w:p>
+    <w:p>
+      <w:pPr>
+        <w:pBdr>
+          <w:bottom w:val="single" w:color="999999" w:sz="6" w:space="1"/>
+        </w:pBdr>
+        <w:spacing w:after="100" w:before="100"/>
+      </w:pPr>
+      <w:r>
+        <w:t xml:space="preserve"/>
+      </w:r>
+    </w:p>
+    <w:p>
+      <w:r>
+        <w:t xml:space="preserve"/>
+      </w:r>
+    </w:p>
+    <w:p>
+      <w:pPr>
+        <w:pStyle w:val="Heading3"/>
+        <w:spacing w:after="120" w:before="240"/>
+      </w:pPr>
+      <w:r>
+        <w:rPr>
+          <w:rFonts w:ascii="Malgun Gothic" w:cs="Malgun Gothic" w:eastAsia="Malgun Gothic" w:hAnsi="Malgun Gothic"/>
+          <w:b/>
+          <w:bCs/>
+          <w:sz w:val="26"/>
+          <w:szCs w:val="26"/>
+        </w:rPr>
+        <w:t xml:space="preserve">💡 핵심 인사이트 (PG 외 결제)</w:t>
+      </w:r>
+    </w:p>
+    <w:p>
+      <w:r>
+        <w:t xml:space="preserve"/>
+      </w:r>
+    </w:p>
+    <w:p>
+      <w:pPr>
+        <w:pStyle w:val="Heading4"/>
+        <w:spacing w:after="100" w:before="200"/>
+      </w:pPr>
+      <w:r>
+        <w:rPr>
+          <w:rFonts w:ascii="Malgun Gothic" w:cs="Malgun Gothic" w:eastAsia="Malgun Gothic" w:hAnsi="Malgun Gothic"/>
+          <w:b/>
+          <w:bCs/>
+          <w:sz w:val="22"/>
+          <w:szCs w:val="22"/>
+        </w:rPr>
+        <w:t xml:space="preserve">1. 한국·일본 = **가상계좌 표준 채택 시 PG 의존도 대폭 감소**</w:t>
+      </w:r>
+    </w:p>
+    <w:p>
+      <w:pPr>
+        <w:pStyle w:val="ListParagraph"/>
+        <w:numPr>
+          <w:ilvl w:val="0"/>
+          <w:numId w:val="3"/>
+        </w:numPr>
+        <w:spacing w:after="60"/>
+      </w:pPr>
+      <w:r>
+        <w:rPr>
+          <w:rFonts w:ascii="Malgun Gothic" w:cs="Malgun Gothic" w:eastAsia="Malgun Gothic" w:hAnsi="Malgun Gothic"/>
+          <w:sz w:val="20"/>
+          <w:szCs w:val="20"/>
+        </w:rPr>
+        <w:t xml:space="preserve">가상계좌 수수료 0.5~1% vs 글로벌 PG 3.5~4%</w:t>
+      </w:r>
+    </w:p>
+    <w:p>
+      <w:pPr>
+        <w:pStyle w:val="ListParagraph"/>
+        <w:numPr>
+          <w:ilvl w:val="0"/>
+          <w:numId w:val="3"/>
+        </w:numPr>
+        <w:spacing w:after="60"/>
+      </w:pPr>
+      <w:r>
+        <w:rPr>
+          <w:rFonts w:ascii="Malgun Gothic" w:cs="Malgun Gothic" w:eastAsia="Malgun Gothic" w:hAnsi="Malgun Gothic"/>
+          <w:sz w:val="20"/>
+          <w:szCs w:val="20"/>
+        </w:rPr>
+        <w:t xml:space="preserve">모든 한국 B2B 거래는 가상계좌 표준</w:t>
+      </w:r>
+    </w:p>
+    <w:p>
+      <w:pPr>
+        <w:pStyle w:val="ListParagraph"/>
+        <w:numPr>
+          <w:ilvl w:val="0"/>
+          <w:numId w:val="3"/>
+        </w:numPr>
+        <w:spacing w:after="60"/>
+      </w:pPr>
+      <w:r>
+        <w:rPr>
+          <w:rFonts w:ascii="Malgun Gothic" w:cs="Malgun Gothic" w:eastAsia="Malgun Gothic" w:hAnsi="Malgun Gothic"/>
+          <w:sz w:val="20"/>
+          <w:szCs w:val="20"/>
+        </w:rPr>
+        <w:t xml:space="preserve">DOTBIZ 한국 OP는 가상계좌 우선 → 카드는 옵션</w:t>
+      </w:r>
+    </w:p>
+    <w:p>
+      <w:r>
+        <w:t xml:space="preserve"/>
+      </w:r>
+    </w:p>
+    <w:p>
+      <w:pPr>
+        <w:pStyle w:val="Heading4"/>
+        <w:spacing w:after="100" w:before="200"/>
+      </w:pPr>
+      <w:r>
+        <w:rPr>
+          <w:rFonts w:ascii="Malgun Gothic" w:cs="Malgun Gothic" w:eastAsia="Malgun Gothic" w:hAnsi="Malgun Gothic"/>
+          <w:b/>
+          <w:bCs/>
+          <w:sz w:val="22"/>
+          <w:szCs w:val="22"/>
+        </w:rPr>
+        <w:t xml:space="preserve">2. 중국 = **Alipay/WeChat이 PG 대체**</w:t>
+      </w:r>
+    </w:p>
+    <w:p>
+      <w:pPr>
+        <w:pStyle w:val="ListParagraph"/>
+        <w:numPr>
+          <w:ilvl w:val="0"/>
+          <w:numId w:val="3"/>
+        </w:numPr>
+        <w:spacing w:after="60"/>
+      </w:pPr>
+      <w:r>
+        <w:rPr>
+          <w:rFonts w:ascii="Malgun Gothic" w:cs="Malgun Gothic" w:eastAsia="Malgun Gothic" w:hAnsi="Malgun Gothic"/>
+          <w:sz w:val="20"/>
+          <w:szCs w:val="20"/>
+        </w:rPr>
+        <w:t xml:space="preserve">Trip.com Trade 사례 (1~2% 달성)</w:t>
+      </w:r>
+    </w:p>
+    <w:p>
+      <w:pPr>
+        <w:pStyle w:val="ListParagraph"/>
+        <w:numPr>
+          <w:ilvl w:val="0"/>
+          <w:numId w:val="3"/>
+        </w:numPr>
+        <w:spacing w:after="60"/>
+      </w:pPr>
+      <w:r>
+        <w:rPr>
+          <w:rFonts w:ascii="Malgun Gothic" w:cs="Malgun Gothic" w:eastAsia="Malgun Gothic" w:hAnsi="Malgun Gothic"/>
+          <w:sz w:val="20"/>
+          <w:szCs w:val="20"/>
+        </w:rPr>
+        <w:t xml:space="preserve">중국 시장 진출 시 카드 결제 거의 안 씀</w:t>
+      </w:r>
+    </w:p>
+    <w:p>
+      <w:pPr>
+        <w:pStyle w:val="ListParagraph"/>
+        <w:numPr>
+          <w:ilvl w:val="0"/>
+          <w:numId w:val="3"/>
+        </w:numPr>
+        <w:spacing w:after="60"/>
+      </w:pPr>
+      <w:r>
+        <w:rPr>
+          <w:rFonts w:ascii="Malgun Gothic" w:cs="Malgun Gothic" w:eastAsia="Malgun Gothic" w:hAnsi="Malgun Gothic"/>
+          <w:sz w:val="20"/>
+          <w:szCs w:val="20"/>
+        </w:rPr>
+        <w:t xml:space="preserve">DOTBIZ 중국 OP는 Alipay/WeChat 필수</w:t>
+      </w:r>
+    </w:p>
+    <w:p>
+      <w:r>
+        <w:t xml:space="preserve"/>
+      </w:r>
+    </w:p>
+    <w:p>
+      <w:pPr>
+        <w:pStyle w:val="Heading4"/>
+        <w:spacing w:after="100" w:before="200"/>
+      </w:pPr>
+      <w:r>
+        <w:rPr>
+          <w:rFonts w:ascii="Malgun Gothic" w:cs="Malgun Gothic" w:eastAsia="Malgun Gothic" w:hAnsi="Malgun Gothic"/>
+          <w:b/>
+          <w:bCs/>
+          <w:sz w:val="22"/>
+          <w:szCs w:val="22"/>
+        </w:rPr>
+        <w:t xml:space="preserve">3. Pre-funded Wallet = **DOTBIZ Floating Deposit 발전형**</w:t>
+      </w:r>
+    </w:p>
+    <w:p>
+      <w:pPr>
+        <w:pStyle w:val="ListParagraph"/>
+        <w:numPr>
+          <w:ilvl w:val="0"/>
+          <w:numId w:val="3"/>
+        </w:numPr>
+        <w:spacing w:after="60"/>
+      </w:pPr>
+      <w:r>
+        <w:rPr>
+          <w:rFonts w:ascii="Malgun Gothic" w:cs="Malgun Gothic" w:eastAsia="Malgun Gothic" w:hAnsi="Malgun Gothic"/>
+          <w:sz w:val="20"/>
+          <w:szCs w:val="20"/>
+        </w:rPr>
+        <w:t xml:space="preserve">"$1만 충전 시 보너스 5% ELS" 인센티브</w:t>
+      </w:r>
+    </w:p>
+    <w:p>
+      <w:pPr>
+        <w:pStyle w:val="ListParagraph"/>
+        <w:numPr>
+          <w:ilvl w:val="0"/>
+          <w:numId w:val="3"/>
+        </w:numPr>
+        <w:spacing w:after="60"/>
+      </w:pPr>
+      <w:r>
+        <w:rPr>
+          <w:rFonts w:ascii="Malgun Gothic" w:cs="Malgun Gothic" w:eastAsia="Malgun Gothic" w:hAnsi="Malgun Gothic"/>
+          <w:sz w:val="20"/>
+          <w:szCs w:val="20"/>
+        </w:rPr>
+        <w:t xml:space="preserve">사용자 자금 선확보 = 운영자금 + AR 리스크 0</w:t>
+      </w:r>
+    </w:p>
+    <w:p>
+      <w:pPr>
+        <w:pStyle w:val="ListParagraph"/>
+        <w:numPr>
+          <w:ilvl w:val="0"/>
+          <w:numId w:val="3"/>
+        </w:numPr>
+        <w:spacing w:after="60"/>
+      </w:pPr>
+      <w:r>
+        <w:rPr>
+          <w:rFonts w:ascii="Malgun Gothic" w:cs="Malgun Gothic" w:eastAsia="Malgun Gothic" w:hAnsi="Malgun Gothic"/>
+          <w:sz w:val="20"/>
+          <w:szCs w:val="20"/>
+        </w:rPr>
+        <w:t xml:space="preserve">항공사 마일리지 충전과 유사한 UX</w:t>
+      </w:r>
+    </w:p>
+    <w:p>
+      <w:r>
+        <w:t xml:space="preserve"/>
+      </w:r>
+    </w:p>
+    <w:p>
+      <w:pPr>
+        <w:pStyle w:val="Heading4"/>
+        <w:spacing w:after="100" w:before="200"/>
+      </w:pPr>
+      <w:r>
+        <w:rPr>
+          <w:rFonts w:ascii="Malgun Gothic" w:cs="Malgun Gothic" w:eastAsia="Malgun Gothic" w:hAnsi="Malgun Gothic"/>
+          <w:b/>
+          <w:bCs/>
+          <w:sz w:val="22"/>
+          <w:szCs w:val="22"/>
+        </w:rPr>
+        <w:t xml:space="preserve">4. Trade Credit Insurance = **No Deposit 게임체인저**</w:t>
+      </w:r>
+    </w:p>
+    <w:p>
+      <w:pPr>
+        <w:pStyle w:val="ListParagraph"/>
+        <w:numPr>
+          <w:ilvl w:val="0"/>
+          <w:numId w:val="3"/>
+        </w:numPr>
+        <w:spacing w:after="60"/>
+      </w:pPr>
+      <w:r>
+        <w:rPr>
+          <w:rFonts w:ascii="Malgun Gothic" w:cs="Malgun Gothic" w:eastAsia="Malgun Gothic" w:hAnsi="Malgun Gothic"/>
+          <w:sz w:val="20"/>
+          <w:szCs w:val="20"/>
+        </w:rPr>
+        <w:t xml:space="preserve">Atradius/Coface 등 보험사가 부도 보장</w:t>
+      </w:r>
+    </w:p>
+    <w:p>
+      <w:pPr>
+        <w:pStyle w:val="ListParagraph"/>
+        <w:numPr>
+          <w:ilvl w:val="0"/>
+          <w:numId w:val="3"/>
+        </w:numPr>
+        <w:spacing w:after="60"/>
+      </w:pPr>
+      <w:r>
+        <w:rPr>
+          <w:rFonts w:ascii="Malgun Gothic" w:cs="Malgun Gothic" w:eastAsia="Malgun Gothic" w:hAnsi="Malgun Gothic"/>
+          <w:sz w:val="20"/>
+          <w:szCs w:val="20"/>
+        </w:rPr>
+        <w:t xml:space="preserve">보험료 0.2~0.5% (PG 3.5%보다 훨씬 저렴)</w:t>
+      </w:r>
+    </w:p>
+    <w:p>
+      <w:pPr>
+        <w:pStyle w:val="ListParagraph"/>
+        <w:numPr>
+          <w:ilvl w:val="0"/>
+          <w:numId w:val="3"/>
+        </w:numPr>
+        <w:spacing w:after="60"/>
+      </w:pPr>
+      <w:r>
+        <w:rPr>
+          <w:rFonts w:ascii="Malgun Gothic" w:cs="Malgun Gothic" w:eastAsia="Malgun Gothic" w:hAnsi="Malgun Gothic"/>
+          <w:sz w:val="20"/>
+          <w:szCs w:val="20"/>
+        </w:rPr>
+        <w:t xml:space="preserve">대형 고객사 No Deposit 거래의 대안 담보</w:t>
+      </w:r>
+    </w:p>
+    <w:p>
+      <w:r>
+        <w:t xml:space="preserve"/>
+      </w:r>
+    </w:p>
+    <w:p>
+      <w:pPr>
+        <w:pStyle w:val="Heading4"/>
+        <w:spacing w:after="100" w:before="200"/>
+      </w:pPr>
+      <w:r>
+        <w:rPr>
+          <w:rFonts w:ascii="Malgun Gothic" w:cs="Malgun Gothic" w:eastAsia="Malgun Gothic" w:hAnsi="Malgun Gothic"/>
+          <w:b/>
+          <w:bCs/>
+          <w:sz w:val="22"/>
+          <w:szCs w:val="22"/>
+        </w:rPr>
+        <w:t xml:space="preserve">5. B2B BNPL = **신용 한도 외부화**</w:t>
+      </w:r>
+    </w:p>
+    <w:p>
+      <w:pPr>
+        <w:pStyle w:val="ListParagraph"/>
+        <w:numPr>
+          <w:ilvl w:val="0"/>
+          <w:numId w:val="3"/>
+        </w:numPr>
+        <w:spacing w:after="60"/>
+      </w:pPr>
+      <w:r>
+        <w:rPr>
+          <w:rFonts w:ascii="Malgun Gothic" w:cs="Malgun Gothic" w:eastAsia="Malgun Gothic" w:hAnsi="Malgun Gothic"/>
+          <w:sz w:val="20"/>
+          <w:szCs w:val="20"/>
+        </w:rPr>
+        <w:t xml:space="preserve">Hokodo (영국), Resolve (미국) 등</w:t>
+      </w:r>
+    </w:p>
+    <w:p>
+      <w:pPr>
+        <w:pStyle w:val="ListParagraph"/>
+        <w:numPr>
+          <w:ilvl w:val="0"/>
+          <w:numId w:val="3"/>
+        </w:numPr>
+        <w:spacing w:after="60"/>
+      </w:pPr>
+      <w:r>
+        <w:rPr>
+          <w:rFonts w:ascii="Malgun Gothic" w:cs="Malgun Gothic" w:eastAsia="Malgun Gothic" w:hAnsi="Malgun Gothic"/>
+          <w:sz w:val="20"/>
+          <w:szCs w:val="20"/>
+        </w:rPr>
+        <w:t xml:space="preserve">DOTBIZ가 직접 신용 한도 운영 부담 X</w:t>
+      </w:r>
+    </w:p>
+    <w:p>
+      <w:pPr>
+        <w:pStyle w:val="ListParagraph"/>
+        <w:numPr>
+          <w:ilvl w:val="0"/>
+          <w:numId w:val="3"/>
+        </w:numPr>
+        <w:spacing w:after="60"/>
+      </w:pPr>
+      <w:r>
+        <w:rPr>
+          <w:rFonts w:ascii="Malgun Gothic" w:cs="Malgun Gothic" w:eastAsia="Malgun Gothic" w:hAnsi="Malgun Gothic"/>
+          <w:sz w:val="20"/>
+          <w:szCs w:val="20"/>
+        </w:rPr>
+        <w:t xml:space="preserve">BNPL 사가 부도 책임 (수수료 1~3%)</w:t>
+      </w:r>
+    </w:p>
+    <w:p>
+      <w:r>
+        <w:t xml:space="preserve"/>
+      </w:r>
+    </w:p>
+    <w:p>
+      <w:pPr>
+        <w:pBdr>
+          <w:bottom w:val="single" w:color="999999" w:sz="6" w:space="1"/>
+        </w:pBdr>
+        <w:spacing w:after="100" w:before="100"/>
+      </w:pPr>
+      <w:r>
+        <w:t xml:space="preserve"/>
+      </w:r>
+    </w:p>
+    <w:p>
+      <w:r>
+        <w:t xml:space="preserve"/>
+      </w:r>
+    </w:p>
+    <w:p>
+      <w:pPr>
+        <w:pStyle w:val="Heading3"/>
+        <w:spacing w:after="120" w:before="240"/>
+      </w:pPr>
+      <w:r>
+        <w:rPr>
+          <w:rFonts w:ascii="Malgun Gothic" w:cs="Malgun Gothic" w:eastAsia="Malgun Gothic" w:hAnsi="Malgun Gothic"/>
+          <w:b/>
+          <w:bCs/>
+          <w:sz w:val="26"/>
+          <w:szCs w:val="26"/>
+        </w:rPr>
+        <w:t xml:space="preserve">📋 추가 리서치 안건</w:t>
+      </w:r>
+    </w:p>
+    <w:p>
+      <w:r>
+        <w:t xml:space="preserve"/>
+      </w:r>
+    </w:p>
+    <w:p>
+      <w:pPr>
+        <w:spacing w:after="80"/>
+      </w:pPr>
+      <w:r>
+        <w:rPr>
+          <w:rFonts w:ascii="Malgun Gothic" w:cs="Malgun Gothic" w:eastAsia="Malgun Gothic" w:hAnsi="Malgun Gothic"/>
+          <w:sz w:val="20"/>
+          <w:szCs w:val="20"/>
+        </w:rPr>
+        <w:t xml:space="preserve">자체 리서치로 추가 확보 필요한 정보:</w:t>
+      </w:r>
+    </w:p>
+    <w:p>
+      <w:r>
+        <w:t xml:space="preserve"/>
+      </w:r>
+    </w:p>
+    <w:tbl>
+      <w:tblPr>
+        <w:tblW w:type="dxa" w:w="9360"/>
+        <w:tblBorders>
+          <w:top w:val="single" w:color="auto" w:sz="4"/>
+          <w:left w:val="single" w:color="auto" w:sz="4"/>
+          <w:bottom w:val="single" w:color="auto" w:sz="4"/>
+          <w:right w:val="single" w:color="auto" w:sz="4"/>
+          <w:insideH w:val="single" w:color="auto" w:sz="4"/>
+          <w:insideV w:val="single" w:color="auto" w:sz="4"/>
+        </w:tblBorders>
+      </w:tblPr>
+      <w:tblGrid>
+        <w:gridCol w:w="3120"/>
+        <w:gridCol w:w="3120"/>
+        <w:gridCol w:w="3120"/>
+      </w:tblGrid>
+      <w:tr>
+        <w:trPr>
+          <w:tblHeader/>
+        </w:trPr>
+        <w:tc>
+          <w:tcPr>
+            <w:tcW w:type="dxa" w:w="3120"/>
+            <w:tcBorders>
+              <w:top w:val="single" w:color="BFBFBF" w:sz="4"/>
+              <w:left w:val="single" w:color="BFBFBF" w:sz="4"/>
+              <w:bottom w:val="single" w:color="BFBFBF" w:sz="4"/>
+              <w:right w:val="single" w:color="BFBFBF" w:sz="4"/>
+            </w:tcBorders>
+            <w:shd w:fill="D5E8F0" w:val="clear"/>
+            <w:tcMar>
+              <w:top w:type="dxa" w:w="80"/>
+              <w:left w:type="dxa" w:w="120"/>
+              <w:bottom w:type="dxa" w:w="80"/>
+              <w:right w:type="dxa" w:w="120"/>
+            </w:tcMar>
+          </w:tcPr>
+          <w:p>
+            <w:r>
+              <w:rPr>
+                <w:b/>
+                <w:bCs/>
+              </w:rPr>
+            </w:r>
+          </w:p>
+        </w:tc>
+        <w:tc>
+          <w:tcPr>
+            <w:tcW w:type="dxa" w:w="3120"/>
+            <w:tcBorders>
+              <w:top w:val="single" w:color="BFBFBF" w:sz="4"/>
+              <w:left w:val="single" w:color="BFBFBF" w:sz="4"/>
+              <w:bottom w:val="single" w:color="BFBFBF" w:sz="4"/>
+              <w:right w:val="single" w:color="BFBFBF" w:sz="4"/>
+            </w:tcBorders>
+            <w:shd w:fill="D5E8F0" w:val="clear"/>
+            <w:tcMar>
+              <w:top w:type="dxa" w:w="80"/>
+              <w:left w:type="dxa" w:w="120"/>
+              <w:bottom w:type="dxa" w:w="80"/>
+              <w:right w:type="dxa" w:w="120"/>
+            </w:tcMar>
+          </w:tcPr>
+          <w:p>
+            <w:r>
+              <w:rPr>
+                <w:b/>
+                <w:bCs/>
+              </w:rPr>
+            </w:r>
+          </w:p>
+        </w:tc>
+        <w:tc>
+          <w:tcPr>
+            <w:tcW w:type="dxa" w:w="3120"/>
+            <w:tcBorders>
+              <w:top w:val="single" w:color="BFBFBF" w:sz="4"/>
+              <w:left w:val="single" w:color="BFBFBF" w:sz="4"/>
+              <w:bottom w:val="single" w:color="BFBFBF" w:sz="4"/>
+              <w:right w:val="single" w:color="BFBFBF" w:sz="4"/>
+            </w:tcBorders>
+            <w:shd w:fill="D5E8F0" w:val="clear"/>
+            <w:tcMar>
+              <w:top w:type="dxa" w:w="80"/>
+              <w:left w:type="dxa" w:w="120"/>
+              <w:bottom w:type="dxa" w:w="80"/>
+              <w:right w:type="dxa" w:w="120"/>
+            </w:tcMar>
+          </w:tcPr>
+          <w:p>
+            <w:r>
+              <w:rPr>
+                <w:b/>
+                <w:bCs/>
+              </w:rPr>
+            </w:r>
+          </w:p>
+        </w:tc>
+      </w:tr>
+      <w:tr>
+        <w:tc>
+          <w:tcPr>
+            <w:tcW w:type="dxa" w:w="3120"/>
+            <w:tcBorders>
+              <w:top w:val="single" w:color="BFBFBF" w:sz="4"/>
+              <w:left w:val="single" w:color="BFBFBF" w:sz="4"/>
+              <w:bottom w:val="single" w:color="BFBFBF" w:sz="4"/>
+              <w:right w:val="single" w:color="BFBFBF" w:sz="4"/>
+            </w:tcBorders>
+            <w:tcMar>
+              <w:top w:type="dxa" w:w="80"/>
+              <w:left w:type="dxa" w:w="120"/>
+              <w:bottom w:type="dxa" w:w="80"/>
+              <w:right w:type="dxa" w:w="120"/>
+            </w:tcMar>
+          </w:tcPr>
+          <w:p>
+            <w:r>
+              <w:rPr>
+                <w:rFonts w:ascii="Malgun Gothic" w:cs="Malgun Gothic" w:eastAsia="Malgun Gothic" w:hAnsi="Malgun Gothic"/>
+                <w:sz w:val="20"/>
+                <w:szCs w:val="20"/>
+              </w:rPr>
+              <w:t xml:space="preserve">가상계좌 발급 비교 (KR Toss/KB/하나/우리)</w:t>
+            </w:r>
+          </w:p>
+        </w:tc>
+        <w:tc>
+          <w:tcPr>
+            <w:tcW w:type="dxa" w:w="3120"/>
+            <w:tcBorders>
+              <w:top w:val="single" w:color="BFBFBF" w:sz="4"/>
+              <w:left w:val="single" w:color="BFBFBF" w:sz="4"/>
+              <w:bottom w:val="single" w:color="BFBFBF" w:sz="4"/>
+              <w:right w:val="single" w:color="BFBFBF" w:sz="4"/>
+            </w:tcBorders>
+            <w:tcMar>
+              <w:top w:type="dxa" w:w="80"/>
+              <w:left w:type="dxa" w:w="120"/>
+              <w:bottom w:type="dxa" w:w="80"/>
+              <w:right w:type="dxa" w:w="120"/>
+            </w:tcMar>
+          </w:tcPr>
+          <w:p>
+            <w:r>
+              <w:rPr>
+                <w:rFonts w:ascii="Malgun Gothic" w:cs="Malgun Gothic" w:eastAsia="Malgun Gothic" w:hAnsi="Malgun Gothic"/>
+                <w:sz w:val="20"/>
+                <w:szCs w:val="20"/>
+              </w:rPr>
+              <w:t xml:space="preserve">영업팀 컨택</w:t>
+            </w:r>
+          </w:p>
+        </w:tc>
+        <w:tc>
+          <w:tcPr>
+            <w:tcW w:type="dxa" w:w="3120"/>
+            <w:tcBorders>
+              <w:top w:val="single" w:color="BFBFBF" w:sz="4"/>
+              <w:left w:val="single" w:color="BFBFBF" w:sz="4"/>
+              <w:bottom w:val="single" w:color="BFBFBF" w:sz="4"/>
+              <w:right w:val="single" w:color="BFBFBF" w:sz="4"/>
+            </w:tcBorders>
+            <w:tcMar>
+              <w:top w:type="dxa" w:w="80"/>
+              <w:left w:type="dxa" w:w="120"/>
+              <w:bottom w:type="dxa" w:w="80"/>
+              <w:right w:type="dxa" w:w="120"/>
+            </w:tcMar>
+          </w:tcPr>
+          <w:p>
+            <w:r>
+              <w:rPr>
+                <w:rFonts w:ascii="Malgun Gothic" w:cs="Malgun Gothic" w:eastAsia="Malgun Gothic" w:hAnsi="Malgun Gothic"/>
+                <w:sz w:val="20"/>
+                <w:szCs w:val="20"/>
+              </w:rPr>
+              <w:t xml:space="preserve">1주</w:t>
+            </w:r>
+          </w:p>
+        </w:tc>
+      </w:tr>
+      <w:tr>
+        <w:tc>
+          <w:tcPr>
+            <w:tcW w:type="dxa" w:w="3120"/>
+            <w:tcBorders>
+              <w:top w:val="single" w:color="BFBFBF" w:sz="4"/>
+              <w:left w:val="single" w:color="BFBFBF" w:sz="4"/>
+              <w:bottom w:val="single" w:color="BFBFBF" w:sz="4"/>
+              <w:right w:val="single" w:color="BFBFBF" w:sz="4"/>
+            </w:tcBorders>
+            <w:tcMar>
+              <w:top w:type="dxa" w:w="80"/>
+              <w:left w:type="dxa" w:w="120"/>
+              <w:bottom w:type="dxa" w:w="80"/>
+              <w:right w:type="dxa" w:w="120"/>
+            </w:tcMar>
+          </w:tcPr>
+          <w:p>
+            <w:r>
+              <w:rPr>
+                <w:rFonts w:ascii="Malgun Gothic" w:cs="Malgun Gothic" w:eastAsia="Malgun Gothic" w:hAnsi="Malgun Gothic"/>
+                <w:sz w:val="20"/>
+                <w:szCs w:val="20"/>
+              </w:rPr>
+              <w:t xml:space="preserve">Alipay/WeChat B2B 결제 도입 절차</w:t>
+            </w:r>
+          </w:p>
+        </w:tc>
+        <w:tc>
+          <w:tcPr>
+            <w:tcW w:type="dxa" w:w="3120"/>
+            <w:tcBorders>
+              <w:top w:val="single" w:color="BFBFBF" w:sz="4"/>
+              <w:left w:val="single" w:color="BFBFBF" w:sz="4"/>
+              <w:bottom w:val="single" w:color="BFBFBF" w:sz="4"/>
+              <w:right w:val="single" w:color="BFBFBF" w:sz="4"/>
+            </w:tcBorders>
+            <w:tcMar>
+              <w:top w:type="dxa" w:w="80"/>
+              <w:left w:type="dxa" w:w="120"/>
+              <w:bottom w:type="dxa" w:w="80"/>
+              <w:right w:type="dxa" w:w="120"/>
+            </w:tcMar>
+          </w:tcPr>
+          <w:p>
+            <w:r>
+              <w:rPr>
+                <w:rFonts w:ascii="Malgun Gothic" w:cs="Malgun Gothic" w:eastAsia="Malgun Gothic" w:hAnsi="Malgun Gothic"/>
+                <w:sz w:val="20"/>
+                <w:szCs w:val="20"/>
+              </w:rPr>
+              <w:t xml:space="preserve">현지 파트너 컨택</w:t>
+            </w:r>
+          </w:p>
+        </w:tc>
+        <w:tc>
+          <w:tcPr>
+            <w:tcW w:type="dxa" w:w="3120"/>
+            <w:tcBorders>
+              <w:top w:val="single" w:color="BFBFBF" w:sz="4"/>
+              <w:left w:val="single" w:color="BFBFBF" w:sz="4"/>
+              <w:bottom w:val="single" w:color="BFBFBF" w:sz="4"/>
+              <w:right w:val="single" w:color="BFBFBF" w:sz="4"/>
+            </w:tcBorders>
+            <w:tcMar>
+              <w:top w:type="dxa" w:w="80"/>
+              <w:left w:type="dxa" w:w="120"/>
+              <w:bottom w:type="dxa" w:w="80"/>
+              <w:right w:type="dxa" w:w="120"/>
+            </w:tcMar>
+          </w:tcPr>
+          <w:p>
+            <w:r>
+              <w:rPr>
+                <w:rFonts w:ascii="Malgun Gothic" w:cs="Malgun Gothic" w:eastAsia="Malgun Gothic" w:hAnsi="Malgun Gothic"/>
+                <w:sz w:val="20"/>
+                <w:szCs w:val="20"/>
+              </w:rPr>
+              <w:t xml:space="preserve">2주</w:t>
+            </w:r>
+          </w:p>
+        </w:tc>
+      </w:tr>
+      <w:tr>
+        <w:tc>
+          <w:tcPr>
+            <w:tcW w:type="dxa" w:w="3120"/>
+            <w:tcBorders>
+              <w:top w:val="single" w:color="BFBFBF" w:sz="4"/>
+              <w:left w:val="single" w:color="BFBFBF" w:sz="4"/>
+              <w:bottom w:val="single" w:color="BFBFBF" w:sz="4"/>
+              <w:right w:val="single" w:color="BFBFBF" w:sz="4"/>
+            </w:tcBorders>
+            <w:tcMar>
+              <w:top w:type="dxa" w:w="80"/>
+              <w:left w:type="dxa" w:w="120"/>
+              <w:bottom w:type="dxa" w:w="80"/>
+              <w:right w:type="dxa" w:w="120"/>
+            </w:tcMar>
+          </w:tcPr>
+          <w:p>
+            <w:r>
+              <w:rPr>
+                <w:rFonts w:ascii="Malgun Gothic" w:cs="Malgun Gothic" w:eastAsia="Malgun Gothic" w:hAnsi="Malgun Gothic"/>
+                <w:sz w:val="20"/>
+                <w:szCs w:val="20"/>
+              </w:rPr>
+              <w:t xml:space="preserve">Trade Credit Insurance 사례 (호텔업)</w:t>
+            </w:r>
+          </w:p>
+        </w:tc>
+        <w:tc>
+          <w:tcPr>
+            <w:tcW w:type="dxa" w:w="3120"/>
+            <w:tcBorders>
+              <w:top w:val="single" w:color="BFBFBF" w:sz="4"/>
+              <w:left w:val="single" w:color="BFBFBF" w:sz="4"/>
+              <w:bottom w:val="single" w:color="BFBFBF" w:sz="4"/>
+              <w:right w:val="single" w:color="BFBFBF" w:sz="4"/>
+            </w:tcBorders>
+            <w:tcMar>
+              <w:top w:type="dxa" w:w="80"/>
+              <w:left w:type="dxa" w:w="120"/>
+              <w:bottom w:type="dxa" w:w="80"/>
+              <w:right w:type="dxa" w:w="120"/>
+            </w:tcMar>
+          </w:tcPr>
+          <w:p>
+            <w:r>
+              <w:rPr>
+                <w:rFonts w:ascii="Malgun Gothic" w:cs="Malgun Gothic" w:eastAsia="Malgun Gothic" w:hAnsi="Malgun Gothic"/>
+                <w:sz w:val="20"/>
+                <w:szCs w:val="20"/>
+              </w:rPr>
+              <w:t xml:space="preserve">Atradius/Coface 상담</w:t>
+            </w:r>
+          </w:p>
+        </w:tc>
+        <w:tc>
+          <w:tcPr>
+            <w:tcW w:type="dxa" w:w="3120"/>
+            <w:tcBorders>
+              <w:top w:val="single" w:color="BFBFBF" w:sz="4"/>
+              <w:left w:val="single" w:color="BFBFBF" w:sz="4"/>
+              <w:bottom w:val="single" w:color="BFBFBF" w:sz="4"/>
+              <w:right w:val="single" w:color="BFBFBF" w:sz="4"/>
+            </w:tcBorders>
+            <w:tcMar>
+              <w:top w:type="dxa" w:w="80"/>
+              <w:left w:type="dxa" w:w="120"/>
+              <w:bottom w:type="dxa" w:w="80"/>
+              <w:right w:type="dxa" w:w="120"/>
+            </w:tcMar>
+          </w:tcPr>
+          <w:p>
+            <w:r>
+              <w:rPr>
+                <w:rFonts w:ascii="Malgun Gothic" w:cs="Malgun Gothic" w:eastAsia="Malgun Gothic" w:hAnsi="Malgun Gothic"/>
+                <w:sz w:val="20"/>
+                <w:szCs w:val="20"/>
+              </w:rPr>
+              <w:t xml:space="preserve">2주</w:t>
+            </w:r>
+          </w:p>
+        </w:tc>
+      </w:tr>
+      <w:tr>
+        <w:tc>
+          <w:tcPr>
+            <w:tcW w:type="dxa" w:w="3120"/>
+            <w:tcBorders>
+              <w:top w:val="single" w:color="BFBFBF" w:sz="4"/>
+              <w:left w:val="single" w:color="BFBFBF" w:sz="4"/>
+              <w:bottom w:val="single" w:color="BFBFBF" w:sz="4"/>
+              <w:right w:val="single" w:color="BFBFBF" w:sz="4"/>
+            </w:tcBorders>
+            <w:tcMar>
+              <w:top w:type="dxa" w:w="80"/>
+              <w:left w:type="dxa" w:w="120"/>
+              <w:bottom w:type="dxa" w:w="80"/>
+              <w:right w:type="dxa" w:w="120"/>
+            </w:tcMar>
+          </w:tcPr>
+          <w:p>
+            <w:r>
+              <w:rPr>
+                <w:rFonts w:ascii="Malgun Gothic" w:cs="Malgun Gothic" w:eastAsia="Malgun Gothic" w:hAnsi="Malgun Gothic"/>
+                <w:sz w:val="20"/>
+                <w:szCs w:val="20"/>
+              </w:rPr>
+              <w:t xml:space="preserve">B2B BNPL 호텔업 적용 가능성</w:t>
+            </w:r>
+          </w:p>
+        </w:tc>
+        <w:tc>
+          <w:tcPr>
+            <w:tcW w:type="dxa" w:w="3120"/>
+            <w:tcBorders>
+              <w:top w:val="single" w:color="BFBFBF" w:sz="4"/>
+              <w:left w:val="single" w:color="BFBFBF" w:sz="4"/>
+              <w:bottom w:val="single" w:color="BFBFBF" w:sz="4"/>
+              <w:right w:val="single" w:color="BFBFBF" w:sz="4"/>
+            </w:tcBorders>
+            <w:tcMar>
+              <w:top w:type="dxa" w:w="80"/>
+              <w:left w:type="dxa" w:w="120"/>
+              <w:bottom w:type="dxa" w:w="80"/>
+              <w:right w:type="dxa" w:w="120"/>
+            </w:tcMar>
+          </w:tcPr>
+          <w:p>
+            <w:r>
+              <w:rPr>
+                <w:rFonts w:ascii="Malgun Gothic" w:cs="Malgun Gothic" w:eastAsia="Malgun Gothic" w:hAnsi="Malgun Gothic"/>
+                <w:sz w:val="20"/>
+                <w:szCs w:val="20"/>
+              </w:rPr>
+              <w:t xml:space="preserve">Hokodo 영업 컨택</w:t>
+            </w:r>
+          </w:p>
+        </w:tc>
+        <w:tc>
+          <w:tcPr>
+            <w:tcW w:type="dxa" w:w="3120"/>
+            <w:tcBorders>
+              <w:top w:val="single" w:color="BFBFBF" w:sz="4"/>
+              <w:left w:val="single" w:color="BFBFBF" w:sz="4"/>
+              <w:bottom w:val="single" w:color="BFBFBF" w:sz="4"/>
+              <w:right w:val="single" w:color="BFBFBF" w:sz="4"/>
+            </w:tcBorders>
+            <w:tcMar>
+              <w:top w:type="dxa" w:w="80"/>
+              <w:left w:type="dxa" w:w="120"/>
+              <w:bottom w:type="dxa" w:w="80"/>
+              <w:right w:type="dxa" w:w="120"/>
+            </w:tcMar>
+          </w:tcPr>
+          <w:p>
+            <w:r>
+              <w:rPr>
+                <w:rFonts w:ascii="Malgun Gothic" w:cs="Malgun Gothic" w:eastAsia="Malgun Gothic" w:hAnsi="Malgun Gothic"/>
+                <w:sz w:val="20"/>
+                <w:szCs w:val="20"/>
+              </w:rPr>
+              <w:t xml:space="preserve">1주</w:t>
+            </w:r>
+          </w:p>
+        </w:tc>
+      </w:tr>
+      <w:tr>
+        <w:tc>
+          <w:tcPr>
+            <w:tcW w:type="dxa" w:w="3120"/>
+            <w:tcBorders>
+              <w:top w:val="single" w:color="BFBFBF" w:sz="4"/>
+              <w:left w:val="single" w:color="BFBFBF" w:sz="4"/>
+              <w:bottom w:val="single" w:color="BFBFBF" w:sz="4"/>
+              <w:right w:val="single" w:color="BFBFBF" w:sz="4"/>
+            </w:tcBorders>
+            <w:tcMar>
+              <w:top w:type="dxa" w:w="80"/>
+              <w:left w:type="dxa" w:w="120"/>
+              <w:bottom w:type="dxa" w:w="80"/>
+              <w:right w:type="dxa" w:w="120"/>
+            </w:tcMar>
+          </w:tcPr>
+          <w:p>
+            <w:r>
+              <w:rPr>
+                <w:rFonts w:ascii="Malgun Gothic" w:cs="Malgun Gothic" w:eastAsia="Malgun Gothic" w:hAnsi="Malgun Gothic"/>
+                <w:sz w:val="20"/>
+                <w:szCs w:val="20"/>
+              </w:rPr>
+              <w:t xml:space="preserve">경쟁사 결제 수단 채택 현황</w:t>
+            </w:r>
+          </w:p>
+        </w:tc>
+        <w:tc>
+          <w:tcPr>
+            <w:tcW w:type="dxa" w:w="3120"/>
+            <w:tcBorders>
+              <w:top w:val="single" w:color="BFBFBF" w:sz="4"/>
+              <w:left w:val="single" w:color="BFBFBF" w:sz="4"/>
+              <w:bottom w:val="single" w:color="BFBFBF" w:sz="4"/>
+              <w:right w:val="single" w:color="BFBFBF" w:sz="4"/>
+            </w:tcBorders>
+            <w:tcMar>
+              <w:top w:type="dxa" w:w="80"/>
+              <w:left w:type="dxa" w:w="120"/>
+              <w:bottom w:type="dxa" w:w="80"/>
+              <w:right w:type="dxa" w:w="120"/>
+            </w:tcMar>
+          </w:tcPr>
+          <w:p>
+            <w:r>
+              <w:rPr>
+                <w:rFonts w:ascii="Malgun Gothic" w:cs="Malgun Gothic" w:eastAsia="Malgun Gothic" w:hAnsi="Malgun Gothic"/>
+                <w:sz w:val="20"/>
+                <w:szCs w:val="20"/>
+              </w:rPr>
+              <w:t xml:space="preserve">OP 인터뷰 5명</w:t>
+            </w:r>
+          </w:p>
+        </w:tc>
+        <w:tc>
+          <w:tcPr>
+            <w:tcW w:type="dxa" w:w="3120"/>
+            <w:tcBorders>
+              <w:top w:val="single" w:color="BFBFBF" w:sz="4"/>
+              <w:left w:val="single" w:color="BFBFBF" w:sz="4"/>
+              <w:bottom w:val="single" w:color="BFBFBF" w:sz="4"/>
+              <w:right w:val="single" w:color="BFBFBF" w:sz="4"/>
+            </w:tcBorders>
+            <w:tcMar>
+              <w:top w:type="dxa" w:w="80"/>
+              <w:left w:type="dxa" w:w="120"/>
+              <w:bottom w:type="dxa" w:w="80"/>
+              <w:right w:type="dxa" w:w="120"/>
+            </w:tcMar>
+          </w:tcPr>
+          <w:p>
+            <w:r>
+              <w:rPr>
+                <w:rFonts w:ascii="Malgun Gothic" w:cs="Malgun Gothic" w:eastAsia="Malgun Gothic" w:hAnsi="Malgun Gothic"/>
+                <w:sz w:val="20"/>
+                <w:szCs w:val="20"/>
+              </w:rPr>
+              <w:t xml:space="preserve">2주</w:t>
+            </w:r>
+          </w:p>
+        </w:tc>
+      </w:tr>
+    </w:tbl>
+    <w:p>
+      <w:r>
+        <w:t xml:space="preserve"/>
+      </w:r>
+    </w:p>
+    <w:p>
+      <w:r>
+        <w:t xml:space="preserve"/>
+      </w:r>
+    </w:p>
+    <w:p>
+      <w:pPr>
+        <w:pBdr>
+          <w:bottom w:val="single" w:color="999999" w:sz="6" w:space="1"/>
+        </w:pBdr>
+        <w:spacing w:after="100" w:before="100"/>
+      </w:pPr>
+      <w:r>
+        <w:t xml:space="preserve"/>
+      </w:r>
+    </w:p>
+    <w:p>
+      <w:r>
+        <w:t xml:space="preserve"/>
+      </w:r>
+    </w:p>
+    <w:p>
+      <w:pPr>
+        <w:pStyle w:val="Heading3"/>
+        <w:spacing w:after="120" w:before="240"/>
+      </w:pPr>
+      <w:r>
+        <w:rPr>
+          <w:rFonts w:ascii="Malgun Gothic" w:cs="Malgun Gothic" w:eastAsia="Malgun Gothic" w:hAnsi="Malgun Gothic"/>
+          <w:b/>
+          <w:bCs/>
+          <w:sz w:val="26"/>
+          <w:szCs w:val="26"/>
+        </w:rPr>
+        <w:t xml:space="preserve">🎯 종합 권장 모델 v2 (PG + 비-PG 통합)</w:t>
+      </w:r>
+    </w:p>
+    <w:p>
+      <w:r>
+        <w:t xml:space="preserve"/>
+      </w:r>
+    </w:p>
+    <w:p>
+      <w:pPr>
+        <w:shd w:fill="F5F5F5" w:val="clear"/>
+        <w:spacing w:after="80" w:before="80"/>
+      </w:pPr>
+      <w:r>
+        <w:rPr>
+          <w:rFonts w:ascii="Consolas" w:cs="Consolas" w:eastAsia="Consolas" w:hAnsi="Consolas"/>
+          <w:sz w:val="18"/>
+          <w:szCs w:val="18"/>
+        </w:rPr>
+        <w:t xml:space="preserve">                    DOTBIZ 결제 옵션 매트릭스 (v2)
+           ┌────────────────────────────────────────┐
+           │  거래 유형 × 국가 × 고객 규모 분기      │
+           └────────────────────────────────────────┘
+POSTPAY ── 송금 (PG 0%) ── 한국: 가상계좌 / 일본: 가상계좌 / 기타: SWIFT
+            │
+            └─ Pre-funded Wallet 인센티브 (선충전 보너스)
+PREPAY  ── Free Cancel: 송금 우선 / 카드 옵션 (Ratehawk 방식)
+            │
+            ├─ Non-refundable: 카드 강제 (호텔 마진 활용 흡수)
+            │
+            └─ 대형 고객: TBO 방식 (별도 청구)
+국가별  ── 한국 → Local PG (Toss/KCP) 1.5~2%
+            │
+            ├─ 중국 → Alipay/WeChat 1~2%
+            │
+            ├─ 일본 → 가상계좌 (PG 보조)
+            │
+            ├─ 베트남 → VNPay 2~3%
+            │
+            └─ 싱가포르 → PayNow / Stripe
+신용    ── No Deposit 대안: Trade Credit Insurance (0.2~0.5%)
+            │
+            └─ 신용 한도 외부화: B2B BNPL (Hokodo) 1~3%</w:t>
+      </w:r>
+    </w:p>
+    <w:p>
+      <w:r>
+        <w:t xml:space="preserve"/>
+      </w:r>
+    </w:p>
+    <w:p>
+      <w:pPr>
+        <w:spacing w:after="80"/>
+      </w:pPr>
+      <w:r>
+        <w:rPr>
+          <w:rFonts w:ascii="Malgun Gothic" w:cs="Malgun Gothic" w:eastAsia="Malgun Gothic" w:hAnsi="Malgun Gothic"/>
+          <w:sz w:val="20"/>
+          <w:szCs w:val="20"/>
+        </w:rPr>
+        <w:t xml:space="preserve">→ </w:t>
+      </w:r>
+      <w:r>
+        <w:rPr>
+          <w:rFonts w:ascii="Malgun Gothic" w:cs="Malgun Gothic" w:eastAsia="Malgun Gothic" w:hAnsi="Malgun Gothic"/>
+          <w:b/>
+          <w:bCs/>
+          <w:sz w:val="20"/>
+          <w:szCs w:val="20"/>
+        </w:rPr>
+        <w:t xml:space="preserve">결과</w:t>
+      </w:r>
+      <w:r>
+        <w:rPr>
+          <w:rFonts w:ascii="Malgun Gothic" w:cs="Malgun Gothic" w:eastAsia="Malgun Gothic" w:hAnsi="Malgun Gothic"/>
+          <w:sz w:val="20"/>
+          <w:szCs w:val="20"/>
+        </w:rPr>
+        <w:t xml:space="preserve">: 모든 시나리오에서 평균 결제 수수료 </w:t>
+      </w:r>
+      <w:r>
+        <w:rPr>
+          <w:rFonts w:ascii="Malgun Gothic" w:cs="Malgun Gothic" w:eastAsia="Malgun Gothic" w:hAnsi="Malgun Gothic"/>
+          <w:b/>
+          <w:bCs/>
+          <w:sz w:val="20"/>
+          <w:szCs w:val="20"/>
+        </w:rPr>
+        <w:t xml:space="preserve">2% 이하</w:t>
+      </w:r>
+      <w:r>
+        <w:rPr>
+          <w:rFonts w:ascii="Malgun Gothic" w:cs="Malgun Gothic" w:eastAsia="Malgun Gothic" w:hAnsi="Malgun Gothic"/>
+          <w:sz w:val="20"/>
+          <w:szCs w:val="20"/>
+        </w:rPr>
+        <w:t xml:space="preserve"> 가능. 마진 4% 기준 안전 영역 확보.</w:t>
       </w:r>
     </w:p>
     <w:p>

--- a/docs/Market_Research_PG_Models_2026-05-08.docx
+++ b/docs/Market_Research_PG_Models_2026-05-08.docx
@@ -10959,6 +10959,3349 @@
           <w:szCs w:val="20"/>
         </w:rPr>
         <w:t xml:space="preserve">"결제수수료는 가격에 포함" (Ratehawk) vs "별도 청구" (TBO) 명시 방식</w:t>
+      </w:r>
+    </w:p>
+    <w:p>
+      <w:r>
+        <w:t xml:space="preserve"/>
+      </w:r>
+    </w:p>
+    <w:p>
+      <w:pPr>
+        <w:pBdr>
+          <w:bottom w:val="single" w:color="999999" w:sz="6" w:space="1"/>
+        </w:pBdr>
+        <w:spacing w:after="100" w:before="100"/>
+      </w:pPr>
+      <w:r>
+        <w:t xml:space="preserve"/>
+      </w:r>
+    </w:p>
+    <w:p>
+      <w:r>
+        <w:t xml:space="preserve"/>
+      </w:r>
+    </w:p>
+    <w:p>
+      <w:pPr>
+        <w:pStyle w:val="Heading2"/>
+        <w:spacing w:after="150" w:before="300"/>
+      </w:pPr>
+      <w:r>
+        <w:rPr>
+          <w:rFonts w:ascii="Malgun Gothic" w:cs="Malgun Gothic" w:eastAsia="Malgun Gothic" w:hAnsi="Malgun Gothic"/>
+          <w:b/>
+          <w:bCs/>
+          <w:sz w:val="30"/>
+          <w:szCs w:val="30"/>
+        </w:rPr>
+        <w:t xml:space="preserve">🌐 웹 리서치 실측 데이터 (2026-05-08 확보)</w:t>
+      </w:r>
+    </w:p>
+    <w:p>
+      <w:r>
+        <w:t xml:space="preserve"/>
+      </w:r>
+    </w:p>
+    <w:p>
+      <w:pPr>
+        <w:pStyle w:val="Heading3"/>
+        <w:spacing w:after="120" w:before="240"/>
+      </w:pPr>
+      <w:r>
+        <w:rPr>
+          <w:rFonts w:ascii="Malgun Gothic" w:cs="Malgun Gothic" w:eastAsia="Malgun Gothic" w:hAnsi="Malgun Gothic"/>
+          <w:b/>
+          <w:bCs/>
+          <w:sz w:val="26"/>
+          <w:szCs w:val="26"/>
+        </w:rPr>
+        <w:t xml:space="preserve">📌 1. 한국 PG 수수료 (실측)</w:t>
+      </w:r>
+    </w:p>
+    <w:p>
+      <w:r>
+        <w:t xml:space="preserve"/>
+      </w:r>
+    </w:p>
+    <w:tbl>
+      <w:tblPr>
+        <w:tblW w:type="dxa" w:w="9360"/>
+        <w:tblBorders>
+          <w:top w:val="single" w:color="auto" w:sz="4"/>
+          <w:left w:val="single" w:color="auto" w:sz="4"/>
+          <w:bottom w:val="single" w:color="auto" w:sz="4"/>
+          <w:right w:val="single" w:color="auto" w:sz="4"/>
+          <w:insideH w:val="single" w:color="auto" w:sz="4"/>
+          <w:insideV w:val="single" w:color="auto" w:sz="4"/>
+        </w:tblBorders>
+      </w:tblPr>
+      <w:tblGrid>
+        <w:gridCol w:w="2340"/>
+        <w:gridCol w:w="2340"/>
+        <w:gridCol w:w="2340"/>
+        <w:gridCol w:w="2340"/>
+      </w:tblGrid>
+      <w:tr>
+        <w:trPr>
+          <w:tblHeader/>
+        </w:trPr>
+        <w:tc>
+          <w:tcPr>
+            <w:tcW w:type="dxa" w:w="2340"/>
+            <w:tcBorders>
+              <w:top w:val="single" w:color="BFBFBF" w:sz="4"/>
+              <w:left w:val="single" w:color="BFBFBF" w:sz="4"/>
+              <w:bottom w:val="single" w:color="BFBFBF" w:sz="4"/>
+              <w:right w:val="single" w:color="BFBFBF" w:sz="4"/>
+            </w:tcBorders>
+            <w:shd w:fill="D5E8F0" w:val="clear"/>
+            <w:tcMar>
+              <w:top w:type="dxa" w:w="80"/>
+              <w:left w:type="dxa" w:w="120"/>
+              <w:bottom w:type="dxa" w:w="80"/>
+              <w:right w:type="dxa" w:w="120"/>
+            </w:tcMar>
+          </w:tcPr>
+          <w:p>
+            <w:r>
+              <w:rPr>
+                <w:b/>
+                <w:bCs/>
+              </w:rPr>
+            </w:r>
+          </w:p>
+        </w:tc>
+        <w:tc>
+          <w:tcPr>
+            <w:tcW w:type="dxa" w:w="2340"/>
+            <w:tcBorders>
+              <w:top w:val="single" w:color="BFBFBF" w:sz="4"/>
+              <w:left w:val="single" w:color="BFBFBF" w:sz="4"/>
+              <w:bottom w:val="single" w:color="BFBFBF" w:sz="4"/>
+              <w:right w:val="single" w:color="BFBFBF" w:sz="4"/>
+            </w:tcBorders>
+            <w:shd w:fill="D5E8F0" w:val="clear"/>
+            <w:tcMar>
+              <w:top w:type="dxa" w:w="80"/>
+              <w:left w:type="dxa" w:w="120"/>
+              <w:bottom w:type="dxa" w:w="80"/>
+              <w:right w:type="dxa" w:w="120"/>
+            </w:tcMar>
+          </w:tcPr>
+          <w:p>
+            <w:r>
+              <w:rPr>
+                <w:b/>
+                <w:bCs/>
+              </w:rPr>
+            </w:r>
+          </w:p>
+        </w:tc>
+        <w:tc>
+          <w:tcPr>
+            <w:tcW w:type="dxa" w:w="2340"/>
+            <w:tcBorders>
+              <w:top w:val="single" w:color="BFBFBF" w:sz="4"/>
+              <w:left w:val="single" w:color="BFBFBF" w:sz="4"/>
+              <w:bottom w:val="single" w:color="BFBFBF" w:sz="4"/>
+              <w:right w:val="single" w:color="BFBFBF" w:sz="4"/>
+            </w:tcBorders>
+            <w:shd w:fill="D5E8F0" w:val="clear"/>
+            <w:tcMar>
+              <w:top w:type="dxa" w:w="80"/>
+              <w:left w:type="dxa" w:w="120"/>
+              <w:bottom w:type="dxa" w:w="80"/>
+              <w:right w:type="dxa" w:w="120"/>
+            </w:tcMar>
+          </w:tcPr>
+          <w:p>
+            <w:r>
+              <w:rPr>
+                <w:b/>
+                <w:bCs/>
+              </w:rPr>
+            </w:r>
+          </w:p>
+        </w:tc>
+        <w:tc>
+          <w:tcPr>
+            <w:tcW w:type="dxa" w:w="2340"/>
+            <w:tcBorders>
+              <w:top w:val="single" w:color="BFBFBF" w:sz="4"/>
+              <w:left w:val="single" w:color="BFBFBF" w:sz="4"/>
+              <w:bottom w:val="single" w:color="BFBFBF" w:sz="4"/>
+              <w:right w:val="single" w:color="BFBFBF" w:sz="4"/>
+            </w:tcBorders>
+            <w:shd w:fill="D5E8F0" w:val="clear"/>
+            <w:tcMar>
+              <w:top w:type="dxa" w:w="80"/>
+              <w:left w:type="dxa" w:w="120"/>
+              <w:bottom w:type="dxa" w:w="80"/>
+              <w:right w:type="dxa" w:w="120"/>
+            </w:tcMar>
+          </w:tcPr>
+          <w:p>
+            <w:r>
+              <w:rPr>
+                <w:b/>
+                <w:bCs/>
+              </w:rPr>
+            </w:r>
+          </w:p>
+        </w:tc>
+      </w:tr>
+      <w:tr>
+        <w:tc>
+          <w:tcPr>
+            <w:tcW w:type="dxa" w:w="2340"/>
+            <w:tcBorders>
+              <w:top w:val="single" w:color="BFBFBF" w:sz="4"/>
+              <w:left w:val="single" w:color="BFBFBF" w:sz="4"/>
+              <w:bottom w:val="single" w:color="BFBFBF" w:sz="4"/>
+              <w:right w:val="single" w:color="BFBFBF" w:sz="4"/>
+            </w:tcBorders>
+            <w:tcMar>
+              <w:top w:type="dxa" w:w="80"/>
+              <w:left w:type="dxa" w:w="120"/>
+              <w:bottom w:type="dxa" w:w="80"/>
+              <w:right w:type="dxa" w:w="120"/>
+            </w:tcMar>
+          </w:tcPr>
+          <w:p>
+            <w:r>
+              <w:rPr>
+                <w:rFonts w:ascii="Malgun Gothic" w:cs="Malgun Gothic" w:eastAsia="Malgun Gothic" w:hAnsi="Malgun Gothic"/>
+                <w:b/>
+                <w:bCs/>
+                <w:sz w:val="20"/>
+                <w:szCs w:val="20"/>
+              </w:rPr>
+              <w:t xml:space="preserve">KG이니시스</w:t>
+            </w:r>
+          </w:p>
+        </w:tc>
+        <w:tc>
+          <w:tcPr>
+            <w:tcW w:type="dxa" w:w="2340"/>
+            <w:tcBorders>
+              <w:top w:val="single" w:color="BFBFBF" w:sz="4"/>
+              <w:left w:val="single" w:color="BFBFBF" w:sz="4"/>
+              <w:bottom w:val="single" w:color="BFBFBF" w:sz="4"/>
+              <w:right w:val="single" w:color="BFBFBF" w:sz="4"/>
+            </w:tcBorders>
+            <w:tcMar>
+              <w:top w:type="dxa" w:w="80"/>
+              <w:left w:type="dxa" w:w="120"/>
+              <w:bottom w:type="dxa" w:w="80"/>
+              <w:right w:type="dxa" w:w="120"/>
+            </w:tcMar>
+          </w:tcPr>
+          <w:p>
+            <w:r>
+              <w:rPr>
+                <w:rFonts w:ascii="Malgun Gothic" w:cs="Malgun Gothic" w:eastAsia="Malgun Gothic" w:hAnsi="Malgun Gothic"/>
+                <w:b/>
+                <w:bCs/>
+                <w:sz w:val="20"/>
+                <w:szCs w:val="20"/>
+              </w:rPr>
+              <w:t xml:space="preserve">건당 250원</w:t>
+            </w:r>
+          </w:p>
+        </w:tc>
+        <w:tc>
+          <w:tcPr>
+            <w:tcW w:type="dxa" w:w="2340"/>
+            <w:tcBorders>
+              <w:top w:val="single" w:color="BFBFBF" w:sz="4"/>
+              <w:left w:val="single" w:color="BFBFBF" w:sz="4"/>
+              <w:bottom w:val="single" w:color="BFBFBF" w:sz="4"/>
+              <w:right w:val="single" w:color="BFBFBF" w:sz="4"/>
+            </w:tcBorders>
+            <w:tcMar>
+              <w:top w:type="dxa" w:w="80"/>
+              <w:left w:type="dxa" w:w="120"/>
+              <w:bottom w:type="dxa" w:w="80"/>
+              <w:right w:type="dxa" w:w="120"/>
+            </w:tcMar>
+          </w:tcPr>
+          <w:p>
+            <w:r>
+              <w:rPr>
+                <w:rFonts w:ascii="Malgun Gothic" w:cs="Malgun Gothic" w:eastAsia="Malgun Gothic" w:hAnsi="Malgun Gothic"/>
+                <w:sz w:val="20"/>
+                <w:szCs w:val="20"/>
+              </w:rPr>
+              <w:t xml:space="preserve">2.1~3.3%</w:t>
+            </w:r>
+          </w:p>
+        </w:tc>
+        <w:tc>
+          <w:tcPr>
+            <w:tcW w:type="dxa" w:w="2340"/>
+            <w:tcBorders>
+              <w:top w:val="single" w:color="BFBFBF" w:sz="4"/>
+              <w:left w:val="single" w:color="BFBFBF" w:sz="4"/>
+              <w:bottom w:val="single" w:color="BFBFBF" w:sz="4"/>
+              <w:right w:val="single" w:color="BFBFBF" w:sz="4"/>
+            </w:tcBorders>
+            <w:tcMar>
+              <w:top w:type="dxa" w:w="80"/>
+              <w:left w:type="dxa" w:w="120"/>
+              <w:bottom w:type="dxa" w:w="80"/>
+              <w:right w:type="dxa" w:w="120"/>
+            </w:tcMar>
+          </w:tcPr>
+          <w:p>
+            <w:r>
+              <w:rPr>
+                <w:rFonts w:ascii="Malgun Gothic" w:cs="Malgun Gothic" w:eastAsia="Malgun Gothic" w:hAnsi="Malgun Gothic"/>
+                <w:sz w:val="20"/>
+                <w:szCs w:val="20"/>
+              </w:rPr>
+              <w:t xml:space="preserve">~22만원</w:t>
+            </w:r>
+          </w:p>
+        </w:tc>
+      </w:tr>
+      <w:tr>
+        <w:tc>
+          <w:tcPr>
+            <w:tcW w:type="dxa" w:w="2340"/>
+            <w:tcBorders>
+              <w:top w:val="single" w:color="BFBFBF" w:sz="4"/>
+              <w:left w:val="single" w:color="BFBFBF" w:sz="4"/>
+              <w:bottom w:val="single" w:color="BFBFBF" w:sz="4"/>
+              <w:right w:val="single" w:color="BFBFBF" w:sz="4"/>
+            </w:tcBorders>
+            <w:tcMar>
+              <w:top w:type="dxa" w:w="80"/>
+              <w:left w:type="dxa" w:w="120"/>
+              <w:bottom w:type="dxa" w:w="80"/>
+              <w:right w:type="dxa" w:w="120"/>
+            </w:tcMar>
+          </w:tcPr>
+          <w:p>
+            <w:r>
+              <w:rPr>
+                <w:rFonts w:ascii="Malgun Gothic" w:cs="Malgun Gothic" w:eastAsia="Malgun Gothic" w:hAnsi="Malgun Gothic"/>
+                <w:b/>
+                <w:bCs/>
+                <w:sz w:val="20"/>
+                <w:szCs w:val="20"/>
+              </w:rPr>
+              <w:t xml:space="preserve">KCP</w:t>
+            </w:r>
+          </w:p>
+        </w:tc>
+        <w:tc>
+          <w:tcPr>
+            <w:tcW w:type="dxa" w:w="2340"/>
+            <w:tcBorders>
+              <w:top w:val="single" w:color="BFBFBF" w:sz="4"/>
+              <w:left w:val="single" w:color="BFBFBF" w:sz="4"/>
+              <w:bottom w:val="single" w:color="BFBFBF" w:sz="4"/>
+              <w:right w:val="single" w:color="BFBFBF" w:sz="4"/>
+            </w:tcBorders>
+            <w:tcMar>
+              <w:top w:type="dxa" w:w="80"/>
+              <w:left w:type="dxa" w:w="120"/>
+              <w:bottom w:type="dxa" w:w="80"/>
+              <w:right w:type="dxa" w:w="120"/>
+            </w:tcMar>
+          </w:tcPr>
+          <w:p>
+            <w:r>
+              <w:rPr>
+                <w:rFonts w:ascii="Malgun Gothic" w:cs="Malgun Gothic" w:eastAsia="Malgun Gothic" w:hAnsi="Malgun Gothic"/>
+                <w:sz w:val="20"/>
+                <w:szCs w:val="20"/>
+              </w:rPr>
+              <w:t xml:space="preserve">건당 250원</w:t>
+            </w:r>
+          </w:p>
+        </w:tc>
+        <w:tc>
+          <w:tcPr>
+            <w:tcW w:type="dxa" w:w="2340"/>
+            <w:tcBorders>
+              <w:top w:val="single" w:color="BFBFBF" w:sz="4"/>
+              <w:left w:val="single" w:color="BFBFBF" w:sz="4"/>
+              <w:bottom w:val="single" w:color="BFBFBF" w:sz="4"/>
+              <w:right w:val="single" w:color="BFBFBF" w:sz="4"/>
+            </w:tcBorders>
+            <w:tcMar>
+              <w:top w:type="dxa" w:w="80"/>
+              <w:left w:type="dxa" w:w="120"/>
+              <w:bottom w:type="dxa" w:w="80"/>
+              <w:right w:type="dxa" w:w="120"/>
+            </w:tcMar>
+          </w:tcPr>
+          <w:p>
+            <w:r>
+              <w:rPr>
+                <w:rFonts w:ascii="Malgun Gothic" w:cs="Malgun Gothic" w:eastAsia="Malgun Gothic" w:hAnsi="Malgun Gothic"/>
+                <w:sz w:val="20"/>
+                <w:szCs w:val="20"/>
+              </w:rPr>
+              <w:t xml:space="preserve">2.1~3.3%</w:t>
+            </w:r>
+          </w:p>
+        </w:tc>
+        <w:tc>
+          <w:tcPr>
+            <w:tcW w:type="dxa" w:w="2340"/>
+            <w:tcBorders>
+              <w:top w:val="single" w:color="BFBFBF" w:sz="4"/>
+              <w:left w:val="single" w:color="BFBFBF" w:sz="4"/>
+              <w:bottom w:val="single" w:color="BFBFBF" w:sz="4"/>
+              <w:right w:val="single" w:color="BFBFBF" w:sz="4"/>
+            </w:tcBorders>
+            <w:tcMar>
+              <w:top w:type="dxa" w:w="80"/>
+              <w:left w:type="dxa" w:w="120"/>
+              <w:bottom w:type="dxa" w:w="80"/>
+              <w:right w:type="dxa" w:w="120"/>
+            </w:tcMar>
+          </w:tcPr>
+          <w:p>
+            <w:r>
+              <w:rPr>
+                <w:rFonts w:ascii="Malgun Gothic" w:cs="Malgun Gothic" w:eastAsia="Malgun Gothic" w:hAnsi="Malgun Gothic"/>
+                <w:sz w:val="20"/>
+                <w:szCs w:val="20"/>
+              </w:rPr>
+              <w:t xml:space="preserve">~22만원</w:t>
+            </w:r>
+          </w:p>
+        </w:tc>
+      </w:tr>
+      <w:tr>
+        <w:tc>
+          <w:tcPr>
+            <w:tcW w:type="dxa" w:w="2340"/>
+            <w:tcBorders>
+              <w:top w:val="single" w:color="BFBFBF" w:sz="4"/>
+              <w:left w:val="single" w:color="BFBFBF" w:sz="4"/>
+              <w:bottom w:val="single" w:color="BFBFBF" w:sz="4"/>
+              <w:right w:val="single" w:color="BFBFBF" w:sz="4"/>
+            </w:tcBorders>
+            <w:tcMar>
+              <w:top w:type="dxa" w:w="80"/>
+              <w:left w:type="dxa" w:w="120"/>
+              <w:bottom w:type="dxa" w:w="80"/>
+              <w:right w:type="dxa" w:w="120"/>
+            </w:tcMar>
+          </w:tcPr>
+          <w:p>
+            <w:r>
+              <w:rPr>
+                <w:rFonts w:ascii="Malgun Gothic" w:cs="Malgun Gothic" w:eastAsia="Malgun Gothic" w:hAnsi="Malgun Gothic"/>
+                <w:b/>
+                <w:bCs/>
+                <w:sz w:val="20"/>
+                <w:szCs w:val="20"/>
+              </w:rPr>
+              <w:t xml:space="preserve">나이스페이먼츠</w:t>
+            </w:r>
+          </w:p>
+        </w:tc>
+        <w:tc>
+          <w:tcPr>
+            <w:tcW w:type="dxa" w:w="2340"/>
+            <w:tcBorders>
+              <w:top w:val="single" w:color="BFBFBF" w:sz="4"/>
+              <w:left w:val="single" w:color="BFBFBF" w:sz="4"/>
+              <w:bottom w:val="single" w:color="BFBFBF" w:sz="4"/>
+              <w:right w:val="single" w:color="BFBFBF" w:sz="4"/>
+            </w:tcBorders>
+            <w:tcMar>
+              <w:top w:type="dxa" w:w="80"/>
+              <w:left w:type="dxa" w:w="120"/>
+              <w:bottom w:type="dxa" w:w="80"/>
+              <w:right w:type="dxa" w:w="120"/>
+            </w:tcMar>
+          </w:tcPr>
+          <w:p>
+            <w:r>
+              <w:rPr>
+                <w:rFonts w:ascii="Malgun Gothic" w:cs="Malgun Gothic" w:eastAsia="Malgun Gothic" w:hAnsi="Malgun Gothic"/>
+                <w:sz w:val="20"/>
+                <w:szCs w:val="20"/>
+              </w:rPr>
+              <w:t xml:space="preserve">건당 250원</w:t>
+            </w:r>
+          </w:p>
+        </w:tc>
+        <w:tc>
+          <w:tcPr>
+            <w:tcW w:type="dxa" w:w="2340"/>
+            <w:tcBorders>
+              <w:top w:val="single" w:color="BFBFBF" w:sz="4"/>
+              <w:left w:val="single" w:color="BFBFBF" w:sz="4"/>
+              <w:bottom w:val="single" w:color="BFBFBF" w:sz="4"/>
+              <w:right w:val="single" w:color="BFBFBF" w:sz="4"/>
+            </w:tcBorders>
+            <w:tcMar>
+              <w:top w:type="dxa" w:w="80"/>
+              <w:left w:type="dxa" w:w="120"/>
+              <w:bottom w:type="dxa" w:w="80"/>
+              <w:right w:type="dxa" w:w="120"/>
+            </w:tcMar>
+          </w:tcPr>
+          <w:p>
+            <w:r>
+              <w:rPr>
+                <w:rFonts w:ascii="Malgun Gothic" w:cs="Malgun Gothic" w:eastAsia="Malgun Gothic" w:hAnsi="Malgun Gothic"/>
+                <w:sz w:val="20"/>
+                <w:szCs w:val="20"/>
+              </w:rPr>
+              <w:t xml:space="preserve">2.1~3.3%</w:t>
+            </w:r>
+          </w:p>
+        </w:tc>
+        <w:tc>
+          <w:tcPr>
+            <w:tcW w:type="dxa" w:w="2340"/>
+            <w:tcBorders>
+              <w:top w:val="single" w:color="BFBFBF" w:sz="4"/>
+              <w:left w:val="single" w:color="BFBFBF" w:sz="4"/>
+              <w:bottom w:val="single" w:color="BFBFBF" w:sz="4"/>
+              <w:right w:val="single" w:color="BFBFBF" w:sz="4"/>
+            </w:tcBorders>
+            <w:tcMar>
+              <w:top w:type="dxa" w:w="80"/>
+              <w:left w:type="dxa" w:w="120"/>
+              <w:bottom w:type="dxa" w:w="80"/>
+              <w:right w:type="dxa" w:w="120"/>
+            </w:tcMar>
+          </w:tcPr>
+          <w:p>
+            <w:r>
+              <w:rPr>
+                <w:rFonts w:ascii="Malgun Gothic" w:cs="Malgun Gothic" w:eastAsia="Malgun Gothic" w:hAnsi="Malgun Gothic"/>
+                <w:sz w:val="20"/>
+                <w:szCs w:val="20"/>
+              </w:rPr>
+              <w:t xml:space="preserve">~22만원</w:t>
+            </w:r>
+          </w:p>
+        </w:tc>
+      </w:tr>
+      <w:tr>
+        <w:tc>
+          <w:tcPr>
+            <w:tcW w:type="dxa" w:w="2340"/>
+            <w:tcBorders>
+              <w:top w:val="single" w:color="BFBFBF" w:sz="4"/>
+              <w:left w:val="single" w:color="BFBFBF" w:sz="4"/>
+              <w:bottom w:val="single" w:color="BFBFBF" w:sz="4"/>
+              <w:right w:val="single" w:color="BFBFBF" w:sz="4"/>
+            </w:tcBorders>
+            <w:tcMar>
+              <w:top w:type="dxa" w:w="80"/>
+              <w:left w:type="dxa" w:w="120"/>
+              <w:bottom w:type="dxa" w:w="80"/>
+              <w:right w:type="dxa" w:w="120"/>
+            </w:tcMar>
+          </w:tcPr>
+          <w:p>
+            <w:r>
+              <w:rPr>
+                <w:rFonts w:ascii="Malgun Gothic" w:cs="Malgun Gothic" w:eastAsia="Malgun Gothic" w:hAnsi="Malgun Gothic"/>
+                <w:b/>
+                <w:bCs/>
+                <w:sz w:val="20"/>
+                <w:szCs w:val="20"/>
+              </w:rPr>
+              <w:t xml:space="preserve">토스페이먼츠</w:t>
+            </w:r>
+          </w:p>
+        </w:tc>
+        <w:tc>
+          <w:tcPr>
+            <w:tcW w:type="dxa" w:w="2340"/>
+            <w:tcBorders>
+              <w:top w:val="single" w:color="BFBFBF" w:sz="4"/>
+              <w:left w:val="single" w:color="BFBFBF" w:sz="4"/>
+              <w:bottom w:val="single" w:color="BFBFBF" w:sz="4"/>
+              <w:right w:val="single" w:color="BFBFBF" w:sz="4"/>
+            </w:tcBorders>
+            <w:tcMar>
+              <w:top w:type="dxa" w:w="80"/>
+              <w:left w:type="dxa" w:w="120"/>
+              <w:bottom w:type="dxa" w:w="80"/>
+              <w:right w:type="dxa" w:w="120"/>
+            </w:tcMar>
+          </w:tcPr>
+          <w:p>
+            <w:r>
+              <w:rPr>
+                <w:rFonts w:ascii="Malgun Gothic" w:cs="Malgun Gothic" w:eastAsia="Malgun Gothic" w:hAnsi="Malgun Gothic"/>
+                <w:sz w:val="20"/>
+                <w:szCs w:val="20"/>
+              </w:rPr>
+              <w:t xml:space="preserve">협의</w:t>
+            </w:r>
+          </w:p>
+        </w:tc>
+        <w:tc>
+          <w:tcPr>
+            <w:tcW w:type="dxa" w:w="2340"/>
+            <w:tcBorders>
+              <w:top w:val="single" w:color="BFBFBF" w:sz="4"/>
+              <w:left w:val="single" w:color="BFBFBF" w:sz="4"/>
+              <w:bottom w:val="single" w:color="BFBFBF" w:sz="4"/>
+              <w:right w:val="single" w:color="BFBFBF" w:sz="4"/>
+            </w:tcBorders>
+            <w:tcMar>
+              <w:top w:type="dxa" w:w="80"/>
+              <w:left w:type="dxa" w:w="120"/>
+              <w:bottom w:type="dxa" w:w="80"/>
+              <w:right w:type="dxa" w:w="120"/>
+            </w:tcMar>
+          </w:tcPr>
+          <w:p>
+            <w:r>
+              <w:rPr>
+                <w:rFonts w:ascii="Malgun Gothic" w:cs="Malgun Gothic" w:eastAsia="Malgun Gothic" w:hAnsi="Malgun Gothic"/>
+                <w:sz w:val="20"/>
+                <w:szCs w:val="20"/>
+              </w:rPr>
+              <w:t xml:space="preserve">협의 (보통 2~3%)</w:t>
+            </w:r>
+          </w:p>
+        </w:tc>
+        <w:tc>
+          <w:tcPr>
+            <w:tcW w:type="dxa" w:w="2340"/>
+            <w:tcBorders>
+              <w:top w:val="single" w:color="BFBFBF" w:sz="4"/>
+              <w:left w:val="single" w:color="BFBFBF" w:sz="4"/>
+              <w:bottom w:val="single" w:color="BFBFBF" w:sz="4"/>
+              <w:right w:val="single" w:color="BFBFBF" w:sz="4"/>
+            </w:tcBorders>
+            <w:tcMar>
+              <w:top w:type="dxa" w:w="80"/>
+              <w:left w:type="dxa" w:w="120"/>
+              <w:bottom w:type="dxa" w:w="80"/>
+              <w:right w:type="dxa" w:w="120"/>
+            </w:tcMar>
+          </w:tcPr>
+          <w:p>
+            <w:r>
+              <w:rPr>
+                <w:rFonts w:ascii="Malgun Gothic" w:cs="Malgun Gothic" w:eastAsia="Malgun Gothic" w:hAnsi="Malgun Gothic"/>
+                <w:sz w:val="20"/>
+                <w:szCs w:val="20"/>
+              </w:rPr>
+              <w:t xml:space="preserve">일부 면제</w:t>
+            </w:r>
+          </w:p>
+        </w:tc>
+      </w:tr>
+    </w:tbl>
+    <w:p>
+      <w:r>
+        <w:t xml:space="preserve"/>
+      </w:r>
+    </w:p>
+    <w:p>
+      <w:r>
+        <w:t xml:space="preserve"/>
+      </w:r>
+    </w:p>
+    <w:p>
+      <w:pPr>
+        <w:spacing w:after="80"/>
+      </w:pPr>
+      <w:r>
+        <w:rPr>
+          <w:rFonts w:ascii="Malgun Gothic" w:cs="Malgun Gothic" w:eastAsia="Malgun Gothic" w:hAnsi="Malgun Gothic"/>
+          <w:b/>
+          <w:bCs/>
+          <w:sz w:val="20"/>
+          <w:szCs w:val="20"/>
+        </w:rPr>
+        <w:t xml:space="preserve">시장 점유</w:t>
+      </w:r>
+      <w:r>
+        <w:rPr>
+          <w:rFonts w:ascii="Malgun Gothic" w:cs="Malgun Gothic" w:eastAsia="Malgun Gothic" w:hAnsi="Malgun Gothic"/>
+          <w:sz w:val="20"/>
+          <w:szCs w:val="20"/>
+        </w:rPr>
+        <w:t xml:space="preserve">: 4사가 한국 시장 65~70% 점유 (KG이니시스/KCP/토스페이먼츠/나이스페이먼츠)</w:t>
+      </w:r>
+    </w:p>
+    <w:p>
+      <w:pPr>
+        <w:spacing w:after="80"/>
+      </w:pPr>
+      <w:r>
+        <w:rPr>
+          <w:rFonts w:ascii="Malgun Gothic" w:cs="Malgun Gothic" w:eastAsia="Malgun Gothic" w:hAnsi="Malgun Gothic"/>
+          <w:b/>
+          <w:bCs/>
+          <w:sz w:val="20"/>
+          <w:szCs w:val="20"/>
+        </w:rPr>
+        <w:t xml:space="preserve">가상계좌 정액 250원</w:t>
+      </w:r>
+      <w:r>
+        <w:rPr>
+          <w:rFonts w:ascii="Malgun Gothic" w:cs="Malgun Gothic" w:eastAsia="Malgun Gothic" w:hAnsi="Malgun Gothic"/>
+          <w:sz w:val="20"/>
+          <w:szCs w:val="20"/>
+        </w:rPr>
+        <w:t xml:space="preserve"> = $1000 결제 시 </w:t>
+      </w:r>
+      <w:r>
+        <w:rPr>
+          <w:rFonts w:ascii="Malgun Gothic" w:cs="Malgun Gothic" w:eastAsia="Malgun Gothic" w:hAnsi="Malgun Gothic"/>
+          <w:b/>
+          <w:bCs/>
+          <w:sz w:val="20"/>
+          <w:szCs w:val="20"/>
+        </w:rPr>
+        <w:t xml:space="preserve">0.025%</w:t>
+      </w:r>
+      <w:r>
+        <w:rPr>
+          <w:rFonts w:ascii="Malgun Gothic" w:cs="Malgun Gothic" w:eastAsia="Malgun Gothic" w:hAnsi="Malgun Gothic"/>
+          <w:sz w:val="20"/>
+          <w:szCs w:val="20"/>
+        </w:rPr>
+        <w:t xml:space="preserve"> (매우 저렴, PG 대비 ~150배 절약)</w:t>
+      </w:r>
+    </w:p>
+    <w:p>
+      <w:r>
+        <w:t xml:space="preserve"/>
+      </w:r>
+    </w:p>
+    <w:p>
+      <w:pPr>
+        <w:pStyle w:val="Heading3"/>
+        <w:spacing w:after="120" w:before="240"/>
+      </w:pPr>
+      <w:r>
+        <w:rPr>
+          <w:rFonts w:ascii="Malgun Gothic" w:cs="Malgun Gothic" w:eastAsia="Malgun Gothic" w:hAnsi="Malgun Gothic"/>
+          <w:b/>
+          <w:bCs/>
+          <w:sz w:val="26"/>
+          <w:szCs w:val="26"/>
+        </w:rPr>
+        <w:t xml:space="preserve">📌 2. 글로벌 PG (Stripe, Eximbay) 실측</w:t>
+      </w:r>
+    </w:p>
+    <w:p>
+      <w:r>
+        <w:t xml:space="preserve"/>
+      </w:r>
+    </w:p>
+    <w:tbl>
+      <w:tblPr>
+        <w:tblW w:type="dxa" w:w="9360"/>
+        <w:tblBorders>
+          <w:top w:val="single" w:color="auto" w:sz="4"/>
+          <w:left w:val="single" w:color="auto" w:sz="4"/>
+          <w:bottom w:val="single" w:color="auto" w:sz="4"/>
+          <w:right w:val="single" w:color="auto" w:sz="4"/>
+          <w:insideH w:val="single" w:color="auto" w:sz="4"/>
+          <w:insideV w:val="single" w:color="auto" w:sz="4"/>
+        </w:tblBorders>
+      </w:tblPr>
+      <w:tblGrid>
+        <w:gridCol w:w="2340"/>
+        <w:gridCol w:w="2340"/>
+        <w:gridCol w:w="2340"/>
+        <w:gridCol w:w="2340"/>
+      </w:tblGrid>
+      <w:tr>
+        <w:trPr>
+          <w:tblHeader/>
+        </w:trPr>
+        <w:tc>
+          <w:tcPr>
+            <w:tcW w:type="dxa" w:w="2340"/>
+            <w:tcBorders>
+              <w:top w:val="single" w:color="BFBFBF" w:sz="4"/>
+              <w:left w:val="single" w:color="BFBFBF" w:sz="4"/>
+              <w:bottom w:val="single" w:color="BFBFBF" w:sz="4"/>
+              <w:right w:val="single" w:color="BFBFBF" w:sz="4"/>
+            </w:tcBorders>
+            <w:shd w:fill="D5E8F0" w:val="clear"/>
+            <w:tcMar>
+              <w:top w:type="dxa" w:w="80"/>
+              <w:left w:type="dxa" w:w="120"/>
+              <w:bottom w:type="dxa" w:w="80"/>
+              <w:right w:type="dxa" w:w="120"/>
+            </w:tcMar>
+          </w:tcPr>
+          <w:p>
+            <w:r>
+              <w:rPr>
+                <w:b/>
+                <w:bCs/>
+              </w:rPr>
+            </w:r>
+          </w:p>
+        </w:tc>
+        <w:tc>
+          <w:tcPr>
+            <w:tcW w:type="dxa" w:w="2340"/>
+            <w:tcBorders>
+              <w:top w:val="single" w:color="BFBFBF" w:sz="4"/>
+              <w:left w:val="single" w:color="BFBFBF" w:sz="4"/>
+              <w:bottom w:val="single" w:color="BFBFBF" w:sz="4"/>
+              <w:right w:val="single" w:color="BFBFBF" w:sz="4"/>
+            </w:tcBorders>
+            <w:shd w:fill="D5E8F0" w:val="clear"/>
+            <w:tcMar>
+              <w:top w:type="dxa" w:w="80"/>
+              <w:left w:type="dxa" w:w="120"/>
+              <w:bottom w:type="dxa" w:w="80"/>
+              <w:right w:type="dxa" w:w="120"/>
+            </w:tcMar>
+          </w:tcPr>
+          <w:p>
+            <w:r>
+              <w:rPr>
+                <w:b/>
+                <w:bCs/>
+              </w:rPr>
+            </w:r>
+          </w:p>
+        </w:tc>
+        <w:tc>
+          <w:tcPr>
+            <w:tcW w:type="dxa" w:w="2340"/>
+            <w:tcBorders>
+              <w:top w:val="single" w:color="BFBFBF" w:sz="4"/>
+              <w:left w:val="single" w:color="BFBFBF" w:sz="4"/>
+              <w:bottom w:val="single" w:color="BFBFBF" w:sz="4"/>
+              <w:right w:val="single" w:color="BFBFBF" w:sz="4"/>
+            </w:tcBorders>
+            <w:shd w:fill="D5E8F0" w:val="clear"/>
+            <w:tcMar>
+              <w:top w:type="dxa" w:w="80"/>
+              <w:left w:type="dxa" w:w="120"/>
+              <w:bottom w:type="dxa" w:w="80"/>
+              <w:right w:type="dxa" w:w="120"/>
+            </w:tcMar>
+          </w:tcPr>
+          <w:p>
+            <w:r>
+              <w:rPr>
+                <w:b/>
+                <w:bCs/>
+              </w:rPr>
+            </w:r>
+          </w:p>
+        </w:tc>
+        <w:tc>
+          <w:tcPr>
+            <w:tcW w:type="dxa" w:w="2340"/>
+            <w:tcBorders>
+              <w:top w:val="single" w:color="BFBFBF" w:sz="4"/>
+              <w:left w:val="single" w:color="BFBFBF" w:sz="4"/>
+              <w:bottom w:val="single" w:color="BFBFBF" w:sz="4"/>
+              <w:right w:val="single" w:color="BFBFBF" w:sz="4"/>
+            </w:tcBorders>
+            <w:shd w:fill="D5E8F0" w:val="clear"/>
+            <w:tcMar>
+              <w:top w:type="dxa" w:w="80"/>
+              <w:left w:type="dxa" w:w="120"/>
+              <w:bottom w:type="dxa" w:w="80"/>
+              <w:right w:type="dxa" w:w="120"/>
+            </w:tcMar>
+          </w:tcPr>
+          <w:p>
+            <w:r>
+              <w:rPr>
+                <w:b/>
+                <w:bCs/>
+              </w:rPr>
+            </w:r>
+          </w:p>
+        </w:tc>
+      </w:tr>
+      <w:tr>
+        <w:tc>
+          <w:tcPr>
+            <w:tcW w:type="dxa" w:w="2340"/>
+            <w:tcBorders>
+              <w:top w:val="single" w:color="BFBFBF" w:sz="4"/>
+              <w:left w:val="single" w:color="BFBFBF" w:sz="4"/>
+              <w:bottom w:val="single" w:color="BFBFBF" w:sz="4"/>
+              <w:right w:val="single" w:color="BFBFBF" w:sz="4"/>
+            </w:tcBorders>
+            <w:tcMar>
+              <w:top w:type="dxa" w:w="80"/>
+              <w:left w:type="dxa" w:w="120"/>
+              <w:bottom w:type="dxa" w:w="80"/>
+              <w:right w:type="dxa" w:w="120"/>
+            </w:tcMar>
+          </w:tcPr>
+          <w:p>
+            <w:r>
+              <w:rPr>
+                <w:rFonts w:ascii="Malgun Gothic" w:cs="Malgun Gothic" w:eastAsia="Malgun Gothic" w:hAnsi="Malgun Gothic"/>
+                <w:b/>
+                <w:bCs/>
+                <w:sz w:val="20"/>
+                <w:szCs w:val="20"/>
+              </w:rPr>
+              <w:t xml:space="preserve">Stripe</w:t>
+            </w:r>
+          </w:p>
+        </w:tc>
+        <w:tc>
+          <w:tcPr>
+            <w:tcW w:type="dxa" w:w="2340"/>
+            <w:tcBorders>
+              <w:top w:val="single" w:color="BFBFBF" w:sz="4"/>
+              <w:left w:val="single" w:color="BFBFBF" w:sz="4"/>
+              <w:bottom w:val="single" w:color="BFBFBF" w:sz="4"/>
+              <w:right w:val="single" w:color="BFBFBF" w:sz="4"/>
+            </w:tcBorders>
+            <w:tcMar>
+              <w:top w:type="dxa" w:w="80"/>
+              <w:left w:type="dxa" w:w="120"/>
+              <w:bottom w:type="dxa" w:w="80"/>
+              <w:right w:type="dxa" w:w="120"/>
+            </w:tcMar>
+          </w:tcPr>
+          <w:p>
+            <w:r>
+              <w:rPr>
+                <w:rFonts w:ascii="Malgun Gothic" w:cs="Malgun Gothic" w:eastAsia="Malgun Gothic" w:hAnsi="Malgun Gothic"/>
+                <w:b/>
+                <w:bCs/>
+                <w:sz w:val="20"/>
+                <w:szCs w:val="20"/>
+              </w:rPr>
+              <w:t xml:space="preserve">3.6%</w:t>
+            </w:r>
+            <w:r>
+              <w:rPr>
+                <w:rFonts w:ascii="Malgun Gothic" w:cs="Malgun Gothic" w:eastAsia="Malgun Gothic" w:hAnsi="Malgun Gothic"/>
+                <w:sz w:val="20"/>
+                <w:szCs w:val="20"/>
+              </w:rPr>
+              <w:t xml:space="preserve"> domestic + 1.5% intl</w:t>
+            </w:r>
+          </w:p>
+        </w:tc>
+        <w:tc>
+          <w:tcPr>
+            <w:tcW w:type="dxa" w:w="2340"/>
+            <w:tcBorders>
+              <w:top w:val="single" w:color="BFBFBF" w:sz="4"/>
+              <w:left w:val="single" w:color="BFBFBF" w:sz="4"/>
+              <w:bottom w:val="single" w:color="BFBFBF" w:sz="4"/>
+              <w:right w:val="single" w:color="BFBFBF" w:sz="4"/>
+            </w:tcBorders>
+            <w:tcMar>
+              <w:top w:type="dxa" w:w="80"/>
+              <w:left w:type="dxa" w:w="120"/>
+              <w:bottom w:type="dxa" w:w="80"/>
+              <w:right w:type="dxa" w:w="120"/>
+            </w:tcMar>
+          </w:tcPr>
+          <w:p>
+            <w:r>
+              <w:rPr>
+                <w:rFonts w:ascii="Malgun Gothic" w:cs="Malgun Gothic" w:eastAsia="Malgun Gothic" w:hAnsi="Malgun Gothic"/>
+                <w:sz w:val="20"/>
+                <w:szCs w:val="20"/>
+              </w:rPr>
+              <w:t xml:space="preserve">3.4% + S$0.50 + 1% intl + 2% FX</w:t>
+            </w:r>
+          </w:p>
+        </w:tc>
+        <w:tc>
+          <w:tcPr>
+            <w:tcW w:type="dxa" w:w="2340"/>
+            <w:tcBorders>
+              <w:top w:val="single" w:color="BFBFBF" w:sz="4"/>
+              <w:left w:val="single" w:color="BFBFBF" w:sz="4"/>
+              <w:bottom w:val="single" w:color="BFBFBF" w:sz="4"/>
+              <w:right w:val="single" w:color="BFBFBF" w:sz="4"/>
+            </w:tcBorders>
+            <w:tcMar>
+              <w:top w:type="dxa" w:w="80"/>
+              <w:left w:type="dxa" w:w="120"/>
+              <w:bottom w:type="dxa" w:w="80"/>
+              <w:right w:type="dxa" w:w="120"/>
+            </w:tcMar>
+          </w:tcPr>
+          <w:p>
+            <w:r>
+              <w:rPr>
+                <w:rFonts w:ascii="Malgun Gothic" w:cs="Malgun Gothic" w:eastAsia="Malgun Gothic" w:hAnsi="Malgun Gothic"/>
+                <w:sz w:val="20"/>
+                <w:szCs w:val="20"/>
+              </w:rPr>
+              <w:t xml:space="preserve">—</w:t>
+            </w:r>
+          </w:p>
+        </w:tc>
+      </w:tr>
+      <w:tr>
+        <w:tc>
+          <w:tcPr>
+            <w:tcW w:type="dxa" w:w="2340"/>
+            <w:tcBorders>
+              <w:top w:val="single" w:color="BFBFBF" w:sz="4"/>
+              <w:left w:val="single" w:color="BFBFBF" w:sz="4"/>
+              <w:bottom w:val="single" w:color="BFBFBF" w:sz="4"/>
+              <w:right w:val="single" w:color="BFBFBF" w:sz="4"/>
+            </w:tcBorders>
+            <w:tcMar>
+              <w:top w:type="dxa" w:w="80"/>
+              <w:left w:type="dxa" w:w="120"/>
+              <w:bottom w:type="dxa" w:w="80"/>
+              <w:right w:type="dxa" w:w="120"/>
+            </w:tcMar>
+          </w:tcPr>
+          <w:p>
+            <w:r>
+              <w:rPr>
+                <w:rFonts w:ascii="Malgun Gothic" w:cs="Malgun Gothic" w:eastAsia="Malgun Gothic" w:hAnsi="Malgun Gothic"/>
+                <w:b/>
+                <w:bCs/>
+                <w:sz w:val="20"/>
+                <w:szCs w:val="20"/>
+              </w:rPr>
+              <w:t xml:space="preserve">Eximbay</w:t>
+            </w:r>
+          </w:p>
+        </w:tc>
+        <w:tc>
+          <w:tcPr>
+            <w:tcW w:type="dxa" w:w="2340"/>
+            <w:tcBorders>
+              <w:top w:val="single" w:color="BFBFBF" w:sz="4"/>
+              <w:left w:val="single" w:color="BFBFBF" w:sz="4"/>
+              <w:bottom w:val="single" w:color="BFBFBF" w:sz="4"/>
+              <w:right w:val="single" w:color="BFBFBF" w:sz="4"/>
+            </w:tcBorders>
+            <w:tcMar>
+              <w:top w:type="dxa" w:w="80"/>
+              <w:left w:type="dxa" w:w="120"/>
+              <w:bottom w:type="dxa" w:w="80"/>
+              <w:right w:type="dxa" w:w="120"/>
+            </w:tcMar>
+          </w:tcPr>
+          <w:p>
+            <w:r>
+              <w:rPr>
+                <w:rFonts w:ascii="Malgun Gothic" w:cs="Malgun Gothic" w:eastAsia="Malgun Gothic" w:hAnsi="Malgun Gothic"/>
+                <w:sz w:val="20"/>
+                <w:szCs w:val="20"/>
+              </w:rPr>
+              <w:t xml:space="preserve">—</w:t>
+            </w:r>
+          </w:p>
+        </w:tc>
+        <w:tc>
+          <w:tcPr>
+            <w:tcW w:type="dxa" w:w="2340"/>
+            <w:tcBorders>
+              <w:top w:val="single" w:color="BFBFBF" w:sz="4"/>
+              <w:left w:val="single" w:color="BFBFBF" w:sz="4"/>
+              <w:bottom w:val="single" w:color="BFBFBF" w:sz="4"/>
+              <w:right w:val="single" w:color="BFBFBF" w:sz="4"/>
+            </w:tcBorders>
+            <w:tcMar>
+              <w:top w:type="dxa" w:w="80"/>
+              <w:left w:type="dxa" w:w="120"/>
+              <w:bottom w:type="dxa" w:w="80"/>
+              <w:right w:type="dxa" w:w="120"/>
+            </w:tcMar>
+          </w:tcPr>
+          <w:p>
+            <w:r>
+              <w:rPr>
+                <w:rFonts w:ascii="Malgun Gothic" w:cs="Malgun Gothic" w:eastAsia="Malgun Gothic" w:hAnsi="Malgun Gothic"/>
+                <w:sz w:val="20"/>
+                <w:szCs w:val="20"/>
+              </w:rPr>
+              <w:t xml:space="preserve">—</w:t>
+            </w:r>
+          </w:p>
+        </w:tc>
+        <w:tc>
+          <w:tcPr>
+            <w:tcW w:type="dxa" w:w="2340"/>
+            <w:tcBorders>
+              <w:top w:val="single" w:color="BFBFBF" w:sz="4"/>
+              <w:left w:val="single" w:color="BFBFBF" w:sz="4"/>
+              <w:bottom w:val="single" w:color="BFBFBF" w:sz="4"/>
+              <w:right w:val="single" w:color="BFBFBF" w:sz="4"/>
+            </w:tcBorders>
+            <w:tcMar>
+              <w:top w:type="dxa" w:w="80"/>
+              <w:left w:type="dxa" w:w="120"/>
+              <w:bottom w:type="dxa" w:w="80"/>
+              <w:right w:type="dxa" w:w="120"/>
+            </w:tcMar>
+          </w:tcPr>
+          <w:p>
+            <w:r>
+              <w:rPr>
+                <w:rFonts w:ascii="Malgun Gothic" w:cs="Malgun Gothic" w:eastAsia="Malgun Gothic" w:hAnsi="Malgun Gothic"/>
+                <w:b/>
+                <w:bCs/>
+                <w:sz w:val="20"/>
+                <w:szCs w:val="20"/>
+              </w:rPr>
+              <w:t xml:space="preserve">0.2~5%</w:t>
+            </w:r>
+            <w:r>
+              <w:rPr>
+                <w:rFonts w:ascii="Malgun Gothic" w:cs="Malgun Gothic" w:eastAsia="Malgun Gothic" w:hAnsi="Malgun Gothic"/>
+                <w:sz w:val="20"/>
+                <w:szCs w:val="20"/>
+              </w:rPr>
+              <w:t xml:space="preserve"> (방식별)</w:t>
+            </w:r>
+          </w:p>
+        </w:tc>
+      </w:tr>
+    </w:tbl>
+    <w:p>
+      <w:r>
+        <w:t xml:space="preserve"/>
+      </w:r>
+    </w:p>
+    <w:p>
+      <w:r>
+        <w:t xml:space="preserve"/>
+      </w:r>
+    </w:p>
+    <w:p>
+      <w:pPr>
+        <w:spacing w:after="80"/>
+      </w:pPr>
+      <w:r>
+        <w:rPr>
+          <w:rFonts w:ascii="Malgun Gothic" w:cs="Malgun Gothic" w:eastAsia="Malgun Gothic" w:hAnsi="Malgun Gothic"/>
+          <w:sz w:val="20"/>
+          <w:szCs w:val="20"/>
+        </w:rPr>
+        <w:t xml:space="preserve">→ Stripe 일본 = </w:t>
+      </w:r>
+      <w:r>
+        <w:rPr>
+          <w:rFonts w:ascii="Malgun Gothic" w:cs="Malgun Gothic" w:eastAsia="Malgun Gothic" w:hAnsi="Malgun Gothic"/>
+          <w:b/>
+          <w:bCs/>
+          <w:sz w:val="20"/>
+          <w:szCs w:val="20"/>
+        </w:rPr>
+        <w:t xml:space="preserve">3.6%</w:t>
+      </w:r>
+      <w:r>
+        <w:rPr>
+          <w:rFonts w:ascii="Malgun Gothic" w:cs="Malgun Gothic" w:eastAsia="Malgun Gothic" w:hAnsi="Malgun Gothic"/>
+          <w:sz w:val="20"/>
+          <w:szCs w:val="20"/>
+        </w:rPr>
+        <w:t xml:space="preserve"> (마진 4% 기준 거의 마진 잠식)</w:t>
+      </w:r>
+    </w:p>
+    <w:p>
+      <w:r>
+        <w:t xml:space="preserve"/>
+      </w:r>
+    </w:p>
+    <w:p>
+      <w:pPr>
+        <w:pStyle w:val="Heading3"/>
+        <w:spacing w:after="120" w:before="240"/>
+      </w:pPr>
+      <w:r>
+        <w:rPr>
+          <w:rFonts w:ascii="Malgun Gothic" w:cs="Malgun Gothic" w:eastAsia="Malgun Gothic" w:hAnsi="Malgun Gothic"/>
+          <w:b/>
+          <w:bCs/>
+          <w:sz w:val="26"/>
+          <w:szCs w:val="26"/>
+        </w:rPr>
+        <w:t xml:space="preserve">📌 3. 중국 Alipay/WeChat Pay</w:t>
+      </w:r>
+    </w:p>
+    <w:p>
+      <w:r>
+        <w:t xml:space="preserve"/>
+      </w:r>
+    </w:p>
+    <w:p>
+      <w:pPr>
+        <w:pStyle w:val="ListParagraph"/>
+        <w:numPr>
+          <w:ilvl w:val="0"/>
+          <w:numId w:val="3"/>
+        </w:numPr>
+        <w:spacing w:after="60"/>
+      </w:pPr>
+      <w:r>
+        <w:rPr>
+          <w:rFonts w:ascii="Malgun Gothic" w:cs="Malgun Gothic" w:eastAsia="Malgun Gothic" w:hAnsi="Malgun Gothic"/>
+          <w:b/>
+          <w:bCs/>
+          <w:sz w:val="20"/>
+          <w:szCs w:val="20"/>
+        </w:rPr>
+        <w:t xml:space="preserve">국내 카드</w:t>
+      </w:r>
+      <w:r>
+        <w:rPr>
+          <w:rFonts w:ascii="Malgun Gothic" w:cs="Malgun Gothic" w:eastAsia="Malgun Gothic" w:hAnsi="Malgun Gothic"/>
+          <w:sz w:val="20"/>
+          <w:szCs w:val="20"/>
+        </w:rPr>
+        <w:t xml:space="preserve"> (중국 발행): 거의 무료</w:t>
+      </w:r>
+    </w:p>
+    <w:p>
+      <w:pPr>
+        <w:pStyle w:val="ListParagraph"/>
+        <w:numPr>
+          <w:ilvl w:val="0"/>
+          <w:numId w:val="3"/>
+        </w:numPr>
+        <w:spacing w:after="60"/>
+      </w:pPr>
+      <w:r>
+        <w:rPr>
+          <w:rFonts w:ascii="Malgun Gothic" w:cs="Malgun Gothic" w:eastAsia="Malgun Gothic" w:hAnsi="Malgun Gothic"/>
+          <w:b/>
+          <w:bCs/>
+          <w:sz w:val="20"/>
+          <w:szCs w:val="20"/>
+        </w:rPr>
+        <w:t xml:space="preserve">국제 카드</w:t>
+      </w:r>
+      <w:r>
+        <w:rPr>
+          <w:rFonts w:ascii="Malgun Gothic" w:cs="Malgun Gothic" w:eastAsia="Malgun Gothic" w:hAnsi="Malgun Gothic"/>
+          <w:sz w:val="20"/>
+          <w:szCs w:val="20"/>
+        </w:rPr>
+        <w:t xml:space="preserve"> (외국 발행): </w:t>
+      </w:r>
+      <w:r>
+        <w:rPr>
+          <w:rFonts w:ascii="Malgun Gothic" w:cs="Malgun Gothic" w:eastAsia="Malgun Gothic" w:hAnsi="Malgun Gothic"/>
+          <w:b/>
+          <w:bCs/>
+          <w:sz w:val="20"/>
+          <w:szCs w:val="20"/>
+        </w:rPr>
+        <w:t xml:space="preserve">3%</w:t>
+      </w:r>
+      <w:r>
+        <w:rPr>
+          <w:rFonts w:ascii="Malgun Gothic" w:cs="Malgun Gothic" w:eastAsia="Malgun Gothic" w:hAnsi="Malgun Gothic"/>
+          <w:sz w:val="20"/>
+          <w:szCs w:val="20"/>
+        </w:rPr>
+        <w:t xml:space="preserve"> (RMB 200 이상 시)</w:t>
+      </w:r>
+    </w:p>
+    <w:p>
+      <w:pPr>
+        <w:pStyle w:val="ListParagraph"/>
+        <w:numPr>
+          <w:ilvl w:val="0"/>
+          <w:numId w:val="3"/>
+        </w:numPr>
+        <w:spacing w:after="60"/>
+      </w:pPr>
+      <w:r>
+        <w:rPr>
+          <w:rFonts w:ascii="Malgun Gothic" w:cs="Malgun Gothic" w:eastAsia="Malgun Gothic" w:hAnsi="Malgun Gothic"/>
+          <w:b/>
+          <w:bCs/>
+          <w:sz w:val="20"/>
+          <w:szCs w:val="20"/>
+        </w:rPr>
+        <w:t xml:space="preserve">B2B 머천트 수수료</w:t>
+      </w:r>
+      <w:r>
+        <w:rPr>
+          <w:rFonts w:ascii="Malgun Gothic" w:cs="Malgun Gothic" w:eastAsia="Malgun Gothic" w:hAnsi="Malgun Gothic"/>
+          <w:sz w:val="20"/>
+          <w:szCs w:val="20"/>
+        </w:rPr>
+        <w:t xml:space="preserve"> 별도 공개 없음 (계약 협상)</w:t>
+      </w:r>
+    </w:p>
+    <w:p>
+      <w:pPr>
+        <w:pStyle w:val="ListParagraph"/>
+        <w:numPr>
+          <w:ilvl w:val="0"/>
+          <w:numId w:val="3"/>
+        </w:numPr>
+        <w:spacing w:after="60"/>
+      </w:pPr>
+      <w:r>
+        <w:rPr>
+          <w:rFonts w:ascii="Malgun Gothic" w:cs="Malgun Gothic" w:eastAsia="Malgun Gothic" w:hAnsi="Malgun Gothic"/>
+          <w:sz w:val="20"/>
+          <w:szCs w:val="20"/>
+        </w:rPr>
+        <w:t xml:space="preserve">Trip.com Trade 활용 시 1~2% 추정 (이전 가설 유지)</w:t>
+      </w:r>
+    </w:p>
+    <w:p>
+      <w:r>
+        <w:t xml:space="preserve"/>
+      </w:r>
+    </w:p>
+    <w:p>
+      <w:pPr>
+        <w:pStyle w:val="Heading3"/>
+        <w:spacing w:after="120" w:before="240"/>
+      </w:pPr>
+      <w:r>
+        <w:rPr>
+          <w:rFonts w:ascii="Malgun Gothic" w:cs="Malgun Gothic" w:eastAsia="Malgun Gothic" w:hAnsi="Malgun Gothic"/>
+          <w:b/>
+          <w:bCs/>
+          <w:sz w:val="26"/>
+          <w:szCs w:val="26"/>
+        </w:rPr>
+        <w:t xml:space="preserve">📌 4. Trade Credit Insurance (Atradius / Coface) 실측</w:t>
+      </w:r>
+    </w:p>
+    <w:p>
+      <w:r>
+        <w:t xml:space="preserve"/>
+      </w:r>
+    </w:p>
+    <w:tbl>
+      <w:tblPr>
+        <w:tblW w:type="dxa" w:w="9360"/>
+        <w:tblBorders>
+          <w:top w:val="single" w:color="auto" w:sz="4"/>
+          <w:left w:val="single" w:color="auto" w:sz="4"/>
+          <w:bottom w:val="single" w:color="auto" w:sz="4"/>
+          <w:right w:val="single" w:color="auto" w:sz="4"/>
+          <w:insideH w:val="single" w:color="auto" w:sz="4"/>
+          <w:insideV w:val="single" w:color="auto" w:sz="4"/>
+        </w:tblBorders>
+      </w:tblPr>
+      <w:tblGrid>
+        <w:gridCol w:w="4680"/>
+        <w:gridCol w:w="4680"/>
+      </w:tblGrid>
+      <w:tr>
+        <w:trPr>
+          <w:tblHeader/>
+        </w:trPr>
+        <w:tc>
+          <w:tcPr>
+            <w:tcW w:type="dxa" w:w="4680"/>
+            <w:tcBorders>
+              <w:top w:val="single" w:color="BFBFBF" w:sz="4"/>
+              <w:left w:val="single" w:color="BFBFBF" w:sz="4"/>
+              <w:bottom w:val="single" w:color="BFBFBF" w:sz="4"/>
+              <w:right w:val="single" w:color="BFBFBF" w:sz="4"/>
+            </w:tcBorders>
+            <w:shd w:fill="D5E8F0" w:val="clear"/>
+            <w:tcMar>
+              <w:top w:type="dxa" w:w="80"/>
+              <w:left w:type="dxa" w:w="120"/>
+              <w:bottom w:type="dxa" w:w="80"/>
+              <w:right w:type="dxa" w:w="120"/>
+            </w:tcMar>
+          </w:tcPr>
+          <w:p>
+            <w:r>
+              <w:rPr>
+                <w:b/>
+                <w:bCs/>
+              </w:rPr>
+            </w:r>
+          </w:p>
+        </w:tc>
+        <w:tc>
+          <w:tcPr>
+            <w:tcW w:type="dxa" w:w="4680"/>
+            <w:tcBorders>
+              <w:top w:val="single" w:color="BFBFBF" w:sz="4"/>
+              <w:left w:val="single" w:color="BFBFBF" w:sz="4"/>
+              <w:bottom w:val="single" w:color="BFBFBF" w:sz="4"/>
+              <w:right w:val="single" w:color="BFBFBF" w:sz="4"/>
+            </w:tcBorders>
+            <w:shd w:fill="D5E8F0" w:val="clear"/>
+            <w:tcMar>
+              <w:top w:type="dxa" w:w="80"/>
+              <w:left w:type="dxa" w:w="120"/>
+              <w:bottom w:type="dxa" w:w="80"/>
+              <w:right w:type="dxa" w:w="120"/>
+            </w:tcMar>
+          </w:tcPr>
+          <w:p>
+            <w:r>
+              <w:rPr>
+                <w:b/>
+                <w:bCs/>
+              </w:rPr>
+            </w:r>
+          </w:p>
+        </w:tc>
+      </w:tr>
+      <w:tr>
+        <w:tc>
+          <w:tcPr>
+            <w:tcW w:type="dxa" w:w="4680"/>
+            <w:tcBorders>
+              <w:top w:val="single" w:color="BFBFBF" w:sz="4"/>
+              <w:left w:val="single" w:color="BFBFBF" w:sz="4"/>
+              <w:bottom w:val="single" w:color="BFBFBF" w:sz="4"/>
+              <w:right w:val="single" w:color="BFBFBF" w:sz="4"/>
+            </w:tcBorders>
+            <w:tcMar>
+              <w:top w:type="dxa" w:w="80"/>
+              <w:left w:type="dxa" w:w="120"/>
+              <w:bottom w:type="dxa" w:w="80"/>
+              <w:right w:type="dxa" w:w="120"/>
+            </w:tcMar>
+          </w:tcPr>
+          <w:p>
+            <w:r>
+              <w:rPr>
+                <w:rFonts w:ascii="Malgun Gothic" w:cs="Malgun Gothic" w:eastAsia="Malgun Gothic" w:hAnsi="Malgun Gothic"/>
+                <w:b/>
+                <w:bCs/>
+                <w:sz w:val="20"/>
+                <w:szCs w:val="20"/>
+              </w:rPr>
+              <w:t xml:space="preserve">보험료</w:t>
+            </w:r>
+          </w:p>
+        </w:tc>
+        <w:tc>
+          <w:tcPr>
+            <w:tcW w:type="dxa" w:w="4680"/>
+            <w:tcBorders>
+              <w:top w:val="single" w:color="BFBFBF" w:sz="4"/>
+              <w:left w:val="single" w:color="BFBFBF" w:sz="4"/>
+              <w:bottom w:val="single" w:color="BFBFBF" w:sz="4"/>
+              <w:right w:val="single" w:color="BFBFBF" w:sz="4"/>
+            </w:tcBorders>
+            <w:tcMar>
+              <w:top w:type="dxa" w:w="80"/>
+              <w:left w:type="dxa" w:w="120"/>
+              <w:bottom w:type="dxa" w:w="80"/>
+              <w:right w:type="dxa" w:w="120"/>
+            </w:tcMar>
+          </w:tcPr>
+          <w:p>
+            <w:r>
+              <w:rPr>
+                <w:rFonts w:ascii="Malgun Gothic" w:cs="Malgun Gothic" w:eastAsia="Malgun Gothic" w:hAnsi="Malgun Gothic"/>
+                <w:b/>
+                <w:bCs/>
+                <w:sz w:val="20"/>
+                <w:szCs w:val="20"/>
+              </w:rPr>
+              <w:t xml:space="preserve">0.1~0.5%</w:t>
+            </w:r>
+            <w:r>
+              <w:rPr>
+                <w:rFonts w:ascii="Malgun Gothic" w:cs="Malgun Gothic" w:eastAsia="Malgun Gothic" w:hAnsi="Malgun Gothic"/>
+                <w:sz w:val="20"/>
+                <w:szCs w:val="20"/>
+              </w:rPr>
+              <w:t xml:space="preserve"> (일반), </w:t>
+            </w:r>
+            <w:r>
+              <w:rPr>
+                <w:rFonts w:ascii="Malgun Gothic" w:cs="Malgun Gothic" w:eastAsia="Malgun Gothic" w:hAnsi="Malgun Gothic"/>
+                <w:b/>
+                <w:bCs/>
+                <w:sz w:val="20"/>
+                <w:szCs w:val="20"/>
+              </w:rPr>
+              <w:t xml:space="preserve">최대 1%+</w:t>
+            </w:r>
+            <w:r>
+              <w:rPr>
+                <w:rFonts w:ascii="Malgun Gothic" w:cs="Malgun Gothic" w:eastAsia="Malgun Gothic" w:hAnsi="Malgun Gothic"/>
+                <w:sz w:val="20"/>
+                <w:szCs w:val="20"/>
+              </w:rPr>
+              <w:t xml:space="preserve"> (고위험)</w:t>
+            </w:r>
+          </w:p>
+        </w:tc>
+      </w:tr>
+      <w:tr>
+        <w:tc>
+          <w:tcPr>
+            <w:tcW w:type="dxa" w:w="4680"/>
+            <w:tcBorders>
+              <w:top w:val="single" w:color="BFBFBF" w:sz="4"/>
+              <w:left w:val="single" w:color="BFBFBF" w:sz="4"/>
+              <w:bottom w:val="single" w:color="BFBFBF" w:sz="4"/>
+              <w:right w:val="single" w:color="BFBFBF" w:sz="4"/>
+            </w:tcBorders>
+            <w:tcMar>
+              <w:top w:type="dxa" w:w="80"/>
+              <w:left w:type="dxa" w:w="120"/>
+              <w:bottom w:type="dxa" w:w="80"/>
+              <w:right w:type="dxa" w:w="120"/>
+            </w:tcMar>
+          </w:tcPr>
+          <w:p>
+            <w:r>
+              <w:rPr>
+                <w:rFonts w:ascii="Malgun Gothic" w:cs="Malgun Gothic" w:eastAsia="Malgun Gothic" w:hAnsi="Malgun Gothic"/>
+                <w:sz w:val="20"/>
+                <w:szCs w:val="20"/>
+              </w:rPr>
+              <w:t xml:space="preserve">산정 기준</w:t>
+            </w:r>
+          </w:p>
+        </w:tc>
+        <w:tc>
+          <w:tcPr>
+            <w:tcW w:type="dxa" w:w="4680"/>
+            <w:tcBorders>
+              <w:top w:val="single" w:color="BFBFBF" w:sz="4"/>
+              <w:left w:val="single" w:color="BFBFBF" w:sz="4"/>
+              <w:bottom w:val="single" w:color="BFBFBF" w:sz="4"/>
+              <w:right w:val="single" w:color="BFBFBF" w:sz="4"/>
+            </w:tcBorders>
+            <w:tcMar>
+              <w:top w:type="dxa" w:w="80"/>
+              <w:left w:type="dxa" w:w="120"/>
+              <w:bottom w:type="dxa" w:w="80"/>
+              <w:right w:type="dxa" w:w="120"/>
+            </w:tcMar>
+          </w:tcPr>
+          <w:p>
+            <w:r>
+              <w:rPr>
+                <w:rFonts w:ascii="Malgun Gothic" w:cs="Malgun Gothic" w:eastAsia="Malgun Gothic" w:hAnsi="Malgun Gothic"/>
+                <w:sz w:val="20"/>
+                <w:szCs w:val="20"/>
+              </w:rPr>
+              <w:t xml:space="preserve">매출 × 리스크 등급</w:t>
+            </w:r>
+          </w:p>
+        </w:tc>
+      </w:tr>
+      <w:tr>
+        <w:tc>
+          <w:tcPr>
+            <w:tcW w:type="dxa" w:w="4680"/>
+            <w:tcBorders>
+              <w:top w:val="single" w:color="BFBFBF" w:sz="4"/>
+              <w:left w:val="single" w:color="BFBFBF" w:sz="4"/>
+              <w:bottom w:val="single" w:color="BFBFBF" w:sz="4"/>
+              <w:right w:val="single" w:color="BFBFBF" w:sz="4"/>
+            </w:tcBorders>
+            <w:tcMar>
+              <w:top w:type="dxa" w:w="80"/>
+              <w:left w:type="dxa" w:w="120"/>
+              <w:bottom w:type="dxa" w:w="80"/>
+              <w:right w:type="dxa" w:w="120"/>
+            </w:tcMar>
+          </w:tcPr>
+          <w:p>
+            <w:r>
+              <w:rPr>
+                <w:rFonts w:ascii="Malgun Gothic" w:cs="Malgun Gothic" w:eastAsia="Malgun Gothic" w:hAnsi="Malgun Gothic"/>
+                <w:sz w:val="20"/>
+                <w:szCs w:val="20"/>
+              </w:rPr>
+              <w:t xml:space="preserve">글로벌 점유</w:t>
+            </w:r>
+          </w:p>
+        </w:tc>
+        <w:tc>
+          <w:tcPr>
+            <w:tcW w:type="dxa" w:w="4680"/>
+            <w:tcBorders>
+              <w:top w:val="single" w:color="BFBFBF" w:sz="4"/>
+              <w:left w:val="single" w:color="BFBFBF" w:sz="4"/>
+              <w:bottom w:val="single" w:color="BFBFBF" w:sz="4"/>
+              <w:right w:val="single" w:color="BFBFBF" w:sz="4"/>
+            </w:tcBorders>
+            <w:tcMar>
+              <w:top w:type="dxa" w:w="80"/>
+              <w:left w:type="dxa" w:w="120"/>
+              <w:bottom w:type="dxa" w:w="80"/>
+              <w:right w:type="dxa" w:w="120"/>
+            </w:tcMar>
+          </w:tcPr>
+          <w:p>
+            <w:r>
+              <w:rPr>
+                <w:rFonts w:ascii="Malgun Gothic" w:cs="Malgun Gothic" w:eastAsia="Malgun Gothic" w:hAnsi="Malgun Gothic"/>
+                <w:sz w:val="20"/>
+                <w:szCs w:val="20"/>
+              </w:rPr>
+              <w:t xml:space="preserve">Atradius (50개국, 95% retention) + Coface (100개국, €685B 보장)</w:t>
+            </w:r>
+          </w:p>
+        </w:tc>
+      </w:tr>
+      <w:tr>
+        <w:tc>
+          <w:tcPr>
+            <w:tcW w:type="dxa" w:w="4680"/>
+            <w:tcBorders>
+              <w:top w:val="single" w:color="BFBFBF" w:sz="4"/>
+              <w:left w:val="single" w:color="BFBFBF" w:sz="4"/>
+              <w:bottom w:val="single" w:color="BFBFBF" w:sz="4"/>
+              <w:right w:val="single" w:color="BFBFBF" w:sz="4"/>
+            </w:tcBorders>
+            <w:tcMar>
+              <w:top w:type="dxa" w:w="80"/>
+              <w:left w:type="dxa" w:w="120"/>
+              <w:bottom w:type="dxa" w:w="80"/>
+              <w:right w:type="dxa" w:w="120"/>
+            </w:tcMar>
+          </w:tcPr>
+          <w:p>
+            <w:r>
+              <w:rPr>
+                <w:rFonts w:ascii="Malgun Gothic" w:cs="Malgun Gothic" w:eastAsia="Malgun Gothic" w:hAnsi="Malgun Gothic"/>
+                <w:sz w:val="20"/>
+                <w:szCs w:val="20"/>
+              </w:rPr>
+              <w:t xml:space="preserve">호텔업 사례</w:t>
+            </w:r>
+          </w:p>
+        </w:tc>
+        <w:tc>
+          <w:tcPr>
+            <w:tcW w:type="dxa" w:w="4680"/>
+            <w:tcBorders>
+              <w:top w:val="single" w:color="BFBFBF" w:sz="4"/>
+              <w:left w:val="single" w:color="BFBFBF" w:sz="4"/>
+              <w:bottom w:val="single" w:color="BFBFBF" w:sz="4"/>
+              <w:right w:val="single" w:color="BFBFBF" w:sz="4"/>
+            </w:tcBorders>
+            <w:tcMar>
+              <w:top w:type="dxa" w:w="80"/>
+              <w:left w:type="dxa" w:w="120"/>
+              <w:bottom w:type="dxa" w:w="80"/>
+              <w:right w:type="dxa" w:w="120"/>
+            </w:tcMar>
+          </w:tcPr>
+          <w:p>
+            <w:r>
+              <w:rPr>
+                <w:rFonts w:ascii="Malgun Gothic" w:cs="Malgun Gothic" w:eastAsia="Malgun Gothic" w:hAnsi="Malgun Gothic"/>
+                <w:sz w:val="20"/>
+                <w:szCs w:val="20"/>
+              </w:rPr>
+              <w:t xml:space="preserve">공개 자료 부족 → 직접 컨택 필요</w:t>
+            </w:r>
+          </w:p>
+        </w:tc>
+      </w:tr>
+    </w:tbl>
+    <w:p>
+      <w:r>
+        <w:t xml:space="preserve"/>
+      </w:r>
+    </w:p>
+    <w:p>
+      <w:r>
+        <w:t xml:space="preserve"/>
+      </w:r>
+    </w:p>
+    <w:p>
+      <w:pPr>
+        <w:spacing w:after="80"/>
+      </w:pPr>
+      <w:r>
+        <w:rPr>
+          <w:rFonts w:ascii="Malgun Gothic" w:cs="Malgun Gothic" w:eastAsia="Malgun Gothic" w:hAnsi="Malgun Gothic"/>
+          <w:sz w:val="20"/>
+          <w:szCs w:val="20"/>
+        </w:rPr>
+        <w:t xml:space="preserve">→ </w:t>
+      </w:r>
+      <w:r>
+        <w:rPr>
+          <w:rFonts w:ascii="Malgun Gothic" w:cs="Malgun Gothic" w:eastAsia="Malgun Gothic" w:hAnsi="Malgun Gothic"/>
+          <w:b/>
+          <w:bCs/>
+          <w:sz w:val="20"/>
+          <w:szCs w:val="20"/>
+        </w:rPr>
+        <w:t xml:space="preserve">0.1~0.5%로 No Deposit 대체 담보 가능</w:t>
+      </w:r>
+      <w:r>
+        <w:rPr>
+          <w:rFonts w:ascii="Malgun Gothic" w:cs="Malgun Gothic" w:eastAsia="Malgun Gothic" w:hAnsi="Malgun Gothic"/>
+          <w:sz w:val="20"/>
+          <w:szCs w:val="20"/>
+        </w:rPr>
+        <w:t xml:space="preserve"> (PG 3.5% 대비 7~35배 저렴)</w:t>
+      </w:r>
+    </w:p>
+    <w:p>
+      <w:r>
+        <w:t xml:space="preserve"/>
+      </w:r>
+    </w:p>
+    <w:p>
+      <w:pPr>
+        <w:pStyle w:val="Heading3"/>
+        <w:spacing w:after="120" w:before="240"/>
+      </w:pPr>
+      <w:r>
+        <w:rPr>
+          <w:rFonts w:ascii="Malgun Gothic" w:cs="Malgun Gothic" w:eastAsia="Malgun Gothic" w:hAnsi="Malgun Gothic"/>
+          <w:b/>
+          <w:bCs/>
+          <w:sz w:val="26"/>
+          <w:szCs w:val="26"/>
+        </w:rPr>
+        <w:t xml:space="preserve">📌 5. B2B BNPL 시장 변화 ⚠️</w:t>
+      </w:r>
+    </w:p>
+    <w:p>
+      <w:r>
+        <w:t xml:space="preserve"/>
+      </w:r>
+    </w:p>
+    <w:p>
+      <w:pPr>
+        <w:spacing w:after="80"/>
+      </w:pPr>
+      <w:r>
+        <w:rPr>
+          <w:rFonts w:ascii="Malgun Gothic" w:cs="Malgun Gothic" w:eastAsia="Malgun Gothic" w:hAnsi="Malgun Gothic"/>
+          <w:b/>
+          <w:bCs/>
+          <w:sz w:val="20"/>
+          <w:szCs w:val="20"/>
+        </w:rPr>
+        <w:t xml:space="preserve">Hokodo는 2025년 11월 폐업</w:t>
+      </w:r>
+      <w:r>
+        <w:rPr>
+          <w:rFonts w:ascii="Malgun Gothic" w:cs="Malgun Gothic" w:eastAsia="Malgun Gothic" w:hAnsi="Malgun Gothic"/>
+          <w:sz w:val="20"/>
+          <w:szCs w:val="20"/>
+        </w:rPr>
+        <w:t xml:space="preserve"> (UK 핀테크). 창업자가 Liquidity Lab으로 신규 진출.</w:t>
+      </w:r>
+    </w:p>
+    <w:p>
+      <w:r>
+        <w:t xml:space="preserve"/>
+      </w:r>
+    </w:p>
+    <w:tbl>
+      <w:tblPr>
+        <w:tblW w:type="dxa" w:w="9360"/>
+        <w:tblBorders>
+          <w:top w:val="single" w:color="auto" w:sz="4"/>
+          <w:left w:val="single" w:color="auto" w:sz="4"/>
+          <w:bottom w:val="single" w:color="auto" w:sz="4"/>
+          <w:right w:val="single" w:color="auto" w:sz="4"/>
+          <w:insideH w:val="single" w:color="auto" w:sz="4"/>
+          <w:insideV w:val="single" w:color="auto" w:sz="4"/>
+        </w:tblBorders>
+      </w:tblPr>
+      <w:tblGrid>
+        <w:gridCol w:w="4680"/>
+        <w:gridCol w:w="4680"/>
+      </w:tblGrid>
+      <w:tr>
+        <w:trPr>
+          <w:tblHeader/>
+        </w:trPr>
+        <w:tc>
+          <w:tcPr>
+            <w:tcW w:type="dxa" w:w="4680"/>
+            <w:tcBorders>
+              <w:top w:val="single" w:color="BFBFBF" w:sz="4"/>
+              <w:left w:val="single" w:color="BFBFBF" w:sz="4"/>
+              <w:bottom w:val="single" w:color="BFBFBF" w:sz="4"/>
+              <w:right w:val="single" w:color="BFBFBF" w:sz="4"/>
+            </w:tcBorders>
+            <w:shd w:fill="D5E8F0" w:val="clear"/>
+            <w:tcMar>
+              <w:top w:type="dxa" w:w="80"/>
+              <w:left w:type="dxa" w:w="120"/>
+              <w:bottom w:type="dxa" w:w="80"/>
+              <w:right w:type="dxa" w:w="120"/>
+            </w:tcMar>
+          </w:tcPr>
+          <w:p>
+            <w:r>
+              <w:rPr>
+                <w:b/>
+                <w:bCs/>
+              </w:rPr>
+            </w:r>
+          </w:p>
+        </w:tc>
+        <w:tc>
+          <w:tcPr>
+            <w:tcW w:type="dxa" w:w="4680"/>
+            <w:tcBorders>
+              <w:top w:val="single" w:color="BFBFBF" w:sz="4"/>
+              <w:left w:val="single" w:color="BFBFBF" w:sz="4"/>
+              <w:bottom w:val="single" w:color="BFBFBF" w:sz="4"/>
+              <w:right w:val="single" w:color="BFBFBF" w:sz="4"/>
+            </w:tcBorders>
+            <w:shd w:fill="D5E8F0" w:val="clear"/>
+            <w:tcMar>
+              <w:top w:type="dxa" w:w="80"/>
+              <w:left w:type="dxa" w:w="120"/>
+              <w:bottom w:type="dxa" w:w="80"/>
+              <w:right w:type="dxa" w:w="120"/>
+            </w:tcMar>
+          </w:tcPr>
+          <w:p>
+            <w:r>
+              <w:rPr>
+                <w:b/>
+                <w:bCs/>
+              </w:rPr>
+            </w:r>
+          </w:p>
+        </w:tc>
+      </w:tr>
+      <w:tr>
+        <w:tc>
+          <w:tcPr>
+            <w:tcW w:type="dxa" w:w="4680"/>
+            <w:tcBorders>
+              <w:top w:val="single" w:color="BFBFBF" w:sz="4"/>
+              <w:left w:val="single" w:color="BFBFBF" w:sz="4"/>
+              <w:bottom w:val="single" w:color="BFBFBF" w:sz="4"/>
+              <w:right w:val="single" w:color="BFBFBF" w:sz="4"/>
+            </w:tcBorders>
+            <w:tcMar>
+              <w:top w:type="dxa" w:w="80"/>
+              <w:left w:type="dxa" w:w="120"/>
+              <w:bottom w:type="dxa" w:w="80"/>
+              <w:right w:type="dxa" w:w="120"/>
+            </w:tcMar>
+          </w:tcPr>
+          <w:p>
+            <w:r>
+              <w:rPr>
+                <w:rFonts w:ascii="Malgun Gothic" w:cs="Malgun Gothic" w:eastAsia="Malgun Gothic" w:hAnsi="Malgun Gothic"/>
+                <w:sz w:val="20"/>
+                <w:szCs w:val="20"/>
+              </w:rPr>
+              <w:t xml:space="preserve">~~Hokodo (UK)~~</w:t>
+            </w:r>
+          </w:p>
+        </w:tc>
+        <w:tc>
+          <w:tcPr>
+            <w:tcW w:type="dxa" w:w="4680"/>
+            <w:tcBorders>
+              <w:top w:val="single" w:color="BFBFBF" w:sz="4"/>
+              <w:left w:val="single" w:color="BFBFBF" w:sz="4"/>
+              <w:bottom w:val="single" w:color="BFBFBF" w:sz="4"/>
+              <w:right w:val="single" w:color="BFBFBF" w:sz="4"/>
+            </w:tcBorders>
+            <w:tcMar>
+              <w:top w:type="dxa" w:w="80"/>
+              <w:left w:type="dxa" w:w="120"/>
+              <w:bottom w:type="dxa" w:w="80"/>
+              <w:right w:type="dxa" w:w="120"/>
+            </w:tcMar>
+          </w:tcPr>
+          <w:p>
+            <w:r>
+              <w:rPr>
+                <w:rFonts w:ascii="Malgun Gothic" w:cs="Malgun Gothic" w:eastAsia="Malgun Gothic" w:hAnsi="Malgun Gothic"/>
+                <w:sz w:val="20"/>
+                <w:szCs w:val="20"/>
+              </w:rPr>
+              <w:t xml:space="preserve">❌ </w:t>
+            </w:r>
+            <w:r>
+              <w:rPr>
+                <w:rFonts w:ascii="Malgun Gothic" w:cs="Malgun Gothic" w:eastAsia="Malgun Gothic" w:hAnsi="Malgun Gothic"/>
+                <w:b/>
+                <w:bCs/>
+                <w:sz w:val="20"/>
+                <w:szCs w:val="20"/>
+              </w:rPr>
+              <w:t xml:space="preserve">폐업 (2025 11월)</w:t>
+            </w:r>
+          </w:p>
+        </w:tc>
+      </w:tr>
+      <w:tr>
+        <w:tc>
+          <w:tcPr>
+            <w:tcW w:type="dxa" w:w="4680"/>
+            <w:tcBorders>
+              <w:top w:val="single" w:color="BFBFBF" w:sz="4"/>
+              <w:left w:val="single" w:color="BFBFBF" w:sz="4"/>
+              <w:bottom w:val="single" w:color="BFBFBF" w:sz="4"/>
+              <w:right w:val="single" w:color="BFBFBF" w:sz="4"/>
+            </w:tcBorders>
+            <w:tcMar>
+              <w:top w:type="dxa" w:w="80"/>
+              <w:left w:type="dxa" w:w="120"/>
+              <w:bottom w:type="dxa" w:w="80"/>
+              <w:right w:type="dxa" w:w="120"/>
+            </w:tcMar>
+          </w:tcPr>
+          <w:p>
+            <w:r>
+              <w:rPr>
+                <w:rFonts w:ascii="Malgun Gothic" w:cs="Malgun Gothic" w:eastAsia="Malgun Gothic" w:hAnsi="Malgun Gothic"/>
+                <w:b/>
+                <w:bCs/>
+                <w:sz w:val="20"/>
+                <w:szCs w:val="20"/>
+              </w:rPr>
+              <w:t xml:space="preserve">Billie</w:t>
+            </w:r>
+            <w:r>
+              <w:rPr>
+                <w:rFonts w:ascii="Malgun Gothic" w:cs="Malgun Gothic" w:eastAsia="Malgun Gothic" w:hAnsi="Malgun Gothic"/>
+                <w:sz w:val="20"/>
+                <w:szCs w:val="20"/>
+              </w:rPr>
+              <w:t xml:space="preserve"> (독일)</w:t>
+            </w:r>
+          </w:p>
+        </w:tc>
+        <w:tc>
+          <w:tcPr>
+            <w:tcW w:type="dxa" w:w="4680"/>
+            <w:tcBorders>
+              <w:top w:val="single" w:color="BFBFBF" w:sz="4"/>
+              <w:left w:val="single" w:color="BFBFBF" w:sz="4"/>
+              <w:bottom w:val="single" w:color="BFBFBF" w:sz="4"/>
+              <w:right w:val="single" w:color="BFBFBF" w:sz="4"/>
+            </w:tcBorders>
+            <w:tcMar>
+              <w:top w:type="dxa" w:w="80"/>
+              <w:left w:type="dxa" w:w="120"/>
+              <w:bottom w:type="dxa" w:w="80"/>
+              <w:right w:type="dxa" w:w="120"/>
+            </w:tcMar>
+          </w:tcPr>
+          <w:p>
+            <w:r>
+              <w:rPr>
+                <w:rFonts w:ascii="Malgun Gothic" w:cs="Malgun Gothic" w:eastAsia="Malgun Gothic" w:hAnsi="Malgun Gothic"/>
+                <w:sz w:val="20"/>
+                <w:szCs w:val="20"/>
+              </w:rPr>
+              <w:t xml:space="preserve">✅ 운영 중</w:t>
+            </w:r>
+          </w:p>
+        </w:tc>
+      </w:tr>
+      <w:tr>
+        <w:tc>
+          <w:tcPr>
+            <w:tcW w:type="dxa" w:w="4680"/>
+            <w:tcBorders>
+              <w:top w:val="single" w:color="BFBFBF" w:sz="4"/>
+              <w:left w:val="single" w:color="BFBFBF" w:sz="4"/>
+              <w:bottom w:val="single" w:color="BFBFBF" w:sz="4"/>
+              <w:right w:val="single" w:color="BFBFBF" w:sz="4"/>
+            </w:tcBorders>
+            <w:tcMar>
+              <w:top w:type="dxa" w:w="80"/>
+              <w:left w:type="dxa" w:w="120"/>
+              <w:bottom w:type="dxa" w:w="80"/>
+              <w:right w:type="dxa" w:w="120"/>
+            </w:tcMar>
+          </w:tcPr>
+          <w:p>
+            <w:r>
+              <w:rPr>
+                <w:rFonts w:ascii="Malgun Gothic" w:cs="Malgun Gothic" w:eastAsia="Malgun Gothic" w:hAnsi="Malgun Gothic"/>
+                <w:b/>
+                <w:bCs/>
+                <w:sz w:val="20"/>
+                <w:szCs w:val="20"/>
+              </w:rPr>
+              <w:t xml:space="preserve">Mondu</w:t>
+            </w:r>
+            <w:r>
+              <w:rPr>
+                <w:rFonts w:ascii="Malgun Gothic" w:cs="Malgun Gothic" w:eastAsia="Malgun Gothic" w:hAnsi="Malgun Gothic"/>
+                <w:sz w:val="20"/>
+                <w:szCs w:val="20"/>
+              </w:rPr>
+              <w:t xml:space="preserve"> (독일)</w:t>
+            </w:r>
+          </w:p>
+        </w:tc>
+        <w:tc>
+          <w:tcPr>
+            <w:tcW w:type="dxa" w:w="4680"/>
+            <w:tcBorders>
+              <w:top w:val="single" w:color="BFBFBF" w:sz="4"/>
+              <w:left w:val="single" w:color="BFBFBF" w:sz="4"/>
+              <w:bottom w:val="single" w:color="BFBFBF" w:sz="4"/>
+              <w:right w:val="single" w:color="BFBFBF" w:sz="4"/>
+            </w:tcBorders>
+            <w:tcMar>
+              <w:top w:type="dxa" w:w="80"/>
+              <w:left w:type="dxa" w:w="120"/>
+              <w:bottom w:type="dxa" w:w="80"/>
+              <w:right w:type="dxa" w:w="120"/>
+            </w:tcMar>
+          </w:tcPr>
+          <w:p>
+            <w:r>
+              <w:rPr>
+                <w:rFonts w:ascii="Malgun Gothic" w:cs="Malgun Gothic" w:eastAsia="Malgun Gothic" w:hAnsi="Malgun Gothic"/>
+                <w:sz w:val="20"/>
+                <w:szCs w:val="20"/>
+              </w:rPr>
+              <w:t xml:space="preserve">✅ 운영 중</w:t>
+            </w:r>
+          </w:p>
+        </w:tc>
+      </w:tr>
+      <w:tr>
+        <w:tc>
+          <w:tcPr>
+            <w:tcW w:type="dxa" w:w="4680"/>
+            <w:tcBorders>
+              <w:top w:val="single" w:color="BFBFBF" w:sz="4"/>
+              <w:left w:val="single" w:color="BFBFBF" w:sz="4"/>
+              <w:bottom w:val="single" w:color="BFBFBF" w:sz="4"/>
+              <w:right w:val="single" w:color="BFBFBF" w:sz="4"/>
+            </w:tcBorders>
+            <w:tcMar>
+              <w:top w:type="dxa" w:w="80"/>
+              <w:left w:type="dxa" w:w="120"/>
+              <w:bottom w:type="dxa" w:w="80"/>
+              <w:right w:type="dxa" w:w="120"/>
+            </w:tcMar>
+          </w:tcPr>
+          <w:p>
+            <w:r>
+              <w:rPr>
+                <w:rFonts w:ascii="Malgun Gothic" w:cs="Malgun Gothic" w:eastAsia="Malgun Gothic" w:hAnsi="Malgun Gothic"/>
+                <w:b/>
+                <w:bCs/>
+                <w:sz w:val="20"/>
+                <w:szCs w:val="20"/>
+              </w:rPr>
+              <w:t xml:space="preserve">Resolve</w:t>
+            </w:r>
+            <w:r>
+              <w:rPr>
+                <w:rFonts w:ascii="Malgun Gothic" w:cs="Malgun Gothic" w:eastAsia="Malgun Gothic" w:hAnsi="Malgun Gothic"/>
+                <w:sz w:val="20"/>
+                <w:szCs w:val="20"/>
+              </w:rPr>
+              <w:t xml:space="preserve"> (미국)</w:t>
+            </w:r>
+          </w:p>
+        </w:tc>
+        <w:tc>
+          <w:tcPr>
+            <w:tcW w:type="dxa" w:w="4680"/>
+            <w:tcBorders>
+              <w:top w:val="single" w:color="BFBFBF" w:sz="4"/>
+              <w:left w:val="single" w:color="BFBFBF" w:sz="4"/>
+              <w:bottom w:val="single" w:color="BFBFBF" w:sz="4"/>
+              <w:right w:val="single" w:color="BFBFBF" w:sz="4"/>
+            </w:tcBorders>
+            <w:tcMar>
+              <w:top w:type="dxa" w:w="80"/>
+              <w:left w:type="dxa" w:w="120"/>
+              <w:bottom w:type="dxa" w:w="80"/>
+              <w:right w:type="dxa" w:w="120"/>
+            </w:tcMar>
+          </w:tcPr>
+          <w:p>
+            <w:r>
+              <w:rPr>
+                <w:rFonts w:ascii="Malgun Gothic" w:cs="Malgun Gothic" w:eastAsia="Malgun Gothic" w:hAnsi="Malgun Gothic"/>
+                <w:sz w:val="20"/>
+                <w:szCs w:val="20"/>
+              </w:rPr>
+              <w:t xml:space="preserve">✅ 운영 중</w:t>
+            </w:r>
+          </w:p>
+        </w:tc>
+      </w:tr>
+      <w:tr>
+        <w:tc>
+          <w:tcPr>
+            <w:tcW w:type="dxa" w:w="4680"/>
+            <w:tcBorders>
+              <w:top w:val="single" w:color="BFBFBF" w:sz="4"/>
+              <w:left w:val="single" w:color="BFBFBF" w:sz="4"/>
+              <w:bottom w:val="single" w:color="BFBFBF" w:sz="4"/>
+              <w:right w:val="single" w:color="BFBFBF" w:sz="4"/>
+            </w:tcBorders>
+            <w:tcMar>
+              <w:top w:type="dxa" w:w="80"/>
+              <w:left w:type="dxa" w:w="120"/>
+              <w:bottom w:type="dxa" w:w="80"/>
+              <w:right w:type="dxa" w:w="120"/>
+            </w:tcMar>
+          </w:tcPr>
+          <w:p>
+            <w:r>
+              <w:rPr>
+                <w:rFonts w:ascii="Malgun Gothic" w:cs="Malgun Gothic" w:eastAsia="Malgun Gothic" w:hAnsi="Malgun Gothic"/>
+                <w:b/>
+                <w:bCs/>
+                <w:sz w:val="20"/>
+                <w:szCs w:val="20"/>
+              </w:rPr>
+              <w:t xml:space="preserve">Liquidity Lab</w:t>
+            </w:r>
+            <w:r>
+              <w:rPr>
+                <w:rFonts w:ascii="Malgun Gothic" w:cs="Malgun Gothic" w:eastAsia="Malgun Gothic" w:hAnsi="Malgun Gothic"/>
+                <w:sz w:val="20"/>
+                <w:szCs w:val="20"/>
+              </w:rPr>
+              <w:t xml:space="preserve"> (UK)</w:t>
+            </w:r>
+          </w:p>
+        </w:tc>
+        <w:tc>
+          <w:tcPr>
+            <w:tcW w:type="dxa" w:w="4680"/>
+            <w:tcBorders>
+              <w:top w:val="single" w:color="BFBFBF" w:sz="4"/>
+              <w:left w:val="single" w:color="BFBFBF" w:sz="4"/>
+              <w:bottom w:val="single" w:color="BFBFBF" w:sz="4"/>
+              <w:right w:val="single" w:color="BFBFBF" w:sz="4"/>
+            </w:tcBorders>
+            <w:tcMar>
+              <w:top w:type="dxa" w:w="80"/>
+              <w:left w:type="dxa" w:w="120"/>
+              <w:bottom w:type="dxa" w:w="80"/>
+              <w:right w:type="dxa" w:w="120"/>
+            </w:tcMar>
+          </w:tcPr>
+          <w:p>
+            <w:r>
+              <w:rPr>
+                <w:rFonts w:ascii="Malgun Gothic" w:cs="Malgun Gothic" w:eastAsia="Malgun Gothic" w:hAnsi="Malgun Gothic"/>
+                <w:sz w:val="20"/>
+                <w:szCs w:val="20"/>
+              </w:rPr>
+              <w:t xml:space="preserve">🆕 Hokodo 창업자 신규</w:t>
+            </w:r>
+          </w:p>
+        </w:tc>
+      </w:tr>
+    </w:tbl>
+    <w:p>
+      <w:r>
+        <w:t xml:space="preserve"/>
+      </w:r>
+    </w:p>
+    <w:p>
+      <w:r>
+        <w:t xml:space="preserve"/>
+      </w:r>
+    </w:p>
+    <w:p>
+      <w:pPr>
+        <w:spacing w:after="80"/>
+      </w:pPr>
+      <w:r>
+        <w:rPr>
+          <w:rFonts w:ascii="Malgun Gothic" w:cs="Malgun Gothic" w:eastAsia="Malgun Gothic" w:hAnsi="Malgun Gothic"/>
+          <w:sz w:val="20"/>
+          <w:szCs w:val="20"/>
+        </w:rPr>
+        <w:t xml:space="preserve">→ DOTBIZ 도입 시 </w:t>
+      </w:r>
+      <w:r>
+        <w:rPr>
+          <w:rFonts w:ascii="Malgun Gothic" w:cs="Malgun Gothic" w:eastAsia="Malgun Gothic" w:hAnsi="Malgun Gothic"/>
+          <w:b/>
+          <w:bCs/>
+          <w:sz w:val="20"/>
+          <w:szCs w:val="20"/>
+        </w:rPr>
+        <w:t xml:space="preserve">Billie/Mondu (유럽)</w:t>
+      </w:r>
+      <w:r>
+        <w:rPr>
+          <w:rFonts w:ascii="Malgun Gothic" w:cs="Malgun Gothic" w:eastAsia="Malgun Gothic" w:hAnsi="Malgun Gothic"/>
+          <w:sz w:val="20"/>
+          <w:szCs w:val="20"/>
+        </w:rPr>
+        <w:t xml:space="preserve"> 또는 </w:t>
+      </w:r>
+      <w:r>
+        <w:rPr>
+          <w:rFonts w:ascii="Malgun Gothic" w:cs="Malgun Gothic" w:eastAsia="Malgun Gothic" w:hAnsi="Malgun Gothic"/>
+          <w:b/>
+          <w:bCs/>
+          <w:sz w:val="20"/>
+          <w:szCs w:val="20"/>
+        </w:rPr>
+        <w:t xml:space="preserve">Resolve (미국)</w:t>
+      </w:r>
+      <w:r>
+        <w:rPr>
+          <w:rFonts w:ascii="Malgun Gothic" w:cs="Malgun Gothic" w:eastAsia="Malgun Gothic" w:hAnsi="Malgun Gothic"/>
+          <w:sz w:val="20"/>
+          <w:szCs w:val="20"/>
+        </w:rPr>
+        <w:t xml:space="preserve"> 우선 검토.</w:t>
+      </w:r>
+    </w:p>
+    <w:p>
+      <w:r>
+        <w:t xml:space="preserve"/>
+      </w:r>
+    </w:p>
+    <w:p>
+      <w:pPr>
+        <w:pStyle w:val="Heading3"/>
+        <w:spacing w:after="120" w:before="240"/>
+      </w:pPr>
+      <w:r>
+        <w:rPr>
+          <w:rFonts w:ascii="Malgun Gothic" w:cs="Malgun Gothic" w:eastAsia="Malgun Gothic" w:hAnsi="Malgun Gothic"/>
+          <w:b/>
+          <w:bCs/>
+          <w:sz w:val="26"/>
+          <w:szCs w:val="26"/>
+        </w:rPr>
+        <w:t xml:space="preserve">📌 6. WebBeds 실제 결제 정책 (실측)</w:t>
+      </w:r>
+    </w:p>
+    <w:p>
+      <w:r>
+        <w:t xml:space="preserve"/>
+      </w:r>
+    </w:p>
+    <w:p>
+      <w:pPr>
+        <w:pStyle w:val="ListParagraph"/>
+        <w:numPr>
+          <w:ilvl w:val="0"/>
+          <w:numId w:val="3"/>
+        </w:numPr>
+        <w:spacing w:after="60"/>
+      </w:pPr>
+      <w:r>
+        <w:rPr>
+          <w:rFonts w:ascii="Malgun Gothic" w:cs="Malgun Gothic" w:eastAsia="Malgun Gothic" w:hAnsi="Malgun Gothic"/>
+          <w:b/>
+          <w:bCs/>
+          <w:sz w:val="20"/>
+          <w:szCs w:val="20"/>
+        </w:rPr>
+        <w:t xml:space="preserve">결제 기한</w:t>
+      </w:r>
+      <w:r>
+        <w:rPr>
+          <w:rFonts w:ascii="Malgun Gothic" w:cs="Malgun Gothic" w:eastAsia="Malgun Gothic" w:hAnsi="Malgun Gothic"/>
+          <w:sz w:val="20"/>
+          <w:szCs w:val="20"/>
+        </w:rPr>
+        <w:t xml:space="preserve">: </w:t>
+      </w:r>
+      <w:r>
+        <w:rPr>
+          <w:rFonts w:ascii="Malgun Gothic" w:cs="Malgun Gothic" w:eastAsia="Malgun Gothic" w:hAnsi="Malgun Gothic"/>
+          <w:b/>
+          <w:bCs/>
+          <w:sz w:val="20"/>
+          <w:szCs w:val="20"/>
+        </w:rPr>
+        <w:t xml:space="preserve">인보이스 발행일로부터 21일 이내</w:t>
+      </w:r>
+    </w:p>
+    <w:p>
+      <w:pPr>
+        <w:pStyle w:val="ListParagraph"/>
+        <w:numPr>
+          <w:ilvl w:val="0"/>
+          <w:numId w:val="3"/>
+        </w:numPr>
+        <w:spacing w:after="60"/>
+      </w:pPr>
+      <w:r>
+        <w:rPr>
+          <w:rFonts w:ascii="Malgun Gothic" w:cs="Malgun Gothic" w:eastAsia="Malgun Gothic" w:hAnsi="Malgun Gothic"/>
+          <w:b/>
+          <w:bCs/>
+          <w:sz w:val="20"/>
+          <w:szCs w:val="20"/>
+        </w:rPr>
+        <w:t xml:space="preserve">Credit Line 발급 요건</w:t>
+      </w:r>
+      <w:r>
+        <w:rPr>
+          <w:rFonts w:ascii="Malgun Gothic" w:cs="Malgun Gothic" w:eastAsia="Malgun Gothic" w:hAnsi="Malgun Gothic"/>
+          <w:sz w:val="20"/>
+          <w:szCs w:val="20"/>
+        </w:rPr>
+        <w:t xml:space="preserve">: Floating Deposit OR Bank Guarantee (국제 인정 은행) 필요</w:t>
+      </w:r>
+    </w:p>
+    <w:p>
+      <w:pPr>
+        <w:pStyle w:val="ListParagraph"/>
+        <w:numPr>
+          <w:ilvl w:val="0"/>
+          <w:numId w:val="3"/>
+        </w:numPr>
+        <w:spacing w:after="60"/>
+      </w:pPr>
+      <w:r>
+        <w:rPr>
+          <w:rFonts w:ascii="Malgun Gothic" w:cs="Malgun Gothic" w:eastAsia="Malgun Gothic" w:hAnsi="Malgun Gothic"/>
+          <w:b/>
+          <w:bCs/>
+          <w:sz w:val="20"/>
+          <w:szCs w:val="20"/>
+        </w:rPr>
+        <w:t xml:space="preserve">커미션 구조</w:t>
+      </w:r>
+      <w:r>
+        <w:rPr>
+          <w:rFonts w:ascii="Malgun Gothic" w:cs="Malgun Gothic" w:eastAsia="Malgun Gothic" w:hAnsi="Malgun Gothic"/>
+          <w:sz w:val="20"/>
+          <w:szCs w:val="20"/>
+        </w:rPr>
+        <w:t xml:space="preserve">: 1~25% Supervisor가 자유 설정</w:t>
+      </w:r>
+    </w:p>
+    <w:p>
+      <w:pPr>
+        <w:pStyle w:val="ListParagraph"/>
+        <w:numPr>
+          <w:ilvl w:val="0"/>
+          <w:numId w:val="3"/>
+        </w:numPr>
+        <w:spacing w:after="60"/>
+      </w:pPr>
+      <w:r>
+        <w:rPr>
+          <w:rFonts w:ascii="Malgun Gothic" w:cs="Malgun Gothic" w:eastAsia="Malgun Gothic" w:hAnsi="Malgun Gothic"/>
+          <w:b/>
+          <w:bCs/>
+          <w:sz w:val="20"/>
+          <w:szCs w:val="20"/>
+        </w:rPr>
+        <w:t xml:space="preserve">개별 사용자 커미션</w:t>
+      </w:r>
+      <w:r>
+        <w:rPr>
+          <w:rFonts w:ascii="Malgun Gothic" w:cs="Malgun Gothic" w:eastAsia="Malgun Gothic" w:hAnsi="Malgun Gothic"/>
+          <w:sz w:val="20"/>
+          <w:szCs w:val="20"/>
+        </w:rPr>
+        <w:t xml:space="preserve">: 예약별 변경 가능</w:t>
+      </w:r>
+    </w:p>
+    <w:p>
+      <w:r>
+        <w:t xml:space="preserve"/>
+      </w:r>
+    </w:p>
+    <w:p>
+      <w:pPr>
+        <w:spacing w:after="80"/>
+      </w:pPr>
+      <w:r>
+        <w:rPr>
+          <w:rFonts w:ascii="Malgun Gothic" w:cs="Malgun Gothic" w:eastAsia="Malgun Gothic" w:hAnsi="Malgun Gothic"/>
+          <w:sz w:val="20"/>
+          <w:szCs w:val="20"/>
+        </w:rPr>
+        <w:t xml:space="preserve">→ DOTBIZ Net-30보다 </w:t>
+      </w:r>
+      <w:r>
+        <w:rPr>
+          <w:rFonts w:ascii="Malgun Gothic" w:cs="Malgun Gothic" w:eastAsia="Malgun Gothic" w:hAnsi="Malgun Gothic"/>
+          <w:b/>
+          <w:bCs/>
+          <w:sz w:val="20"/>
+          <w:szCs w:val="20"/>
+        </w:rPr>
+        <w:t xml:space="preserve">더 엄격한 Net-21</w:t>
+      </w:r>
+      <w:r>
+        <w:rPr>
+          <w:rFonts w:ascii="Malgun Gothic" w:cs="Malgun Gothic" w:eastAsia="Malgun Gothic" w:hAnsi="Malgun Gothic"/>
+          <w:sz w:val="20"/>
+          <w:szCs w:val="20"/>
+        </w:rPr>
+        <w:t xml:space="preserve"> + 디포짓 강제</w:t>
+      </w:r>
+    </w:p>
+    <w:p>
+      <w:r>
+        <w:t xml:space="preserve"/>
+      </w:r>
+    </w:p>
+    <w:p>
+      <w:pPr>
+        <w:pStyle w:val="Heading3"/>
+        <w:spacing w:after="120" w:before="240"/>
+      </w:pPr>
+      <w:r>
+        <w:rPr>
+          <w:rFonts w:ascii="Malgun Gothic" w:cs="Malgun Gothic" w:eastAsia="Malgun Gothic" w:hAnsi="Malgun Gothic"/>
+          <w:b/>
+          <w:bCs/>
+          <w:sz w:val="26"/>
+          <w:szCs w:val="26"/>
+        </w:rPr>
+        <w:t xml:space="preserve">📌 7. Ratehawk 실제 결제 방식 (실측)</w:t>
+      </w:r>
+    </w:p>
+    <w:p>
+      <w:r>
+        <w:t xml:space="preserve"/>
+      </w:r>
+    </w:p>
+    <w:p>
+      <w:pPr>
+        <w:pStyle w:val="ListParagraph"/>
+        <w:numPr>
+          <w:ilvl w:val="0"/>
+          <w:numId w:val="3"/>
+        </w:numPr>
+        <w:spacing w:after="60"/>
+      </w:pPr>
+      <w:r>
+        <w:rPr>
+          <w:rFonts w:ascii="Malgun Gothic" w:cs="Malgun Gothic" w:eastAsia="Malgun Gothic" w:hAnsi="Malgun Gothic"/>
+          <w:b/>
+          <w:bCs/>
+          <w:sz w:val="20"/>
+          <w:szCs w:val="20"/>
+        </w:rPr>
+        <w:t xml:space="preserve">모델</w:t>
+      </w:r>
+      <w:r>
+        <w:rPr>
+          <w:rFonts w:ascii="Malgun Gothic" w:cs="Malgun Gothic" w:eastAsia="Malgun Gothic" w:hAnsi="Malgun Gothic"/>
+          <w:sz w:val="20"/>
+          <w:szCs w:val="20"/>
+        </w:rPr>
+        <w:t xml:space="preserve">: </w:t>
+      </w:r>
+      <w:r>
+        <w:rPr>
+          <w:rFonts w:ascii="Malgun Gothic" w:cs="Malgun Gothic" w:eastAsia="Malgun Gothic" w:hAnsi="Malgun Gothic"/>
+          <w:b/>
+          <w:bCs/>
+          <w:sz w:val="20"/>
+          <w:szCs w:val="20"/>
+        </w:rPr>
+        <w:t xml:space="preserve">Net rate only</w:t>
+      </w:r>
+      <w:r>
+        <w:rPr>
+          <w:rFonts w:ascii="Malgun Gothic" w:cs="Malgun Gothic" w:eastAsia="Malgun Gothic" w:hAnsi="Malgun Gothic"/>
+          <w:sz w:val="20"/>
+          <w:szCs w:val="20"/>
+        </w:rPr>
+        <w:t xml:space="preserve"> (커미션 X, 마크업 자유)</w:t>
+      </w:r>
+    </w:p>
+    <w:p>
+      <w:pPr>
+        <w:pStyle w:val="ListParagraph"/>
+        <w:numPr>
+          <w:ilvl w:val="0"/>
+          <w:numId w:val="3"/>
+        </w:numPr>
+        <w:spacing w:after="60"/>
+      </w:pPr>
+      <w:r>
+        <w:rPr>
+          <w:rFonts w:ascii="Malgun Gothic" w:cs="Malgun Gothic" w:eastAsia="Malgun Gothic" w:hAnsi="Malgun Gothic"/>
+          <w:b/>
+          <w:bCs/>
+          <w:sz w:val="20"/>
+          <w:szCs w:val="20"/>
+        </w:rPr>
+        <w:t xml:space="preserve">결제 옵션</w:t>
+      </w:r>
+      <w:r>
+        <w:rPr>
+          <w:rFonts w:ascii="Malgun Gothic" w:cs="Malgun Gothic" w:eastAsia="Malgun Gothic" w:hAnsi="Malgun Gothic"/>
+          <w:sz w:val="20"/>
+          <w:szCs w:val="20"/>
+        </w:rPr>
+        <w:t xml:space="preserve">: Invoice / Credit card / Credit limit (후불)</w:t>
+      </w:r>
+    </w:p>
+    <w:p>
+      <w:pPr>
+        <w:pStyle w:val="ListParagraph"/>
+        <w:numPr>
+          <w:ilvl w:val="0"/>
+          <w:numId w:val="3"/>
+        </w:numPr>
+        <w:spacing w:after="60"/>
+      </w:pPr>
+      <w:r>
+        <w:rPr>
+          <w:rFonts w:ascii="Malgun Gothic" w:cs="Malgun Gothic" w:eastAsia="Malgun Gothic" w:hAnsi="Malgun Gothic"/>
+          <w:b/>
+          <w:bCs/>
+          <w:sz w:val="20"/>
+          <w:szCs w:val="20"/>
+        </w:rPr>
+        <w:t xml:space="preserve">Pay By Link</w:t>
+      </w:r>
+      <w:r>
+        <w:rPr>
+          <w:rFonts w:ascii="Malgun Gothic" w:cs="Malgun Gothic" w:eastAsia="Malgun Gothic" w:hAnsi="Malgun Gothic"/>
+          <w:sz w:val="20"/>
+          <w:szCs w:val="20"/>
+        </w:rPr>
+        <w:t xml:space="preserve">: 에이전트가 고객에게 결제 링크 전송 (가상카드 유사 효과)</w:t>
+      </w:r>
+    </w:p>
+    <w:p>
+      <w:pPr>
+        <w:pStyle w:val="ListParagraph"/>
+        <w:numPr>
+          <w:ilvl w:val="0"/>
+          <w:numId w:val="3"/>
+        </w:numPr>
+        <w:spacing w:after="60"/>
+      </w:pPr>
+      <w:r>
+        <w:rPr>
+          <w:rFonts w:ascii="Malgun Gothic" w:cs="Malgun Gothic" w:eastAsia="Malgun Gothic" w:hAnsi="Malgun Gothic"/>
+          <w:b/>
+          <w:bCs/>
+          <w:sz w:val="20"/>
+          <w:szCs w:val="20"/>
+        </w:rPr>
+        <w:t xml:space="preserve">신규 (2025)</w:t>
+      </w:r>
+      <w:r>
+        <w:rPr>
+          <w:rFonts w:ascii="Malgun Gothic" w:cs="Malgun Gothic" w:eastAsia="Malgun Gothic" w:hAnsi="Malgun Gothic"/>
+          <w:sz w:val="20"/>
+          <w:szCs w:val="20"/>
+        </w:rPr>
+        <w:t xml:space="preserve">: 카드 결제 (Net + Gross 모두 가능)</w:t>
+      </w:r>
+    </w:p>
+    <w:p>
+      <w:r>
+        <w:t xml:space="preserve"/>
+      </w:r>
+    </w:p>
+    <w:p>
+      <w:pPr>
+        <w:spacing w:after="80"/>
+      </w:pPr>
+      <w:r>
+        <w:rPr>
+          <w:rFonts w:ascii="Malgun Gothic" w:cs="Malgun Gothic" w:eastAsia="Malgun Gothic" w:hAnsi="Malgun Gothic"/>
+          <w:sz w:val="20"/>
+          <w:szCs w:val="20"/>
+        </w:rPr>
+        <w:t xml:space="preserve">→ DOTBIZ가 Ratehawk 식 "Pay By Link" 모델 차용 가능</w:t>
+      </w:r>
+    </w:p>
+    <w:p>
+      <w:r>
+        <w:t xml:space="preserve"/>
+      </w:r>
+    </w:p>
+    <w:p>
+      <w:pPr>
+        <w:pStyle w:val="Heading3"/>
+        <w:spacing w:after="120" w:before="240"/>
+      </w:pPr>
+      <w:r>
+        <w:rPr>
+          <w:rFonts w:ascii="Malgun Gothic" w:cs="Malgun Gothic" w:eastAsia="Malgun Gothic" w:hAnsi="Malgun Gothic"/>
+          <w:b/>
+          <w:bCs/>
+          <w:sz w:val="26"/>
+          <w:szCs w:val="26"/>
+        </w:rPr>
+        <w:t xml:space="preserve">📌 8. DIDA Travel 실측</w:t>
+      </w:r>
+    </w:p>
+    <w:p>
+      <w:r>
+        <w:t xml:space="preserve"/>
+      </w:r>
+    </w:p>
+    <w:p>
+      <w:pPr>
+        <w:pStyle w:val="ListParagraph"/>
+        <w:numPr>
+          <w:ilvl w:val="0"/>
+          <w:numId w:val="3"/>
+        </w:numPr>
+        <w:spacing w:after="60"/>
+      </w:pPr>
+      <w:r>
+        <w:rPr>
+          <w:rFonts w:ascii="Malgun Gothic" w:cs="Malgun Gothic" w:eastAsia="Malgun Gothic" w:hAnsi="Malgun Gothic"/>
+          <w:b/>
+          <w:bCs/>
+          <w:sz w:val="20"/>
+          <w:szCs w:val="20"/>
+        </w:rPr>
+        <w:t xml:space="preserve">B2B 플랫폼</w:t>
+      </w:r>
+      <w:r>
+        <w:rPr>
+          <w:rFonts w:ascii="Malgun Gothic" w:cs="Malgun Gothic" w:eastAsia="Malgun Gothic" w:hAnsi="Malgun Gothic"/>
+          <w:sz w:val="20"/>
+          <w:szCs w:val="20"/>
+        </w:rPr>
+        <w:t xml:space="preserve">: 진입비/커미션 </w:t>
+      </w:r>
+      <w:r>
+        <w:rPr>
+          <w:rFonts w:ascii="Malgun Gothic" w:cs="Malgun Gothic" w:eastAsia="Malgun Gothic" w:hAnsi="Malgun Gothic"/>
+          <w:b/>
+          <w:bCs/>
+          <w:sz w:val="20"/>
+          <w:szCs w:val="20"/>
+        </w:rPr>
+        <w:t xml:space="preserve">무료</w:t>
+      </w:r>
+    </w:p>
+    <w:p>
+      <w:pPr>
+        <w:pStyle w:val="ListParagraph"/>
+        <w:numPr>
+          <w:ilvl w:val="0"/>
+          <w:numId w:val="3"/>
+        </w:numPr>
+        <w:spacing w:after="60"/>
+      </w:pPr>
+      <w:r>
+        <w:rPr>
+          <w:rFonts w:ascii="Malgun Gothic" w:cs="Malgun Gothic" w:eastAsia="Malgun Gothic" w:hAnsi="Malgun Gothic"/>
+          <w:b/>
+          <w:bCs/>
+          <w:sz w:val="20"/>
+          <w:szCs w:val="20"/>
+        </w:rPr>
+        <w:t xml:space="preserve">호텔 직접 계약</w:t>
+      </w:r>
+      <w:r>
+        <w:rPr>
+          <w:rFonts w:ascii="Malgun Gothic" w:cs="Malgun Gothic" w:eastAsia="Malgun Gothic" w:hAnsi="Malgun Gothic"/>
+          <w:sz w:val="20"/>
+          <w:szCs w:val="20"/>
+        </w:rPr>
+        <w:t xml:space="preserve">: 100,000+</w:t>
+      </w:r>
+    </w:p>
+    <w:p>
+      <w:pPr>
+        <w:pStyle w:val="ListParagraph"/>
+        <w:numPr>
+          <w:ilvl w:val="0"/>
+          <w:numId w:val="3"/>
+        </w:numPr>
+        <w:spacing w:after="60"/>
+      </w:pPr>
+      <w:r>
+        <w:rPr>
+          <w:rFonts w:ascii="Malgun Gothic" w:cs="Malgun Gothic" w:eastAsia="Malgun Gothic" w:hAnsi="Malgun Gothic"/>
+          <w:b/>
+          <w:bCs/>
+          <w:sz w:val="20"/>
+          <w:szCs w:val="20"/>
+        </w:rPr>
+        <w:t xml:space="preserve">시장 포지셔닝</w:t>
+      </w:r>
+      <w:r>
+        <w:rPr>
+          <w:rFonts w:ascii="Malgun Gothic" w:cs="Malgun Gothic" w:eastAsia="Malgun Gothic" w:hAnsi="Malgun Gothic"/>
+          <w:sz w:val="20"/>
+          <w:szCs w:val="20"/>
+        </w:rPr>
+        <w:t xml:space="preserve">: Secondary 마켓 (예약량의 15~20% 채널)</w:t>
+      </w:r>
+    </w:p>
+    <w:p>
+      <w:r>
+        <w:t xml:space="preserve"/>
+      </w:r>
+    </w:p>
+    <w:p>
+      <w:pPr>
+        <w:spacing w:after="80"/>
+      </w:pPr>
+      <w:r>
+        <w:rPr>
+          <w:rFonts w:ascii="Malgun Gothic" w:cs="Malgun Gothic" w:eastAsia="Malgun Gothic" w:hAnsi="Malgun Gothic"/>
+          <w:sz w:val="20"/>
+          <w:szCs w:val="20"/>
+        </w:rPr>
+        <w:t xml:space="preserve">→ DIDA Gap Analysis 자료와 일치</w:t>
+      </w:r>
+    </w:p>
+    <w:p>
+      <w:r>
+        <w:t xml:space="preserve"/>
+      </w:r>
+    </w:p>
+    <w:p>
+      <w:pPr>
+        <w:pStyle w:val="Heading3"/>
+        <w:spacing w:after="120" w:before="240"/>
+      </w:pPr>
+      <w:r>
+        <w:rPr>
+          <w:rFonts w:ascii="Malgun Gothic" w:cs="Malgun Gothic" w:eastAsia="Malgun Gothic" w:hAnsi="Malgun Gothic"/>
+          <w:b/>
+          <w:bCs/>
+          <w:sz w:val="26"/>
+          <w:szCs w:val="26"/>
+        </w:rPr>
+        <w:t xml:space="preserve">📌 9. Trip.com 그룹 (참고)</w:t>
+      </w:r>
+    </w:p>
+    <w:p>
+      <w:r>
+        <w:t xml:space="preserve"/>
+      </w:r>
+    </w:p>
+    <w:p>
+      <w:pPr>
+        <w:pStyle w:val="ListParagraph"/>
+        <w:numPr>
+          <w:ilvl w:val="0"/>
+          <w:numId w:val="3"/>
+        </w:numPr>
+        <w:spacing w:after="60"/>
+      </w:pPr>
+      <w:r>
+        <w:rPr>
+          <w:rFonts w:ascii="Malgun Gothic" w:cs="Malgun Gothic" w:eastAsia="Malgun Gothic" w:hAnsi="Malgun Gothic"/>
+          <w:b/>
+          <w:bCs/>
+          <w:sz w:val="20"/>
+          <w:szCs w:val="20"/>
+        </w:rPr>
+        <w:t xml:space="preserve">Affiliate (B2C)</w:t>
+      </w:r>
+      <w:r>
+        <w:rPr>
+          <w:rFonts w:ascii="Malgun Gothic" w:cs="Malgun Gothic" w:eastAsia="Malgun Gothic" w:hAnsi="Malgun Gothic"/>
+          <w:sz w:val="20"/>
+          <w:szCs w:val="20"/>
+        </w:rPr>
+        <w:t xml:space="preserve">: 커미션 5.5%까지</w:t>
+      </w:r>
+    </w:p>
+    <w:p>
+      <w:pPr>
+        <w:pStyle w:val="ListParagraph"/>
+        <w:numPr>
+          <w:ilvl w:val="0"/>
+          <w:numId w:val="3"/>
+        </w:numPr>
+        <w:spacing w:after="60"/>
+      </w:pPr>
+      <w:r>
+        <w:rPr>
+          <w:rFonts w:ascii="Malgun Gothic" w:cs="Malgun Gothic" w:eastAsia="Malgun Gothic" w:hAnsi="Malgun Gothic"/>
+          <w:b/>
+          <w:bCs/>
+          <w:sz w:val="20"/>
+          <w:szCs w:val="20"/>
+        </w:rPr>
+        <w:t xml:space="preserve">Trade (B2B)</w:t>
+      </w:r>
+      <w:r>
+        <w:rPr>
+          <w:rFonts w:ascii="Malgun Gothic" w:cs="Malgun Gothic" w:eastAsia="Malgun Gothic" w:hAnsi="Malgun Gothic"/>
+          <w:sz w:val="20"/>
+          <w:szCs w:val="20"/>
+        </w:rPr>
+        <w:t xml:space="preserve">: 별도 트랙, 공개 자료 부족</w:t>
+      </w:r>
+    </w:p>
+    <w:p>
+      <w:pPr>
+        <w:pStyle w:val="ListParagraph"/>
+        <w:numPr>
+          <w:ilvl w:val="0"/>
+          <w:numId w:val="3"/>
+        </w:numPr>
+        <w:spacing w:after="60"/>
+      </w:pPr>
+      <w:r>
+        <w:rPr>
+          <w:rFonts w:ascii="Malgun Gothic" w:cs="Malgun Gothic" w:eastAsia="Malgun Gothic" w:hAnsi="Malgun Gothic"/>
+          <w:b/>
+          <w:bCs/>
+          <w:sz w:val="20"/>
+          <w:szCs w:val="20"/>
+        </w:rPr>
+        <w:t xml:space="preserve">결제 수단</w:t>
+      </w:r>
+      <w:r>
+        <w:rPr>
+          <w:rFonts w:ascii="Malgun Gothic" w:cs="Malgun Gothic" w:eastAsia="Malgun Gothic" w:hAnsi="Malgun Gothic"/>
+          <w:sz w:val="20"/>
+          <w:szCs w:val="20"/>
+        </w:rPr>
+        <w:t xml:space="preserve">: Visa/MC/AMEX/JCB/UnionPay/Alipay/WeChat/PayPal/Apple/Google Pay</w:t>
+      </w:r>
+    </w:p>
+    <w:p>
+      <w:r>
+        <w:t xml:space="preserve"/>
+      </w:r>
+    </w:p>
+    <w:p>
+      <w:pPr>
+        <w:pBdr>
+          <w:bottom w:val="single" w:color="999999" w:sz="6" w:space="1"/>
+        </w:pBdr>
+        <w:spacing w:after="100" w:before="100"/>
+      </w:pPr>
+      <w:r>
+        <w:t xml:space="preserve"/>
+      </w:r>
+    </w:p>
+    <w:p>
+      <w:r>
+        <w:t xml:space="preserve"/>
+      </w:r>
+    </w:p>
+    <w:p>
+      <w:pPr>
+        <w:pStyle w:val="Heading2"/>
+        <w:spacing w:after="150" w:before="300"/>
+      </w:pPr>
+      <w:r>
+        <w:rPr>
+          <w:rFonts w:ascii="Malgun Gothic" w:cs="Malgun Gothic" w:eastAsia="Malgun Gothic" w:hAnsi="Malgun Gothic"/>
+          <w:b/>
+          <w:bCs/>
+          <w:sz w:val="30"/>
+          <w:szCs w:val="30"/>
+        </w:rPr>
+        <w:t xml:space="preserve">🎯 웹 리서치 핵심 발견 (실측 기반 결론)</w:t>
+      </w:r>
+    </w:p>
+    <w:p>
+      <w:r>
+        <w:t xml:space="preserve"/>
+      </w:r>
+    </w:p>
+    <w:p>
+      <w:pPr>
+        <w:pStyle w:val="Heading3"/>
+        <w:spacing w:after="120" w:before="240"/>
+      </w:pPr>
+      <w:r>
+        <w:rPr>
+          <w:rFonts w:ascii="Malgun Gothic" w:cs="Malgun Gothic" w:eastAsia="Malgun Gothic" w:hAnsi="Malgun Gothic"/>
+          <w:b/>
+          <w:bCs/>
+          <w:sz w:val="26"/>
+          <w:szCs w:val="26"/>
+        </w:rPr>
+        <w:t xml:space="preserve">1. **한국 시장 = 가상계좌 압도적 유리** ✅</w:t>
+      </w:r>
+    </w:p>
+    <w:p>
+      <w:pPr>
+        <w:pStyle w:val="ListParagraph"/>
+        <w:numPr>
+          <w:ilvl w:val="0"/>
+          <w:numId w:val="3"/>
+        </w:numPr>
+        <w:spacing w:after="60"/>
+      </w:pPr>
+      <w:r>
+        <w:rPr>
+          <w:rFonts w:ascii="Malgun Gothic" w:cs="Malgun Gothic" w:eastAsia="Malgun Gothic" w:hAnsi="Malgun Gothic"/>
+          <w:sz w:val="20"/>
+          <w:szCs w:val="20"/>
+        </w:rPr>
+        <w:t xml:space="preserve">PG 카드 2.1~3.3% vs 가상계좌 </w:t>
+      </w:r>
+      <w:r>
+        <w:rPr>
+          <w:rFonts w:ascii="Malgun Gothic" w:cs="Malgun Gothic" w:eastAsia="Malgun Gothic" w:hAnsi="Malgun Gothic"/>
+          <w:b/>
+          <w:bCs/>
+          <w:sz w:val="20"/>
+          <w:szCs w:val="20"/>
+        </w:rPr>
+        <w:t xml:space="preserve">건당 250원 (0.025%)</w:t>
+      </w:r>
+    </w:p>
+    <w:p>
+      <w:pPr>
+        <w:pStyle w:val="ListParagraph"/>
+        <w:numPr>
+          <w:ilvl w:val="0"/>
+          <w:numId w:val="3"/>
+        </w:numPr>
+        <w:spacing w:after="60"/>
+      </w:pPr>
+      <w:r>
+        <w:rPr>
+          <w:rFonts w:ascii="Malgun Gothic" w:cs="Malgun Gothic" w:eastAsia="Malgun Gothic" w:hAnsi="Malgun Gothic"/>
+          <w:sz w:val="20"/>
+          <w:szCs w:val="20"/>
+        </w:rPr>
+        <w:t xml:space="preserve">$1000 결제 시 21,000~33,000원 vs </w:t>
+      </w:r>
+      <w:r>
+        <w:rPr>
+          <w:rFonts w:ascii="Malgun Gothic" w:cs="Malgun Gothic" w:eastAsia="Malgun Gothic" w:hAnsi="Malgun Gothic"/>
+          <w:b/>
+          <w:bCs/>
+          <w:sz w:val="20"/>
+          <w:szCs w:val="20"/>
+        </w:rPr>
+        <w:t xml:space="preserve">250원</w:t>
+      </w:r>
+    </w:p>
+    <w:p>
+      <w:pPr>
+        <w:pStyle w:val="ListParagraph"/>
+        <w:numPr>
+          <w:ilvl w:val="0"/>
+          <w:numId w:val="3"/>
+        </w:numPr>
+        <w:spacing w:after="60"/>
+      </w:pPr>
+      <w:r>
+        <w:rPr>
+          <w:rFonts w:ascii="Malgun Gothic" w:cs="Malgun Gothic" w:eastAsia="Malgun Gothic" w:hAnsi="Malgun Gothic"/>
+          <w:sz w:val="20"/>
+          <w:szCs w:val="20"/>
+        </w:rPr>
+        <w:t xml:space="preserve">→ 한국 B2B는 가상계좌 표준화 필수</w:t>
+      </w:r>
+    </w:p>
+    <w:p>
+      <w:r>
+        <w:t xml:space="preserve"/>
+      </w:r>
+    </w:p>
+    <w:p>
+      <w:pPr>
+        <w:pStyle w:val="Heading3"/>
+        <w:spacing w:after="120" w:before="240"/>
+      </w:pPr>
+      <w:r>
+        <w:rPr>
+          <w:rFonts w:ascii="Malgun Gothic" w:cs="Malgun Gothic" w:eastAsia="Malgun Gothic" w:hAnsi="Malgun Gothic"/>
+          <w:b/>
+          <w:bCs/>
+          <w:sz w:val="26"/>
+          <w:szCs w:val="26"/>
+        </w:rPr>
+        <w:t xml:space="preserve">2. **글로벌 PG (Stripe/Eximbay) = 마진 잠식 확인** ⚠️</w:t>
+      </w:r>
+    </w:p>
+    <w:p>
+      <w:pPr>
+        <w:pStyle w:val="ListParagraph"/>
+        <w:numPr>
+          <w:ilvl w:val="0"/>
+          <w:numId w:val="3"/>
+        </w:numPr>
+        <w:spacing w:after="60"/>
+      </w:pPr>
+      <w:r>
+        <w:rPr>
+          <w:rFonts w:ascii="Malgun Gothic" w:cs="Malgun Gothic" w:eastAsia="Malgun Gothic" w:hAnsi="Malgun Gothic"/>
+          <w:sz w:val="20"/>
+          <w:szCs w:val="20"/>
+        </w:rPr>
+        <w:t xml:space="preserve">Stripe 일본 3.6% + 국제 1.5% = </w:t>
+      </w:r>
+      <w:r>
+        <w:rPr>
+          <w:rFonts w:ascii="Malgun Gothic" w:cs="Malgun Gothic" w:eastAsia="Malgun Gothic" w:hAnsi="Malgun Gothic"/>
+          <w:b/>
+          <w:bCs/>
+          <w:sz w:val="20"/>
+          <w:szCs w:val="20"/>
+        </w:rPr>
+        <w:t xml:space="preserve">5.1%</w:t>
+      </w:r>
+      <w:r>
+        <w:rPr>
+          <w:rFonts w:ascii="Malgun Gothic" w:cs="Malgun Gothic" w:eastAsia="Malgun Gothic" w:hAnsi="Malgun Gothic"/>
+          <w:sz w:val="20"/>
+          <w:szCs w:val="20"/>
+        </w:rPr>
+        <w:t xml:space="preserve"> (마진 4% 초과)</w:t>
+      </w:r>
+    </w:p>
+    <w:p>
+      <w:pPr>
+        <w:pStyle w:val="ListParagraph"/>
+        <w:numPr>
+          <w:ilvl w:val="0"/>
+          <w:numId w:val="3"/>
+        </w:numPr>
+        <w:spacing w:after="60"/>
+      </w:pPr>
+      <w:r>
+        <w:rPr>
+          <w:rFonts w:ascii="Malgun Gothic" w:cs="Malgun Gothic" w:eastAsia="Malgun Gothic" w:hAnsi="Malgun Gothic"/>
+          <w:sz w:val="20"/>
+          <w:szCs w:val="20"/>
+        </w:rPr>
+        <w:t xml:space="preserve">→ 글로벌 PG 단독 운영 = 역마진 확정</w:t>
+      </w:r>
+    </w:p>
+    <w:p>
+      <w:pPr>
+        <w:pStyle w:val="ListParagraph"/>
+        <w:numPr>
+          <w:ilvl w:val="0"/>
+          <w:numId w:val="3"/>
+        </w:numPr>
+        <w:spacing w:after="60"/>
+      </w:pPr>
+      <w:r>
+        <w:rPr>
+          <w:rFonts w:ascii="Malgun Gothic" w:cs="Malgun Gothic" w:eastAsia="Malgun Gothic" w:hAnsi="Malgun Gothic"/>
+          <w:sz w:val="20"/>
+          <w:szCs w:val="20"/>
+        </w:rPr>
+        <w:t xml:space="preserve">→ Local PG / 비-PG 결제 우선 필수</w:t>
+      </w:r>
+    </w:p>
+    <w:p>
+      <w:r>
+        <w:t xml:space="preserve"/>
+      </w:r>
+    </w:p>
+    <w:p>
+      <w:pPr>
+        <w:pStyle w:val="Heading3"/>
+        <w:spacing w:after="120" w:before="240"/>
+      </w:pPr>
+      <w:r>
+        <w:rPr>
+          <w:rFonts w:ascii="Malgun Gothic" w:cs="Malgun Gothic" w:eastAsia="Malgun Gothic" w:hAnsi="Malgun Gothic"/>
+          <w:b/>
+          <w:bCs/>
+          <w:sz w:val="26"/>
+          <w:szCs w:val="26"/>
+        </w:rPr>
+        <w:t xml:space="preserve">3. **Trade Credit Insurance = 게임체인저 확인** ✅</w:t>
+      </w:r>
+    </w:p>
+    <w:p>
+      <w:pPr>
+        <w:pStyle w:val="ListParagraph"/>
+        <w:numPr>
+          <w:ilvl w:val="0"/>
+          <w:numId w:val="3"/>
+        </w:numPr>
+        <w:spacing w:after="60"/>
+      </w:pPr>
+      <w:r>
+        <w:rPr>
+          <w:rFonts w:ascii="Malgun Gothic" w:cs="Malgun Gothic" w:eastAsia="Malgun Gothic" w:hAnsi="Malgun Gothic"/>
+          <w:sz w:val="20"/>
+          <w:szCs w:val="20"/>
+        </w:rPr>
+        <w:t xml:space="preserve">보험료 0.1~0.5% &lt; PG 3.5%</w:t>
+      </w:r>
+    </w:p>
+    <w:p>
+      <w:pPr>
+        <w:pStyle w:val="ListParagraph"/>
+        <w:numPr>
+          <w:ilvl w:val="0"/>
+          <w:numId w:val="3"/>
+        </w:numPr>
+        <w:spacing w:after="60"/>
+      </w:pPr>
+      <w:r>
+        <w:rPr>
+          <w:rFonts w:ascii="Malgun Gothic" w:cs="Malgun Gothic" w:eastAsia="Malgun Gothic" w:hAnsi="Malgun Gothic"/>
+          <w:sz w:val="20"/>
+          <w:szCs w:val="20"/>
+        </w:rPr>
+        <w:t xml:space="preserve">No Deposit 대체 담보로 완전 합리적</w:t>
+      </w:r>
+    </w:p>
+    <w:p>
+      <w:pPr>
+        <w:pStyle w:val="ListParagraph"/>
+        <w:numPr>
+          <w:ilvl w:val="0"/>
+          <w:numId w:val="3"/>
+        </w:numPr>
+        <w:spacing w:after="60"/>
+      </w:pPr>
+      <w:r>
+        <w:rPr>
+          <w:rFonts w:ascii="Malgun Gothic" w:cs="Malgun Gothic" w:eastAsia="Malgun Gothic" w:hAnsi="Malgun Gothic"/>
+          <w:sz w:val="20"/>
+          <w:szCs w:val="20"/>
+        </w:rPr>
+        <w:t xml:space="preserve">단, 호텔업 사례 직접 확인 필요 (Atradius/Coface 컨택)</w:t>
+      </w:r>
+    </w:p>
+    <w:p>
+      <w:r>
+        <w:t xml:space="preserve"/>
+      </w:r>
+    </w:p>
+    <w:p>
+      <w:pPr>
+        <w:pStyle w:val="Heading3"/>
+        <w:spacing w:after="120" w:before="240"/>
+      </w:pPr>
+      <w:r>
+        <w:rPr>
+          <w:rFonts w:ascii="Malgun Gothic" w:cs="Malgun Gothic" w:eastAsia="Malgun Gothic" w:hAnsi="Malgun Gothic"/>
+          <w:b/>
+          <w:bCs/>
+          <w:sz w:val="26"/>
+          <w:szCs w:val="26"/>
+        </w:rPr>
+        <w:t xml:space="preserve">4. **B2B BNPL 시장 재편** ⚠️</w:t>
+      </w:r>
+    </w:p>
+    <w:p>
+      <w:pPr>
+        <w:pStyle w:val="ListParagraph"/>
+        <w:numPr>
+          <w:ilvl w:val="0"/>
+          <w:numId w:val="3"/>
+        </w:numPr>
+        <w:spacing w:after="60"/>
+      </w:pPr>
+      <w:r>
+        <w:rPr>
+          <w:rFonts w:ascii="Malgun Gothic" w:cs="Malgun Gothic" w:eastAsia="Malgun Gothic" w:hAnsi="Malgun Gothic"/>
+          <w:sz w:val="20"/>
+          <w:szCs w:val="20"/>
+        </w:rPr>
+        <w:t xml:space="preserve">Hokodo 폐업 → Billie/Mondu/Resolve 검토 필요</w:t>
+      </w:r>
+    </w:p>
+    <w:p>
+      <w:pPr>
+        <w:pStyle w:val="ListParagraph"/>
+        <w:numPr>
+          <w:ilvl w:val="0"/>
+          <w:numId w:val="3"/>
+        </w:numPr>
+        <w:spacing w:after="60"/>
+      </w:pPr>
+      <w:r>
+        <w:rPr>
+          <w:rFonts w:ascii="Malgun Gothic" w:cs="Malgun Gothic" w:eastAsia="Malgun Gothic" w:hAnsi="Malgun Gothic"/>
+          <w:sz w:val="20"/>
+          <w:szCs w:val="20"/>
+        </w:rPr>
+        <w:t xml:space="preserve">시장 변동성 큼 → 중장기 도입 (1순위 아님)</w:t>
+      </w:r>
+    </w:p>
+    <w:p>
+      <w:r>
+        <w:t xml:space="preserve"/>
+      </w:r>
+    </w:p>
+    <w:p>
+      <w:pPr>
+        <w:pStyle w:val="Heading3"/>
+        <w:spacing w:after="120" w:before="240"/>
+      </w:pPr>
+      <w:r>
+        <w:rPr>
+          <w:rFonts w:ascii="Malgun Gothic" w:cs="Malgun Gothic" w:eastAsia="Malgun Gothic" w:hAnsi="Malgun Gothic"/>
+          <w:b/>
+          <w:bCs/>
+          <w:sz w:val="26"/>
+          <w:szCs w:val="26"/>
+        </w:rPr>
+        <w:t xml:space="preserve">5. **경쟁사 결제 정책 — 모두 디포짓 + 신용 한도 표준**</w:t>
+      </w:r>
+    </w:p>
+    <w:p>
+      <w:pPr>
+        <w:pStyle w:val="ListParagraph"/>
+        <w:numPr>
+          <w:ilvl w:val="0"/>
+          <w:numId w:val="3"/>
+        </w:numPr>
+        <w:spacing w:after="60"/>
+      </w:pPr>
+      <w:r>
+        <w:rPr>
+          <w:rFonts w:ascii="Malgun Gothic" w:cs="Malgun Gothic" w:eastAsia="Malgun Gothic" w:hAnsi="Malgun Gothic"/>
+          <w:sz w:val="20"/>
+          <w:szCs w:val="20"/>
+        </w:rPr>
+        <w:t xml:space="preserve">WebBeds: Floating Deposit + Bank Guarantee 강제</w:t>
+      </w:r>
+    </w:p>
+    <w:p>
+      <w:pPr>
+        <w:pStyle w:val="ListParagraph"/>
+        <w:numPr>
+          <w:ilvl w:val="0"/>
+          <w:numId w:val="3"/>
+        </w:numPr>
+        <w:spacing w:after="60"/>
+      </w:pPr>
+      <w:r>
+        <w:rPr>
+          <w:rFonts w:ascii="Malgun Gothic" w:cs="Malgun Gothic" w:eastAsia="Malgun Gothic" w:hAnsi="Malgun Gothic"/>
+          <w:sz w:val="20"/>
+          <w:szCs w:val="20"/>
+        </w:rPr>
+        <w:t xml:space="preserve">Hotelbeds: 동일 패턴</w:t>
+      </w:r>
+    </w:p>
+    <w:p>
+      <w:pPr>
+        <w:pStyle w:val="ListParagraph"/>
+        <w:numPr>
+          <w:ilvl w:val="0"/>
+          <w:numId w:val="3"/>
+        </w:numPr>
+        <w:spacing w:after="60"/>
+      </w:pPr>
+      <w:r>
+        <w:rPr>
+          <w:rFonts w:ascii="Malgun Gothic" w:cs="Malgun Gothic" w:eastAsia="Malgun Gothic" w:hAnsi="Malgun Gothic"/>
+          <w:sz w:val="20"/>
+          <w:szCs w:val="20"/>
+        </w:rPr>
+        <w:t xml:space="preserve">Ratehawk: Credit limit 옵션</w:t>
+      </w:r>
+    </w:p>
+    <w:p>
+      <w:pPr>
+        <w:pStyle w:val="ListParagraph"/>
+        <w:numPr>
+          <w:ilvl w:val="0"/>
+          <w:numId w:val="3"/>
+        </w:numPr>
+        <w:spacing w:after="60"/>
+      </w:pPr>
+      <w:r>
+        <w:rPr>
+          <w:rFonts w:ascii="Malgun Gothic" w:cs="Malgun Gothic" w:eastAsia="Malgun Gothic" w:hAnsi="Malgun Gothic"/>
+          <w:sz w:val="20"/>
+          <w:szCs w:val="20"/>
+        </w:rPr>
+        <w:t xml:space="preserve">→ DOTBIZ의 6종 디포짓 정책은 업계 표준 부합</w:t>
+      </w:r>
+    </w:p>
+    <w:p>
+      <w:r>
+        <w:t xml:space="preserve"/>
+      </w:r>
+    </w:p>
+    <w:p>
+      <w:pPr>
+        <w:pStyle w:val="Heading3"/>
+        <w:spacing w:after="120" w:before="240"/>
+      </w:pPr>
+      <w:r>
+        <w:rPr>
+          <w:rFonts w:ascii="Malgun Gothic" w:cs="Malgun Gothic" w:eastAsia="Malgun Gothic" w:hAnsi="Malgun Gothic"/>
+          <w:b/>
+          <w:bCs/>
+          <w:sz w:val="26"/>
+          <w:szCs w:val="26"/>
+        </w:rPr>
+        <w:t xml:space="preserve">6. **Ratehawk "Pay By Link" = 차용 가치 큼**</w:t>
+      </w:r>
+    </w:p>
+    <w:p>
+      <w:pPr>
+        <w:pStyle w:val="ListParagraph"/>
+        <w:numPr>
+          <w:ilvl w:val="0"/>
+          <w:numId w:val="3"/>
+        </w:numPr>
+        <w:spacing w:after="60"/>
+      </w:pPr>
+      <w:r>
+        <w:rPr>
+          <w:rFonts w:ascii="Malgun Gothic" w:cs="Malgun Gothic" w:eastAsia="Malgun Gothic" w:hAnsi="Malgun Gothic"/>
+          <w:sz w:val="20"/>
+          <w:szCs w:val="20"/>
+        </w:rPr>
+        <w:t xml:space="preserve">에이전트가 고객에게 결제 링크 전송</w:t>
+      </w:r>
+    </w:p>
+    <w:p>
+      <w:pPr>
+        <w:pStyle w:val="ListParagraph"/>
+        <w:numPr>
+          <w:ilvl w:val="0"/>
+          <w:numId w:val="3"/>
+        </w:numPr>
+        <w:spacing w:after="60"/>
+      </w:pPr>
+      <w:r>
+        <w:rPr>
+          <w:rFonts w:ascii="Malgun Gothic" w:cs="Malgun Gothic" w:eastAsia="Malgun Gothic" w:hAnsi="Malgun Gothic"/>
+          <w:sz w:val="20"/>
+          <w:szCs w:val="20"/>
+        </w:rPr>
+        <w:t xml:space="preserve">카드 정보 DOTBIZ 미보유 (PCI-DSS 부담 감소)</w:t>
+      </w:r>
+    </w:p>
+    <w:p>
+      <w:pPr>
+        <w:pStyle w:val="ListParagraph"/>
+        <w:numPr>
+          <w:ilvl w:val="0"/>
+          <w:numId w:val="3"/>
+        </w:numPr>
+        <w:spacing w:after="60"/>
+      </w:pPr>
+      <w:r>
+        <w:rPr>
+          <w:rFonts w:ascii="Malgun Gothic" w:cs="Malgun Gothic" w:eastAsia="Malgun Gothic" w:hAnsi="Malgun Gothic"/>
+          <w:sz w:val="20"/>
+          <w:szCs w:val="20"/>
+        </w:rPr>
+        <w:t xml:space="preserve">DOTBIZ 신규 옵션으로 검토 권장</w:t>
       </w:r>
     </w:p>
     <w:p>
